--- a/Docs/FELVEO_PROJEKTMUNKA.docx
+++ b/Docs/FELVEO_PROJEKTMUNKA.docx
@@ -487,8 +487,6 @@
         </w:rPr>
         <w:t>Tartalomjegyzék</w:t>
       </w:r>
-      <w:bookmarkStart w:id="2" w:name="_GoBack"/>
-      <w:bookmarkEnd w:id="2"/>
     </w:p>
     <w:sdt>
       <w:sdtPr>
@@ -7446,12 +7444,12 @@
       <w:pPr>
         <w:pStyle w:val="Cmsor1"/>
       </w:pPr>
-      <w:bookmarkStart w:id="3" w:name="_Toc222305848"/>
+      <w:bookmarkStart w:id="2" w:name="_Toc222305848"/>
       <w:r>
         <w:lastRenderedPageBreak/>
         <w:t>Bevezetés</w:t>
       </w:r>
-      <w:bookmarkEnd w:id="3"/>
+      <w:bookmarkEnd w:id="2"/>
     </w:p>
     <w:p>
       <w:pPr>
@@ -7553,11 +7551,45 @@
       <w:pPr>
         <w:pStyle w:val="Cmsor1"/>
       </w:pPr>
-      <w:bookmarkStart w:id="4" w:name="_Toc222305849"/>
+      <w:bookmarkStart w:id="3" w:name="_Toc222305849"/>
       <w:r>
         <w:lastRenderedPageBreak/>
         <w:t>Projektmunka témája, milyen funkciókat foglal magába?</w:t>
       </w:r>
+      <w:bookmarkEnd w:id="3"/>
+    </w:p>
+    <w:p>
+      <w:pPr>
+        <w:spacing w:line="360" w:lineRule="auto"/>
+      </w:pPr>
+    </w:p>
+    <w:p>
+      <w:pPr>
+        <w:spacing w:line="360" w:lineRule="auto"/>
+      </w:pPr>
+      <w:r>
+        <w:t>A projekt célja egy iskolai felvételi digitális rendszer megtervezése és fejlesztése, amely segíti a tanulói adatok és vizsgaeredmények nyilvántartását, az importálási folyamatok egyszerűsítését és a felhasználói élmény javítását.</w:t>
+      </w:r>
+    </w:p>
+    <w:p>
+      <w:pPr>
+        <w:spacing w:line="360" w:lineRule="auto"/>
+      </w:pPr>
+    </w:p>
+    <w:p>
+      <w:pPr>
+        <w:spacing w:line="360" w:lineRule="auto"/>
+      </w:pPr>
+    </w:p>
+    <w:p>
+      <w:pPr>
+        <w:pStyle w:val="Cmsor2"/>
+        <w:spacing w:line="360" w:lineRule="auto"/>
+      </w:pPr>
+      <w:bookmarkStart w:id="4" w:name="_Toc222305850"/>
+      <w:r>
+        <w:t>A projekt háttere és motivációja</w:t>
+      </w:r>
       <w:bookmarkEnd w:id="4"/>
     </w:p>
     <w:p>
@@ -7570,40 +7602,6 @@
         <w:spacing w:line="360" w:lineRule="auto"/>
       </w:pPr>
       <w:r>
-        <w:t>A projekt célja egy iskolai felvételi digitális rendszer megtervezése és fejlesztése, amely segíti a tanulói adatok és vizsgaeredmények nyilvántartását, az importálási folyamatok egyszerűsítését és a felhasználói élmény javítását.</w:t>
-      </w:r>
-    </w:p>
-    <w:p>
-      <w:pPr>
-        <w:spacing w:line="360" w:lineRule="auto"/>
-      </w:pPr>
-    </w:p>
-    <w:p>
-      <w:pPr>
-        <w:spacing w:line="360" w:lineRule="auto"/>
-      </w:pPr>
-    </w:p>
-    <w:p>
-      <w:pPr>
-        <w:pStyle w:val="Cmsor2"/>
-        <w:spacing w:line="360" w:lineRule="auto"/>
-      </w:pPr>
-      <w:bookmarkStart w:id="5" w:name="_Toc222305850"/>
-      <w:r>
-        <w:t>A projekt háttere és motivációja</w:t>
-      </w:r>
-      <w:bookmarkEnd w:id="5"/>
-    </w:p>
-    <w:p>
-      <w:pPr>
-        <w:spacing w:line="360" w:lineRule="auto"/>
-      </w:pPr>
-    </w:p>
-    <w:p>
-      <w:pPr>
-        <w:spacing w:line="360" w:lineRule="auto"/>
-      </w:pPr>
-      <w:r>
         <w:t>A mai világban az iskolai adminisztráció még mindig sok helyen manuálisan, papíralapú nyilvántartással történik. Ez számos problémát okoz: a hibák könnyen beférkőzhetnek az adatkezelésbe, a keresés időigényes, és a papíralapú dokumentumok tárolása is helyet igényel. Ezen problémák megoldására fejlesztettük ki a FELVEO rendszert, amely egy modern, webalapú platformot biztosít az iskolai felvételi folyamatok kezeléséhez.</w:t>
       </w:r>
     </w:p>
@@ -7649,7 +7647,7 @@
       <w:pPr>
         <w:pStyle w:val="Cmsor1"/>
       </w:pPr>
-      <w:bookmarkStart w:id="6" w:name="_Toc222305851"/>
+      <w:bookmarkStart w:id="5" w:name="_Toc222305851"/>
       <w:r>
         <w:lastRenderedPageBreak/>
         <w:t>Fő funkciók</w:t>
@@ -7657,7 +7655,7 @@
       <w:r>
         <w:t xml:space="preserve"> részletesen</w:t>
       </w:r>
-      <w:bookmarkEnd w:id="6"/>
+      <w:bookmarkEnd w:id="5"/>
     </w:p>
     <w:p>
       <w:pPr>
@@ -7791,10 +7789,63 @@
         <w:pStyle w:val="Cmsor2"/>
         <w:spacing w:line="360" w:lineRule="auto"/>
       </w:pPr>
-      <w:bookmarkStart w:id="7" w:name="_Toc222305852"/>
+      <w:bookmarkStart w:id="6" w:name="_Toc222305852"/>
       <w:r>
         <w:t>Excel és CSV importálás</w:t>
       </w:r>
+      <w:bookmarkEnd w:id="6"/>
+    </w:p>
+    <w:p>
+      <w:pPr>
+        <w:spacing w:line="360" w:lineRule="auto"/>
+      </w:pPr>
+    </w:p>
+    <w:p>
+      <w:pPr>
+        <w:spacing w:line="360" w:lineRule="auto"/>
+      </w:pPr>
+      <w:r>
+        <w:t>Az egyik legfontosabb funkció a nagy mennyiségű adat egyszerű importálása. A rendszer támogatja az Excel fájlok (.</w:t>
+      </w:r>
+      <w:proofErr w:type="spellStart"/>
+      <w:r>
+        <w:t>xlsx</w:t>
+      </w:r>
+      <w:proofErr w:type="spellEnd"/>
+      <w:r>
+        <w:t xml:space="preserve"> és .</w:t>
+      </w:r>
+      <w:proofErr w:type="spellStart"/>
+      <w:r>
+        <w:t>xls</w:t>
+      </w:r>
+      <w:proofErr w:type="spellEnd"/>
+      <w:r>
+        <w:t xml:space="preserve"> formátumok) és a CSV fájlok importálását is. A CSV fájlok esetén a rendszer automatikusan felismeri a kódolást (UTF-8, CP1250, ISO-8859-2), de a felhasználó kézzel is beállíthatja a megfelelő kódolást és elválasztó karaktert.</w:t>
+      </w:r>
+    </w:p>
+    <w:p>
+      <w:pPr>
+        <w:spacing w:line="360" w:lineRule="auto"/>
+      </w:pPr>
+      <w:r>
+        <w:t>Az importálási folyamat során a rendszer automatikusan kezeli a duplikált adatokat, és lehetőséget ad a szigorú import módra, ahol a rendszer hibát jelez, ha a feltöltött adatok között hiányzó tanulói rekordok vannak.</w:t>
+      </w:r>
+    </w:p>
+    <w:p>
+      <w:pPr>
+        <w:spacing w:line="360" w:lineRule="auto"/>
+      </w:pPr>
+    </w:p>
+    <w:p>
+      <w:pPr>
+        <w:pStyle w:val="Cmsor2"/>
+        <w:spacing w:line="360" w:lineRule="auto"/>
+      </w:pPr>
+      <w:bookmarkStart w:id="7" w:name="_Toc222305853"/>
+      <w:r>
+        <w:t>Tanulói adatkezelés</w:t>
+      </w:r>
       <w:bookmarkEnd w:id="7"/>
     </w:p>
     <w:p>
@@ -7807,31 +7858,15 @@
         <w:spacing w:line="360" w:lineRule="auto"/>
       </w:pPr>
       <w:r>
-        <w:t>Az egyik legfontosabb funkció a nagy mennyiségű adat egyszerű importálása. A rendszer támogatja az Excel fájlok (.</w:t>
-      </w:r>
-      <w:proofErr w:type="spellStart"/>
-      <w:r>
-        <w:t>xlsx</w:t>
-      </w:r>
-      <w:proofErr w:type="spellEnd"/>
-      <w:r>
-        <w:t xml:space="preserve"> és .</w:t>
-      </w:r>
-      <w:proofErr w:type="spellStart"/>
-      <w:r>
-        <w:t>xls</w:t>
-      </w:r>
-      <w:proofErr w:type="spellEnd"/>
-      <w:r>
-        <w:t xml:space="preserve"> formátumok) és a CSV fájlok importálását is. A CSV fájlok esetén a rendszer automatikusan felismeri a kódolást (UTF-8, CP1250, ISO-8859-2), de a felhasználó kézzel is beállíthatja a megfelelő kódolást és elválasztó karaktert.</w:t>
-      </w:r>
-    </w:p>
-    <w:p>
-      <w:pPr>
-        <w:spacing w:line="360" w:lineRule="auto"/>
-      </w:pPr>
-      <w:r>
-        <w:t>Az importálási folyamat során a rendszer automatikusan kezeli a duplikált adatokat, és lehetőséget ad a szigorú import módra, ahol a rendszer hibát jelez, ha a feltöltött adatok között hiányzó tanulói rekordok vannak.</w:t>
+        <w:t xml:space="preserve">A tanulói adatok kezelése az </w:t>
+      </w:r>
+      <w:proofErr w:type="spellStart"/>
+      <w:r>
+        <w:t>admin</w:t>
+      </w:r>
+      <w:proofErr w:type="spellEnd"/>
+      <w:r>
+        <w:t xml:space="preserve"> felületen történik. Az adminisztrátorok megtekinthetik az összes tanuló listáját, szűrhetik őket név, telephely vagy iskola szerint, és szerkeszthetik az egyes tanulók adatait. A szerkeszthető adatok közé tartozik a tanuló neve, születési dátuma, anyja neve, lakcíme, telephelye és az általános iskolája.</w:t>
       </w:r>
     </w:p>
     <w:p>
@@ -7844,9 +7879,9 @@
         <w:pStyle w:val="Cmsor2"/>
         <w:spacing w:line="360" w:lineRule="auto"/>
       </w:pPr>
-      <w:bookmarkStart w:id="8" w:name="_Toc222305853"/>
-      <w:r>
-        <w:t>Tanulói adatkezelés</w:t>
+      <w:bookmarkStart w:id="8" w:name="_Toc222305854"/>
+      <w:r>
+        <w:t>Vizsgaeredmények nyilvántartása</w:t>
       </w:r>
       <w:bookmarkEnd w:id="8"/>
     </w:p>
@@ -7860,15 +7895,7 @@
         <w:spacing w:line="360" w:lineRule="auto"/>
       </w:pPr>
       <w:r>
-        <w:t xml:space="preserve">A tanulói adatok kezelése az </w:t>
-      </w:r>
-      <w:proofErr w:type="spellStart"/>
-      <w:r>
-        <w:t>admin</w:t>
-      </w:r>
-      <w:proofErr w:type="spellEnd"/>
-      <w:r>
-        <w:t xml:space="preserve"> felületen történik. Az adminisztrátorok megtekinthetik az összes tanuló listáját, szűrhetik őket név, telephely vagy iskola szerint, és szerkeszthetik az egyes tanulók adatait. A szerkeszthető adatok közé tartozik a tanuló neve, születési dátuma, anyja neve, lakcíme, telephelye és az általános iskolája.</w:t>
+        <w:t>A rendszer lehetővé teszi a tanulók vizsgaeredményeinek tárolását tárgyanként. Jelenleg a rendszer két tantárgyat támogat: magyar és matematika. Minden tantárgyhoz külön rögzíthető az elért pontszám és a maximális pontszám, amelyből a rendszer automatikusan kiszámítja a százalékos teljesítményt.</w:t>
       </w:r>
     </w:p>
     <w:p>
@@ -7881,9 +7908,9 @@
         <w:pStyle w:val="Cmsor2"/>
         <w:spacing w:line="360" w:lineRule="auto"/>
       </w:pPr>
-      <w:bookmarkStart w:id="9" w:name="_Toc222305854"/>
-      <w:r>
-        <w:t>Vizsgaeredmények nyilvántartása</w:t>
+      <w:bookmarkStart w:id="9" w:name="_Toc222305855"/>
+      <w:r>
+        <w:t>Dolgozatok feltöltése és kezelése</w:t>
       </w:r>
       <w:bookmarkEnd w:id="9"/>
     </w:p>
@@ -7897,7 +7924,7 @@
         <w:spacing w:line="360" w:lineRule="auto"/>
       </w:pPr>
       <w:r>
-        <w:t>A rendszer lehetővé teszi a tanulók vizsgaeredményeinek tárolását tárgyanként. Jelenleg a rendszer két tantárgyat támogat: magyar és matematika. Minden tantárgyhoz külön rögzíthető az elért pontszám és a maximális pontszám, amelyből a rendszer automatikusan kiszámítja a százalékos teljesítményt.</w:t>
+        <w:t>Az adminisztrátorok feltölthetik a tanulók dolgozatait PDF formátumban. A feltöltött dokumentumok a tanulók személyes oldalán megtekinthetők és letölthetők. A rendszer támogatja a dokumentumok böngészőben való megtekintését is, így a tanulók nem kell külön szoftvert telepíteniük a dolgozataik megtekintéséhez.</w:t>
       </w:r>
     </w:p>
     <w:p>
@@ -7910,23 +7937,33 @@
         <w:pStyle w:val="Cmsor2"/>
         <w:spacing w:line="360" w:lineRule="auto"/>
       </w:pPr>
-      <w:bookmarkStart w:id="10" w:name="_Toc222305855"/>
-      <w:r>
-        <w:t>Dolgozatok feltöltése és kezelése</w:t>
+      <w:bookmarkStart w:id="10" w:name="_Toc222305856"/>
+      <w:proofErr w:type="spellStart"/>
+      <w:r>
+        <w:t>Eredménylekérdezés</w:t>
       </w:r>
       <w:bookmarkEnd w:id="10"/>
-    </w:p>
-    <w:p>
-      <w:pPr>
-        <w:spacing w:line="360" w:lineRule="auto"/>
-      </w:pPr>
-    </w:p>
-    <w:p>
-      <w:pPr>
-        <w:spacing w:line="360" w:lineRule="auto"/>
-      </w:pPr>
-      <w:r>
-        <w:t>Az adminisztrátorok feltölthetik a tanulók dolgozatait PDF formátumban. A feltöltött dokumentumok a tanulók személyes oldalán megtekinthetők és letölthetők. A rendszer támogatja a dokumentumok böngészőben való megtekintését is, így a tanulók nem kell külön szoftvert telepíteniük a dolgozataik megtekintéséhez.</w:t>
+      <w:proofErr w:type="spellEnd"/>
+    </w:p>
+    <w:p>
+      <w:pPr>
+        <w:spacing w:line="360" w:lineRule="auto"/>
+      </w:pPr>
+    </w:p>
+    <w:p>
+      <w:pPr>
+        <w:spacing w:line="360" w:lineRule="auto"/>
+      </w:pPr>
+      <w:r>
+        <w:t xml:space="preserve">A rendszer egy egyszerű, de hatékony </w:t>
+      </w:r>
+      <w:proofErr w:type="spellStart"/>
+      <w:r>
+        <w:t>eredménylekérdező</w:t>
+      </w:r>
+      <w:proofErr w:type="spellEnd"/>
+      <w:r>
+        <w:t xml:space="preserve"> felületet biztosít. A felhasználóknak csak az oktatási azonosítójukat kell megadniuk (11 számjegy), és a rendszer megjeleníti az összes eredményüket, beleértve az elért és maximális pontszámokat, valamint a százalékos teljesítményt.</w:t>
       </w:r>
     </w:p>
     <w:p>
@@ -7939,50 +7976,11 @@
         <w:pStyle w:val="Cmsor2"/>
         <w:spacing w:line="360" w:lineRule="auto"/>
       </w:pPr>
-      <w:bookmarkStart w:id="11" w:name="_Toc222305856"/>
-      <w:proofErr w:type="spellStart"/>
-      <w:r>
-        <w:t>Eredménylekérdezés</w:t>
+      <w:bookmarkStart w:id="11" w:name="_Toc222305857"/>
+      <w:r>
+        <w:t>Adminisztrátori felület</w:t>
       </w:r>
       <w:bookmarkEnd w:id="11"/>
-      <w:proofErr w:type="spellEnd"/>
-    </w:p>
-    <w:p>
-      <w:pPr>
-        <w:spacing w:line="360" w:lineRule="auto"/>
-      </w:pPr>
-    </w:p>
-    <w:p>
-      <w:pPr>
-        <w:spacing w:line="360" w:lineRule="auto"/>
-      </w:pPr>
-      <w:r>
-        <w:t xml:space="preserve">A rendszer egy egyszerű, de hatékony </w:t>
-      </w:r>
-      <w:proofErr w:type="spellStart"/>
-      <w:r>
-        <w:t>eredménylekérdező</w:t>
-      </w:r>
-      <w:proofErr w:type="spellEnd"/>
-      <w:r>
-        <w:t xml:space="preserve"> felületet biztosít. A felhasználóknak csak az oktatási azonosítójukat kell megadniuk (11 számjegy), és a rendszer megjeleníti az összes eredményüket, beleértve az elért és maximális pontszámokat, valamint a százalékos teljesítményt.</w:t>
-      </w:r>
-    </w:p>
-    <w:p>
-      <w:pPr>
-        <w:spacing w:line="360" w:lineRule="auto"/>
-      </w:pPr>
-    </w:p>
-    <w:p>
-      <w:pPr>
-        <w:pStyle w:val="Cmsor2"/>
-        <w:spacing w:line="360" w:lineRule="auto"/>
-      </w:pPr>
-      <w:bookmarkStart w:id="12" w:name="_Toc222305857"/>
-      <w:r>
-        <w:t>Adminisztrátori felület</w:t>
-      </w:r>
-      <w:bookmarkEnd w:id="12"/>
     </w:p>
     <w:p>
       <w:pPr>
@@ -8019,11 +8017,11 @@
         <w:pStyle w:val="Cmsor2"/>
         <w:spacing w:line="360" w:lineRule="auto"/>
       </w:pPr>
-      <w:bookmarkStart w:id="13" w:name="_Toc222305858"/>
+      <w:bookmarkStart w:id="12" w:name="_Toc222305858"/>
       <w:r>
         <w:t>Világos/sötét témaváltás</w:t>
       </w:r>
-      <w:bookmarkEnd w:id="13"/>
+      <w:bookmarkEnd w:id="12"/>
     </w:p>
     <w:p>
       <w:pPr>
@@ -8092,11 +8090,40 @@
       <w:pPr>
         <w:pStyle w:val="Cmsor1"/>
       </w:pPr>
-      <w:bookmarkStart w:id="14" w:name="_Toc222305859"/>
+      <w:bookmarkStart w:id="13" w:name="_Toc222305859"/>
       <w:r>
         <w:lastRenderedPageBreak/>
         <w:t>Miért iskolai felvételi rendszer?</w:t>
       </w:r>
+      <w:bookmarkEnd w:id="13"/>
+    </w:p>
+    <w:p>
+      <w:pPr>
+        <w:spacing w:line="360" w:lineRule="auto"/>
+      </w:pPr>
+    </w:p>
+    <w:p>
+      <w:pPr>
+        <w:spacing w:line="360" w:lineRule="auto"/>
+      </w:pPr>
+      <w:r>
+        <w:t>A projektünk a FELVEO (Felvételi Elektronikus Vezérlő és Ellenőrző Objektum) szoftver létrehozása, amely segítséget nyújt az iskolák adminisztrációs munkájának egyszerűsítésére. Témája egy egyszerű, letisztult, felhasználóbarát szoftver, ami könnyen kezelhető az iskolák ügyintézői és adminisztrátorai számára.</w:t>
+      </w:r>
+    </w:p>
+    <w:p>
+      <w:pPr>
+        <w:spacing w:line="360" w:lineRule="auto"/>
+      </w:pPr>
+    </w:p>
+    <w:p>
+      <w:pPr>
+        <w:pStyle w:val="Cmsor2"/>
+        <w:spacing w:line="360" w:lineRule="auto"/>
+      </w:pPr>
+      <w:bookmarkStart w:id="14" w:name="_Toc222305860"/>
+      <w:r>
+        <w:t>A probléma bemutatása</w:t>
+      </w:r>
       <w:bookmarkEnd w:id="14"/>
     </w:p>
     <w:p>
@@ -8109,7 +8136,15 @@
         <w:spacing w:line="360" w:lineRule="auto"/>
       </w:pPr>
       <w:r>
-        <w:t>A projektünk a FELVEO (Felvételi Elektronikus Vezérlő és Ellenőrző Objektum) szoftver létrehozása, amely segítséget nyújt az iskolák adminisztrációs munkájának egyszerűsítésére. Témája egy egyszerű, letisztult, felhasználóbarát szoftver, ami könnyen kezelhető az iskolák ügyintézői és adminisztrátorai számára.</w:t>
+        <w:t>Az iskolai felvételi folyamatok hagyományos módon, papíralapú nyilvántartással történnek sok intézményben. Ez a módszer számos hátránnyal jár: a hibák könnyen beférkőzhetnek az adatokba, a keresés időigényes, a dokumentumok tárolása helyet igényel, és a visszakeresés is nehézkes. Ezen problémák orvoslására fejlesztettük ki a FELVEO rendszert.</w:t>
+      </w:r>
+    </w:p>
+    <w:p>
+      <w:pPr>
+        <w:spacing w:line="360" w:lineRule="auto"/>
+      </w:pPr>
+      <w:r>
+        <w:t>A rendszer célja, hogy egy modern, könnyen használható platformot biztosítson az iskolai adminisztráció számára. A fejlesztés során a következő szempontokat tartottuk szem előtt: egyszerűség, megbízhatóság, biztonság és felhasználóbarátság.</w:t>
       </w:r>
     </w:p>
     <w:p>
@@ -8122,9 +8157,9 @@
         <w:pStyle w:val="Cmsor2"/>
         <w:spacing w:line="360" w:lineRule="auto"/>
       </w:pPr>
-      <w:bookmarkStart w:id="15" w:name="_Toc222305860"/>
-      <w:r>
-        <w:t>A probléma bemutatása</w:t>
+      <w:bookmarkStart w:id="15" w:name="_Toc222305861"/>
+      <w:r>
+        <w:t>A megoldás</w:t>
       </w:r>
       <w:bookmarkEnd w:id="15"/>
     </w:p>
@@ -8138,43 +8173,6 @@
         <w:spacing w:line="360" w:lineRule="auto"/>
       </w:pPr>
       <w:r>
-        <w:t>Az iskolai felvételi folyamatok hagyományos módon, papíralapú nyilvántartással történnek sok intézményben. Ez a módszer számos hátránnyal jár: a hibák könnyen beférkőzhetnek az adatokba, a keresés időigényes, a dokumentumok tárolása helyet igényel, és a visszakeresés is nehézkes. Ezen problémák orvoslására fejlesztettük ki a FELVEO rendszert.</w:t>
-      </w:r>
-    </w:p>
-    <w:p>
-      <w:pPr>
-        <w:spacing w:line="360" w:lineRule="auto"/>
-      </w:pPr>
-      <w:r>
-        <w:t>A rendszer célja, hogy egy modern, könnyen használható platformot biztosítson az iskolai adminisztráció számára. A fejlesztés során a következő szempontokat tartottuk szem előtt: egyszerűség, megbízhatóság, biztonság és felhasználóbarátság.</w:t>
-      </w:r>
-    </w:p>
-    <w:p>
-      <w:pPr>
-        <w:spacing w:line="360" w:lineRule="auto"/>
-      </w:pPr>
-    </w:p>
-    <w:p>
-      <w:pPr>
-        <w:pStyle w:val="Cmsor2"/>
-        <w:spacing w:line="360" w:lineRule="auto"/>
-      </w:pPr>
-      <w:bookmarkStart w:id="16" w:name="_Toc222305861"/>
-      <w:r>
-        <w:t>A megoldás</w:t>
-      </w:r>
-      <w:bookmarkEnd w:id="16"/>
-    </w:p>
-    <w:p>
-      <w:pPr>
-        <w:spacing w:line="360" w:lineRule="auto"/>
-      </w:pPr>
-    </w:p>
-    <w:p>
-      <w:pPr>
-        <w:spacing w:line="360" w:lineRule="auto"/>
-      </w:pPr>
-      <w:r>
         <w:t>A FELVEO egy webalapú alkalmazás, amely bármilyen modern böngészőből elérhető. Nincs szükség speciális szoftverek telepítésére, és a rendszer használatához minimális technikai tudás szükséges. Az intuitív felület lehetővé teszi, hogy a felhasználók gyorsan elsajátítsák a rendszer használatát.</w:t>
       </w:r>
     </w:p>
@@ -8197,7 +8195,7 @@
       <w:pPr>
         <w:pStyle w:val="Cmsor1"/>
       </w:pPr>
-      <w:bookmarkStart w:id="17" w:name="_Toc222305862"/>
+      <w:bookmarkStart w:id="16" w:name="_Toc222305862"/>
       <w:r>
         <w:lastRenderedPageBreak/>
         <w:t>Miért „</w:t>
@@ -8210,6 +8208,43 @@
       <w:r>
         <w:t>" a program neve?</w:t>
       </w:r>
+      <w:bookmarkEnd w:id="16"/>
+    </w:p>
+    <w:p>
+      <w:pPr>
+        <w:spacing w:line="360" w:lineRule="auto"/>
+      </w:pPr>
+    </w:p>
+    <w:p>
+      <w:pPr>
+        <w:spacing w:line="360" w:lineRule="auto"/>
+      </w:pPr>
+      <w:r>
+        <w:t>A projekt témájából logikusan következik a szoftver neve. A "</w:t>
+      </w:r>
+      <w:proofErr w:type="spellStart"/>
+      <w:r>
+        <w:t>Felveo</w:t>
+      </w:r>
+      <w:proofErr w:type="spellEnd"/>
+      <w:r>
+        <w:t>" elnevezés a "felvétel" magyar szó és az "e" betű kombinációja, amely utal az elektronikus rendszer jellegére. A név egyszerű, könnyen megjegyezhető és egyértelműen utal a rendszer funkciójára.</w:t>
+      </w:r>
+    </w:p>
+    <w:p>
+      <w:pPr>
+        <w:spacing w:line="360" w:lineRule="auto"/>
+      </w:pPr>
+    </w:p>
+    <w:p>
+      <w:pPr>
+        <w:pStyle w:val="Cmsor2"/>
+        <w:spacing w:line="360" w:lineRule="auto"/>
+      </w:pPr>
+      <w:bookmarkStart w:id="17" w:name="_Toc222305863"/>
+      <w:r>
+        <w:t>A név kialakítása</w:t>
+      </w:r>
       <w:bookmarkEnd w:id="17"/>
     </w:p>
     <w:p>
@@ -8222,7 +8257,7 @@
         <w:spacing w:line="360" w:lineRule="auto"/>
       </w:pPr>
       <w:r>
-        <w:t>A projekt témájából logikusan következik a szoftver neve. A "</w:t>
+        <w:t>A név kiválasztásánál fontos szempont volt, hogy könnyen megjegyezhető legyen, és egyértelműen utaljon a rendszer funkciójára. A "</w:t>
       </w:r>
       <w:proofErr w:type="spellStart"/>
       <w:r>
@@ -8230,43 +8265,6 @@
       </w:r>
       <w:proofErr w:type="spellEnd"/>
       <w:r>
-        <w:t>" elnevezés a "felvétel" magyar szó és az "e" betű kombinációja, amely utal az elektronikus rendszer jellegére. A név egyszerű, könnyen megjegyezhető és egyértelműen utal a rendszer funkciójára.</w:t>
-      </w:r>
-    </w:p>
-    <w:p>
-      <w:pPr>
-        <w:spacing w:line="360" w:lineRule="auto"/>
-      </w:pPr>
-    </w:p>
-    <w:p>
-      <w:pPr>
-        <w:pStyle w:val="Cmsor2"/>
-        <w:spacing w:line="360" w:lineRule="auto"/>
-      </w:pPr>
-      <w:bookmarkStart w:id="18" w:name="_Toc222305863"/>
-      <w:r>
-        <w:t>A név kialakítása</w:t>
-      </w:r>
-      <w:bookmarkEnd w:id="18"/>
-    </w:p>
-    <w:p>
-      <w:pPr>
-        <w:spacing w:line="360" w:lineRule="auto"/>
-      </w:pPr>
-    </w:p>
-    <w:p>
-      <w:pPr>
-        <w:spacing w:line="360" w:lineRule="auto"/>
-      </w:pPr>
-      <w:r>
-        <w:t>A név kiválasztásánál fontos szempont volt, hogy könnyen megjegyezhető legyen, és egyértelműen utaljon a rendszer funkciójára. A "</w:t>
-      </w:r>
-      <w:proofErr w:type="spellStart"/>
-      <w:r>
-        <w:t>Felveo</w:t>
-      </w:r>
-      <w:proofErr w:type="spellEnd"/>
-      <w:r>
         <w:t>" név ötvözi a "felvétel" szót az elektronikus jellegre utaló "e" betűvel. Ez a név tükrözi a projekt fő célját: az iskolai felvételi folyamatok digitalizálását.</w:t>
       </w:r>
     </w:p>
@@ -8337,12 +8335,12 @@
       <w:pPr>
         <w:pStyle w:val="Cmsor1"/>
       </w:pPr>
-      <w:bookmarkStart w:id="19" w:name="_Toc222305864"/>
+      <w:bookmarkStart w:id="18" w:name="_Toc222305864"/>
       <w:r>
         <w:lastRenderedPageBreak/>
         <w:t>Kiknek szánjuk ezt a programot?</w:t>
       </w:r>
-      <w:bookmarkEnd w:id="19"/>
+      <w:bookmarkEnd w:id="18"/>
     </w:p>
     <w:p>
       <w:pPr>
@@ -8429,10 +8427,39 @@
         <w:pStyle w:val="Cmsor2"/>
         <w:spacing w:line="360" w:lineRule="auto"/>
       </w:pPr>
-      <w:bookmarkStart w:id="20" w:name="_Toc222305865"/>
+      <w:bookmarkStart w:id="19" w:name="_Toc222305865"/>
       <w:r>
         <w:t>Középiskolák</w:t>
       </w:r>
+      <w:bookmarkEnd w:id="19"/>
+    </w:p>
+    <w:p>
+      <w:pPr>
+        <w:spacing w:line="360" w:lineRule="auto"/>
+      </w:pPr>
+    </w:p>
+    <w:p>
+      <w:pPr>
+        <w:spacing w:line="360" w:lineRule="auto"/>
+      </w:pPr>
+      <w:r>
+        <w:t>A középiskolák számára a FELVEO rendszer ideális megoldást kínál a felvételi folyamatok kezelésére. A rendszer lehetővé teszi a nagy mennyiségű tanulói adat és eredmény egyszerű importálását, tárolását és kezelését. Az iskolák így le tudják váltani a papíralapú nyilvántartást egy modern, digitális rendszerre.</w:t>
+      </w:r>
+    </w:p>
+    <w:p>
+      <w:pPr>
+        <w:spacing w:line="360" w:lineRule="auto"/>
+      </w:pPr>
+    </w:p>
+    <w:p>
+      <w:pPr>
+        <w:pStyle w:val="Cmsor2"/>
+        <w:spacing w:line="360" w:lineRule="auto"/>
+      </w:pPr>
+      <w:bookmarkStart w:id="20" w:name="_Toc222305866"/>
+      <w:r>
+        <w:t>Iskolai adminisztrátorok</w:t>
+      </w:r>
       <w:bookmarkEnd w:id="20"/>
     </w:p>
     <w:p>
@@ -8445,7 +8472,15 @@
         <w:spacing w:line="360" w:lineRule="auto"/>
       </w:pPr>
       <w:r>
-        <w:t>A középiskolák számára a FELVEO rendszer ideális megoldást kínál a felvételi folyamatok kezelésére. A rendszer lehetővé teszi a nagy mennyiségű tanulói adat és eredmény egyszerű importálását, tárolását és kezelését. Az iskolák így le tudják váltani a papíralapú nyilvántartást egy modern, digitális rendszerre.</w:t>
+        <w:t xml:space="preserve">Az iskolai adminisztrátorok nap mint nap foglalkoznak a tanulói adatokkal. számukra a FELVEO rendszer jelentős időmegtakarítást eredményezhet. Az egyszerű importálási funkcióval percek alatt feltölthetők a tanulói adatok, a szűrési lehetőségekkel gyorsan megtalálhatók a keresett tanulók, és a beállítások segítségével </w:t>
+      </w:r>
+      <w:proofErr w:type="spellStart"/>
+      <w:r>
+        <w:t>testreszabható</w:t>
+      </w:r>
+      <w:proofErr w:type="spellEnd"/>
+      <w:r>
+        <w:t xml:space="preserve"> a rendszer az iskola igényei szerint.</w:t>
       </w:r>
     </w:p>
     <w:p>
@@ -8458,48 +8493,45 @@
         <w:pStyle w:val="Cmsor2"/>
         <w:spacing w:line="360" w:lineRule="auto"/>
       </w:pPr>
-      <w:bookmarkStart w:id="21" w:name="_Toc222305866"/>
-      <w:r>
-        <w:t>Iskolai adminisztrátorok</w:t>
-      </w:r>
-      <w:bookmarkEnd w:id="21"/>
-    </w:p>
-    <w:p>
-      <w:pPr>
-        <w:spacing w:line="360" w:lineRule="auto"/>
-      </w:pPr>
-    </w:p>
-    <w:p>
-      <w:pPr>
-        <w:spacing w:line="360" w:lineRule="auto"/>
-      </w:pPr>
-      <w:r>
-        <w:t xml:space="preserve">Az iskolai adminisztrátorok nap mint nap foglalkoznak a tanulói adatokkal. számukra a FELVEO rendszer jelentős időmegtakarítást eredményezhet. Az egyszerű importálási funkcióval percek alatt feltölthetők a tanulói adatok, a szűrési lehetőségekkel gyorsan megtalálhatók a keresett tanulók, és a beállítások segítségével </w:t>
-      </w:r>
-      <w:proofErr w:type="spellStart"/>
-      <w:r>
-        <w:t>testreszabható</w:t>
-      </w:r>
-      <w:proofErr w:type="spellEnd"/>
-      <w:r>
-        <w:t xml:space="preserve"> a rendszer az iskola igényei szerint.</w:t>
-      </w:r>
-    </w:p>
-    <w:p>
-      <w:pPr>
-        <w:spacing w:line="360" w:lineRule="auto"/>
-      </w:pPr>
-    </w:p>
-    <w:p>
-      <w:pPr>
-        <w:pStyle w:val="Cmsor2"/>
-        <w:spacing w:line="360" w:lineRule="auto"/>
-      </w:pPr>
-      <w:bookmarkStart w:id="22" w:name="_Toc222305867"/>
+      <w:bookmarkStart w:id="21" w:name="_Toc222305867"/>
       <w:r>
         <w:lastRenderedPageBreak/>
         <w:t>Tanárok</w:t>
       </w:r>
+      <w:bookmarkEnd w:id="21"/>
+    </w:p>
+    <w:p>
+      <w:pPr>
+        <w:spacing w:line="360" w:lineRule="auto"/>
+      </w:pPr>
+    </w:p>
+    <w:p>
+      <w:pPr>
+        <w:spacing w:line="360" w:lineRule="auto"/>
+      </w:pPr>
+      <w:r>
+        <w:t>A tanárok számára a rendszer lehetővé teszi a diákok eredményeinek nyomon követését. Bár a közvetlen adatmódosítás jellemzően az adminisztrátorok feladata, a tanárok is megtekinthetik az osztályuk tanulóinak eredményeit és dolgozatait.</w:t>
+      </w:r>
+    </w:p>
+    <w:p>
+      <w:pPr>
+        <w:spacing w:line="360" w:lineRule="auto"/>
+      </w:pPr>
+    </w:p>
+    <w:p>
+      <w:pPr>
+        <w:spacing w:line="360" w:lineRule="auto"/>
+      </w:pPr>
+    </w:p>
+    <w:p>
+      <w:pPr>
+        <w:pStyle w:val="Cmsor2"/>
+        <w:spacing w:line="360" w:lineRule="auto"/>
+      </w:pPr>
+      <w:bookmarkStart w:id="22" w:name="_Toc222305868"/>
+      <w:r>
+        <w:t>Diákok és szülők</w:t>
+      </w:r>
       <w:bookmarkEnd w:id="22"/>
     </w:p>
     <w:p>
@@ -8512,40 +8544,6 @@
         <w:spacing w:line="360" w:lineRule="auto"/>
       </w:pPr>
       <w:r>
-        <w:t>A tanárok számára a rendszer lehetővé teszi a diákok eredményeinek nyomon követését. Bár a közvetlen adatmódosítás jellemzően az adminisztrátorok feladata, a tanárok is megtekinthetik az osztályuk tanulóinak eredményeit és dolgozatait.</w:t>
-      </w:r>
-    </w:p>
-    <w:p>
-      <w:pPr>
-        <w:spacing w:line="360" w:lineRule="auto"/>
-      </w:pPr>
-    </w:p>
-    <w:p>
-      <w:pPr>
-        <w:spacing w:line="360" w:lineRule="auto"/>
-      </w:pPr>
-    </w:p>
-    <w:p>
-      <w:pPr>
-        <w:pStyle w:val="Cmsor2"/>
-        <w:spacing w:line="360" w:lineRule="auto"/>
-      </w:pPr>
-      <w:bookmarkStart w:id="23" w:name="_Toc222305868"/>
-      <w:r>
-        <w:t>Diákok és szülők</w:t>
-      </w:r>
-      <w:bookmarkEnd w:id="23"/>
-    </w:p>
-    <w:p>
-      <w:pPr>
-        <w:spacing w:line="360" w:lineRule="auto"/>
-      </w:pPr>
-    </w:p>
-    <w:p>
-      <w:pPr>
-        <w:spacing w:line="360" w:lineRule="auto"/>
-      </w:pPr>
-      <w:r>
         <w:t>A diákok és szüleik számára a rendszer egy egyszerű és közvetlen hozzáférést biztosít az eredményekhez és dolgozatokhoz. Nem kell az iskolába személyesen ellátogatniuk az eredmények megtekintéséhez - elegendő egy böngésző és az oktatási azonosító.</w:t>
       </w:r>
     </w:p>
@@ -8613,12 +8611,12 @@
       <w:pPr>
         <w:pStyle w:val="Cmsor1"/>
       </w:pPr>
-      <w:bookmarkStart w:id="24" w:name="_Toc222305869"/>
+      <w:bookmarkStart w:id="23" w:name="_Toc222305869"/>
       <w:r>
         <w:lastRenderedPageBreak/>
         <w:t>Miben más, mint a többi?</w:t>
       </w:r>
-      <w:bookmarkEnd w:id="24"/>
+      <w:bookmarkEnd w:id="23"/>
     </w:p>
     <w:p>
       <w:pPr>
@@ -8731,11 +8729,11 @@
         <w:pStyle w:val="Cmsor2"/>
         <w:spacing w:line="360" w:lineRule="auto"/>
       </w:pPr>
-      <w:bookmarkStart w:id="25" w:name="_Toc222305870"/>
+      <w:bookmarkStart w:id="24" w:name="_Toc222305870"/>
       <w:r>
         <w:t>Egyszerűség</w:t>
       </w:r>
-      <w:bookmarkEnd w:id="25"/>
+      <w:bookmarkEnd w:id="24"/>
     </w:p>
     <w:p>
       <w:pPr>
@@ -8770,35 +8768,64 @@
         <w:pStyle w:val="Cmsor2"/>
         <w:spacing w:line="360" w:lineRule="auto"/>
       </w:pPr>
-      <w:bookmarkStart w:id="26" w:name="_Toc222305871"/>
+      <w:bookmarkStart w:id="25" w:name="_Toc222305871"/>
       <w:r>
         <w:lastRenderedPageBreak/>
         <w:t>Felhasználóbarát felület</w:t>
       </w:r>
+      <w:bookmarkEnd w:id="25"/>
+    </w:p>
+    <w:p>
+      <w:pPr>
+        <w:spacing w:line="360" w:lineRule="auto"/>
+      </w:pPr>
+      <w:r>
+        <w:t xml:space="preserve">A felhasználói felület tervezése során kiemelt figyelmet fordítottunk a felhasználói élményre. Az oldalak letisztultak és </w:t>
+      </w:r>
+      <w:proofErr w:type="spellStart"/>
+      <w:r>
+        <w:t>átláthatóak</w:t>
+      </w:r>
+      <w:proofErr w:type="spellEnd"/>
+      <w:r>
+        <w:t xml:space="preserve">, a menük logikusan vannak felépítve, és a funkciók könnyen megtalálhatók. A színválasztás is a könnyű </w:t>
+      </w:r>
+      <w:proofErr w:type="spellStart"/>
+      <w:r>
+        <w:t>olvashatóságot</w:t>
+      </w:r>
+      <w:proofErr w:type="spellEnd"/>
+      <w:r>
+        <w:t xml:space="preserve"> szolgálja.</w:t>
+      </w:r>
+    </w:p>
+    <w:p>
+      <w:pPr>
+        <w:spacing w:line="360" w:lineRule="auto"/>
+      </w:pPr>
+    </w:p>
+    <w:p>
+      <w:pPr>
+        <w:pStyle w:val="Cmsor2"/>
+        <w:spacing w:line="360" w:lineRule="auto"/>
+      </w:pPr>
+      <w:bookmarkStart w:id="26" w:name="_Toc222305872"/>
+      <w:r>
+        <w:t>Rugalmasság</w:t>
+      </w:r>
       <w:bookmarkEnd w:id="26"/>
     </w:p>
     <w:p>
       <w:pPr>
         <w:spacing w:line="360" w:lineRule="auto"/>
       </w:pPr>
-      <w:r>
-        <w:t xml:space="preserve">A felhasználói felület tervezése során kiemelt figyelmet fordítottunk a felhasználói élményre. Az oldalak letisztultak és </w:t>
-      </w:r>
-      <w:proofErr w:type="spellStart"/>
-      <w:r>
-        <w:t>átláthatóak</w:t>
-      </w:r>
-      <w:proofErr w:type="spellEnd"/>
-      <w:r>
-        <w:t xml:space="preserve">, a menük logikusan vannak felépítve, és a funkciók könnyen megtalálhatók. A színválasztás is a könnyű </w:t>
-      </w:r>
-      <w:proofErr w:type="spellStart"/>
-      <w:r>
-        <w:t>olvashatóságot</w:t>
-      </w:r>
-      <w:proofErr w:type="spellEnd"/>
-      <w:r>
-        <w:t xml:space="preserve"> szolgálja.</w:t>
+    </w:p>
+    <w:p>
+      <w:pPr>
+        <w:spacing w:line="360" w:lineRule="auto"/>
+      </w:pPr>
+      <w:r>
+        <w:t>A rendszer rugalmasan kezeli a különböző Excel formátumokat és kódolásokat. Ez azért fontos, mert a különböző iskolák és rendszerek eltérő formátumokat használhatnak az adatok exportálásához. A FELVEO képes automatikusan felismerni a kódolást és az elválasztó karaktert, de a felhasználó kézzel is beállíthatja ezeket.</w:t>
       </w:r>
     </w:p>
     <w:p>
@@ -8811,9 +8838,9 @@
         <w:pStyle w:val="Cmsor2"/>
         <w:spacing w:line="360" w:lineRule="auto"/>
       </w:pPr>
-      <w:bookmarkStart w:id="27" w:name="_Toc222305872"/>
-      <w:r>
-        <w:t>Rugalmasság</w:t>
+      <w:bookmarkStart w:id="27" w:name="_Toc222305873"/>
+      <w:r>
+        <w:t>Biztonság</w:t>
       </w:r>
       <w:bookmarkEnd w:id="27"/>
     </w:p>
@@ -8827,7 +8854,31 @@
         <w:spacing w:line="360" w:lineRule="auto"/>
       </w:pPr>
       <w:r>
-        <w:t>A rendszer rugalmasan kezeli a különböző Excel formátumokat és kódolásokat. Ez azért fontos, mert a különböző iskolák és rendszerek eltérő formátumokat használhatnak az adatok exportálásához. A FELVEO képes automatikusan felismerni a kódolást és az elválasztó karaktert, de a felhasználó kézzel is beállíthatja ezeket.</w:t>
+        <w:t xml:space="preserve">A rendszer biztonságos működést biztosít a session-alapú </w:t>
+      </w:r>
+      <w:proofErr w:type="spellStart"/>
+      <w:r>
+        <w:t>autentikáció</w:t>
+      </w:r>
+      <w:proofErr w:type="spellEnd"/>
+      <w:r>
+        <w:t xml:space="preserve"> révén. Az adminisztrátori hozzáférés jelszóval védett, és a jelszó biztonságosan tárolódik (</w:t>
+      </w:r>
+      <w:proofErr w:type="spellStart"/>
+      <w:r>
+        <w:t>hash</w:t>
+      </w:r>
+      <w:proofErr w:type="spellEnd"/>
+      <w:r>
+        <w:t xml:space="preserve"> formátumban). A rendszer védi az SQL </w:t>
+      </w:r>
+      <w:proofErr w:type="spellStart"/>
+      <w:r>
+        <w:t>injection</w:t>
+      </w:r>
+      <w:proofErr w:type="spellEnd"/>
+      <w:r>
+        <w:t xml:space="preserve"> támadásokat is a PDO használatával.</w:t>
       </w:r>
     </w:p>
     <w:p>
@@ -8840,9 +8891,9 @@
         <w:pStyle w:val="Cmsor2"/>
         <w:spacing w:line="360" w:lineRule="auto"/>
       </w:pPr>
-      <w:bookmarkStart w:id="28" w:name="_Toc222305873"/>
-      <w:r>
-        <w:t>Biztonság</w:t>
+      <w:bookmarkStart w:id="28" w:name="_Toc222305874"/>
+      <w:r>
+        <w:t>Modern design</w:t>
       </w:r>
       <w:bookmarkEnd w:id="28"/>
     </w:p>
@@ -8856,59 +8907,6 @@
         <w:spacing w:line="360" w:lineRule="auto"/>
       </w:pPr>
       <w:r>
-        <w:t xml:space="preserve">A rendszer biztonságos működést biztosít a session-alapú </w:t>
-      </w:r>
-      <w:proofErr w:type="spellStart"/>
-      <w:r>
-        <w:t>autentikáció</w:t>
-      </w:r>
-      <w:proofErr w:type="spellEnd"/>
-      <w:r>
-        <w:t xml:space="preserve"> révén. Az adminisztrátori hozzáférés jelszóval védett, és a jelszó biztonságosan tárolódik (</w:t>
-      </w:r>
-      <w:proofErr w:type="spellStart"/>
-      <w:r>
-        <w:t>hash</w:t>
-      </w:r>
-      <w:proofErr w:type="spellEnd"/>
-      <w:r>
-        <w:t xml:space="preserve"> formátumban). A rendszer védi az SQL </w:t>
-      </w:r>
-      <w:proofErr w:type="spellStart"/>
-      <w:r>
-        <w:t>injection</w:t>
-      </w:r>
-      <w:proofErr w:type="spellEnd"/>
-      <w:r>
-        <w:t xml:space="preserve"> támadásokat is a PDO használatával.</w:t>
-      </w:r>
-    </w:p>
-    <w:p>
-      <w:pPr>
-        <w:spacing w:line="360" w:lineRule="auto"/>
-      </w:pPr>
-    </w:p>
-    <w:p>
-      <w:pPr>
-        <w:pStyle w:val="Cmsor2"/>
-        <w:spacing w:line="360" w:lineRule="auto"/>
-      </w:pPr>
-      <w:bookmarkStart w:id="29" w:name="_Toc222305874"/>
-      <w:r>
-        <w:t>Modern design</w:t>
-      </w:r>
-      <w:bookmarkEnd w:id="29"/>
-    </w:p>
-    <w:p>
-      <w:pPr>
-        <w:spacing w:line="360" w:lineRule="auto"/>
-      </w:pPr>
-    </w:p>
-    <w:p>
-      <w:pPr>
-        <w:spacing w:line="360" w:lineRule="auto"/>
-      </w:pPr>
-      <w:r>
         <w:t>A modern megjelenés és a reszponzív design lehetővé teszi, hogy a rendszer bármilyen eszközön - számítógépen, tableten vagy mobiltelefonon - jól nézzen és könnyen kezelhető legyen.</w:t>
       </w:r>
     </w:p>
@@ -8931,12 +8929,12 @@
       <w:pPr>
         <w:pStyle w:val="Cmsor1"/>
       </w:pPr>
-      <w:bookmarkStart w:id="30" w:name="_Toc222305875"/>
+      <w:bookmarkStart w:id="29" w:name="_Toc222305875"/>
       <w:r>
         <w:lastRenderedPageBreak/>
         <w:t>Adatforrások, kutatás</w:t>
       </w:r>
-      <w:bookmarkEnd w:id="30"/>
+      <w:bookmarkEnd w:id="29"/>
     </w:p>
     <w:p>
       <w:pPr>
@@ -9093,10 +9091,74 @@
         <w:pStyle w:val="Cmsor2"/>
         <w:spacing w:line="360" w:lineRule="auto"/>
       </w:pPr>
-      <w:bookmarkStart w:id="31" w:name="_Toc222305876"/>
+      <w:bookmarkStart w:id="30" w:name="_Toc222305876"/>
       <w:r>
         <w:t>Excel fájlok kezelése</w:t>
       </w:r>
+      <w:bookmarkEnd w:id="30"/>
+    </w:p>
+    <w:p>
+      <w:pPr>
+        <w:spacing w:line="360" w:lineRule="auto"/>
+      </w:pPr>
+    </w:p>
+    <w:p>
+      <w:pPr>
+        <w:spacing w:line="360" w:lineRule="auto"/>
+      </w:pPr>
+      <w:r>
+        <w:t xml:space="preserve">Az Excel fájlok kezeléséhez a </w:t>
+      </w:r>
+      <w:proofErr w:type="spellStart"/>
+      <w:r>
+        <w:t>PHPSpreadsheet</w:t>
+      </w:r>
+      <w:proofErr w:type="spellEnd"/>
+      <w:r>
+        <w:t xml:space="preserve"> PHP könyvtárat használtuk. Ez a könyvtár lehetővé teszi az Excel fájlok olvasását és írását PHP-ban. A támogatott formátumok közé tartozik az .</w:t>
+      </w:r>
+      <w:proofErr w:type="spellStart"/>
+      <w:r>
+        <w:t>xlsx</w:t>
+      </w:r>
+      <w:proofErr w:type="spellEnd"/>
+      <w:r>
+        <w:t xml:space="preserve"> (Excel 2007+) és az .</w:t>
+      </w:r>
+      <w:proofErr w:type="spellStart"/>
+      <w:r>
+        <w:t>xls</w:t>
+      </w:r>
+      <w:proofErr w:type="spellEnd"/>
+      <w:r>
+        <w:t xml:space="preserve"> (régebbi Excel verziók).</w:t>
+      </w:r>
+    </w:p>
+    <w:p>
+      <w:pPr>
+        <w:spacing w:line="360" w:lineRule="auto"/>
+      </w:pPr>
+    </w:p>
+    <w:p>
+      <w:pPr>
+        <w:spacing w:line="360" w:lineRule="auto"/>
+      </w:pPr>
+    </w:p>
+    <w:p>
+      <w:pPr>
+        <w:pStyle w:val="Cmsor2"/>
+        <w:spacing w:line="360" w:lineRule="auto"/>
+      </w:pPr>
+    </w:p>
+    <w:p>
+      <w:pPr>
+        <w:pStyle w:val="Cmsor2"/>
+        <w:spacing w:line="360" w:lineRule="auto"/>
+      </w:pPr>
+      <w:bookmarkStart w:id="31" w:name="_Toc222305877"/>
+      <w:r>
+        <w:t>CSV formátumok és kódolások</w:t>
+      </w:r>
       <w:bookmarkEnd w:id="31"/>
     </w:p>
     <w:p>
@@ -9109,31 +9171,15 @@
         <w:spacing w:line="360" w:lineRule="auto"/>
       </w:pPr>
       <w:r>
-        <w:t xml:space="preserve">Az Excel fájlok kezeléséhez a </w:t>
-      </w:r>
-      <w:proofErr w:type="spellStart"/>
-      <w:r>
-        <w:t>PHPSpreadsheet</w:t>
-      </w:r>
-      <w:proofErr w:type="spellEnd"/>
-      <w:r>
-        <w:t xml:space="preserve"> PHP könyvtárat használtuk. Ez a könyvtár lehetővé teszi az Excel fájlok olvasását és írását PHP-ban. A támogatott formátumok közé tartozik az .</w:t>
-      </w:r>
-      <w:proofErr w:type="spellStart"/>
-      <w:r>
-        <w:t>xlsx</w:t>
-      </w:r>
-      <w:proofErr w:type="spellEnd"/>
-      <w:r>
-        <w:t xml:space="preserve"> (Excel 2007+) és az .</w:t>
-      </w:r>
-      <w:proofErr w:type="spellStart"/>
-      <w:r>
-        <w:t>xls</w:t>
-      </w:r>
-      <w:proofErr w:type="spellEnd"/>
-      <w:r>
-        <w:t xml:space="preserve"> (régebbi Excel verziók).</w:t>
+        <w:t xml:space="preserve">A CSV fájlok kezelése összetettebb feladat, mert a fájlok különböző kódolásokban és különböző elválasztó karakterekkel (vessző, pontosvessző, </w:t>
+      </w:r>
+      <w:proofErr w:type="spellStart"/>
+      <w:r>
+        <w:t>tab</w:t>
+      </w:r>
+      <w:proofErr w:type="spellEnd"/>
+      <w:r>
+        <w:t>) menthetők. A rendszer képes automatikusan felismerni a kódolást és az elválasztót, de a felhasználó kézzel is beállíthatja ezeket.</w:t>
       </w:r>
     </w:p>
     <w:p>
@@ -9151,15 +9197,9 @@
         <w:pStyle w:val="Cmsor2"/>
         <w:spacing w:line="360" w:lineRule="auto"/>
       </w:pPr>
-    </w:p>
-    <w:p>
-      <w:pPr>
-        <w:pStyle w:val="Cmsor2"/>
-        <w:spacing w:line="360" w:lineRule="auto"/>
-      </w:pPr>
-      <w:bookmarkStart w:id="32" w:name="_Toc222305877"/>
-      <w:r>
-        <w:t>CSV formátumok és kódolások</w:t>
+      <w:bookmarkStart w:id="32" w:name="_Toc222305878"/>
+      <w:r>
+        <w:t>Duplikált adatok kezelése</w:t>
       </w:r>
       <w:bookmarkEnd w:id="32"/>
     </w:p>
@@ -9173,120 +9213,78 @@
         <w:spacing w:line="360" w:lineRule="auto"/>
       </w:pPr>
       <w:r>
-        <w:t xml:space="preserve">A CSV fájlok kezelése összetettebb feladat, mert a fájlok különböző kódolásokban és különböző elválasztó karakterekkel (vessző, pontosvessző, </w:t>
-      </w:r>
-      <w:proofErr w:type="spellStart"/>
-      <w:r>
-        <w:t>tab</w:t>
-      </w:r>
-      <w:proofErr w:type="spellEnd"/>
-      <w:r>
-        <w:t>) menthetők. A rendszer képes automatikusan felismerni a kódolást és az elválasztót, de a felhasználó kézzel is beállíthatja ezeket.</w:t>
-      </w:r>
-    </w:p>
-    <w:p>
-      <w:pPr>
-        <w:spacing w:line="360" w:lineRule="auto"/>
-      </w:pPr>
-    </w:p>
-    <w:p>
-      <w:pPr>
-        <w:spacing w:line="360" w:lineRule="auto"/>
-      </w:pPr>
-    </w:p>
-    <w:p>
-      <w:pPr>
-        <w:pStyle w:val="Cmsor2"/>
-        <w:spacing w:line="360" w:lineRule="auto"/>
-      </w:pPr>
-      <w:bookmarkStart w:id="33" w:name="_Toc222305878"/>
-      <w:r>
-        <w:t>Duplikált adatok kezelése</w:t>
+        <w:t>Az importálás során a rendszer automatikusan kezeli a duplikált adatokat. A személyek táblában az oktatási azonosító egyedi kulcsként funkcionál, így ha egy már létező azonosítójú rekordot próbálunk importálni, a rendszer frissíti a meglévő adatokat az új értékekkel.</w:t>
+      </w:r>
+    </w:p>
+    <w:p>
+      <w:pPr>
+        <w:spacing w:line="360" w:lineRule="auto"/>
+      </w:pPr>
+    </w:p>
+    <w:p>
+      <w:pPr>
+        <w:spacing w:line="360" w:lineRule="auto"/>
+      </w:pPr>
+    </w:p>
+    <w:p>
+      <w:pPr>
+        <w:spacing w:line="360" w:lineRule="auto"/>
+      </w:pPr>
+    </w:p>
+    <w:p>
+      <w:pPr>
+        <w:spacing w:line="360" w:lineRule="auto"/>
+      </w:pPr>
+    </w:p>
+    <w:p>
+      <w:pPr>
+        <w:spacing w:line="360" w:lineRule="auto"/>
+      </w:pPr>
+    </w:p>
+    <w:p>
+      <w:pPr>
+        <w:spacing w:line="360" w:lineRule="auto"/>
+      </w:pPr>
+    </w:p>
+    <w:p>
+      <w:pPr>
+        <w:spacing w:line="360" w:lineRule="auto"/>
+      </w:pPr>
+    </w:p>
+    <w:p>
+      <w:pPr>
+        <w:spacing w:line="360" w:lineRule="auto"/>
+      </w:pPr>
+    </w:p>
+    <w:p>
+      <w:pPr>
+        <w:spacing w:line="360" w:lineRule="auto"/>
+      </w:pPr>
+    </w:p>
+    <w:p>
+      <w:pPr>
+        <w:spacing w:line="360" w:lineRule="auto"/>
+      </w:pPr>
+    </w:p>
+    <w:p>
+      <w:pPr>
+        <w:spacing w:line="360" w:lineRule="auto"/>
+      </w:pPr>
+    </w:p>
+    <w:p>
+      <w:pPr>
+        <w:spacing w:line="360" w:lineRule="auto"/>
+      </w:pPr>
+    </w:p>
+    <w:p>
+      <w:pPr>
+        <w:pStyle w:val="Cmsor1"/>
+      </w:pPr>
+      <w:bookmarkStart w:id="33" w:name="_Toc222305879"/>
+      <w:r>
+        <w:t>Célok meghatározása</w:t>
       </w:r>
       <w:bookmarkEnd w:id="33"/>
-    </w:p>
-    <w:p>
-      <w:pPr>
-        <w:spacing w:line="360" w:lineRule="auto"/>
-      </w:pPr>
-    </w:p>
-    <w:p>
-      <w:pPr>
-        <w:spacing w:line="360" w:lineRule="auto"/>
-      </w:pPr>
-      <w:r>
-        <w:t>Az importálás során a rendszer automatikusan kezeli a duplikált adatokat. A személyek táblában az oktatási azonosító egyedi kulcsként funkcionál, így ha egy már létező azonosítójú rekordot próbálunk importálni, a rendszer frissíti a meglévő adatokat az új értékekkel.</w:t>
-      </w:r>
-    </w:p>
-    <w:p>
-      <w:pPr>
-        <w:spacing w:line="360" w:lineRule="auto"/>
-      </w:pPr>
-    </w:p>
-    <w:p>
-      <w:pPr>
-        <w:spacing w:line="360" w:lineRule="auto"/>
-      </w:pPr>
-    </w:p>
-    <w:p>
-      <w:pPr>
-        <w:spacing w:line="360" w:lineRule="auto"/>
-      </w:pPr>
-    </w:p>
-    <w:p>
-      <w:pPr>
-        <w:spacing w:line="360" w:lineRule="auto"/>
-      </w:pPr>
-    </w:p>
-    <w:p>
-      <w:pPr>
-        <w:spacing w:line="360" w:lineRule="auto"/>
-      </w:pPr>
-    </w:p>
-    <w:p>
-      <w:pPr>
-        <w:spacing w:line="360" w:lineRule="auto"/>
-      </w:pPr>
-    </w:p>
-    <w:p>
-      <w:pPr>
-        <w:spacing w:line="360" w:lineRule="auto"/>
-      </w:pPr>
-    </w:p>
-    <w:p>
-      <w:pPr>
-        <w:spacing w:line="360" w:lineRule="auto"/>
-      </w:pPr>
-    </w:p>
-    <w:p>
-      <w:pPr>
-        <w:spacing w:line="360" w:lineRule="auto"/>
-      </w:pPr>
-    </w:p>
-    <w:p>
-      <w:pPr>
-        <w:spacing w:line="360" w:lineRule="auto"/>
-      </w:pPr>
-    </w:p>
-    <w:p>
-      <w:pPr>
-        <w:spacing w:line="360" w:lineRule="auto"/>
-      </w:pPr>
-    </w:p>
-    <w:p>
-      <w:pPr>
-        <w:spacing w:line="360" w:lineRule="auto"/>
-      </w:pPr>
-    </w:p>
-    <w:p>
-      <w:pPr>
-        <w:pStyle w:val="Cmsor1"/>
-      </w:pPr>
-      <w:bookmarkStart w:id="34" w:name="_Toc222305879"/>
-      <w:r>
-        <w:t>Célok meghatározása</w:t>
-      </w:r>
-      <w:bookmarkEnd w:id="34"/>
     </w:p>
     <w:p>
       <w:pPr>
@@ -9533,28 +9531,28 @@
       <w:pPr>
         <w:pStyle w:val="Cmsor1"/>
       </w:pPr>
-      <w:bookmarkStart w:id="35" w:name="_Toc222305880"/>
+      <w:bookmarkStart w:id="34" w:name="_Toc222305880"/>
       <w:r>
         <w:lastRenderedPageBreak/>
         <w:t>Részletes célkitűzések</w:t>
       </w:r>
+      <w:bookmarkEnd w:id="34"/>
+    </w:p>
+    <w:p>
+      <w:pPr>
+        <w:spacing w:line="360" w:lineRule="auto"/>
+      </w:pPr>
+    </w:p>
+    <w:p>
+      <w:pPr>
+        <w:pStyle w:val="Cmsor2"/>
+        <w:spacing w:line="360" w:lineRule="auto"/>
+      </w:pPr>
+      <w:bookmarkStart w:id="35" w:name="_Toc222305881"/>
+      <w:r>
+        <w:t>Felhasználóbarát felület</w:t>
+      </w:r>
       <w:bookmarkEnd w:id="35"/>
-    </w:p>
-    <w:p>
-      <w:pPr>
-        <w:spacing w:line="360" w:lineRule="auto"/>
-      </w:pPr>
-    </w:p>
-    <w:p>
-      <w:pPr>
-        <w:pStyle w:val="Cmsor2"/>
-        <w:spacing w:line="360" w:lineRule="auto"/>
-      </w:pPr>
-      <w:bookmarkStart w:id="36" w:name="_Toc222305881"/>
-      <w:r>
-        <w:t>Felhasználóbarát felület</w:t>
-      </w:r>
-      <w:bookmarkEnd w:id="36"/>
     </w:p>
     <w:p>
       <w:pPr>
@@ -9636,10 +9634,44 @@
         <w:pStyle w:val="Cmsor2"/>
         <w:spacing w:line="360" w:lineRule="auto"/>
       </w:pPr>
-      <w:bookmarkStart w:id="37" w:name="_Toc222305882"/>
+      <w:bookmarkStart w:id="36" w:name="_Toc222305882"/>
       <w:r>
         <w:t>Hatékony adatkezelés</w:t>
       </w:r>
+      <w:bookmarkEnd w:id="36"/>
+    </w:p>
+    <w:p>
+      <w:pPr>
+        <w:spacing w:line="360" w:lineRule="auto"/>
+      </w:pPr>
+    </w:p>
+    <w:p>
+      <w:pPr>
+        <w:spacing w:line="360" w:lineRule="auto"/>
+      </w:pPr>
+      <w:r>
+        <w:t>A rendszer képes nagy mennyiségű adat kezelésére is. Az importálási funkció lehetővé teszi több ezer tanulói adat egyidejű betöltését, a szűrési lehetőségek pedig gyors keresést biztosítanak.</w:t>
+      </w:r>
+    </w:p>
+    <w:p>
+      <w:pPr>
+        <w:spacing w:line="360" w:lineRule="auto"/>
+      </w:pPr>
+    </w:p>
+    <w:p>
+      <w:pPr>
+        <w:spacing w:line="360" w:lineRule="auto"/>
+      </w:pPr>
+    </w:p>
+    <w:p>
+      <w:pPr>
+        <w:pStyle w:val="Cmsor2"/>
+        <w:spacing w:line="360" w:lineRule="auto"/>
+      </w:pPr>
+      <w:bookmarkStart w:id="37" w:name="_Toc222305883"/>
+      <w:r>
+        <w:t>Biztonság</w:t>
+      </w:r>
       <w:bookmarkEnd w:id="37"/>
     </w:p>
     <w:p>
@@ -9652,40 +9684,6 @@
         <w:spacing w:line="360" w:lineRule="auto"/>
       </w:pPr>
       <w:r>
-        <w:t>A rendszer képes nagy mennyiségű adat kezelésére is. Az importálási funkció lehetővé teszi több ezer tanulói adat egyidejű betöltését, a szűrési lehetőségek pedig gyors keresést biztosítanak.</w:t>
-      </w:r>
-    </w:p>
-    <w:p>
-      <w:pPr>
-        <w:spacing w:line="360" w:lineRule="auto"/>
-      </w:pPr>
-    </w:p>
-    <w:p>
-      <w:pPr>
-        <w:spacing w:line="360" w:lineRule="auto"/>
-      </w:pPr>
-    </w:p>
-    <w:p>
-      <w:pPr>
-        <w:pStyle w:val="Cmsor2"/>
-        <w:spacing w:line="360" w:lineRule="auto"/>
-      </w:pPr>
-      <w:bookmarkStart w:id="38" w:name="_Toc222305883"/>
-      <w:r>
-        <w:t>Biztonság</w:t>
-      </w:r>
-      <w:bookmarkEnd w:id="38"/>
-    </w:p>
-    <w:p>
-      <w:pPr>
-        <w:spacing w:line="360" w:lineRule="auto"/>
-      </w:pPr>
-    </w:p>
-    <w:p>
-      <w:pPr>
-        <w:spacing w:line="360" w:lineRule="auto"/>
-      </w:pPr>
-      <w:r>
         <w:t xml:space="preserve">A rendszer biztonságos működést garantál. Az adminisztrátori hozzáférés jelszóval védett, és a rendszer védi a leggyakoribb támadási formákat (SQL </w:t>
       </w:r>
       <w:proofErr w:type="spellStart"/>
@@ -9711,28 +9709,28 @@
       <w:pPr>
         <w:pStyle w:val="Cmsor1"/>
       </w:pPr>
-      <w:bookmarkStart w:id="39" w:name="_Toc222305884"/>
+      <w:bookmarkStart w:id="38" w:name="_Toc222305884"/>
       <w:r>
         <w:lastRenderedPageBreak/>
         <w:t>Fejlesztői dokumentáció</w:t>
       </w:r>
+      <w:bookmarkEnd w:id="38"/>
+    </w:p>
+    <w:p>
+      <w:pPr>
+        <w:spacing w:line="360" w:lineRule="auto"/>
+      </w:pPr>
+    </w:p>
+    <w:p>
+      <w:pPr>
+        <w:pStyle w:val="Cmsor2"/>
+        <w:spacing w:line="360" w:lineRule="auto"/>
+      </w:pPr>
+      <w:bookmarkStart w:id="39" w:name="_Toc222305885"/>
+      <w:r>
+        <w:t>A projekt struktúrája</w:t>
+      </w:r>
       <w:bookmarkEnd w:id="39"/>
-    </w:p>
-    <w:p>
-      <w:pPr>
-        <w:spacing w:line="360" w:lineRule="auto"/>
-      </w:pPr>
-    </w:p>
-    <w:p>
-      <w:pPr>
-        <w:pStyle w:val="Cmsor2"/>
-        <w:spacing w:line="360" w:lineRule="auto"/>
-      </w:pPr>
-      <w:bookmarkStart w:id="40" w:name="_Toc222305885"/>
-      <w:r>
-        <w:t>A projekt struktúrája</w:t>
-      </w:r>
-      <w:bookmarkEnd w:id="40"/>
     </w:p>
     <w:p>
       <w:pPr>
@@ -11693,12 +11691,75 @@
       <w:pPr>
         <w:pStyle w:val="Cmsor1"/>
       </w:pPr>
-      <w:bookmarkStart w:id="41" w:name="_Toc222305886"/>
+      <w:bookmarkStart w:id="40" w:name="_Toc222305886"/>
       <w:r>
         <w:lastRenderedPageBreak/>
         <w:t>Fájlok részletes leírása</w:t>
       </w:r>
+      <w:bookmarkEnd w:id="40"/>
+    </w:p>
+    <w:p>
+      <w:pPr>
+        <w:spacing w:line="360" w:lineRule="auto"/>
+      </w:pPr>
+    </w:p>
+    <w:p>
+      <w:pPr>
+        <w:pStyle w:val="Cmsor2"/>
+        <w:spacing w:line="360" w:lineRule="auto"/>
+      </w:pPr>
+      <w:bookmarkStart w:id="41" w:name="_Toc222305887"/>
+      <w:proofErr w:type="spellStart"/>
+      <w:r>
+        <w:t>config.php</w:t>
+      </w:r>
       <w:bookmarkEnd w:id="41"/>
+      <w:proofErr w:type="spellEnd"/>
+    </w:p>
+    <w:p>
+      <w:pPr>
+        <w:spacing w:line="360" w:lineRule="auto"/>
+      </w:pPr>
+    </w:p>
+    <w:p>
+      <w:pPr>
+        <w:spacing w:line="360" w:lineRule="auto"/>
+      </w:pPr>
+      <w:r>
+        <w:t xml:space="preserve">Ez a fájl tartalmazza az adatbázis kapcsolat beállításait. A PDO (PHP Data </w:t>
+      </w:r>
+      <w:proofErr w:type="spellStart"/>
+      <w:r>
+        <w:t>Objects</w:t>
+      </w:r>
+      <w:proofErr w:type="spellEnd"/>
+      <w:r>
+        <w:t xml:space="preserve">) segítségével csatlakozik a </w:t>
+      </w:r>
+      <w:proofErr w:type="spellStart"/>
+      <w:r>
+        <w:t>MySQL</w:t>
+      </w:r>
+      <w:proofErr w:type="spellEnd"/>
+      <w:r>
+        <w:t>/</w:t>
+      </w:r>
+      <w:proofErr w:type="spellStart"/>
+      <w:r>
+        <w:t>MariaDB</w:t>
+      </w:r>
+      <w:proofErr w:type="spellEnd"/>
+      <w:r>
+        <w:t xml:space="preserve"> adatbázishoz. A fájl tartalmazza az </w:t>
+      </w:r>
+      <w:proofErr w:type="spellStart"/>
+      <w:r>
+        <w:t>admin</w:t>
+      </w:r>
+      <w:proofErr w:type="spellEnd"/>
+      <w:r>
+        <w:t xml:space="preserve"> hitelesítő adatokat is.</w:t>
+      </w:r>
     </w:p>
     <w:p>
       <w:pPr>
@@ -11710,10 +11771,10 @@
         <w:pStyle w:val="Cmsor2"/>
         <w:spacing w:line="360" w:lineRule="auto"/>
       </w:pPr>
-      <w:bookmarkStart w:id="42" w:name="_Toc222305887"/>
-      <w:proofErr w:type="spellStart"/>
-      <w:r>
-        <w:t>config.php</w:t>
+      <w:bookmarkStart w:id="42" w:name="_Toc222305888"/>
+      <w:proofErr w:type="spellStart"/>
+      <w:r>
+        <w:t>setup.php</w:t>
       </w:r>
       <w:bookmarkEnd w:id="42"/>
       <w:proofErr w:type="spellEnd"/>
@@ -11728,39 +11789,7 @@
         <w:spacing w:line="360" w:lineRule="auto"/>
       </w:pPr>
       <w:r>
-        <w:t xml:space="preserve">Ez a fájl tartalmazza az adatbázis kapcsolat beállításait. A PDO (PHP Data </w:t>
-      </w:r>
-      <w:proofErr w:type="spellStart"/>
-      <w:r>
-        <w:t>Objects</w:t>
-      </w:r>
-      <w:proofErr w:type="spellEnd"/>
-      <w:r>
-        <w:t xml:space="preserve">) segítségével csatlakozik a </w:t>
-      </w:r>
-      <w:proofErr w:type="spellStart"/>
-      <w:r>
-        <w:t>MySQL</w:t>
-      </w:r>
-      <w:proofErr w:type="spellEnd"/>
-      <w:r>
-        <w:t>/</w:t>
-      </w:r>
-      <w:proofErr w:type="spellStart"/>
-      <w:r>
-        <w:t>MariaDB</w:t>
-      </w:r>
-      <w:proofErr w:type="spellEnd"/>
-      <w:r>
-        <w:t xml:space="preserve"> adatbázishoz. A fájl tartalmazza az </w:t>
-      </w:r>
-      <w:proofErr w:type="spellStart"/>
-      <w:r>
-        <w:t>admin</w:t>
-      </w:r>
-      <w:proofErr w:type="spellEnd"/>
-      <w:r>
-        <w:t xml:space="preserve"> hitelesítő adatokat is.</w:t>
+        <w:t>Az adatbázis telepítő script. Futtatásakor automatikusan létrehozza a szükséges táblákat és az alapértelmezett beállításokat. Csak egyszer kell futtatni a rendszer első beállításakor.</w:t>
       </w:r>
     </w:p>
     <w:p>
@@ -11773,10 +11802,18 @@
         <w:pStyle w:val="Cmsor2"/>
         <w:spacing w:line="360" w:lineRule="auto"/>
       </w:pPr>
-      <w:bookmarkStart w:id="43" w:name="_Toc222305888"/>
-      <w:proofErr w:type="spellStart"/>
-      <w:r>
-        <w:t>setup.php</w:t>
+      <w:bookmarkStart w:id="43" w:name="_Toc222305889"/>
+      <w:proofErr w:type="spellStart"/>
+      <w:r>
+        <w:t>import.php</w:t>
+      </w:r>
+      <w:proofErr w:type="spellEnd"/>
+      <w:r>
+        <w:t xml:space="preserve"> és </w:t>
+      </w:r>
+      <w:proofErr w:type="spellStart"/>
+      <w:r>
+        <w:t>upload.php</w:t>
       </w:r>
       <w:bookmarkEnd w:id="43"/>
       <w:proofErr w:type="spellEnd"/>
@@ -11791,7 +11828,23 @@
         <w:spacing w:line="360" w:lineRule="auto"/>
       </w:pPr>
       <w:r>
-        <w:t>Az adatbázis telepítő script. Futtatásakor automatikusan létrehozza a szükséges táblákat és az alapértelmezett beállításokat. Csak egyszer kell futtatni a rendszer első beállításakor.</w:t>
+        <w:t xml:space="preserve">Az importálási funkcióért felelős fájlok. Az </w:t>
+      </w:r>
+      <w:proofErr w:type="spellStart"/>
+      <w:r>
+        <w:t>import.php</w:t>
+      </w:r>
+      <w:proofErr w:type="spellEnd"/>
+      <w:r>
+        <w:t xml:space="preserve"> a felhasználói felületet biztosítja, míg az </w:t>
+      </w:r>
+      <w:proofErr w:type="spellStart"/>
+      <w:r>
+        <w:t>upload.php</w:t>
+      </w:r>
+      <w:proofErr w:type="spellEnd"/>
+      <w:r>
+        <w:t xml:space="preserve"> a fájlok feldolgozását és az adatbázisba írást végzi.</w:t>
       </w:r>
     </w:p>
     <w:p>
@@ -11804,18 +11857,10 @@
         <w:pStyle w:val="Cmsor2"/>
         <w:spacing w:line="360" w:lineRule="auto"/>
       </w:pPr>
-      <w:bookmarkStart w:id="44" w:name="_Toc222305889"/>
-      <w:proofErr w:type="spellStart"/>
-      <w:r>
-        <w:t>import.php</w:t>
-      </w:r>
-      <w:proofErr w:type="spellEnd"/>
-      <w:r>
-        <w:t xml:space="preserve"> és </w:t>
-      </w:r>
-      <w:proofErr w:type="spellStart"/>
-      <w:r>
-        <w:t>upload.php</w:t>
+      <w:bookmarkStart w:id="44" w:name="_Toc222305890"/>
+      <w:proofErr w:type="spellStart"/>
+      <w:r>
+        <w:t>eredmeny.php</w:t>
       </w:r>
       <w:bookmarkEnd w:id="44"/>
       <w:proofErr w:type="spellEnd"/>
@@ -11830,24 +11875,21 @@
         <w:spacing w:line="360" w:lineRule="auto"/>
       </w:pPr>
       <w:r>
-        <w:t xml:space="preserve">Az importálási funkcióért felelős fájlok. Az </w:t>
-      </w:r>
-      <w:proofErr w:type="spellStart"/>
-      <w:r>
-        <w:t>import.php</w:t>
-      </w:r>
-      <w:proofErr w:type="spellEnd"/>
-      <w:r>
-        <w:t xml:space="preserve"> a felhasználói felületet biztosítja, míg az </w:t>
-      </w:r>
-      <w:proofErr w:type="spellStart"/>
-      <w:r>
-        <w:t>upload.php</w:t>
-      </w:r>
-      <w:proofErr w:type="spellEnd"/>
-      <w:r>
-        <w:t xml:space="preserve"> a fájlok feldolgozását és az adatbázisba írást végzi.</w:t>
-      </w:r>
+        <w:t xml:space="preserve">Az </w:t>
+      </w:r>
+      <w:proofErr w:type="spellStart"/>
+      <w:r>
+        <w:t>eredménylekérdező</w:t>
+      </w:r>
+      <w:proofErr w:type="spellEnd"/>
+      <w:r>
+        <w:t xml:space="preserve"> oldal. Ez a publikus felület, ahol a tanulók az oktatási azonosítójuk megadásával megtekinthetik az eredményeiket.</w:t>
+      </w:r>
+    </w:p>
+    <w:p>
+      <w:pPr>
+        <w:spacing w:line="360" w:lineRule="auto"/>
+      </w:pPr>
     </w:p>
     <w:p>
       <w:pPr>
@@ -11859,92 +11901,48 @@
         <w:pStyle w:val="Cmsor2"/>
         <w:spacing w:line="360" w:lineRule="auto"/>
       </w:pPr>
-      <w:bookmarkStart w:id="45" w:name="_Toc222305890"/>
-      <w:proofErr w:type="spellStart"/>
-      <w:r>
-        <w:t>eredmeny.php</w:t>
-      </w:r>
-      <w:bookmarkEnd w:id="45"/>
-      <w:proofErr w:type="spellEnd"/>
-    </w:p>
-    <w:p>
-      <w:pPr>
-        <w:spacing w:line="360" w:lineRule="auto"/>
-      </w:pPr>
-    </w:p>
-    <w:p>
-      <w:pPr>
-        <w:spacing w:line="360" w:lineRule="auto"/>
-      </w:pPr>
-      <w:r>
-        <w:t xml:space="preserve">Az </w:t>
-      </w:r>
-      <w:proofErr w:type="spellStart"/>
-      <w:r>
-        <w:t>eredménylekérdező</w:t>
-      </w:r>
-      <w:proofErr w:type="spellEnd"/>
-      <w:r>
-        <w:t xml:space="preserve"> oldal. Ez a publikus felület, ahol a tanulók az oktatási azonosítójuk megadásával megtekinthetik az eredményeiket.</w:t>
-      </w:r>
-    </w:p>
-    <w:p>
-      <w:pPr>
-        <w:spacing w:line="360" w:lineRule="auto"/>
-      </w:pPr>
-    </w:p>
-    <w:p>
-      <w:pPr>
-        <w:spacing w:line="360" w:lineRule="auto"/>
-      </w:pPr>
-    </w:p>
-    <w:p>
-      <w:pPr>
-        <w:pStyle w:val="Cmsor2"/>
-        <w:spacing w:line="360" w:lineRule="auto"/>
-      </w:pPr>
-      <w:bookmarkStart w:id="46" w:name="_Toc222305891"/>
+      <w:bookmarkStart w:id="45" w:name="_Toc222305891"/>
       <w:proofErr w:type="spellStart"/>
       <w:r>
         <w:lastRenderedPageBreak/>
         <w:t>student_view.php</w:t>
       </w:r>
+      <w:bookmarkEnd w:id="45"/>
+      <w:proofErr w:type="spellEnd"/>
+    </w:p>
+    <w:p>
+      <w:pPr>
+        <w:spacing w:line="360" w:lineRule="auto"/>
+      </w:pPr>
+    </w:p>
+    <w:p>
+      <w:pPr>
+        <w:spacing w:line="360" w:lineRule="auto"/>
+      </w:pPr>
+      <w:r>
+        <w:t>A diákok saját oldala, ahol megtekinthetik a feltöltött dolgozataikat és azok eredményeit.</w:t>
+      </w:r>
+    </w:p>
+    <w:p>
+      <w:pPr>
+        <w:spacing w:line="360" w:lineRule="auto"/>
+      </w:pPr>
+    </w:p>
+    <w:p>
+      <w:pPr>
+        <w:pStyle w:val="Cmsor2"/>
+        <w:spacing w:line="360" w:lineRule="auto"/>
+      </w:pPr>
+      <w:bookmarkStart w:id="46" w:name="_Toc222305892"/>
+      <w:proofErr w:type="spellStart"/>
+      <w:r>
+        <w:t>admin</w:t>
+      </w:r>
+      <w:proofErr w:type="spellEnd"/>
+      <w:r>
+        <w:t>_*.php fájlok</w:t>
+      </w:r>
       <w:bookmarkEnd w:id="46"/>
-      <w:proofErr w:type="spellEnd"/>
-    </w:p>
-    <w:p>
-      <w:pPr>
-        <w:spacing w:line="360" w:lineRule="auto"/>
-      </w:pPr>
-    </w:p>
-    <w:p>
-      <w:pPr>
-        <w:spacing w:line="360" w:lineRule="auto"/>
-      </w:pPr>
-      <w:r>
-        <w:t>A diákok saját oldala, ahol megtekinthetik a feltöltött dolgozataikat és azok eredményeit.</w:t>
-      </w:r>
-    </w:p>
-    <w:p>
-      <w:pPr>
-        <w:spacing w:line="360" w:lineRule="auto"/>
-      </w:pPr>
-    </w:p>
-    <w:p>
-      <w:pPr>
-        <w:pStyle w:val="Cmsor2"/>
-        <w:spacing w:line="360" w:lineRule="auto"/>
-      </w:pPr>
-      <w:bookmarkStart w:id="47" w:name="_Toc222305892"/>
-      <w:proofErr w:type="spellStart"/>
-      <w:r>
-        <w:t>admin</w:t>
-      </w:r>
-      <w:proofErr w:type="spellEnd"/>
-      <w:r>
-        <w:t>_*.php fájlok</w:t>
-      </w:r>
-      <w:bookmarkEnd w:id="47"/>
     </w:p>
     <w:p>
       <w:pPr>
@@ -12036,11 +12034,27 @@
       <w:pPr>
         <w:pStyle w:val="Cmsor1"/>
       </w:pPr>
-      <w:bookmarkStart w:id="48" w:name="_Toc222305893"/>
+      <w:bookmarkStart w:id="47" w:name="_Toc222305893"/>
       <w:r>
         <w:lastRenderedPageBreak/>
         <w:t>Milyen szoftvereket használtunk az elkészítéséhez?</w:t>
       </w:r>
+      <w:bookmarkEnd w:id="47"/>
+    </w:p>
+    <w:p>
+      <w:pPr>
+        <w:spacing w:line="360" w:lineRule="auto"/>
+      </w:pPr>
+    </w:p>
+    <w:p>
+      <w:pPr>
+        <w:pStyle w:val="Cmsor2"/>
+        <w:spacing w:line="360" w:lineRule="auto"/>
+      </w:pPr>
+      <w:bookmarkStart w:id="48" w:name="_Toc222305894"/>
+      <w:r>
+        <w:t>XAMPP</w:t>
+      </w:r>
       <w:bookmarkEnd w:id="48"/>
     </w:p>
     <w:p>
@@ -12050,84 +12064,68 @@
     </w:p>
     <w:p>
       <w:pPr>
+        <w:spacing w:line="360" w:lineRule="auto"/>
+      </w:pPr>
+      <w:r>
+        <w:t xml:space="preserve">Az XAMPP egy olyan eszköz, amit szívesen használtunk, mert elképesztően egyszerűvé teszi a webfejlesztéshez szükséges környezet gyors felállítását. Gyakorlatilag egy csomagban megkaptunk mindent, amire szükségünk lehetett: egy </w:t>
+      </w:r>
+      <w:proofErr w:type="spellStart"/>
+      <w:r>
+        <w:t>Apache</w:t>
+      </w:r>
+      <w:proofErr w:type="spellEnd"/>
+      <w:r>
+        <w:t xml:space="preserve"> webszervert, egy </w:t>
+      </w:r>
+      <w:proofErr w:type="spellStart"/>
+      <w:r>
+        <w:t>MySQL</w:t>
+      </w:r>
+      <w:proofErr w:type="spellEnd"/>
+      <w:r>
+        <w:t>/</w:t>
+      </w:r>
+      <w:proofErr w:type="spellStart"/>
+      <w:r>
+        <w:t>MariaDB</w:t>
+      </w:r>
+      <w:proofErr w:type="spellEnd"/>
+      <w:r>
+        <w:t xml:space="preserve"> adatbázis-kezelőt, valamint a PHP futtatókörnyezetet is.</w:t>
+      </w:r>
+    </w:p>
+    <w:p>
+      <w:pPr>
+        <w:spacing w:line="360" w:lineRule="auto"/>
+      </w:pPr>
+    </w:p>
+    <w:p>
+      <w:pPr>
+        <w:spacing w:line="360" w:lineRule="auto"/>
+      </w:pPr>
+    </w:p>
+    <w:p>
+      <w:pPr>
         <w:pStyle w:val="Cmsor2"/>
         <w:spacing w:line="360" w:lineRule="auto"/>
       </w:pPr>
-      <w:bookmarkStart w:id="49" w:name="_Toc222305894"/>
-      <w:r>
-        <w:t>XAMPP</w:t>
+      <w:bookmarkStart w:id="49" w:name="_Toc222305895"/>
+      <w:r>
+        <w:t xml:space="preserve">Visual </w:t>
+      </w:r>
+      <w:proofErr w:type="spellStart"/>
+      <w:r>
+        <w:t>Studio</w:t>
+      </w:r>
+      <w:proofErr w:type="spellEnd"/>
+      <w:r>
+        <w:t xml:space="preserve"> </w:t>
+      </w:r>
+      <w:proofErr w:type="spellStart"/>
+      <w:r>
+        <w:t>Code</w:t>
       </w:r>
       <w:bookmarkEnd w:id="49"/>
-    </w:p>
-    <w:p>
-      <w:pPr>
-        <w:spacing w:line="360" w:lineRule="auto"/>
-      </w:pPr>
-    </w:p>
-    <w:p>
-      <w:pPr>
-        <w:spacing w:line="360" w:lineRule="auto"/>
-      </w:pPr>
-      <w:r>
-        <w:t xml:space="preserve">Az XAMPP egy olyan eszköz, amit szívesen használtunk, mert elképesztően egyszerűvé teszi a webfejlesztéshez szükséges környezet gyors felállítását. Gyakorlatilag egy csomagban megkaptunk mindent, amire szükségünk lehetett: egy </w:t>
-      </w:r>
-      <w:proofErr w:type="spellStart"/>
-      <w:r>
-        <w:t>Apache</w:t>
-      </w:r>
-      <w:proofErr w:type="spellEnd"/>
-      <w:r>
-        <w:t xml:space="preserve"> webszervert, egy </w:t>
-      </w:r>
-      <w:proofErr w:type="spellStart"/>
-      <w:r>
-        <w:t>MySQL</w:t>
-      </w:r>
-      <w:proofErr w:type="spellEnd"/>
-      <w:r>
-        <w:t>/</w:t>
-      </w:r>
-      <w:proofErr w:type="spellStart"/>
-      <w:r>
-        <w:t>MariaDB</w:t>
-      </w:r>
-      <w:proofErr w:type="spellEnd"/>
-      <w:r>
-        <w:t xml:space="preserve"> adatbázis-kezelőt, valamint a PHP futtatókörnyezetet is.</w:t>
-      </w:r>
-    </w:p>
-    <w:p>
-      <w:pPr>
-        <w:spacing w:line="360" w:lineRule="auto"/>
-      </w:pPr>
-    </w:p>
-    <w:p>
-      <w:pPr>
-        <w:spacing w:line="360" w:lineRule="auto"/>
-      </w:pPr>
-    </w:p>
-    <w:p>
-      <w:pPr>
-        <w:pStyle w:val="Cmsor2"/>
-        <w:spacing w:line="360" w:lineRule="auto"/>
-      </w:pPr>
-      <w:bookmarkStart w:id="50" w:name="_Toc222305895"/>
-      <w:r>
-        <w:t xml:space="preserve">Visual </w:t>
-      </w:r>
-      <w:proofErr w:type="spellStart"/>
-      <w:r>
-        <w:t>Studio</w:t>
-      </w:r>
-      <w:proofErr w:type="spellEnd"/>
-      <w:r>
-        <w:t xml:space="preserve"> </w:t>
-      </w:r>
-      <w:proofErr w:type="spellStart"/>
-      <w:r>
-        <w:t>Code</w:t>
-      </w:r>
-      <w:bookmarkEnd w:id="50"/>
       <w:proofErr w:type="spellEnd"/>
     </w:p>
     <w:p>
@@ -12550,11 +12548,27 @@
       <w:pPr>
         <w:pStyle w:val="Cmsor1"/>
       </w:pPr>
-      <w:bookmarkStart w:id="51" w:name="_Toc222305896"/>
+      <w:bookmarkStart w:id="50" w:name="_Toc222305896"/>
       <w:r>
         <w:lastRenderedPageBreak/>
         <w:t>Milyen programnyelveket használtunk?</w:t>
       </w:r>
+      <w:bookmarkEnd w:id="50"/>
+    </w:p>
+    <w:p>
+      <w:pPr>
+        <w:spacing w:line="360" w:lineRule="auto"/>
+      </w:pPr>
+    </w:p>
+    <w:p>
+      <w:pPr>
+        <w:pStyle w:val="Cmsor2"/>
+        <w:spacing w:line="360" w:lineRule="auto"/>
+      </w:pPr>
+      <w:bookmarkStart w:id="51" w:name="_Toc222305897"/>
+      <w:r>
+        <w:t>PHP</w:t>
+      </w:r>
       <w:bookmarkEnd w:id="51"/>
     </w:p>
     <w:p>
@@ -12564,12 +12578,33 @@
     </w:p>
     <w:p>
       <w:pPr>
+        <w:spacing w:line="360" w:lineRule="auto"/>
+      </w:pPr>
+      <w:r>
+        <w:t xml:space="preserve">A PHP egy szerveroldali </w:t>
+      </w:r>
+      <w:proofErr w:type="spellStart"/>
+      <w:r>
+        <w:t>szkriptnyelv</w:t>
+      </w:r>
+      <w:proofErr w:type="spellEnd"/>
+      <w:r>
+        <w:t>, amelyet a webfejlesztésben széles körben használnak. A FELVEO rendszer backend része PHP-ban íródott, kihasználva a PHP egyszerűségét és hatékonyságát.</w:t>
+      </w:r>
+    </w:p>
+    <w:p>
+      <w:pPr>
+        <w:spacing w:line="360" w:lineRule="auto"/>
+      </w:pPr>
+    </w:p>
+    <w:p>
+      <w:pPr>
         <w:pStyle w:val="Cmsor2"/>
         <w:spacing w:line="360" w:lineRule="auto"/>
       </w:pPr>
-      <w:bookmarkStart w:id="52" w:name="_Toc222305897"/>
-      <w:r>
-        <w:t>PHP</w:t>
+      <w:bookmarkStart w:id="52" w:name="_Toc222305898"/>
+      <w:r>
+        <w:t>HTML5</w:t>
       </w:r>
       <w:bookmarkEnd w:id="52"/>
     </w:p>
@@ -12583,15 +12618,15 @@
         <w:spacing w:line="360" w:lineRule="auto"/>
       </w:pPr>
       <w:r>
-        <w:t xml:space="preserve">A PHP egy szerveroldali </w:t>
-      </w:r>
-      <w:proofErr w:type="spellStart"/>
-      <w:r>
-        <w:t>szkriptnyelv</w:t>
-      </w:r>
-      <w:proofErr w:type="spellEnd"/>
-      <w:r>
-        <w:t>, amelyet a webfejlesztésben széles körben használnak. A FELVEO rendszer backend része PHP-ban íródott, kihasználva a PHP egyszerűségét és hatékonyságát.</w:t>
+        <w:t>Az HTML5 a weboldalak strukturális alapja. A FELVEO HTML5 szabványos elemeket használ, beleértve a szemantikus tag-</w:t>
+      </w:r>
+      <w:proofErr w:type="spellStart"/>
+      <w:r>
+        <w:t>eket</w:t>
+      </w:r>
+      <w:proofErr w:type="spellEnd"/>
+      <w:r>
+        <w:t>.</w:t>
       </w:r>
     </w:p>
     <w:p>
@@ -12604,9 +12639,9 @@
         <w:pStyle w:val="Cmsor2"/>
         <w:spacing w:line="360" w:lineRule="auto"/>
       </w:pPr>
-      <w:bookmarkStart w:id="53" w:name="_Toc222305898"/>
-      <w:r>
-        <w:t>HTML5</w:t>
+      <w:bookmarkStart w:id="53" w:name="_Toc222305899"/>
+      <w:r>
+        <w:t>CSS3</w:t>
       </w:r>
       <w:bookmarkEnd w:id="53"/>
     </w:p>
@@ -12620,15 +12655,7 @@
         <w:spacing w:line="360" w:lineRule="auto"/>
       </w:pPr>
       <w:r>
-        <w:t>Az HTML5 a weboldalak strukturális alapja. A FELVEO HTML5 szabványos elemeket használ, beleértve a szemantikus tag-</w:t>
-      </w:r>
-      <w:proofErr w:type="spellStart"/>
-      <w:r>
-        <w:t>eket</w:t>
-      </w:r>
-      <w:proofErr w:type="spellEnd"/>
-      <w:r>
-        <w:t>.</w:t>
+        <w:t>A CSS3 a stíluslapok legújabb verziója, amely lehetővé teszi a modern vizuális megjelenés kialakítását. A FELVEO CSS változókat használ a témaváltás megvalósításához.</w:t>
       </w:r>
     </w:p>
     <w:p>
@@ -12641,23 +12668,41 @@
         <w:pStyle w:val="Cmsor2"/>
         <w:spacing w:line="360" w:lineRule="auto"/>
       </w:pPr>
-      <w:bookmarkStart w:id="54" w:name="_Toc222305899"/>
-      <w:r>
-        <w:t>CSS3</w:t>
+      <w:bookmarkStart w:id="54" w:name="_Toc222305900"/>
+      <w:proofErr w:type="spellStart"/>
+      <w:r>
+        <w:t>Javascript</w:t>
       </w:r>
       <w:bookmarkEnd w:id="54"/>
-    </w:p>
-    <w:p>
-      <w:pPr>
-        <w:spacing w:line="360" w:lineRule="auto"/>
-      </w:pPr>
-    </w:p>
-    <w:p>
-      <w:pPr>
-        <w:spacing w:line="360" w:lineRule="auto"/>
-      </w:pPr>
-      <w:r>
-        <w:t>A CSS3 a stíluslapok legújabb verziója, amely lehetővé teszi a modern vizuális megjelenés kialakítását. A FELVEO CSS változókat használ a témaváltás megvalósításához.</w:t>
+      <w:proofErr w:type="spellEnd"/>
+    </w:p>
+    <w:p>
+      <w:pPr>
+        <w:spacing w:line="360" w:lineRule="auto"/>
+      </w:pPr>
+    </w:p>
+    <w:p>
+      <w:pPr>
+        <w:spacing w:line="360" w:lineRule="auto"/>
+      </w:pPr>
+      <w:r>
+        <w:t xml:space="preserve">A JavaScript a kliensoldali interaktivitásért felelős. A FELVEO JavaScriptet használ az AJAX kérésekhez, </w:t>
+      </w:r>
+      <w:proofErr w:type="spellStart"/>
+      <w:r>
+        <w:t>drag</w:t>
+      </w:r>
+      <w:proofErr w:type="spellEnd"/>
+      <w:r>
+        <w:t>-and-</w:t>
+      </w:r>
+      <w:proofErr w:type="spellStart"/>
+      <w:r>
+        <w:t>drop</w:t>
+      </w:r>
+      <w:proofErr w:type="spellEnd"/>
+      <w:r>
+        <w:t xml:space="preserve"> fájlfeltöltéshez, témaváltáshoz és PDF megjelenítéshez.</w:t>
       </w:r>
     </w:p>
     <w:p>
@@ -12670,54 +12715,7 @@
         <w:pStyle w:val="Cmsor2"/>
         <w:spacing w:line="360" w:lineRule="auto"/>
       </w:pPr>
-      <w:bookmarkStart w:id="55" w:name="_Toc222305900"/>
-      <w:proofErr w:type="spellStart"/>
-      <w:r>
-        <w:t>Javascript</w:t>
-      </w:r>
-      <w:bookmarkEnd w:id="55"/>
-      <w:proofErr w:type="spellEnd"/>
-    </w:p>
-    <w:p>
-      <w:pPr>
-        <w:spacing w:line="360" w:lineRule="auto"/>
-      </w:pPr>
-    </w:p>
-    <w:p>
-      <w:pPr>
-        <w:spacing w:line="360" w:lineRule="auto"/>
-      </w:pPr>
-      <w:r>
-        <w:t xml:space="preserve">A JavaScript a kliensoldali interaktivitásért felelős. A FELVEO JavaScriptet használ az AJAX kérésekhez, </w:t>
-      </w:r>
-      <w:proofErr w:type="spellStart"/>
-      <w:r>
-        <w:t>drag</w:t>
-      </w:r>
-      <w:proofErr w:type="spellEnd"/>
-      <w:r>
-        <w:t>-and-</w:t>
-      </w:r>
-      <w:proofErr w:type="spellStart"/>
-      <w:r>
-        <w:t>drop</w:t>
-      </w:r>
-      <w:proofErr w:type="spellEnd"/>
-      <w:r>
-        <w:t xml:space="preserve"> fájlfeltöltéshez, témaváltáshoz és PDF megjelenítéshez.</w:t>
-      </w:r>
-    </w:p>
-    <w:p>
-      <w:pPr>
-        <w:spacing w:line="360" w:lineRule="auto"/>
-      </w:pPr>
-    </w:p>
-    <w:p>
-      <w:pPr>
-        <w:pStyle w:val="Cmsor2"/>
-        <w:spacing w:line="360" w:lineRule="auto"/>
-      </w:pPr>
-      <w:bookmarkStart w:id="56" w:name="_Toc222305901"/>
+      <w:bookmarkStart w:id="55" w:name="_Toc222305901"/>
       <w:proofErr w:type="spellStart"/>
       <w:r>
         <w:lastRenderedPageBreak/>
@@ -12731,50 +12729,50 @@
       <w:r>
         <w:t>MariaDB</w:t>
       </w:r>
+      <w:bookmarkEnd w:id="55"/>
+      <w:proofErr w:type="spellEnd"/>
+    </w:p>
+    <w:p>
+      <w:pPr>
+        <w:spacing w:line="360" w:lineRule="auto"/>
+      </w:pPr>
+    </w:p>
+    <w:p>
+      <w:pPr>
+        <w:spacing w:line="360" w:lineRule="auto"/>
+      </w:pPr>
+      <w:r>
+        <w:t>Egy strukturált relációs adatbázis-kezelő lekérdezési nyelv. A relációs adatbázis-kezelő programok a XAMPP az adatok kezelésére SQL nyelvet használnak.</w:t>
+      </w:r>
+    </w:p>
+    <w:p>
+      <w:pPr>
+        <w:spacing w:line="360" w:lineRule="auto"/>
+      </w:pPr>
+    </w:p>
+    <w:p>
+      <w:pPr>
+        <w:pStyle w:val="Cmsor2"/>
+        <w:spacing w:line="360" w:lineRule="auto"/>
+      </w:pPr>
+    </w:p>
+    <w:p>
+      <w:pPr>
+        <w:pStyle w:val="Cmsor2"/>
+        <w:spacing w:line="360" w:lineRule="auto"/>
+      </w:pPr>
+    </w:p>
+    <w:p>
+      <w:pPr>
+        <w:pStyle w:val="Cmsor2"/>
+        <w:spacing w:line="360" w:lineRule="auto"/>
+      </w:pPr>
+      <w:bookmarkStart w:id="56" w:name="_Toc222305902"/>
+      <w:proofErr w:type="spellStart"/>
+      <w:r>
+        <w:t>PHPSpreadsheet</w:t>
+      </w:r>
       <w:bookmarkEnd w:id="56"/>
-      <w:proofErr w:type="spellEnd"/>
-    </w:p>
-    <w:p>
-      <w:pPr>
-        <w:spacing w:line="360" w:lineRule="auto"/>
-      </w:pPr>
-    </w:p>
-    <w:p>
-      <w:pPr>
-        <w:spacing w:line="360" w:lineRule="auto"/>
-      </w:pPr>
-      <w:r>
-        <w:t>Egy strukturált relációs adatbázis-kezelő lekérdezési nyelv. A relációs adatbázis-kezelő programok a XAMPP az adatok kezelésére SQL nyelvet használnak.</w:t>
-      </w:r>
-    </w:p>
-    <w:p>
-      <w:pPr>
-        <w:spacing w:line="360" w:lineRule="auto"/>
-      </w:pPr>
-    </w:p>
-    <w:p>
-      <w:pPr>
-        <w:pStyle w:val="Cmsor2"/>
-        <w:spacing w:line="360" w:lineRule="auto"/>
-      </w:pPr>
-    </w:p>
-    <w:p>
-      <w:pPr>
-        <w:pStyle w:val="Cmsor2"/>
-        <w:spacing w:line="360" w:lineRule="auto"/>
-      </w:pPr>
-    </w:p>
-    <w:p>
-      <w:pPr>
-        <w:pStyle w:val="Cmsor2"/>
-        <w:spacing w:line="360" w:lineRule="auto"/>
-      </w:pPr>
-      <w:bookmarkStart w:id="57" w:name="_Toc222305902"/>
-      <w:proofErr w:type="spellStart"/>
-      <w:r>
-        <w:t>PHPSpreadsheet</w:t>
-      </w:r>
-      <w:bookmarkEnd w:id="57"/>
       <w:proofErr w:type="spellEnd"/>
     </w:p>
     <w:p>
@@ -13256,28 +13254,28 @@
       <w:pPr>
         <w:pStyle w:val="Cmsor1"/>
       </w:pPr>
-      <w:bookmarkStart w:id="58" w:name="_Toc222305903"/>
+      <w:bookmarkStart w:id="57" w:name="_Toc222305903"/>
       <w:r>
         <w:lastRenderedPageBreak/>
         <w:t>Az adatbázis</w:t>
       </w:r>
+      <w:bookmarkEnd w:id="57"/>
+    </w:p>
+    <w:p>
+      <w:pPr>
+        <w:spacing w:line="360" w:lineRule="auto"/>
+      </w:pPr>
+    </w:p>
+    <w:p>
+      <w:pPr>
+        <w:pStyle w:val="Cmsor2"/>
+        <w:spacing w:line="360" w:lineRule="auto"/>
+      </w:pPr>
+      <w:bookmarkStart w:id="58" w:name="_Toc222305904"/>
+      <w:r>
+        <w:t>Az adatbázis struktúra</w:t>
+      </w:r>
       <w:bookmarkEnd w:id="58"/>
-    </w:p>
-    <w:p>
-      <w:pPr>
-        <w:spacing w:line="360" w:lineRule="auto"/>
-      </w:pPr>
-    </w:p>
-    <w:p>
-      <w:pPr>
-        <w:pStyle w:val="Cmsor2"/>
-        <w:spacing w:line="360" w:lineRule="auto"/>
-      </w:pPr>
-      <w:bookmarkStart w:id="59" w:name="_Toc222305904"/>
-      <w:r>
-        <w:t>Az adatbázis struktúra</w:t>
-      </w:r>
-      <w:bookmarkEnd w:id="59"/>
     </w:p>
     <w:p>
       <w:pPr>
@@ -13424,7 +13422,7 @@
         <w:pStyle w:val="Cmsor2"/>
         <w:spacing w:line="360" w:lineRule="auto"/>
       </w:pPr>
-      <w:bookmarkStart w:id="60" w:name="_Toc222305905"/>
+      <w:bookmarkStart w:id="59" w:name="_Toc222305905"/>
       <w:r>
         <w:lastRenderedPageBreak/>
         <w:t>Személyek tábla (</w:t>
@@ -13437,7 +13435,7 @@
       <w:r>
         <w:t>)</w:t>
       </w:r>
-      <w:bookmarkEnd w:id="60"/>
+      <w:bookmarkEnd w:id="59"/>
     </w:p>
     <w:p>
       <w:pPr>
@@ -13941,7 +13939,7 @@
         <w:pStyle w:val="Cmsor2"/>
         <w:spacing w:line="360" w:lineRule="auto"/>
       </w:pPr>
-      <w:bookmarkStart w:id="61" w:name="_Toc222305906"/>
+      <w:bookmarkStart w:id="60" w:name="_Toc222305906"/>
       <w:r>
         <w:lastRenderedPageBreak/>
         <w:t>Eredmények tábla (</w:t>
@@ -13954,7 +13952,7 @@
       <w:r>
         <w:t>)</w:t>
       </w:r>
-      <w:bookmarkEnd w:id="61"/>
+      <w:bookmarkEnd w:id="60"/>
     </w:p>
     <w:p>
       <w:pPr>
@@ -14299,7 +14297,7 @@
         <w:pStyle w:val="Cmsor2"/>
         <w:spacing w:line="360" w:lineRule="auto"/>
       </w:pPr>
-      <w:bookmarkStart w:id="62" w:name="_Toc222305907"/>
+      <w:bookmarkStart w:id="61" w:name="_Toc222305907"/>
       <w:r>
         <w:lastRenderedPageBreak/>
         <w:t>Tárgyak tábla (</w:t>
@@ -14312,7 +14310,7 @@
       <w:r>
         <w:t>)</w:t>
       </w:r>
-      <w:bookmarkEnd w:id="62"/>
+      <w:bookmarkEnd w:id="61"/>
     </w:p>
     <w:p>
       <w:pPr>
@@ -14575,7 +14573,7 @@
         <w:pStyle w:val="Cmsor2"/>
         <w:spacing w:line="360" w:lineRule="auto"/>
       </w:pPr>
-      <w:bookmarkStart w:id="63" w:name="_Toc222305908"/>
+      <w:bookmarkStart w:id="62" w:name="_Toc222305908"/>
       <w:proofErr w:type="spellStart"/>
       <w:r>
         <w:lastRenderedPageBreak/>
@@ -14593,7 +14591,7 @@
       <w:r>
         <w:t>)</w:t>
       </w:r>
-      <w:bookmarkEnd w:id="63"/>
+      <w:bookmarkEnd w:id="62"/>
     </w:p>
     <w:p>
       <w:pPr>
@@ -14891,12 +14889,12 @@
         <w:pStyle w:val="Cmsor2"/>
         <w:spacing w:line="360" w:lineRule="auto"/>
       </w:pPr>
-      <w:bookmarkStart w:id="64" w:name="_Toc222305909"/>
+      <w:bookmarkStart w:id="63" w:name="_Toc222305909"/>
       <w:r>
         <w:lastRenderedPageBreak/>
         <w:t>Pontok tábla (pontok)</w:t>
       </w:r>
-      <w:bookmarkEnd w:id="64"/>
+      <w:bookmarkEnd w:id="63"/>
     </w:p>
     <w:p>
       <w:pPr>
@@ -15134,7 +15132,7 @@
         <w:pStyle w:val="Cmsor2"/>
         <w:spacing w:line="360" w:lineRule="auto"/>
       </w:pPr>
-      <w:bookmarkStart w:id="65" w:name="_Toc222305910"/>
+      <w:bookmarkStart w:id="64" w:name="_Toc222305910"/>
       <w:r>
         <w:lastRenderedPageBreak/>
         <w:t>Á</w:t>
@@ -15150,7 +15148,7 @@
       <w:r>
         <w:t>)</w:t>
       </w:r>
-      <w:bookmarkEnd w:id="65"/>
+      <w:bookmarkEnd w:id="64"/>
     </w:p>
     <w:p>
       <w:pPr>
@@ -15434,12 +15432,12 @@
         <w:pStyle w:val="Cmsor2"/>
         <w:spacing w:line="360" w:lineRule="auto"/>
       </w:pPr>
-      <w:bookmarkStart w:id="66" w:name="_Toc222305911"/>
+      <w:bookmarkStart w:id="65" w:name="_Toc222305911"/>
       <w:r>
         <w:lastRenderedPageBreak/>
         <w:t>Dokumentumok tábla (dokumentumok)</w:t>
       </w:r>
-      <w:bookmarkEnd w:id="66"/>
+      <w:bookmarkEnd w:id="65"/>
     </w:p>
     <w:p>
       <w:pPr>
@@ -15762,7 +15760,7 @@
         <w:pStyle w:val="Cmsor2"/>
         <w:spacing w:line="360" w:lineRule="auto"/>
       </w:pPr>
-      <w:bookmarkStart w:id="67" w:name="_Toc222305912"/>
+      <w:bookmarkStart w:id="66" w:name="_Toc222305912"/>
       <w:r>
         <w:lastRenderedPageBreak/>
         <w:t>Beállítások tábla (</w:t>
@@ -15775,7 +15773,7 @@
       <w:r>
         <w:t>)</w:t>
       </w:r>
-      <w:bookmarkEnd w:id="67"/>
+      <w:bookmarkEnd w:id="66"/>
     </w:p>
     <w:p>
       <w:pPr>
@@ -16164,12 +16162,12 @@
       <w:pPr>
         <w:pStyle w:val="Cmsor1"/>
       </w:pPr>
-      <w:bookmarkStart w:id="68" w:name="_Toc222305913"/>
+      <w:bookmarkStart w:id="67" w:name="_Toc222305913"/>
       <w:r>
         <w:lastRenderedPageBreak/>
         <w:t>Kapcsolatfelvétel az Üzemeltetővel</w:t>
       </w:r>
-      <w:bookmarkEnd w:id="68"/>
+      <w:bookmarkEnd w:id="67"/>
     </w:p>
     <w:p>
       <w:pPr>
@@ -16357,41 +16355,41 @@
       <w:pPr>
         <w:pStyle w:val="Cmsor1"/>
       </w:pPr>
-      <w:bookmarkStart w:id="69" w:name="_Toc222305914"/>
+      <w:bookmarkStart w:id="68" w:name="_Toc222305914"/>
       <w:r>
         <w:lastRenderedPageBreak/>
         <w:t>A weblap designja</w:t>
       </w:r>
+      <w:bookmarkEnd w:id="68"/>
+    </w:p>
+    <w:p>
+      <w:pPr>
+        <w:spacing w:line="360" w:lineRule="auto"/>
+      </w:pPr>
+    </w:p>
+    <w:p>
+      <w:pPr>
+        <w:spacing w:line="360" w:lineRule="auto"/>
+      </w:pPr>
+      <w:r>
+        <w:t>Az elképzelésünk az elejétől az volt, hogy a szoftver minél hívogatóbb és felhasználó-barátibb legyen. Célunk az, hogy kényelmes, egyszerű legyen, a felhasználónak legyen kedve időt tölteni a platformon.</w:t>
+      </w:r>
+    </w:p>
+    <w:p>
+      <w:pPr>
+        <w:spacing w:line="360" w:lineRule="auto"/>
+      </w:pPr>
+    </w:p>
+    <w:p>
+      <w:pPr>
+        <w:pStyle w:val="Cmsor2"/>
+        <w:spacing w:line="360" w:lineRule="auto"/>
+      </w:pPr>
+      <w:bookmarkStart w:id="69" w:name="_Toc222305915"/>
+      <w:r>
+        <w:t>Színpaletta</w:t>
+      </w:r>
       <w:bookmarkEnd w:id="69"/>
-    </w:p>
-    <w:p>
-      <w:pPr>
-        <w:spacing w:line="360" w:lineRule="auto"/>
-      </w:pPr>
-    </w:p>
-    <w:p>
-      <w:pPr>
-        <w:spacing w:line="360" w:lineRule="auto"/>
-      </w:pPr>
-      <w:r>
-        <w:t>Az elképzelésünk az elejétől az volt, hogy a szoftver minél hívogatóbb és felhasználó-barátibb legyen. Célunk az, hogy kényelmes, egyszerű legyen, a felhasználónak legyen kedve időt tölteni a platformon.</w:t>
-      </w:r>
-    </w:p>
-    <w:p>
-      <w:pPr>
-        <w:spacing w:line="360" w:lineRule="auto"/>
-      </w:pPr>
-    </w:p>
-    <w:p>
-      <w:pPr>
-        <w:pStyle w:val="Cmsor2"/>
-        <w:spacing w:line="360" w:lineRule="auto"/>
-      </w:pPr>
-      <w:bookmarkStart w:id="70" w:name="_Toc222305915"/>
-      <w:r>
-        <w:t>Színpaletta</w:t>
-      </w:r>
-      <w:bookmarkEnd w:id="70"/>
     </w:p>
     <w:p>
       <w:pPr>
@@ -16633,11 +16631,11 @@
         <w:pStyle w:val="Cmsor2"/>
         <w:spacing w:line="360" w:lineRule="auto"/>
       </w:pPr>
-      <w:bookmarkStart w:id="71" w:name="_Toc222305916"/>
+      <w:bookmarkStart w:id="70" w:name="_Toc222305916"/>
       <w:r>
         <w:t>Logó</w:t>
       </w:r>
-      <w:bookmarkEnd w:id="71"/>
+      <w:bookmarkEnd w:id="70"/>
     </w:p>
     <w:p>
       <w:pPr>
@@ -16819,23 +16817,23 @@
       <w:pPr>
         <w:pStyle w:val="Cmsor1"/>
       </w:pPr>
-      <w:bookmarkStart w:id="72" w:name="_Toc222305917"/>
+      <w:bookmarkStart w:id="71" w:name="_Toc222305917"/>
       <w:r>
         <w:lastRenderedPageBreak/>
         <w:t>UI, UX, felhasználói felület</w:t>
       </w:r>
+      <w:bookmarkEnd w:id="71"/>
+    </w:p>
+    <w:p>
+      <w:pPr>
+        <w:pStyle w:val="Cmsor2"/>
+        <w:spacing w:line="360" w:lineRule="auto"/>
+      </w:pPr>
+      <w:bookmarkStart w:id="72" w:name="_Toc222305918"/>
+      <w:r>
+        <w:t>UI/UX alapelvek</w:t>
+      </w:r>
       <w:bookmarkEnd w:id="72"/>
-    </w:p>
-    <w:p>
-      <w:pPr>
-        <w:pStyle w:val="Cmsor2"/>
-        <w:spacing w:line="360" w:lineRule="auto"/>
-      </w:pPr>
-      <w:bookmarkStart w:id="73" w:name="_Toc222305918"/>
-      <w:r>
-        <w:t>UI/UX alapelvek</w:t>
-      </w:r>
-      <w:bookmarkEnd w:id="73"/>
     </w:p>
     <w:p>
       <w:pPr>
@@ -17083,11 +17081,11 @@
         <w:pStyle w:val="Cmsor2"/>
         <w:spacing w:line="360" w:lineRule="auto"/>
       </w:pPr>
-      <w:bookmarkStart w:id="74" w:name="_Toc222305919"/>
+      <w:bookmarkStart w:id="73" w:name="_Toc222305919"/>
       <w:r>
         <w:t>Navigációs sáv</w:t>
       </w:r>
-      <w:bookmarkEnd w:id="74"/>
+      <w:bookmarkEnd w:id="73"/>
     </w:p>
     <w:p>
       <w:pPr>
@@ -17354,7 +17352,7 @@
         <w:pStyle w:val="Cmsor2"/>
         <w:spacing w:line="360" w:lineRule="auto"/>
       </w:pPr>
-      <w:bookmarkStart w:id="75" w:name="_Toc222305920"/>
+      <w:bookmarkStart w:id="74" w:name="_Toc222305920"/>
       <w:proofErr w:type="spellStart"/>
       <w:r>
         <w:lastRenderedPageBreak/>
@@ -17364,7 +17362,7 @@
       <w:r>
         <w:t xml:space="preserve"> navigációs sáv</w:t>
       </w:r>
-      <w:bookmarkEnd w:id="75"/>
+      <w:bookmarkEnd w:id="74"/>
     </w:p>
     <w:p>
       <w:pPr>
@@ -17684,36 +17682,36 @@
       <w:pPr>
         <w:pStyle w:val="Cmsor1"/>
       </w:pPr>
-      <w:bookmarkStart w:id="76" w:name="_Toc222305921"/>
+      <w:bookmarkStart w:id="75" w:name="_Toc222305921"/>
       <w:r>
         <w:lastRenderedPageBreak/>
         <w:t>Oldalak</w:t>
       </w:r>
+      <w:bookmarkEnd w:id="75"/>
+    </w:p>
+    <w:p>
+      <w:pPr>
+        <w:spacing w:line="360" w:lineRule="auto"/>
+      </w:pPr>
+    </w:p>
+    <w:p>
+      <w:pPr>
+        <w:pStyle w:val="Cmsor2"/>
+        <w:spacing w:line="360" w:lineRule="auto"/>
+      </w:pPr>
+      <w:bookmarkStart w:id="76" w:name="_Toc222305922"/>
+      <w:r>
+        <w:t>Kezdőoldal (</w:t>
+      </w:r>
+      <w:proofErr w:type="spellStart"/>
+      <w:r>
+        <w:t>index.php</w:t>
+      </w:r>
+      <w:proofErr w:type="spellEnd"/>
+      <w:r>
+        <w:t>)</w:t>
+      </w:r>
       <w:bookmarkEnd w:id="76"/>
-    </w:p>
-    <w:p>
-      <w:pPr>
-        <w:spacing w:line="360" w:lineRule="auto"/>
-      </w:pPr>
-    </w:p>
-    <w:p>
-      <w:pPr>
-        <w:pStyle w:val="Cmsor2"/>
-        <w:spacing w:line="360" w:lineRule="auto"/>
-      </w:pPr>
-      <w:bookmarkStart w:id="77" w:name="_Toc222305922"/>
-      <w:r>
-        <w:t>Kezdőoldal (</w:t>
-      </w:r>
-      <w:proofErr w:type="spellStart"/>
-      <w:r>
-        <w:t>index.php</w:t>
-      </w:r>
-      <w:proofErr w:type="spellEnd"/>
-      <w:r>
-        <w:t>)</w:t>
-      </w:r>
-      <w:bookmarkEnd w:id="77"/>
     </w:p>
     <w:p>
       <w:pPr>
@@ -17798,7 +17796,7 @@
         <w:pStyle w:val="Cmsor2"/>
         <w:spacing w:line="360" w:lineRule="auto"/>
       </w:pPr>
-      <w:bookmarkStart w:id="78" w:name="_Toc222305923"/>
+      <w:bookmarkStart w:id="77" w:name="_Toc222305923"/>
       <w:r>
         <w:lastRenderedPageBreak/>
         <w:t>Eredmények oldal (</w:t>
@@ -17811,7 +17809,7 @@
       <w:r>
         <w:t>)</w:t>
       </w:r>
-      <w:bookmarkEnd w:id="78"/>
+      <w:bookmarkEnd w:id="77"/>
     </w:p>
     <w:p>
       <w:pPr>
@@ -17897,11 +17895,11 @@
         <w:pStyle w:val="Cmsor2"/>
         <w:spacing w:line="360" w:lineRule="auto"/>
       </w:pPr>
-      <w:bookmarkStart w:id="79" w:name="_Toc222305924"/>
+      <w:bookmarkStart w:id="78" w:name="_Toc222305924"/>
       <w:r>
         <w:t>Lekérdezett eredmények</w:t>
       </w:r>
-      <w:bookmarkEnd w:id="79"/>
+      <w:bookmarkEnd w:id="78"/>
     </w:p>
     <w:p>
       <w:pPr>
@@ -17986,7 +17984,7 @@
         <w:pStyle w:val="Cmsor2"/>
         <w:spacing w:line="360" w:lineRule="auto"/>
       </w:pPr>
-      <w:bookmarkStart w:id="80" w:name="_Toc222305925"/>
+      <w:bookmarkStart w:id="79" w:name="_Toc222305925"/>
       <w:r>
         <w:lastRenderedPageBreak/>
         <w:t>Dolgozatok oldal (</w:t>
@@ -17999,7 +17997,7 @@
       <w:r>
         <w:t>)</w:t>
       </w:r>
-      <w:bookmarkEnd w:id="80"/>
+      <w:bookmarkEnd w:id="79"/>
     </w:p>
     <w:p>
       <w:pPr>
@@ -18081,11 +18079,11 @@
         <w:pStyle w:val="Cmsor2"/>
         <w:spacing w:line="360" w:lineRule="auto"/>
       </w:pPr>
-      <w:bookmarkStart w:id="81" w:name="_Toc222305926"/>
+      <w:bookmarkStart w:id="80" w:name="_Toc222305926"/>
       <w:r>
         <w:t>Lekérdezett dolgozatok</w:t>
       </w:r>
-      <w:bookmarkEnd w:id="81"/>
+      <w:bookmarkEnd w:id="80"/>
     </w:p>
     <w:p>
       <w:pPr>
@@ -18170,7 +18168,7 @@
         <w:pStyle w:val="Cmsor2"/>
         <w:spacing w:line="360" w:lineRule="auto"/>
       </w:pPr>
-      <w:bookmarkStart w:id="82" w:name="_Toc222305927"/>
+      <w:bookmarkStart w:id="81" w:name="_Toc222305927"/>
       <w:proofErr w:type="spellStart"/>
       <w:r>
         <w:lastRenderedPageBreak/>
@@ -18180,7 +18178,7 @@
       <w:r>
         <w:t xml:space="preserve"> bejelentkezés</w:t>
       </w:r>
-      <w:bookmarkEnd w:id="82"/>
+      <w:bookmarkEnd w:id="81"/>
     </w:p>
     <w:p>
       <w:pPr>
@@ -18270,7 +18268,7 @@
         <w:pStyle w:val="Cmsor2"/>
         <w:spacing w:line="360" w:lineRule="auto"/>
       </w:pPr>
-      <w:bookmarkStart w:id="83" w:name="_Toc222305928"/>
+      <w:bookmarkStart w:id="82" w:name="_Toc222305928"/>
       <w:proofErr w:type="spellStart"/>
       <w:r>
         <w:t>Admin</w:t>
@@ -18295,7 +18293,7 @@
       <w:r>
         <w:t>)</w:t>
       </w:r>
-      <w:bookmarkEnd w:id="83"/>
+      <w:bookmarkEnd w:id="82"/>
     </w:p>
     <w:p>
       <w:pPr>
@@ -18385,7 +18383,7 @@
         <w:pStyle w:val="Cmsor2"/>
         <w:spacing w:line="360" w:lineRule="auto"/>
       </w:pPr>
-      <w:bookmarkStart w:id="84" w:name="_Toc222305929"/>
+      <w:bookmarkStart w:id="83" w:name="_Toc222305929"/>
       <w:proofErr w:type="spellStart"/>
       <w:r>
         <w:t>Admin</w:t>
@@ -18402,7 +18400,7 @@
       <w:r>
         <w:t>)</w:t>
       </w:r>
-      <w:bookmarkEnd w:id="84"/>
+      <w:bookmarkEnd w:id="83"/>
     </w:p>
     <w:p>
       <w:pPr>
@@ -18492,7 +18490,7 @@
         <w:pStyle w:val="Cmsor2"/>
         <w:spacing w:line="360" w:lineRule="auto"/>
       </w:pPr>
-      <w:bookmarkStart w:id="85" w:name="_Toc222305930"/>
+      <w:bookmarkStart w:id="84" w:name="_Toc222305930"/>
       <w:r>
         <w:lastRenderedPageBreak/>
         <w:t>Importáló oldal (</w:t>
@@ -18505,14 +18503,14 @@
       <w:r>
         <w:t>)</w:t>
       </w:r>
-      <w:bookmarkEnd w:id="85"/>
+      <w:bookmarkEnd w:id="84"/>
     </w:p>
     <w:p>
       <w:pPr>
         <w:pStyle w:val="Cmsor2"/>
         <w:spacing w:line="360" w:lineRule="auto"/>
       </w:pPr>
-      <w:bookmarkStart w:id="86" w:name="_Toc222305931"/>
+      <w:bookmarkStart w:id="85" w:name="_Toc222305931"/>
       <w:r>
         <w:rPr>
           <w:noProof/>
@@ -18581,36 +18579,36 @@
           </wp:anchor>
         </w:drawing>
       </w:r>
+      <w:bookmarkEnd w:id="85"/>
+    </w:p>
+    <w:p>
+      <w:pPr>
+        <w:spacing w:line="360" w:lineRule="auto"/>
+      </w:pPr>
+    </w:p>
+    <w:p>
+      <w:pPr>
+        <w:pStyle w:val="Cmsor2"/>
+        <w:spacing w:line="360" w:lineRule="auto"/>
+      </w:pPr>
+      <w:bookmarkStart w:id="86" w:name="_Toc222305932"/>
+      <w:proofErr w:type="spellStart"/>
+      <w:r>
+        <w:t>Admin</w:t>
+      </w:r>
+      <w:proofErr w:type="spellEnd"/>
+      <w:r>
+        <w:t xml:space="preserve"> jelszóváltó oldal (</w:t>
+      </w:r>
+      <w:proofErr w:type="spellStart"/>
+      <w:r>
+        <w:t>admin_change_password.php</w:t>
+      </w:r>
+      <w:proofErr w:type="spellEnd"/>
+      <w:r>
+        <w:t>)</w:t>
+      </w:r>
       <w:bookmarkEnd w:id="86"/>
-    </w:p>
-    <w:p>
-      <w:pPr>
-        <w:spacing w:line="360" w:lineRule="auto"/>
-      </w:pPr>
-    </w:p>
-    <w:p>
-      <w:pPr>
-        <w:pStyle w:val="Cmsor2"/>
-        <w:spacing w:line="360" w:lineRule="auto"/>
-      </w:pPr>
-      <w:bookmarkStart w:id="87" w:name="_Toc222305932"/>
-      <w:proofErr w:type="spellStart"/>
-      <w:r>
-        <w:t>Admin</w:t>
-      </w:r>
-      <w:proofErr w:type="spellEnd"/>
-      <w:r>
-        <w:t xml:space="preserve"> jelszóváltó oldal (</w:t>
-      </w:r>
-      <w:proofErr w:type="spellStart"/>
-      <w:r>
-        <w:t>admin_change_password.php</w:t>
-      </w:r>
-      <w:proofErr w:type="spellEnd"/>
-      <w:r>
-        <w:t>)</w:t>
-      </w:r>
-      <w:bookmarkEnd w:id="87"/>
     </w:p>
     <w:p>
       <w:pPr>
@@ -18694,23 +18692,23 @@
       <w:pPr>
         <w:pStyle w:val="Cmsor1"/>
       </w:pPr>
-      <w:bookmarkStart w:id="88" w:name="_Toc222305933"/>
+      <w:bookmarkStart w:id="87" w:name="_Toc222305933"/>
       <w:r>
         <w:lastRenderedPageBreak/>
         <w:t>API végpontok és működés</w:t>
       </w:r>
+      <w:bookmarkEnd w:id="87"/>
+    </w:p>
+    <w:p>
+      <w:pPr>
+        <w:pStyle w:val="Cmsor2"/>
+        <w:spacing w:line="360" w:lineRule="auto"/>
+      </w:pPr>
+      <w:bookmarkStart w:id="88" w:name="_Toc222305934"/>
+      <w:r>
+        <w:t>Backend működés</w:t>
+      </w:r>
       <w:bookmarkEnd w:id="88"/>
-    </w:p>
-    <w:p>
-      <w:pPr>
-        <w:pStyle w:val="Cmsor2"/>
-        <w:spacing w:line="360" w:lineRule="auto"/>
-      </w:pPr>
-      <w:bookmarkStart w:id="89" w:name="_Toc222305934"/>
-      <w:r>
-        <w:t>Backend működés</w:t>
-      </w:r>
-      <w:bookmarkEnd w:id="89"/>
     </w:p>
     <w:p>
       <w:pPr>
@@ -18808,11 +18806,11 @@
         <w:pStyle w:val="Cmsor2"/>
         <w:spacing w:line="360" w:lineRule="auto"/>
       </w:pPr>
-      <w:bookmarkStart w:id="90" w:name="_Toc222305935"/>
+      <w:bookmarkStart w:id="89" w:name="_Toc222305935"/>
       <w:r>
         <w:t>Import folyamat</w:t>
       </w:r>
-      <w:bookmarkEnd w:id="90"/>
+      <w:bookmarkEnd w:id="89"/>
     </w:p>
     <w:p>
       <w:pPr>
@@ -18984,7 +18982,7 @@
         <w:pStyle w:val="Cmsor2"/>
         <w:spacing w:line="360" w:lineRule="auto"/>
       </w:pPr>
-      <w:bookmarkStart w:id="91" w:name="_Toc222305936"/>
+      <w:bookmarkStart w:id="90" w:name="_Toc222305936"/>
       <w:proofErr w:type="spellStart"/>
       <w:r>
         <w:lastRenderedPageBreak/>
@@ -18994,7 +18992,7 @@
       <w:r>
         <w:t xml:space="preserve"> folyamata</w:t>
       </w:r>
-      <w:bookmarkEnd w:id="91"/>
+      <w:bookmarkEnd w:id="90"/>
     </w:p>
     <w:p>
       <w:pPr>
@@ -19156,11 +19154,11 @@
         <w:pStyle w:val="Cmsor2"/>
         <w:spacing w:line="360" w:lineRule="auto"/>
       </w:pPr>
-      <w:bookmarkStart w:id="92" w:name="_Toc222305937"/>
+      <w:bookmarkStart w:id="91" w:name="_Toc222305937"/>
       <w:r>
         <w:t>Session kezelés</w:t>
       </w:r>
-      <w:bookmarkEnd w:id="92"/>
+      <w:bookmarkEnd w:id="91"/>
     </w:p>
     <w:p>
       <w:pPr>
@@ -19292,33 +19290,33 @@
       <w:pPr>
         <w:pStyle w:val="Cmsor1"/>
       </w:pPr>
-      <w:bookmarkStart w:id="93" w:name="_Toc222305938"/>
+      <w:bookmarkStart w:id="92" w:name="_Toc222305938"/>
       <w:r>
         <w:lastRenderedPageBreak/>
         <w:t>Backend és Frontend architektúra</w:t>
       </w:r>
+      <w:bookmarkEnd w:id="92"/>
+    </w:p>
+    <w:p>
+      <w:pPr>
+        <w:spacing w:line="360" w:lineRule="auto"/>
+      </w:pPr>
+    </w:p>
+    <w:p>
+      <w:pPr>
+        <w:spacing w:line="360" w:lineRule="auto"/>
+      </w:pPr>
+    </w:p>
+    <w:p>
+      <w:pPr>
+        <w:pStyle w:val="Cmsor2"/>
+        <w:spacing w:line="360" w:lineRule="auto"/>
+      </w:pPr>
+      <w:bookmarkStart w:id="93" w:name="_Toc222305939"/>
+      <w:r>
+        <w:t>Backend architektúra</w:t>
+      </w:r>
       <w:bookmarkEnd w:id="93"/>
-    </w:p>
-    <w:p>
-      <w:pPr>
-        <w:spacing w:line="360" w:lineRule="auto"/>
-      </w:pPr>
-    </w:p>
-    <w:p>
-      <w:pPr>
-        <w:spacing w:line="360" w:lineRule="auto"/>
-      </w:pPr>
-    </w:p>
-    <w:p>
-      <w:pPr>
-        <w:pStyle w:val="Cmsor2"/>
-        <w:spacing w:line="360" w:lineRule="auto"/>
-      </w:pPr>
-      <w:bookmarkStart w:id="94" w:name="_Toc222305939"/>
-      <w:r>
-        <w:t>Backend architektúra</w:t>
-      </w:r>
-      <w:bookmarkEnd w:id="94"/>
     </w:p>
     <w:p>
       <w:pPr>
@@ -19568,12 +19566,12 @@
         <w:pStyle w:val="Cmsor2"/>
         <w:spacing w:line="360" w:lineRule="auto"/>
       </w:pPr>
-      <w:bookmarkStart w:id="95" w:name="_Toc222305940"/>
+      <w:bookmarkStart w:id="94" w:name="_Toc222305940"/>
       <w:r>
         <w:lastRenderedPageBreak/>
         <w:t>Frontend architektúra</w:t>
       </w:r>
-      <w:bookmarkEnd w:id="95"/>
+      <w:bookmarkEnd w:id="94"/>
     </w:p>
     <w:p>
       <w:pPr>
@@ -19842,12 +19840,12 @@
       <w:pPr>
         <w:pStyle w:val="Cmsor1"/>
       </w:pPr>
-      <w:bookmarkStart w:id="96" w:name="_Toc222305941"/>
+      <w:bookmarkStart w:id="95" w:name="_Toc222305941"/>
       <w:r>
         <w:lastRenderedPageBreak/>
         <w:t>Összefoglaló</w:t>
       </w:r>
-      <w:bookmarkEnd w:id="96"/>
+      <w:bookmarkEnd w:id="95"/>
     </w:p>
     <w:p>
       <w:pPr>
@@ -19923,1312 +19921,1317 @@
       <w:pPr>
         <w:pStyle w:val="Cmsor1"/>
       </w:pPr>
-      <w:bookmarkStart w:id="97" w:name="_Toc222305942"/>
+      <w:bookmarkStart w:id="96" w:name="_Toc222305942"/>
       <w:proofErr w:type="spellStart"/>
       <w:r>
         <w:lastRenderedPageBreak/>
         <w:t>Summary</w:t>
       </w:r>
+      <w:bookmarkEnd w:id="96"/>
+      <w:proofErr w:type="spellEnd"/>
+    </w:p>
+    <w:p>
+      <w:pPr>
+        <w:spacing w:line="360" w:lineRule="auto"/>
+      </w:pPr>
+    </w:p>
+    <w:p>
+      <w:pPr>
+        <w:spacing w:line="360" w:lineRule="auto"/>
+      </w:pPr>
+      <w:proofErr w:type="spellStart"/>
+      <w:r>
+        <w:t>Felveo</w:t>
+      </w:r>
+      <w:proofErr w:type="spellEnd"/>
+      <w:r>
+        <w:t xml:space="preserve"> is </w:t>
+      </w:r>
+      <w:proofErr w:type="spellStart"/>
+      <w:r>
+        <w:t>about</w:t>
+      </w:r>
+      <w:proofErr w:type="spellEnd"/>
+      <w:r>
+        <w:t xml:space="preserve"> </w:t>
+      </w:r>
+      <w:proofErr w:type="spellStart"/>
+      <w:r>
+        <w:t>making</w:t>
+      </w:r>
+      <w:proofErr w:type="spellEnd"/>
+      <w:r>
+        <w:t xml:space="preserve"> </w:t>
+      </w:r>
+      <w:proofErr w:type="spellStart"/>
+      <w:r>
+        <w:t>school</w:t>
+      </w:r>
+      <w:proofErr w:type="spellEnd"/>
+      <w:r>
+        <w:t xml:space="preserve"> </w:t>
+      </w:r>
+      <w:proofErr w:type="spellStart"/>
+      <w:r>
+        <w:t>admission</w:t>
+      </w:r>
+      <w:proofErr w:type="spellEnd"/>
+      <w:r>
+        <w:t xml:space="preserve"> </w:t>
+      </w:r>
+      <w:proofErr w:type="spellStart"/>
+      <w:r>
+        <w:t>data</w:t>
+      </w:r>
+      <w:proofErr w:type="spellEnd"/>
+      <w:r>
+        <w:t xml:space="preserve"> management </w:t>
+      </w:r>
+      <w:proofErr w:type="spellStart"/>
+      <w:r>
+        <w:t>simpler</w:t>
+      </w:r>
+      <w:proofErr w:type="spellEnd"/>
+      <w:r>
+        <w:t xml:space="preserve"> and more </w:t>
+      </w:r>
+      <w:proofErr w:type="spellStart"/>
+      <w:r>
+        <w:t>user-friendly</w:t>
+      </w:r>
+      <w:proofErr w:type="spellEnd"/>
+      <w:r>
+        <w:t xml:space="preserve">. </w:t>
+      </w:r>
+      <w:proofErr w:type="spellStart"/>
+      <w:r>
+        <w:t>Our</w:t>
+      </w:r>
+      <w:proofErr w:type="spellEnd"/>
+      <w:r>
+        <w:t xml:space="preserve"> </w:t>
+      </w:r>
+      <w:proofErr w:type="spellStart"/>
+      <w:r>
+        <w:t>goal</w:t>
+      </w:r>
+      <w:proofErr w:type="spellEnd"/>
+      <w:r>
+        <w:t xml:space="preserve"> is </w:t>
+      </w:r>
+      <w:proofErr w:type="spellStart"/>
+      <w:r>
+        <w:t>to</w:t>
+      </w:r>
+      <w:proofErr w:type="spellEnd"/>
+      <w:r>
+        <w:t xml:space="preserve"> </w:t>
+      </w:r>
+      <w:proofErr w:type="spellStart"/>
+      <w:r>
+        <w:t>create</w:t>
+      </w:r>
+      <w:proofErr w:type="spellEnd"/>
+      <w:r>
+        <w:t xml:space="preserve"> a </w:t>
+      </w:r>
+      <w:proofErr w:type="spellStart"/>
+      <w:r>
+        <w:t>lightweight</w:t>
+      </w:r>
+      <w:proofErr w:type="spellEnd"/>
+      <w:r>
+        <w:t xml:space="preserve"> software </w:t>
+      </w:r>
+      <w:proofErr w:type="spellStart"/>
+      <w:r>
+        <w:t>that</w:t>
+      </w:r>
+      <w:proofErr w:type="spellEnd"/>
+      <w:r>
+        <w:t xml:space="preserve"> </w:t>
+      </w:r>
+      <w:proofErr w:type="spellStart"/>
+      <w:r>
+        <w:t>actually</w:t>
+      </w:r>
+      <w:proofErr w:type="spellEnd"/>
+      <w:r>
+        <w:t xml:space="preserve"> </w:t>
+      </w:r>
+      <w:proofErr w:type="spellStart"/>
+      <w:r>
+        <w:t>fits</w:t>
+      </w:r>
+      <w:proofErr w:type="spellEnd"/>
+      <w:r>
+        <w:t xml:space="preserve"> </w:t>
+      </w:r>
+      <w:proofErr w:type="spellStart"/>
+      <w:r>
+        <w:t>the</w:t>
+      </w:r>
+      <w:proofErr w:type="spellEnd"/>
+      <w:r>
+        <w:t xml:space="preserve"> </w:t>
+      </w:r>
+      <w:proofErr w:type="spellStart"/>
+      <w:r>
+        <w:t>needs</w:t>
+      </w:r>
+      <w:proofErr w:type="spellEnd"/>
+      <w:r>
+        <w:t xml:space="preserve"> of </w:t>
+      </w:r>
+      <w:proofErr w:type="spellStart"/>
+      <w:r>
+        <w:t>schools</w:t>
+      </w:r>
+      <w:proofErr w:type="spellEnd"/>
+      <w:r>
+        <w:t xml:space="preserve"> and </w:t>
+      </w:r>
+      <w:proofErr w:type="spellStart"/>
+      <w:r>
+        <w:t>makes</w:t>
+      </w:r>
+      <w:proofErr w:type="spellEnd"/>
+      <w:r>
+        <w:t xml:space="preserve"> </w:t>
+      </w:r>
+      <w:proofErr w:type="spellStart"/>
+      <w:r>
+        <w:t>managing</w:t>
+      </w:r>
+      <w:proofErr w:type="spellEnd"/>
+      <w:r>
+        <w:t xml:space="preserve"> </w:t>
+      </w:r>
+      <w:proofErr w:type="spellStart"/>
+      <w:r>
+        <w:t>student</w:t>
+      </w:r>
+      <w:proofErr w:type="spellEnd"/>
+      <w:r>
+        <w:t xml:space="preserve"> </w:t>
+      </w:r>
+      <w:proofErr w:type="spellStart"/>
+      <w:r>
+        <w:t>data</w:t>
+      </w:r>
+      <w:proofErr w:type="spellEnd"/>
+      <w:r>
+        <w:t xml:space="preserve"> and </w:t>
+      </w:r>
+      <w:proofErr w:type="spellStart"/>
+      <w:r>
+        <w:t>results</w:t>
+      </w:r>
+      <w:proofErr w:type="spellEnd"/>
+      <w:r>
+        <w:t xml:space="preserve"> a </w:t>
+      </w:r>
+      <w:proofErr w:type="spellStart"/>
+      <w:r>
+        <w:t>breeze</w:t>
+      </w:r>
+      <w:proofErr w:type="spellEnd"/>
+      <w:r>
+        <w:t>.</w:t>
+      </w:r>
+    </w:p>
+    <w:p>
+      <w:pPr>
+        <w:spacing w:line="360" w:lineRule="auto"/>
+      </w:pPr>
+    </w:p>
+    <w:p>
+      <w:pPr>
+        <w:spacing w:line="360" w:lineRule="auto"/>
+      </w:pPr>
+      <w:proofErr w:type="spellStart"/>
+      <w:r>
+        <w:t>We're</w:t>
+      </w:r>
+      <w:proofErr w:type="spellEnd"/>
+      <w:r>
+        <w:t xml:space="preserve"> building </w:t>
+      </w:r>
+      <w:proofErr w:type="spellStart"/>
+      <w:r>
+        <w:t>Felveo</w:t>
+      </w:r>
+      <w:proofErr w:type="spellEnd"/>
+      <w:r>
+        <w:t xml:space="preserve"> </w:t>
+      </w:r>
+      <w:proofErr w:type="spellStart"/>
+      <w:r>
+        <w:t>with</w:t>
+      </w:r>
+      <w:proofErr w:type="spellEnd"/>
+      <w:r>
+        <w:t xml:space="preserve"> modern </w:t>
+      </w:r>
+      <w:proofErr w:type="spellStart"/>
+      <w:r>
+        <w:t>tech</w:t>
+      </w:r>
+      <w:proofErr w:type="spellEnd"/>
+      <w:r>
+        <w:t xml:space="preserve"> </w:t>
+      </w:r>
+      <w:proofErr w:type="spellStart"/>
+      <w:r>
+        <w:t>from</w:t>
+      </w:r>
+      <w:proofErr w:type="spellEnd"/>
+      <w:r>
+        <w:t xml:space="preserve"> </w:t>
+      </w:r>
+      <w:proofErr w:type="spellStart"/>
+      <w:r>
+        <w:t>the</w:t>
+      </w:r>
+      <w:proofErr w:type="spellEnd"/>
+      <w:r>
+        <w:t xml:space="preserve"> </w:t>
+      </w:r>
+      <w:proofErr w:type="spellStart"/>
+      <w:r>
+        <w:t>ground</w:t>
+      </w:r>
+      <w:proofErr w:type="spellEnd"/>
+      <w:r>
+        <w:t xml:space="preserve"> </w:t>
+      </w:r>
+      <w:proofErr w:type="spellStart"/>
+      <w:r>
+        <w:t>up</w:t>
+      </w:r>
+      <w:proofErr w:type="spellEnd"/>
+      <w:r>
+        <w:t xml:space="preserve">. The backend </w:t>
+      </w:r>
+      <w:proofErr w:type="spellStart"/>
+      <w:r>
+        <w:t>uses</w:t>
+      </w:r>
+      <w:proofErr w:type="spellEnd"/>
+      <w:r>
+        <w:t xml:space="preserve"> PHP </w:t>
+      </w:r>
+      <w:proofErr w:type="spellStart"/>
+      <w:r>
+        <w:t>with</w:t>
+      </w:r>
+      <w:proofErr w:type="spellEnd"/>
+      <w:r>
+        <w:t xml:space="preserve"> </w:t>
+      </w:r>
+      <w:proofErr w:type="spellStart"/>
+      <w:r>
+        <w:t>MySQL</w:t>
+      </w:r>
+      <w:proofErr w:type="spellEnd"/>
+      <w:r>
+        <w:t>/</w:t>
+      </w:r>
+      <w:proofErr w:type="spellStart"/>
+      <w:r>
+        <w:t>MariaDB</w:t>
+      </w:r>
+      <w:proofErr w:type="spellEnd"/>
+      <w:r>
+        <w:t xml:space="preserve"> </w:t>
+      </w:r>
+      <w:proofErr w:type="spellStart"/>
+      <w:r>
+        <w:t>database</w:t>
+      </w:r>
+      <w:proofErr w:type="spellEnd"/>
+      <w:r>
+        <w:t xml:space="preserve"> </w:t>
+      </w:r>
+      <w:proofErr w:type="spellStart"/>
+      <w:r>
+        <w:t>solutions</w:t>
+      </w:r>
+      <w:proofErr w:type="spellEnd"/>
+      <w:r>
+        <w:t xml:space="preserve">, </w:t>
+      </w:r>
+      <w:proofErr w:type="spellStart"/>
+      <w:r>
+        <w:t>while</w:t>
+      </w:r>
+      <w:proofErr w:type="spellEnd"/>
+      <w:r>
+        <w:t xml:space="preserve"> </w:t>
+      </w:r>
+      <w:proofErr w:type="spellStart"/>
+      <w:r>
+        <w:t>the</w:t>
+      </w:r>
+      <w:proofErr w:type="spellEnd"/>
+      <w:r>
+        <w:t xml:space="preserve"> frontend is </w:t>
+      </w:r>
+      <w:proofErr w:type="spellStart"/>
+      <w:r>
+        <w:t>designed</w:t>
+      </w:r>
+      <w:proofErr w:type="spellEnd"/>
+      <w:r>
+        <w:t xml:space="preserve"> </w:t>
+      </w:r>
+      <w:proofErr w:type="spellStart"/>
+      <w:r>
+        <w:t>with</w:t>
+      </w:r>
+      <w:proofErr w:type="spellEnd"/>
+      <w:r>
+        <w:t xml:space="preserve"> a </w:t>
+      </w:r>
+      <w:proofErr w:type="spellStart"/>
+      <w:r>
+        <w:t>strong</w:t>
+      </w:r>
+      <w:proofErr w:type="spellEnd"/>
+      <w:r>
+        <w:t xml:space="preserve"> </w:t>
+      </w:r>
+      <w:proofErr w:type="spellStart"/>
+      <w:r>
+        <w:t>focus</w:t>
+      </w:r>
+      <w:proofErr w:type="spellEnd"/>
+      <w:r>
+        <w:t xml:space="preserve"> </w:t>
+      </w:r>
+      <w:proofErr w:type="spellStart"/>
+      <w:r>
+        <w:t>on</w:t>
+      </w:r>
+      <w:proofErr w:type="spellEnd"/>
+      <w:r>
+        <w:t xml:space="preserve"> </w:t>
+      </w:r>
+      <w:proofErr w:type="spellStart"/>
+      <w:r>
+        <w:t>user</w:t>
+      </w:r>
+      <w:proofErr w:type="spellEnd"/>
+      <w:r>
+        <w:t xml:space="preserve"> </w:t>
+      </w:r>
+      <w:proofErr w:type="spellStart"/>
+      <w:r>
+        <w:t>experience</w:t>
+      </w:r>
+      <w:proofErr w:type="spellEnd"/>
+      <w:r>
+        <w:t xml:space="preserve">. </w:t>
+      </w:r>
+      <w:proofErr w:type="spellStart"/>
+      <w:r>
+        <w:t>Whether</w:t>
+      </w:r>
+      <w:proofErr w:type="spellEnd"/>
+      <w:r>
+        <w:t xml:space="preserve"> </w:t>
+      </w:r>
+      <w:proofErr w:type="spellStart"/>
+      <w:r>
+        <w:t>you're</w:t>
+      </w:r>
+      <w:proofErr w:type="spellEnd"/>
+      <w:r>
+        <w:t xml:space="preserve"> </w:t>
+      </w:r>
+      <w:proofErr w:type="spellStart"/>
+      <w:r>
+        <w:t>on</w:t>
+      </w:r>
+      <w:proofErr w:type="spellEnd"/>
+      <w:r>
+        <w:t xml:space="preserve"> a </w:t>
+      </w:r>
+      <w:proofErr w:type="spellStart"/>
+      <w:r>
+        <w:t>phone</w:t>
+      </w:r>
+      <w:proofErr w:type="spellEnd"/>
+      <w:r>
+        <w:t xml:space="preserve">, tablet, </w:t>
+      </w:r>
+      <w:proofErr w:type="spellStart"/>
+      <w:r>
+        <w:t>or</w:t>
+      </w:r>
+      <w:proofErr w:type="spellEnd"/>
+      <w:r>
+        <w:t xml:space="preserve"> computer, </w:t>
+      </w:r>
+      <w:proofErr w:type="spellStart"/>
+      <w:r>
+        <w:t>the</w:t>
+      </w:r>
+      <w:proofErr w:type="spellEnd"/>
+      <w:r>
+        <w:t xml:space="preserve"> </w:t>
+      </w:r>
+      <w:proofErr w:type="spellStart"/>
+      <w:r>
+        <w:t>interface</w:t>
+      </w:r>
+      <w:proofErr w:type="spellEnd"/>
+      <w:r>
+        <w:t xml:space="preserve"> is </w:t>
+      </w:r>
+      <w:proofErr w:type="spellStart"/>
+      <w:r>
+        <w:t>clean</w:t>
+      </w:r>
+      <w:proofErr w:type="spellEnd"/>
+      <w:r>
+        <w:t xml:space="preserve">, </w:t>
+      </w:r>
+      <w:proofErr w:type="spellStart"/>
+      <w:r>
+        <w:t>intuitive</w:t>
+      </w:r>
+      <w:proofErr w:type="spellEnd"/>
+      <w:r>
+        <w:t xml:space="preserve">, and </w:t>
+      </w:r>
+      <w:proofErr w:type="spellStart"/>
+      <w:r>
+        <w:t>easy</w:t>
+      </w:r>
+      <w:proofErr w:type="spellEnd"/>
+      <w:r>
+        <w:t xml:space="preserve"> </w:t>
+      </w:r>
+      <w:proofErr w:type="spellStart"/>
+      <w:r>
+        <w:t>to</w:t>
+      </w:r>
+      <w:proofErr w:type="spellEnd"/>
+      <w:r>
+        <w:t xml:space="preserve"> </w:t>
+      </w:r>
+      <w:proofErr w:type="spellStart"/>
+      <w:r>
+        <w:t>navigate</w:t>
+      </w:r>
+      <w:proofErr w:type="spellEnd"/>
+      <w:r>
+        <w:t>.</w:t>
+      </w:r>
+    </w:p>
+    <w:p>
+      <w:pPr>
+        <w:spacing w:line="360" w:lineRule="auto"/>
+      </w:pPr>
+    </w:p>
+    <w:p>
+      <w:pPr>
+        <w:spacing w:line="360" w:lineRule="auto"/>
+      </w:pPr>
+      <w:r>
+        <w:t xml:space="preserve">Most </w:t>
+      </w:r>
+      <w:proofErr w:type="spellStart"/>
+      <w:r>
+        <w:t>existing</w:t>
+      </w:r>
+      <w:proofErr w:type="spellEnd"/>
+      <w:r>
+        <w:t xml:space="preserve"> </w:t>
+      </w:r>
+      <w:proofErr w:type="spellStart"/>
+      <w:r>
+        <w:t>data</w:t>
+      </w:r>
+      <w:proofErr w:type="spellEnd"/>
+      <w:r>
+        <w:t xml:space="preserve"> management </w:t>
+      </w:r>
+      <w:proofErr w:type="spellStart"/>
+      <w:r>
+        <w:t>systems</w:t>
+      </w:r>
+      <w:proofErr w:type="spellEnd"/>
+      <w:r>
+        <w:t xml:space="preserve"> </w:t>
+      </w:r>
+      <w:proofErr w:type="spellStart"/>
+      <w:r>
+        <w:t>either</w:t>
+      </w:r>
+      <w:proofErr w:type="spellEnd"/>
+      <w:r>
+        <w:t xml:space="preserve"> </w:t>
+      </w:r>
+      <w:proofErr w:type="spellStart"/>
+      <w:r>
+        <w:t>feel</w:t>
+      </w:r>
+      <w:proofErr w:type="spellEnd"/>
+      <w:r>
+        <w:t xml:space="preserve"> </w:t>
+      </w:r>
+      <w:proofErr w:type="spellStart"/>
+      <w:r>
+        <w:t>outdated</w:t>
+      </w:r>
+      <w:proofErr w:type="spellEnd"/>
+      <w:r>
+        <w:t xml:space="preserve"> </w:t>
+      </w:r>
+      <w:proofErr w:type="spellStart"/>
+      <w:r>
+        <w:t>or</w:t>
+      </w:r>
+      <w:proofErr w:type="spellEnd"/>
+      <w:r>
+        <w:t xml:space="preserve"> </w:t>
+      </w:r>
+      <w:proofErr w:type="spellStart"/>
+      <w:r>
+        <w:t>too</w:t>
+      </w:r>
+      <w:proofErr w:type="spellEnd"/>
+      <w:r>
+        <w:t xml:space="preserve"> </w:t>
+      </w:r>
+      <w:proofErr w:type="spellStart"/>
+      <w:r>
+        <w:t>complicated</w:t>
+      </w:r>
+      <w:proofErr w:type="spellEnd"/>
+      <w:r>
+        <w:t xml:space="preserve">. </w:t>
+      </w:r>
+      <w:proofErr w:type="spellStart"/>
+      <w:r>
+        <w:t>We're</w:t>
+      </w:r>
+      <w:proofErr w:type="spellEnd"/>
+      <w:r>
+        <w:t xml:space="preserve"> </w:t>
+      </w:r>
+      <w:proofErr w:type="spellStart"/>
+      <w:r>
+        <w:t>changing</w:t>
+      </w:r>
+      <w:proofErr w:type="spellEnd"/>
+      <w:r>
+        <w:t xml:space="preserve"> </w:t>
+      </w:r>
+      <w:proofErr w:type="spellStart"/>
+      <w:r>
+        <w:t>that</w:t>
+      </w:r>
+      <w:proofErr w:type="spellEnd"/>
+      <w:r>
+        <w:t xml:space="preserve">. </w:t>
+      </w:r>
+      <w:proofErr w:type="spellStart"/>
+      <w:r>
+        <w:t>What</w:t>
+      </w:r>
+      <w:proofErr w:type="spellEnd"/>
+      <w:r>
+        <w:t xml:space="preserve"> </w:t>
+      </w:r>
+      <w:proofErr w:type="spellStart"/>
+      <w:r>
+        <w:t>makes</w:t>
+      </w:r>
+      <w:proofErr w:type="spellEnd"/>
+      <w:r>
+        <w:t xml:space="preserve"> </w:t>
+      </w:r>
+      <w:proofErr w:type="spellStart"/>
+      <w:r>
+        <w:t>Felveo</w:t>
+      </w:r>
+      <w:proofErr w:type="spellEnd"/>
+      <w:r>
+        <w:t xml:space="preserve"> stand out is </w:t>
+      </w:r>
+      <w:proofErr w:type="spellStart"/>
+      <w:r>
+        <w:t>that</w:t>
+      </w:r>
+      <w:proofErr w:type="spellEnd"/>
+      <w:r>
+        <w:t xml:space="preserve"> </w:t>
+      </w:r>
+      <w:proofErr w:type="spellStart"/>
+      <w:r>
+        <w:t>it's</w:t>
+      </w:r>
+      <w:proofErr w:type="spellEnd"/>
+      <w:r>
+        <w:t xml:space="preserve"> </w:t>
+      </w:r>
+      <w:proofErr w:type="spellStart"/>
+      <w:r>
+        <w:t>flexible</w:t>
+      </w:r>
+      <w:proofErr w:type="spellEnd"/>
+      <w:r>
+        <w:t xml:space="preserve"> and modern, </w:t>
+      </w:r>
+      <w:proofErr w:type="spellStart"/>
+      <w:r>
+        <w:t>tailored</w:t>
+      </w:r>
+      <w:proofErr w:type="spellEnd"/>
+      <w:r>
+        <w:t xml:space="preserve"> </w:t>
+      </w:r>
+      <w:proofErr w:type="spellStart"/>
+      <w:r>
+        <w:t>to</w:t>
+      </w:r>
+      <w:proofErr w:type="spellEnd"/>
+      <w:r>
+        <w:t xml:space="preserve"> </w:t>
+      </w:r>
+      <w:proofErr w:type="spellStart"/>
+      <w:r>
+        <w:t>today's</w:t>
+      </w:r>
+      <w:proofErr w:type="spellEnd"/>
+      <w:r>
+        <w:t xml:space="preserve"> </w:t>
+      </w:r>
+      <w:proofErr w:type="spellStart"/>
+      <w:r>
+        <w:t>fast-moving</w:t>
+      </w:r>
+      <w:proofErr w:type="spellEnd"/>
+      <w:r>
+        <w:t xml:space="preserve"> </w:t>
+      </w:r>
+      <w:proofErr w:type="spellStart"/>
+      <w:r>
+        <w:t>digital</w:t>
+      </w:r>
+      <w:proofErr w:type="spellEnd"/>
+      <w:r>
+        <w:t xml:space="preserve"> </w:t>
+      </w:r>
+      <w:proofErr w:type="spellStart"/>
+      <w:r>
+        <w:t>world</w:t>
+      </w:r>
+      <w:proofErr w:type="spellEnd"/>
+      <w:r>
+        <w:t xml:space="preserve"> and </w:t>
+      </w:r>
+      <w:proofErr w:type="spellStart"/>
+      <w:r>
+        <w:t>the</w:t>
+      </w:r>
+      <w:proofErr w:type="spellEnd"/>
+      <w:r>
+        <w:t xml:space="preserve"> </w:t>
+      </w:r>
+      <w:proofErr w:type="spellStart"/>
+      <w:r>
+        <w:t>everyday</w:t>
+      </w:r>
+      <w:proofErr w:type="spellEnd"/>
+      <w:r>
+        <w:t xml:space="preserve"> </w:t>
+      </w:r>
+      <w:proofErr w:type="spellStart"/>
+      <w:r>
+        <w:t>needs</w:t>
+      </w:r>
+      <w:proofErr w:type="spellEnd"/>
+      <w:r>
+        <w:t xml:space="preserve"> of </w:t>
+      </w:r>
+      <w:proofErr w:type="spellStart"/>
+      <w:r>
+        <w:t>schools</w:t>
+      </w:r>
+      <w:proofErr w:type="spellEnd"/>
+      <w:r>
+        <w:t xml:space="preserve">, </w:t>
+      </w:r>
+      <w:proofErr w:type="spellStart"/>
+      <w:r>
+        <w:t>administrators</w:t>
+      </w:r>
+      <w:proofErr w:type="spellEnd"/>
+      <w:r>
+        <w:t xml:space="preserve">, </w:t>
+      </w:r>
+      <w:proofErr w:type="spellStart"/>
+      <w:r>
+        <w:t>teachers</w:t>
+      </w:r>
+      <w:proofErr w:type="spellEnd"/>
+      <w:r>
+        <w:t xml:space="preserve">, and </w:t>
+      </w:r>
+      <w:proofErr w:type="spellStart"/>
+      <w:r>
+        <w:t>students</w:t>
+      </w:r>
+      <w:proofErr w:type="spellEnd"/>
+      <w:r>
+        <w:t>.</w:t>
+      </w:r>
+    </w:p>
+    <w:p>
+      <w:pPr>
+        <w:spacing w:line="360" w:lineRule="auto"/>
+      </w:pPr>
+    </w:p>
+    <w:p>
+      <w:pPr>
+        <w:spacing w:line="360" w:lineRule="auto"/>
+      </w:pPr>
+      <w:r>
+        <w:t xml:space="preserve">A </w:t>
+      </w:r>
+      <w:proofErr w:type="spellStart"/>
+      <w:r>
+        <w:t>key</w:t>
+      </w:r>
+      <w:proofErr w:type="spellEnd"/>
+      <w:r>
+        <w:t xml:space="preserve"> part of </w:t>
+      </w:r>
+      <w:proofErr w:type="spellStart"/>
+      <w:r>
+        <w:t>the</w:t>
+      </w:r>
+      <w:proofErr w:type="spellEnd"/>
+      <w:r>
+        <w:t xml:space="preserve"> project is </w:t>
+      </w:r>
+      <w:proofErr w:type="spellStart"/>
+      <w:r>
+        <w:t>the</w:t>
+      </w:r>
+      <w:proofErr w:type="spellEnd"/>
+      <w:r>
+        <w:t xml:space="preserve"> web app. </w:t>
+      </w:r>
+      <w:proofErr w:type="spellStart"/>
+      <w:r>
+        <w:t>It's</w:t>
+      </w:r>
+      <w:proofErr w:type="spellEnd"/>
+      <w:r>
+        <w:t xml:space="preserve"> </w:t>
+      </w:r>
+      <w:proofErr w:type="spellStart"/>
+      <w:r>
+        <w:t>fast</w:t>
+      </w:r>
+      <w:proofErr w:type="spellEnd"/>
+      <w:r>
+        <w:t xml:space="preserve">, </w:t>
+      </w:r>
+      <w:proofErr w:type="spellStart"/>
+      <w:r>
+        <w:t>well-organized</w:t>
+      </w:r>
+      <w:proofErr w:type="spellEnd"/>
+      <w:r>
+        <w:t xml:space="preserve">, and </w:t>
+      </w:r>
+      <w:proofErr w:type="spellStart"/>
+      <w:r>
+        <w:t>super</w:t>
+      </w:r>
+      <w:proofErr w:type="spellEnd"/>
+      <w:r>
+        <w:t xml:space="preserve"> </w:t>
+      </w:r>
+      <w:proofErr w:type="spellStart"/>
+      <w:r>
+        <w:t>easy</w:t>
+      </w:r>
+      <w:proofErr w:type="spellEnd"/>
+      <w:r>
+        <w:t xml:space="preserve"> </w:t>
+      </w:r>
+      <w:proofErr w:type="spellStart"/>
+      <w:r>
+        <w:t>to</w:t>
+      </w:r>
+      <w:proofErr w:type="spellEnd"/>
+      <w:r>
+        <w:t xml:space="preserve"> </w:t>
+      </w:r>
+      <w:proofErr w:type="spellStart"/>
+      <w:r>
+        <w:t>use</w:t>
+      </w:r>
+      <w:proofErr w:type="spellEnd"/>
+      <w:r>
+        <w:t xml:space="preserve">. </w:t>
+      </w:r>
+      <w:proofErr w:type="spellStart"/>
+      <w:r>
+        <w:t>Need</w:t>
+      </w:r>
+      <w:proofErr w:type="spellEnd"/>
+      <w:r>
+        <w:t xml:space="preserve"> </w:t>
+      </w:r>
+      <w:proofErr w:type="spellStart"/>
+      <w:r>
+        <w:t>to</w:t>
+      </w:r>
+      <w:proofErr w:type="spellEnd"/>
+      <w:r>
+        <w:t xml:space="preserve"> </w:t>
+      </w:r>
+      <w:proofErr w:type="spellStart"/>
+      <w:r>
+        <w:t>manage</w:t>
+      </w:r>
+      <w:proofErr w:type="spellEnd"/>
+      <w:r>
+        <w:t xml:space="preserve"> </w:t>
+      </w:r>
+      <w:proofErr w:type="spellStart"/>
+      <w:r>
+        <w:t>student</w:t>
+      </w:r>
+      <w:proofErr w:type="spellEnd"/>
+      <w:r>
+        <w:t xml:space="preserve"> </w:t>
+      </w:r>
+      <w:proofErr w:type="spellStart"/>
+      <w:r>
+        <w:t>data</w:t>
+      </w:r>
+      <w:proofErr w:type="spellEnd"/>
+      <w:r>
+        <w:t xml:space="preserve">? The import </w:t>
+      </w:r>
+      <w:proofErr w:type="spellStart"/>
+      <w:r>
+        <w:t>functions</w:t>
+      </w:r>
+      <w:proofErr w:type="spellEnd"/>
+      <w:r>
+        <w:t xml:space="preserve"> </w:t>
+      </w:r>
+      <w:proofErr w:type="spellStart"/>
+      <w:r>
+        <w:t>are</w:t>
+      </w:r>
+      <w:proofErr w:type="spellEnd"/>
+      <w:r>
+        <w:t xml:space="preserve"> </w:t>
+      </w:r>
+      <w:proofErr w:type="spellStart"/>
+      <w:r>
+        <w:t>effective</w:t>
+      </w:r>
+      <w:proofErr w:type="spellEnd"/>
+      <w:r>
+        <w:t xml:space="preserve"> </w:t>
+      </w:r>
+      <w:proofErr w:type="spellStart"/>
+      <w:r>
+        <w:t>yet</w:t>
+      </w:r>
+      <w:proofErr w:type="spellEnd"/>
+      <w:r>
+        <w:t xml:space="preserve"> </w:t>
+      </w:r>
+      <w:proofErr w:type="spellStart"/>
+      <w:r>
+        <w:t>simple</w:t>
+      </w:r>
+      <w:proofErr w:type="spellEnd"/>
+      <w:r>
+        <w:t xml:space="preserve">, and </w:t>
+      </w:r>
+      <w:proofErr w:type="spellStart"/>
+      <w:r>
+        <w:t>the</w:t>
+      </w:r>
+      <w:proofErr w:type="spellEnd"/>
+      <w:r>
+        <w:t xml:space="preserve"> </w:t>
+      </w:r>
+      <w:proofErr w:type="spellStart"/>
+      <w:r>
+        <w:t>whole</w:t>
+      </w:r>
+      <w:proofErr w:type="spellEnd"/>
+      <w:r>
+        <w:t xml:space="preserve"> </w:t>
+      </w:r>
+      <w:proofErr w:type="spellStart"/>
+      <w:r>
+        <w:t>layout</w:t>
+      </w:r>
+      <w:proofErr w:type="spellEnd"/>
+      <w:r>
+        <w:t xml:space="preserve"> is </w:t>
+      </w:r>
+      <w:proofErr w:type="spellStart"/>
+      <w:r>
+        <w:t>designed</w:t>
+      </w:r>
+      <w:proofErr w:type="spellEnd"/>
+      <w:r>
+        <w:t xml:space="preserve"> </w:t>
+      </w:r>
+      <w:proofErr w:type="spellStart"/>
+      <w:r>
+        <w:t>to</w:t>
+      </w:r>
+      <w:proofErr w:type="spellEnd"/>
+      <w:r>
+        <w:t xml:space="preserve"> </w:t>
+      </w:r>
+      <w:proofErr w:type="spellStart"/>
+      <w:r>
+        <w:t>look</w:t>
+      </w:r>
+      <w:proofErr w:type="spellEnd"/>
+      <w:r>
+        <w:t xml:space="preserve"> </w:t>
+      </w:r>
+      <w:proofErr w:type="spellStart"/>
+      <w:r>
+        <w:t>good</w:t>
+      </w:r>
+      <w:proofErr w:type="spellEnd"/>
+      <w:r>
+        <w:t xml:space="preserve"> and </w:t>
+      </w:r>
+      <w:proofErr w:type="spellStart"/>
+      <w:r>
+        <w:t>feel</w:t>
+      </w:r>
+      <w:proofErr w:type="spellEnd"/>
+      <w:r>
+        <w:t xml:space="preserve"> </w:t>
+      </w:r>
+      <w:proofErr w:type="spellStart"/>
+      <w:r>
+        <w:t>familiar</w:t>
+      </w:r>
+      <w:proofErr w:type="spellEnd"/>
+      <w:r>
+        <w:t>.</w:t>
+      </w:r>
+    </w:p>
+    <w:p>
+      <w:pPr>
+        <w:spacing w:line="360" w:lineRule="auto"/>
+      </w:pPr>
+    </w:p>
+    <w:p>
+      <w:pPr>
+        <w:spacing w:line="360" w:lineRule="auto"/>
+      </w:pPr>
+      <w:proofErr w:type="spellStart"/>
+      <w:r>
+        <w:t>So</w:t>
+      </w:r>
+      <w:proofErr w:type="spellEnd"/>
+      <w:r>
+        <w:t xml:space="preserve">, </w:t>
+      </w:r>
+      <w:proofErr w:type="spellStart"/>
+      <w:r>
+        <w:t>Felveo</w:t>
+      </w:r>
+      <w:proofErr w:type="spellEnd"/>
+      <w:r>
+        <w:t xml:space="preserve"> </w:t>
+      </w:r>
+      <w:proofErr w:type="spellStart"/>
+      <w:r>
+        <w:t>isn't</w:t>
+      </w:r>
+      <w:proofErr w:type="spellEnd"/>
+      <w:r>
+        <w:t xml:space="preserve"> </w:t>
+      </w:r>
+      <w:proofErr w:type="spellStart"/>
+      <w:r>
+        <w:t>just</w:t>
+      </w:r>
+      <w:proofErr w:type="spellEnd"/>
+      <w:r>
+        <w:t xml:space="preserve"> </w:t>
+      </w:r>
+      <w:proofErr w:type="spellStart"/>
+      <w:r>
+        <w:t>about</w:t>
+      </w:r>
+      <w:proofErr w:type="spellEnd"/>
+      <w:r>
+        <w:t xml:space="preserve"> </w:t>
+      </w:r>
+      <w:proofErr w:type="spellStart"/>
+      <w:r>
+        <w:t>streamlining</w:t>
+      </w:r>
+      <w:proofErr w:type="spellEnd"/>
+      <w:r>
+        <w:t xml:space="preserve"> </w:t>
+      </w:r>
+      <w:proofErr w:type="spellStart"/>
+      <w:r>
+        <w:t>administrative</w:t>
+      </w:r>
+      <w:proofErr w:type="spellEnd"/>
+      <w:r>
+        <w:t xml:space="preserve"> </w:t>
+      </w:r>
+      <w:proofErr w:type="spellStart"/>
+      <w:r>
+        <w:t>operations</w:t>
+      </w:r>
+      <w:proofErr w:type="spellEnd"/>
+      <w:r>
+        <w:t xml:space="preserve">, </w:t>
+      </w:r>
+      <w:proofErr w:type="spellStart"/>
+      <w:r>
+        <w:t>it's</w:t>
+      </w:r>
+      <w:proofErr w:type="spellEnd"/>
+      <w:r>
+        <w:t xml:space="preserve"> </w:t>
+      </w:r>
+      <w:proofErr w:type="spellStart"/>
+      <w:r>
+        <w:t>about</w:t>
+      </w:r>
+      <w:proofErr w:type="spellEnd"/>
+      <w:r>
+        <w:t xml:space="preserve"> </w:t>
+      </w:r>
+      <w:proofErr w:type="spellStart"/>
+      <w:r>
+        <w:t>creating</w:t>
+      </w:r>
+      <w:proofErr w:type="spellEnd"/>
+      <w:r>
+        <w:t xml:space="preserve"> a </w:t>
+      </w:r>
+      <w:proofErr w:type="spellStart"/>
+      <w:r>
+        <w:t>better</w:t>
+      </w:r>
+      <w:proofErr w:type="spellEnd"/>
+      <w:r>
+        <w:t xml:space="preserve"> </w:t>
+      </w:r>
+      <w:proofErr w:type="spellStart"/>
+      <w:r>
+        <w:t>experience</w:t>
+      </w:r>
+      <w:proofErr w:type="spellEnd"/>
+      <w:r>
+        <w:t xml:space="preserve"> </w:t>
+      </w:r>
+      <w:proofErr w:type="spellStart"/>
+      <w:r>
+        <w:t>for</w:t>
+      </w:r>
+      <w:proofErr w:type="spellEnd"/>
+      <w:r>
+        <w:t xml:space="preserve"> </w:t>
+      </w:r>
+      <w:proofErr w:type="spellStart"/>
+      <w:r>
+        <w:t>everyone</w:t>
+      </w:r>
+      <w:proofErr w:type="spellEnd"/>
+      <w:r>
+        <w:t xml:space="preserve"> </w:t>
+      </w:r>
+      <w:proofErr w:type="spellStart"/>
+      <w:r>
+        <w:t>involved</w:t>
+      </w:r>
+      <w:proofErr w:type="spellEnd"/>
+      <w:r>
+        <w:t xml:space="preserve">. </w:t>
+      </w:r>
+      <w:proofErr w:type="spellStart"/>
+      <w:r>
+        <w:t>What</w:t>
+      </w:r>
+      <w:proofErr w:type="spellEnd"/>
+      <w:r>
+        <w:t xml:space="preserve"> </w:t>
+      </w:r>
+      <w:proofErr w:type="spellStart"/>
+      <w:r>
+        <w:t>sets</w:t>
+      </w:r>
+      <w:proofErr w:type="spellEnd"/>
+      <w:r>
+        <w:t xml:space="preserve"> </w:t>
+      </w:r>
+      <w:proofErr w:type="spellStart"/>
+      <w:r>
+        <w:t>us</w:t>
+      </w:r>
+      <w:proofErr w:type="spellEnd"/>
+      <w:r>
+        <w:t xml:space="preserve"> </w:t>
+      </w:r>
+      <w:proofErr w:type="spellStart"/>
+      <w:r>
+        <w:t>apart</w:t>
+      </w:r>
+      <w:proofErr w:type="spellEnd"/>
+      <w:r>
+        <w:t xml:space="preserve"> is </w:t>
+      </w:r>
+      <w:proofErr w:type="spellStart"/>
+      <w:r>
+        <w:t>how</w:t>
+      </w:r>
+      <w:proofErr w:type="spellEnd"/>
+      <w:r>
+        <w:t xml:space="preserve"> </w:t>
+      </w:r>
+      <w:proofErr w:type="spellStart"/>
+      <w:r>
+        <w:t>we</w:t>
+      </w:r>
+      <w:proofErr w:type="spellEnd"/>
+      <w:r>
+        <w:t xml:space="preserve"> </w:t>
+      </w:r>
+      <w:proofErr w:type="spellStart"/>
+      <w:r>
+        <w:t>combine</w:t>
+      </w:r>
+      <w:proofErr w:type="spellEnd"/>
+      <w:r>
+        <w:t xml:space="preserve"> </w:t>
+      </w:r>
+      <w:proofErr w:type="spellStart"/>
+      <w:r>
+        <w:t>speed</w:t>
+      </w:r>
+      <w:proofErr w:type="spellEnd"/>
+      <w:r>
+        <w:t xml:space="preserve">, </w:t>
+      </w:r>
+      <w:proofErr w:type="spellStart"/>
+      <w:r>
+        <w:t>simplicity</w:t>
+      </w:r>
+      <w:proofErr w:type="spellEnd"/>
+      <w:r>
+        <w:t xml:space="preserve">, and </w:t>
+      </w:r>
+      <w:proofErr w:type="spellStart"/>
+      <w:r>
+        <w:t>flexibility</w:t>
+      </w:r>
+      <w:proofErr w:type="spellEnd"/>
+      <w:r>
+        <w:t xml:space="preserve"> </w:t>
+      </w:r>
+      <w:proofErr w:type="spellStart"/>
+      <w:r>
+        <w:t>to</w:t>
+      </w:r>
+      <w:proofErr w:type="spellEnd"/>
+      <w:r>
+        <w:t xml:space="preserve"> </w:t>
+      </w:r>
+      <w:proofErr w:type="spellStart"/>
+      <w:r>
+        <w:t>meet</w:t>
+      </w:r>
+      <w:proofErr w:type="spellEnd"/>
+      <w:r>
+        <w:t xml:space="preserve"> </w:t>
+      </w:r>
+      <w:proofErr w:type="spellStart"/>
+      <w:r>
+        <w:t>the</w:t>
+      </w:r>
+      <w:proofErr w:type="spellEnd"/>
+      <w:r>
+        <w:t xml:space="preserve"> </w:t>
+      </w:r>
+      <w:proofErr w:type="spellStart"/>
+      <w:r>
+        <w:t>real-world</w:t>
+      </w:r>
+      <w:proofErr w:type="spellEnd"/>
+      <w:r>
+        <w:t xml:space="preserve"> </w:t>
+      </w:r>
+      <w:proofErr w:type="spellStart"/>
+      <w:r>
+        <w:t>demands</w:t>
+      </w:r>
+      <w:proofErr w:type="spellEnd"/>
+      <w:r>
+        <w:t xml:space="preserve"> of </w:t>
+      </w:r>
+      <w:proofErr w:type="spellStart"/>
+      <w:r>
+        <w:t>schools</w:t>
+      </w:r>
+      <w:proofErr w:type="spellEnd"/>
+      <w:r>
+        <w:t>.</w:t>
+      </w:r>
+    </w:p>
+    <w:p>
+      <w:pPr>
+        <w:spacing w:line="360" w:lineRule="auto"/>
+      </w:pPr>
+    </w:p>
+    <w:p>
+      <w:pPr>
+        <w:spacing w:line="360" w:lineRule="auto"/>
+      </w:pPr>
+    </w:p>
+    <w:p>
+      <w:pPr>
+        <w:spacing w:line="360" w:lineRule="auto"/>
+      </w:pPr>
+    </w:p>
+    <w:p>
+      <w:pPr>
+        <w:pStyle w:val="Cmsor1"/>
+      </w:pPr>
+      <w:bookmarkStart w:id="97" w:name="_Toc222305943"/>
+      <w:r>
+        <w:lastRenderedPageBreak/>
+        <w:t>Hivatkozáso</w:t>
+      </w:r>
+      <w:bookmarkStart w:id="98" w:name="_GoBack"/>
+      <w:bookmarkEnd w:id="98"/>
+      <w:r>
+        <w:t>k</w:t>
+      </w:r>
       <w:bookmarkEnd w:id="97"/>
-      <w:proofErr w:type="spellEnd"/>
-    </w:p>
-    <w:p>
-      <w:pPr>
-        <w:spacing w:line="360" w:lineRule="auto"/>
-      </w:pPr>
-    </w:p>
-    <w:p>
-      <w:pPr>
-        <w:spacing w:line="360" w:lineRule="auto"/>
-      </w:pPr>
-      <w:proofErr w:type="spellStart"/>
-      <w:r>
-        <w:t>Felveo</w:t>
-      </w:r>
-      <w:proofErr w:type="spellEnd"/>
-      <w:r>
-        <w:t xml:space="preserve"> is </w:t>
-      </w:r>
-      <w:proofErr w:type="spellStart"/>
-      <w:r>
-        <w:t>about</w:t>
-      </w:r>
-      <w:proofErr w:type="spellEnd"/>
-      <w:r>
-        <w:t xml:space="preserve"> </w:t>
-      </w:r>
-      <w:proofErr w:type="spellStart"/>
-      <w:r>
-        <w:t>making</w:t>
-      </w:r>
-      <w:proofErr w:type="spellEnd"/>
-      <w:r>
-        <w:t xml:space="preserve"> </w:t>
-      </w:r>
-      <w:proofErr w:type="spellStart"/>
-      <w:r>
-        <w:t>school</w:t>
-      </w:r>
-      <w:proofErr w:type="spellEnd"/>
-      <w:r>
-        <w:t xml:space="preserve"> </w:t>
-      </w:r>
-      <w:proofErr w:type="spellStart"/>
-      <w:r>
-        <w:t>admission</w:t>
-      </w:r>
-      <w:proofErr w:type="spellEnd"/>
-      <w:r>
-        <w:t xml:space="preserve"> </w:t>
-      </w:r>
-      <w:proofErr w:type="spellStart"/>
-      <w:r>
-        <w:t>data</w:t>
-      </w:r>
-      <w:proofErr w:type="spellEnd"/>
-      <w:r>
-        <w:t xml:space="preserve"> management </w:t>
-      </w:r>
-      <w:proofErr w:type="spellStart"/>
-      <w:r>
-        <w:t>simpler</w:t>
-      </w:r>
-      <w:proofErr w:type="spellEnd"/>
-      <w:r>
-        <w:t xml:space="preserve"> and more </w:t>
-      </w:r>
-      <w:proofErr w:type="spellStart"/>
-      <w:r>
-        <w:t>user-friendly</w:t>
-      </w:r>
-      <w:proofErr w:type="spellEnd"/>
-      <w:r>
-        <w:t xml:space="preserve">. </w:t>
-      </w:r>
-      <w:proofErr w:type="spellStart"/>
-      <w:r>
-        <w:t>Our</w:t>
-      </w:r>
-      <w:proofErr w:type="spellEnd"/>
-      <w:r>
-        <w:t xml:space="preserve"> </w:t>
-      </w:r>
-      <w:proofErr w:type="spellStart"/>
-      <w:r>
-        <w:t>goal</w:t>
-      </w:r>
-      <w:proofErr w:type="spellEnd"/>
-      <w:r>
-        <w:t xml:space="preserve"> is </w:t>
-      </w:r>
-      <w:proofErr w:type="spellStart"/>
-      <w:r>
-        <w:t>to</w:t>
-      </w:r>
-      <w:proofErr w:type="spellEnd"/>
-      <w:r>
-        <w:t xml:space="preserve"> </w:t>
-      </w:r>
-      <w:proofErr w:type="spellStart"/>
-      <w:r>
-        <w:t>create</w:t>
-      </w:r>
-      <w:proofErr w:type="spellEnd"/>
-      <w:r>
-        <w:t xml:space="preserve"> a </w:t>
-      </w:r>
-      <w:proofErr w:type="spellStart"/>
-      <w:r>
-        <w:t>lightweight</w:t>
-      </w:r>
-      <w:proofErr w:type="spellEnd"/>
-      <w:r>
-        <w:t xml:space="preserve"> software </w:t>
-      </w:r>
-      <w:proofErr w:type="spellStart"/>
-      <w:r>
-        <w:t>that</w:t>
-      </w:r>
-      <w:proofErr w:type="spellEnd"/>
-      <w:r>
-        <w:t xml:space="preserve"> </w:t>
-      </w:r>
-      <w:proofErr w:type="spellStart"/>
-      <w:r>
-        <w:t>actually</w:t>
-      </w:r>
-      <w:proofErr w:type="spellEnd"/>
-      <w:r>
-        <w:t xml:space="preserve"> </w:t>
-      </w:r>
-      <w:proofErr w:type="spellStart"/>
-      <w:r>
-        <w:t>fits</w:t>
-      </w:r>
-      <w:proofErr w:type="spellEnd"/>
-      <w:r>
-        <w:t xml:space="preserve"> </w:t>
-      </w:r>
-      <w:proofErr w:type="spellStart"/>
-      <w:r>
-        <w:t>the</w:t>
-      </w:r>
-      <w:proofErr w:type="spellEnd"/>
-      <w:r>
-        <w:t xml:space="preserve"> </w:t>
-      </w:r>
-      <w:proofErr w:type="spellStart"/>
-      <w:r>
-        <w:t>needs</w:t>
-      </w:r>
-      <w:proofErr w:type="spellEnd"/>
-      <w:r>
-        <w:t xml:space="preserve"> of </w:t>
-      </w:r>
-      <w:proofErr w:type="spellStart"/>
-      <w:r>
-        <w:t>schools</w:t>
-      </w:r>
-      <w:proofErr w:type="spellEnd"/>
-      <w:r>
-        <w:t xml:space="preserve"> and </w:t>
-      </w:r>
-      <w:proofErr w:type="spellStart"/>
-      <w:r>
-        <w:t>makes</w:t>
-      </w:r>
-      <w:proofErr w:type="spellEnd"/>
-      <w:r>
-        <w:t xml:space="preserve"> </w:t>
-      </w:r>
-      <w:proofErr w:type="spellStart"/>
-      <w:r>
-        <w:t>managing</w:t>
-      </w:r>
-      <w:proofErr w:type="spellEnd"/>
-      <w:r>
-        <w:t xml:space="preserve"> </w:t>
-      </w:r>
-      <w:proofErr w:type="spellStart"/>
-      <w:r>
-        <w:t>student</w:t>
-      </w:r>
-      <w:proofErr w:type="spellEnd"/>
-      <w:r>
-        <w:t xml:space="preserve"> </w:t>
-      </w:r>
-      <w:proofErr w:type="spellStart"/>
-      <w:r>
-        <w:t>data</w:t>
-      </w:r>
-      <w:proofErr w:type="spellEnd"/>
-      <w:r>
-        <w:t xml:space="preserve"> and </w:t>
-      </w:r>
-      <w:proofErr w:type="spellStart"/>
-      <w:r>
-        <w:t>results</w:t>
-      </w:r>
-      <w:proofErr w:type="spellEnd"/>
-      <w:r>
-        <w:t xml:space="preserve"> a </w:t>
-      </w:r>
-      <w:proofErr w:type="spellStart"/>
-      <w:r>
-        <w:t>breeze</w:t>
-      </w:r>
-      <w:proofErr w:type="spellEnd"/>
-      <w:r>
-        <w:t>.</w:t>
-      </w:r>
-    </w:p>
-    <w:p>
-      <w:pPr>
-        <w:spacing w:line="360" w:lineRule="auto"/>
-      </w:pPr>
-    </w:p>
-    <w:p>
-      <w:pPr>
-        <w:spacing w:line="360" w:lineRule="auto"/>
-      </w:pPr>
-      <w:proofErr w:type="spellStart"/>
-      <w:r>
-        <w:t>We're</w:t>
-      </w:r>
-      <w:proofErr w:type="spellEnd"/>
-      <w:r>
-        <w:t xml:space="preserve"> building </w:t>
-      </w:r>
-      <w:proofErr w:type="spellStart"/>
-      <w:r>
-        <w:t>Felveo</w:t>
-      </w:r>
-      <w:proofErr w:type="spellEnd"/>
-      <w:r>
-        <w:t xml:space="preserve"> </w:t>
-      </w:r>
-      <w:proofErr w:type="spellStart"/>
-      <w:r>
-        <w:t>with</w:t>
-      </w:r>
-      <w:proofErr w:type="spellEnd"/>
-      <w:r>
-        <w:t xml:space="preserve"> modern </w:t>
-      </w:r>
-      <w:proofErr w:type="spellStart"/>
-      <w:r>
-        <w:t>tech</w:t>
-      </w:r>
-      <w:proofErr w:type="spellEnd"/>
-      <w:r>
-        <w:t xml:space="preserve"> </w:t>
-      </w:r>
-      <w:proofErr w:type="spellStart"/>
-      <w:r>
-        <w:t>from</w:t>
-      </w:r>
-      <w:proofErr w:type="spellEnd"/>
-      <w:r>
-        <w:t xml:space="preserve"> </w:t>
-      </w:r>
-      <w:proofErr w:type="spellStart"/>
-      <w:r>
-        <w:t>the</w:t>
-      </w:r>
-      <w:proofErr w:type="spellEnd"/>
-      <w:r>
-        <w:t xml:space="preserve"> </w:t>
-      </w:r>
-      <w:proofErr w:type="spellStart"/>
-      <w:r>
-        <w:t>ground</w:t>
-      </w:r>
-      <w:proofErr w:type="spellEnd"/>
-      <w:r>
-        <w:t xml:space="preserve"> </w:t>
-      </w:r>
-      <w:proofErr w:type="spellStart"/>
-      <w:r>
-        <w:t>up</w:t>
-      </w:r>
-      <w:proofErr w:type="spellEnd"/>
-      <w:r>
-        <w:t xml:space="preserve">. The backend </w:t>
-      </w:r>
-      <w:proofErr w:type="spellStart"/>
-      <w:r>
-        <w:t>uses</w:t>
-      </w:r>
-      <w:proofErr w:type="spellEnd"/>
-      <w:r>
-        <w:t xml:space="preserve"> PHP </w:t>
-      </w:r>
-      <w:proofErr w:type="spellStart"/>
-      <w:r>
-        <w:t>with</w:t>
-      </w:r>
-      <w:proofErr w:type="spellEnd"/>
-      <w:r>
-        <w:t xml:space="preserve"> </w:t>
-      </w:r>
-      <w:proofErr w:type="spellStart"/>
-      <w:r>
-        <w:t>MySQL</w:t>
-      </w:r>
-      <w:proofErr w:type="spellEnd"/>
-      <w:r>
-        <w:t>/</w:t>
-      </w:r>
-      <w:proofErr w:type="spellStart"/>
-      <w:r>
-        <w:t>MariaDB</w:t>
-      </w:r>
-      <w:proofErr w:type="spellEnd"/>
-      <w:r>
-        <w:t xml:space="preserve"> </w:t>
-      </w:r>
-      <w:proofErr w:type="spellStart"/>
-      <w:r>
-        <w:t>database</w:t>
-      </w:r>
-      <w:proofErr w:type="spellEnd"/>
-      <w:r>
-        <w:t xml:space="preserve"> </w:t>
-      </w:r>
-      <w:proofErr w:type="spellStart"/>
-      <w:r>
-        <w:t>solutions</w:t>
-      </w:r>
-      <w:proofErr w:type="spellEnd"/>
-      <w:r>
-        <w:t xml:space="preserve">, </w:t>
-      </w:r>
-      <w:proofErr w:type="spellStart"/>
-      <w:r>
-        <w:t>while</w:t>
-      </w:r>
-      <w:proofErr w:type="spellEnd"/>
-      <w:r>
-        <w:t xml:space="preserve"> </w:t>
-      </w:r>
-      <w:proofErr w:type="spellStart"/>
-      <w:r>
-        <w:t>the</w:t>
-      </w:r>
-      <w:proofErr w:type="spellEnd"/>
-      <w:r>
-        <w:t xml:space="preserve"> frontend is </w:t>
-      </w:r>
-      <w:proofErr w:type="spellStart"/>
-      <w:r>
-        <w:t>designed</w:t>
-      </w:r>
-      <w:proofErr w:type="spellEnd"/>
-      <w:r>
-        <w:t xml:space="preserve"> </w:t>
-      </w:r>
-      <w:proofErr w:type="spellStart"/>
-      <w:r>
-        <w:t>with</w:t>
-      </w:r>
-      <w:proofErr w:type="spellEnd"/>
-      <w:r>
-        <w:t xml:space="preserve"> a </w:t>
-      </w:r>
-      <w:proofErr w:type="spellStart"/>
-      <w:r>
-        <w:t>strong</w:t>
-      </w:r>
-      <w:proofErr w:type="spellEnd"/>
-      <w:r>
-        <w:t xml:space="preserve"> </w:t>
-      </w:r>
-      <w:proofErr w:type="spellStart"/>
-      <w:r>
-        <w:t>focus</w:t>
-      </w:r>
-      <w:proofErr w:type="spellEnd"/>
-      <w:r>
-        <w:t xml:space="preserve"> </w:t>
-      </w:r>
-      <w:proofErr w:type="spellStart"/>
-      <w:r>
-        <w:t>on</w:t>
-      </w:r>
-      <w:proofErr w:type="spellEnd"/>
-      <w:r>
-        <w:t xml:space="preserve"> </w:t>
-      </w:r>
-      <w:proofErr w:type="spellStart"/>
-      <w:r>
-        <w:t>user</w:t>
-      </w:r>
-      <w:proofErr w:type="spellEnd"/>
-      <w:r>
-        <w:t xml:space="preserve"> </w:t>
-      </w:r>
-      <w:proofErr w:type="spellStart"/>
-      <w:r>
-        <w:t>experience</w:t>
-      </w:r>
-      <w:proofErr w:type="spellEnd"/>
-      <w:r>
-        <w:t xml:space="preserve">. </w:t>
-      </w:r>
-      <w:proofErr w:type="spellStart"/>
-      <w:r>
-        <w:t>Whether</w:t>
-      </w:r>
-      <w:proofErr w:type="spellEnd"/>
-      <w:r>
-        <w:t xml:space="preserve"> </w:t>
-      </w:r>
-      <w:proofErr w:type="spellStart"/>
-      <w:r>
-        <w:t>you're</w:t>
-      </w:r>
-      <w:proofErr w:type="spellEnd"/>
-      <w:r>
-        <w:t xml:space="preserve"> </w:t>
-      </w:r>
-      <w:proofErr w:type="spellStart"/>
-      <w:r>
-        <w:t>on</w:t>
-      </w:r>
-      <w:proofErr w:type="spellEnd"/>
-      <w:r>
-        <w:t xml:space="preserve"> a </w:t>
-      </w:r>
-      <w:proofErr w:type="spellStart"/>
-      <w:r>
-        <w:t>phone</w:t>
-      </w:r>
-      <w:proofErr w:type="spellEnd"/>
-      <w:r>
-        <w:t xml:space="preserve">, tablet, </w:t>
-      </w:r>
-      <w:proofErr w:type="spellStart"/>
-      <w:r>
-        <w:t>or</w:t>
-      </w:r>
-      <w:proofErr w:type="spellEnd"/>
-      <w:r>
-        <w:t xml:space="preserve"> computer, </w:t>
-      </w:r>
-      <w:proofErr w:type="spellStart"/>
-      <w:r>
-        <w:t>the</w:t>
-      </w:r>
-      <w:proofErr w:type="spellEnd"/>
-      <w:r>
-        <w:t xml:space="preserve"> </w:t>
-      </w:r>
-      <w:proofErr w:type="spellStart"/>
-      <w:r>
-        <w:t>interface</w:t>
-      </w:r>
-      <w:proofErr w:type="spellEnd"/>
-      <w:r>
-        <w:t xml:space="preserve"> is </w:t>
-      </w:r>
-      <w:proofErr w:type="spellStart"/>
-      <w:r>
-        <w:t>clean</w:t>
-      </w:r>
-      <w:proofErr w:type="spellEnd"/>
-      <w:r>
-        <w:t xml:space="preserve">, </w:t>
-      </w:r>
-      <w:proofErr w:type="spellStart"/>
-      <w:r>
-        <w:t>intuitive</w:t>
-      </w:r>
-      <w:proofErr w:type="spellEnd"/>
-      <w:r>
-        <w:t xml:space="preserve">, and </w:t>
-      </w:r>
-      <w:proofErr w:type="spellStart"/>
-      <w:r>
-        <w:t>easy</w:t>
-      </w:r>
-      <w:proofErr w:type="spellEnd"/>
-      <w:r>
-        <w:t xml:space="preserve"> </w:t>
-      </w:r>
-      <w:proofErr w:type="spellStart"/>
-      <w:r>
-        <w:t>to</w:t>
-      </w:r>
-      <w:proofErr w:type="spellEnd"/>
-      <w:r>
-        <w:t xml:space="preserve"> </w:t>
-      </w:r>
-      <w:proofErr w:type="spellStart"/>
-      <w:r>
-        <w:t>navigate</w:t>
-      </w:r>
-      <w:proofErr w:type="spellEnd"/>
-      <w:r>
-        <w:t>.</w:t>
-      </w:r>
-    </w:p>
-    <w:p>
-      <w:pPr>
-        <w:spacing w:line="360" w:lineRule="auto"/>
-      </w:pPr>
-    </w:p>
-    <w:p>
-      <w:pPr>
-        <w:spacing w:line="360" w:lineRule="auto"/>
-      </w:pPr>
-      <w:r>
-        <w:t xml:space="preserve">Most </w:t>
-      </w:r>
-      <w:proofErr w:type="spellStart"/>
-      <w:r>
-        <w:t>existing</w:t>
-      </w:r>
-      <w:proofErr w:type="spellEnd"/>
-      <w:r>
-        <w:t xml:space="preserve"> </w:t>
-      </w:r>
-      <w:proofErr w:type="spellStart"/>
-      <w:r>
-        <w:t>data</w:t>
-      </w:r>
-      <w:proofErr w:type="spellEnd"/>
-      <w:r>
-        <w:t xml:space="preserve"> management </w:t>
-      </w:r>
-      <w:proofErr w:type="spellStart"/>
-      <w:r>
-        <w:t>systems</w:t>
-      </w:r>
-      <w:proofErr w:type="spellEnd"/>
-      <w:r>
-        <w:t xml:space="preserve"> </w:t>
-      </w:r>
-      <w:proofErr w:type="spellStart"/>
-      <w:r>
-        <w:t>either</w:t>
-      </w:r>
-      <w:proofErr w:type="spellEnd"/>
-      <w:r>
-        <w:t xml:space="preserve"> </w:t>
-      </w:r>
-      <w:proofErr w:type="spellStart"/>
-      <w:r>
-        <w:t>feel</w:t>
-      </w:r>
-      <w:proofErr w:type="spellEnd"/>
-      <w:r>
-        <w:t xml:space="preserve"> </w:t>
-      </w:r>
-      <w:proofErr w:type="spellStart"/>
-      <w:r>
-        <w:t>outdated</w:t>
-      </w:r>
-      <w:proofErr w:type="spellEnd"/>
-      <w:r>
-        <w:t xml:space="preserve"> </w:t>
-      </w:r>
-      <w:proofErr w:type="spellStart"/>
-      <w:r>
-        <w:t>or</w:t>
-      </w:r>
-      <w:proofErr w:type="spellEnd"/>
-      <w:r>
-        <w:t xml:space="preserve"> </w:t>
-      </w:r>
-      <w:proofErr w:type="spellStart"/>
-      <w:r>
-        <w:t>too</w:t>
-      </w:r>
-      <w:proofErr w:type="spellEnd"/>
-      <w:r>
-        <w:t xml:space="preserve"> </w:t>
-      </w:r>
-      <w:proofErr w:type="spellStart"/>
-      <w:r>
-        <w:t>complicated</w:t>
-      </w:r>
-      <w:proofErr w:type="spellEnd"/>
-      <w:r>
-        <w:t xml:space="preserve">. </w:t>
-      </w:r>
-      <w:proofErr w:type="spellStart"/>
-      <w:r>
-        <w:t>We're</w:t>
-      </w:r>
-      <w:proofErr w:type="spellEnd"/>
-      <w:r>
-        <w:t xml:space="preserve"> </w:t>
-      </w:r>
-      <w:proofErr w:type="spellStart"/>
-      <w:r>
-        <w:t>changing</w:t>
-      </w:r>
-      <w:proofErr w:type="spellEnd"/>
-      <w:r>
-        <w:t xml:space="preserve"> </w:t>
-      </w:r>
-      <w:proofErr w:type="spellStart"/>
-      <w:r>
-        <w:t>that</w:t>
-      </w:r>
-      <w:proofErr w:type="spellEnd"/>
-      <w:r>
-        <w:t xml:space="preserve">. </w:t>
-      </w:r>
-      <w:proofErr w:type="spellStart"/>
-      <w:r>
-        <w:t>What</w:t>
-      </w:r>
-      <w:proofErr w:type="spellEnd"/>
-      <w:r>
-        <w:t xml:space="preserve"> </w:t>
-      </w:r>
-      <w:proofErr w:type="spellStart"/>
-      <w:r>
-        <w:t>makes</w:t>
-      </w:r>
-      <w:proofErr w:type="spellEnd"/>
-      <w:r>
-        <w:t xml:space="preserve"> </w:t>
-      </w:r>
-      <w:proofErr w:type="spellStart"/>
-      <w:r>
-        <w:t>Felveo</w:t>
-      </w:r>
-      <w:proofErr w:type="spellEnd"/>
-      <w:r>
-        <w:t xml:space="preserve"> stand out is </w:t>
-      </w:r>
-      <w:proofErr w:type="spellStart"/>
-      <w:r>
-        <w:t>that</w:t>
-      </w:r>
-      <w:proofErr w:type="spellEnd"/>
-      <w:r>
-        <w:t xml:space="preserve"> </w:t>
-      </w:r>
-      <w:proofErr w:type="spellStart"/>
-      <w:r>
-        <w:t>it's</w:t>
-      </w:r>
-      <w:proofErr w:type="spellEnd"/>
-      <w:r>
-        <w:t xml:space="preserve"> </w:t>
-      </w:r>
-      <w:proofErr w:type="spellStart"/>
-      <w:r>
-        <w:t>flexible</w:t>
-      </w:r>
-      <w:proofErr w:type="spellEnd"/>
-      <w:r>
-        <w:t xml:space="preserve"> and modern, </w:t>
-      </w:r>
-      <w:proofErr w:type="spellStart"/>
-      <w:r>
-        <w:t>tailored</w:t>
-      </w:r>
-      <w:proofErr w:type="spellEnd"/>
-      <w:r>
-        <w:t xml:space="preserve"> </w:t>
-      </w:r>
-      <w:proofErr w:type="spellStart"/>
-      <w:r>
-        <w:t>to</w:t>
-      </w:r>
-      <w:proofErr w:type="spellEnd"/>
-      <w:r>
-        <w:t xml:space="preserve"> </w:t>
-      </w:r>
-      <w:proofErr w:type="spellStart"/>
-      <w:r>
-        <w:t>today's</w:t>
-      </w:r>
-      <w:proofErr w:type="spellEnd"/>
-      <w:r>
-        <w:t xml:space="preserve"> </w:t>
-      </w:r>
-      <w:proofErr w:type="spellStart"/>
-      <w:r>
-        <w:t>fast-moving</w:t>
-      </w:r>
-      <w:proofErr w:type="spellEnd"/>
-      <w:r>
-        <w:t xml:space="preserve"> </w:t>
-      </w:r>
-      <w:proofErr w:type="spellStart"/>
-      <w:r>
-        <w:t>digital</w:t>
-      </w:r>
-      <w:proofErr w:type="spellEnd"/>
-      <w:r>
-        <w:t xml:space="preserve"> </w:t>
-      </w:r>
-      <w:proofErr w:type="spellStart"/>
-      <w:r>
-        <w:t>world</w:t>
-      </w:r>
-      <w:proofErr w:type="spellEnd"/>
-      <w:r>
-        <w:t xml:space="preserve"> and </w:t>
-      </w:r>
-      <w:proofErr w:type="spellStart"/>
-      <w:r>
-        <w:t>the</w:t>
-      </w:r>
-      <w:proofErr w:type="spellEnd"/>
-      <w:r>
-        <w:t xml:space="preserve"> </w:t>
-      </w:r>
-      <w:proofErr w:type="spellStart"/>
-      <w:r>
-        <w:t>everyday</w:t>
-      </w:r>
-      <w:proofErr w:type="spellEnd"/>
-      <w:r>
-        <w:t xml:space="preserve"> </w:t>
-      </w:r>
-      <w:proofErr w:type="spellStart"/>
-      <w:r>
-        <w:t>needs</w:t>
-      </w:r>
-      <w:proofErr w:type="spellEnd"/>
-      <w:r>
-        <w:t xml:space="preserve"> of </w:t>
-      </w:r>
-      <w:proofErr w:type="spellStart"/>
-      <w:r>
-        <w:t>schools</w:t>
-      </w:r>
-      <w:proofErr w:type="spellEnd"/>
-      <w:r>
-        <w:t xml:space="preserve">, </w:t>
-      </w:r>
-      <w:proofErr w:type="spellStart"/>
-      <w:r>
-        <w:t>administrators</w:t>
-      </w:r>
-      <w:proofErr w:type="spellEnd"/>
-      <w:r>
-        <w:t xml:space="preserve">, </w:t>
-      </w:r>
-      <w:proofErr w:type="spellStart"/>
-      <w:r>
-        <w:t>teachers</w:t>
-      </w:r>
-      <w:proofErr w:type="spellEnd"/>
-      <w:r>
-        <w:t xml:space="preserve">, and </w:t>
-      </w:r>
-      <w:proofErr w:type="spellStart"/>
-      <w:r>
-        <w:t>students</w:t>
-      </w:r>
-      <w:proofErr w:type="spellEnd"/>
-      <w:r>
-        <w:t>.</w:t>
-      </w:r>
-    </w:p>
-    <w:p>
-      <w:pPr>
-        <w:spacing w:line="360" w:lineRule="auto"/>
-      </w:pPr>
-    </w:p>
-    <w:p>
-      <w:pPr>
-        <w:spacing w:line="360" w:lineRule="auto"/>
-      </w:pPr>
-      <w:r>
-        <w:t xml:space="preserve">A </w:t>
-      </w:r>
-      <w:proofErr w:type="spellStart"/>
-      <w:r>
-        <w:t>key</w:t>
-      </w:r>
-      <w:proofErr w:type="spellEnd"/>
-      <w:r>
-        <w:t xml:space="preserve"> part of </w:t>
-      </w:r>
-      <w:proofErr w:type="spellStart"/>
-      <w:r>
-        <w:t>the</w:t>
-      </w:r>
-      <w:proofErr w:type="spellEnd"/>
-      <w:r>
-        <w:t xml:space="preserve"> project is </w:t>
-      </w:r>
-      <w:proofErr w:type="spellStart"/>
-      <w:r>
-        <w:t>the</w:t>
-      </w:r>
-      <w:proofErr w:type="spellEnd"/>
-      <w:r>
-        <w:t xml:space="preserve"> web app. </w:t>
-      </w:r>
-      <w:proofErr w:type="spellStart"/>
-      <w:r>
-        <w:t>It's</w:t>
-      </w:r>
-      <w:proofErr w:type="spellEnd"/>
-      <w:r>
-        <w:t xml:space="preserve"> </w:t>
-      </w:r>
-      <w:proofErr w:type="spellStart"/>
-      <w:r>
-        <w:t>fast</w:t>
-      </w:r>
-      <w:proofErr w:type="spellEnd"/>
-      <w:r>
-        <w:t xml:space="preserve">, </w:t>
-      </w:r>
-      <w:proofErr w:type="spellStart"/>
-      <w:r>
-        <w:t>well-organized</w:t>
-      </w:r>
-      <w:proofErr w:type="spellEnd"/>
-      <w:r>
-        <w:t xml:space="preserve">, and </w:t>
-      </w:r>
-      <w:proofErr w:type="spellStart"/>
-      <w:r>
-        <w:t>super</w:t>
-      </w:r>
-      <w:proofErr w:type="spellEnd"/>
-      <w:r>
-        <w:t xml:space="preserve"> </w:t>
-      </w:r>
-      <w:proofErr w:type="spellStart"/>
-      <w:r>
-        <w:t>easy</w:t>
-      </w:r>
-      <w:proofErr w:type="spellEnd"/>
-      <w:r>
-        <w:t xml:space="preserve"> </w:t>
-      </w:r>
-      <w:proofErr w:type="spellStart"/>
-      <w:r>
-        <w:t>to</w:t>
-      </w:r>
-      <w:proofErr w:type="spellEnd"/>
-      <w:r>
-        <w:t xml:space="preserve"> </w:t>
-      </w:r>
-      <w:proofErr w:type="spellStart"/>
-      <w:r>
-        <w:t>use</w:t>
-      </w:r>
-      <w:proofErr w:type="spellEnd"/>
-      <w:r>
-        <w:t xml:space="preserve">. </w:t>
-      </w:r>
-      <w:proofErr w:type="spellStart"/>
-      <w:r>
-        <w:t>Need</w:t>
-      </w:r>
-      <w:proofErr w:type="spellEnd"/>
-      <w:r>
-        <w:t xml:space="preserve"> </w:t>
-      </w:r>
-      <w:proofErr w:type="spellStart"/>
-      <w:r>
-        <w:t>to</w:t>
-      </w:r>
-      <w:proofErr w:type="spellEnd"/>
-      <w:r>
-        <w:t xml:space="preserve"> </w:t>
-      </w:r>
-      <w:proofErr w:type="spellStart"/>
-      <w:r>
-        <w:t>manage</w:t>
-      </w:r>
-      <w:proofErr w:type="spellEnd"/>
-      <w:r>
-        <w:t xml:space="preserve"> </w:t>
-      </w:r>
-      <w:proofErr w:type="spellStart"/>
-      <w:r>
-        <w:t>student</w:t>
-      </w:r>
-      <w:proofErr w:type="spellEnd"/>
-      <w:r>
-        <w:t xml:space="preserve"> </w:t>
-      </w:r>
-      <w:proofErr w:type="spellStart"/>
-      <w:r>
-        <w:t>data</w:t>
-      </w:r>
-      <w:proofErr w:type="spellEnd"/>
-      <w:r>
-        <w:t xml:space="preserve">? The import </w:t>
-      </w:r>
-      <w:proofErr w:type="spellStart"/>
-      <w:r>
-        <w:t>functions</w:t>
-      </w:r>
-      <w:proofErr w:type="spellEnd"/>
-      <w:r>
-        <w:t xml:space="preserve"> </w:t>
-      </w:r>
-      <w:proofErr w:type="spellStart"/>
-      <w:r>
-        <w:t>are</w:t>
-      </w:r>
-      <w:proofErr w:type="spellEnd"/>
-      <w:r>
-        <w:t xml:space="preserve"> </w:t>
-      </w:r>
-      <w:proofErr w:type="spellStart"/>
-      <w:r>
-        <w:t>effective</w:t>
-      </w:r>
-      <w:proofErr w:type="spellEnd"/>
-      <w:r>
-        <w:t xml:space="preserve"> </w:t>
-      </w:r>
-      <w:proofErr w:type="spellStart"/>
-      <w:r>
-        <w:t>yet</w:t>
-      </w:r>
-      <w:proofErr w:type="spellEnd"/>
-      <w:r>
-        <w:t xml:space="preserve"> </w:t>
-      </w:r>
-      <w:proofErr w:type="spellStart"/>
-      <w:r>
-        <w:t>simple</w:t>
-      </w:r>
-      <w:proofErr w:type="spellEnd"/>
-      <w:r>
-        <w:t xml:space="preserve">, and </w:t>
-      </w:r>
-      <w:proofErr w:type="spellStart"/>
-      <w:r>
-        <w:t>the</w:t>
-      </w:r>
-      <w:proofErr w:type="spellEnd"/>
-      <w:r>
-        <w:t xml:space="preserve"> </w:t>
-      </w:r>
-      <w:proofErr w:type="spellStart"/>
-      <w:r>
-        <w:t>whole</w:t>
-      </w:r>
-      <w:proofErr w:type="spellEnd"/>
-      <w:r>
-        <w:t xml:space="preserve"> </w:t>
-      </w:r>
-      <w:proofErr w:type="spellStart"/>
-      <w:r>
-        <w:t>layout</w:t>
-      </w:r>
-      <w:proofErr w:type="spellEnd"/>
-      <w:r>
-        <w:t xml:space="preserve"> is </w:t>
-      </w:r>
-      <w:proofErr w:type="spellStart"/>
-      <w:r>
-        <w:t>designed</w:t>
-      </w:r>
-      <w:proofErr w:type="spellEnd"/>
-      <w:r>
-        <w:t xml:space="preserve"> </w:t>
-      </w:r>
-      <w:proofErr w:type="spellStart"/>
-      <w:r>
-        <w:t>to</w:t>
-      </w:r>
-      <w:proofErr w:type="spellEnd"/>
-      <w:r>
-        <w:t xml:space="preserve"> </w:t>
-      </w:r>
-      <w:proofErr w:type="spellStart"/>
-      <w:r>
-        <w:t>look</w:t>
-      </w:r>
-      <w:proofErr w:type="spellEnd"/>
-      <w:r>
-        <w:t xml:space="preserve"> </w:t>
-      </w:r>
-      <w:proofErr w:type="spellStart"/>
-      <w:r>
-        <w:t>good</w:t>
-      </w:r>
-      <w:proofErr w:type="spellEnd"/>
-      <w:r>
-        <w:t xml:space="preserve"> and </w:t>
-      </w:r>
-      <w:proofErr w:type="spellStart"/>
-      <w:r>
-        <w:t>feel</w:t>
-      </w:r>
-      <w:proofErr w:type="spellEnd"/>
-      <w:r>
-        <w:t xml:space="preserve"> </w:t>
-      </w:r>
-      <w:proofErr w:type="spellStart"/>
-      <w:r>
-        <w:t>familiar</w:t>
-      </w:r>
-      <w:proofErr w:type="spellEnd"/>
-      <w:r>
-        <w:t>.</w:t>
-      </w:r>
-    </w:p>
-    <w:p>
-      <w:pPr>
-        <w:spacing w:line="360" w:lineRule="auto"/>
-      </w:pPr>
-    </w:p>
-    <w:p>
-      <w:pPr>
-        <w:spacing w:line="360" w:lineRule="auto"/>
-      </w:pPr>
-      <w:proofErr w:type="spellStart"/>
-      <w:r>
-        <w:t>So</w:t>
-      </w:r>
-      <w:proofErr w:type="spellEnd"/>
-      <w:r>
-        <w:t xml:space="preserve">, </w:t>
-      </w:r>
-      <w:proofErr w:type="spellStart"/>
-      <w:r>
-        <w:t>Felveo</w:t>
-      </w:r>
-      <w:proofErr w:type="spellEnd"/>
-      <w:r>
-        <w:t xml:space="preserve"> </w:t>
-      </w:r>
-      <w:proofErr w:type="spellStart"/>
-      <w:r>
-        <w:t>isn't</w:t>
-      </w:r>
-      <w:proofErr w:type="spellEnd"/>
-      <w:r>
-        <w:t xml:space="preserve"> </w:t>
-      </w:r>
-      <w:proofErr w:type="spellStart"/>
-      <w:r>
-        <w:t>just</w:t>
-      </w:r>
-      <w:proofErr w:type="spellEnd"/>
-      <w:r>
-        <w:t xml:space="preserve"> </w:t>
-      </w:r>
-      <w:proofErr w:type="spellStart"/>
-      <w:r>
-        <w:t>about</w:t>
-      </w:r>
-      <w:proofErr w:type="spellEnd"/>
-      <w:r>
-        <w:t xml:space="preserve"> </w:t>
-      </w:r>
-      <w:proofErr w:type="spellStart"/>
-      <w:r>
-        <w:t>streamlining</w:t>
-      </w:r>
-      <w:proofErr w:type="spellEnd"/>
-      <w:r>
-        <w:t xml:space="preserve"> </w:t>
-      </w:r>
-      <w:proofErr w:type="spellStart"/>
-      <w:r>
-        <w:t>administrative</w:t>
-      </w:r>
-      <w:proofErr w:type="spellEnd"/>
-      <w:r>
-        <w:t xml:space="preserve"> </w:t>
-      </w:r>
-      <w:proofErr w:type="spellStart"/>
-      <w:r>
-        <w:t>operations</w:t>
-      </w:r>
-      <w:proofErr w:type="spellEnd"/>
-      <w:r>
-        <w:t xml:space="preserve">, </w:t>
-      </w:r>
-      <w:proofErr w:type="spellStart"/>
-      <w:r>
-        <w:t>it's</w:t>
-      </w:r>
-      <w:proofErr w:type="spellEnd"/>
-      <w:r>
-        <w:t xml:space="preserve"> </w:t>
-      </w:r>
-      <w:proofErr w:type="spellStart"/>
-      <w:r>
-        <w:t>about</w:t>
-      </w:r>
-      <w:proofErr w:type="spellEnd"/>
-      <w:r>
-        <w:t xml:space="preserve"> </w:t>
-      </w:r>
-      <w:proofErr w:type="spellStart"/>
-      <w:r>
-        <w:t>creating</w:t>
-      </w:r>
-      <w:proofErr w:type="spellEnd"/>
-      <w:r>
-        <w:t xml:space="preserve"> a </w:t>
-      </w:r>
-      <w:proofErr w:type="spellStart"/>
-      <w:r>
-        <w:t>better</w:t>
-      </w:r>
-      <w:proofErr w:type="spellEnd"/>
-      <w:r>
-        <w:t xml:space="preserve"> </w:t>
-      </w:r>
-      <w:proofErr w:type="spellStart"/>
-      <w:r>
-        <w:t>experience</w:t>
-      </w:r>
-      <w:proofErr w:type="spellEnd"/>
-      <w:r>
-        <w:t xml:space="preserve"> </w:t>
-      </w:r>
-      <w:proofErr w:type="spellStart"/>
-      <w:r>
-        <w:t>for</w:t>
-      </w:r>
-      <w:proofErr w:type="spellEnd"/>
-      <w:r>
-        <w:t xml:space="preserve"> </w:t>
-      </w:r>
-      <w:proofErr w:type="spellStart"/>
-      <w:r>
-        <w:t>everyone</w:t>
-      </w:r>
-      <w:proofErr w:type="spellEnd"/>
-      <w:r>
-        <w:t xml:space="preserve"> </w:t>
-      </w:r>
-      <w:proofErr w:type="spellStart"/>
-      <w:r>
-        <w:t>involved</w:t>
-      </w:r>
-      <w:proofErr w:type="spellEnd"/>
-      <w:r>
-        <w:t xml:space="preserve">. </w:t>
-      </w:r>
-      <w:proofErr w:type="spellStart"/>
-      <w:r>
-        <w:t>What</w:t>
-      </w:r>
-      <w:proofErr w:type="spellEnd"/>
-      <w:r>
-        <w:t xml:space="preserve"> </w:t>
-      </w:r>
-      <w:proofErr w:type="spellStart"/>
-      <w:r>
-        <w:t>sets</w:t>
-      </w:r>
-      <w:proofErr w:type="spellEnd"/>
-      <w:r>
-        <w:t xml:space="preserve"> </w:t>
-      </w:r>
-      <w:proofErr w:type="spellStart"/>
-      <w:r>
-        <w:t>us</w:t>
-      </w:r>
-      <w:proofErr w:type="spellEnd"/>
-      <w:r>
-        <w:t xml:space="preserve"> </w:t>
-      </w:r>
-      <w:proofErr w:type="spellStart"/>
-      <w:r>
-        <w:t>apart</w:t>
-      </w:r>
-      <w:proofErr w:type="spellEnd"/>
-      <w:r>
-        <w:t xml:space="preserve"> is </w:t>
-      </w:r>
-      <w:proofErr w:type="spellStart"/>
-      <w:r>
-        <w:t>how</w:t>
-      </w:r>
-      <w:proofErr w:type="spellEnd"/>
-      <w:r>
-        <w:t xml:space="preserve"> </w:t>
-      </w:r>
-      <w:proofErr w:type="spellStart"/>
-      <w:r>
-        <w:t>we</w:t>
-      </w:r>
-      <w:proofErr w:type="spellEnd"/>
-      <w:r>
-        <w:t xml:space="preserve"> </w:t>
-      </w:r>
-      <w:proofErr w:type="spellStart"/>
-      <w:r>
-        <w:t>combine</w:t>
-      </w:r>
-      <w:proofErr w:type="spellEnd"/>
-      <w:r>
-        <w:t xml:space="preserve"> </w:t>
-      </w:r>
-      <w:proofErr w:type="spellStart"/>
-      <w:r>
-        <w:t>speed</w:t>
-      </w:r>
-      <w:proofErr w:type="spellEnd"/>
-      <w:r>
-        <w:t xml:space="preserve">, </w:t>
-      </w:r>
-      <w:proofErr w:type="spellStart"/>
-      <w:r>
-        <w:t>simplicity</w:t>
-      </w:r>
-      <w:proofErr w:type="spellEnd"/>
-      <w:r>
-        <w:t xml:space="preserve">, and </w:t>
-      </w:r>
-      <w:proofErr w:type="spellStart"/>
-      <w:r>
-        <w:t>flexibility</w:t>
-      </w:r>
-      <w:proofErr w:type="spellEnd"/>
-      <w:r>
-        <w:t xml:space="preserve"> </w:t>
-      </w:r>
-      <w:proofErr w:type="spellStart"/>
-      <w:r>
-        <w:t>to</w:t>
-      </w:r>
-      <w:proofErr w:type="spellEnd"/>
-      <w:r>
-        <w:t xml:space="preserve"> </w:t>
-      </w:r>
-      <w:proofErr w:type="spellStart"/>
-      <w:r>
-        <w:t>meet</w:t>
-      </w:r>
-      <w:proofErr w:type="spellEnd"/>
-      <w:r>
-        <w:t xml:space="preserve"> </w:t>
-      </w:r>
-      <w:proofErr w:type="spellStart"/>
-      <w:r>
-        <w:t>the</w:t>
-      </w:r>
-      <w:proofErr w:type="spellEnd"/>
-      <w:r>
-        <w:t xml:space="preserve"> </w:t>
-      </w:r>
-      <w:proofErr w:type="spellStart"/>
-      <w:r>
-        <w:t>real-world</w:t>
-      </w:r>
-      <w:proofErr w:type="spellEnd"/>
-      <w:r>
-        <w:t xml:space="preserve"> </w:t>
-      </w:r>
-      <w:proofErr w:type="spellStart"/>
-      <w:r>
-        <w:t>demands</w:t>
-      </w:r>
-      <w:proofErr w:type="spellEnd"/>
-      <w:r>
-        <w:t xml:space="preserve"> of </w:t>
-      </w:r>
-      <w:proofErr w:type="spellStart"/>
-      <w:r>
-        <w:t>schools</w:t>
-      </w:r>
-      <w:proofErr w:type="spellEnd"/>
-      <w:r>
-        <w:t>.</w:t>
-      </w:r>
-    </w:p>
-    <w:p>
-      <w:pPr>
-        <w:spacing w:line="360" w:lineRule="auto"/>
-      </w:pPr>
-    </w:p>
-    <w:p>
-      <w:pPr>
-        <w:spacing w:line="360" w:lineRule="auto"/>
-      </w:pPr>
-    </w:p>
-    <w:p>
-      <w:pPr>
-        <w:spacing w:line="360" w:lineRule="auto"/>
-      </w:pPr>
-    </w:p>
-    <w:p>
-      <w:pPr>
-        <w:pStyle w:val="Cmsor1"/>
-      </w:pPr>
-      <w:bookmarkStart w:id="98" w:name="_Toc222305943"/>
-      <w:r>
-        <w:lastRenderedPageBreak/>
-        <w:t>Hivatkozások</w:t>
-      </w:r>
-      <w:bookmarkEnd w:id="98"/>
     </w:p>
     <w:p>
       <w:pPr>
@@ -21243,6 +21246,7 @@
           <w:numId w:val="50"/>
         </w:numPr>
         <w:spacing w:line="360" w:lineRule="auto"/>
+        <w:jc w:val="left"/>
         <w:rPr>
           <w:sz w:val="32"/>
           <w:szCs w:val="44"/>
@@ -21296,6 +21300,7 @@
           <w:numId w:val="50"/>
         </w:numPr>
         <w:spacing w:line="360" w:lineRule="auto"/>
+        <w:jc w:val="left"/>
         <w:rPr>
           <w:sz w:val="32"/>
           <w:szCs w:val="44"/>
@@ -21358,6 +21363,7 @@
           <w:numId w:val="50"/>
         </w:numPr>
         <w:spacing w:line="360" w:lineRule="auto"/>
+        <w:jc w:val="left"/>
         <w:rPr>
           <w:sz w:val="32"/>
           <w:szCs w:val="44"/>
@@ -21420,6 +21426,7 @@
           <w:numId w:val="50"/>
         </w:numPr>
         <w:spacing w:line="360" w:lineRule="auto"/>
+        <w:jc w:val="left"/>
         <w:rPr>
           <w:sz w:val="32"/>
           <w:szCs w:val="44"/>
@@ -21466,6 +21473,7 @@
           <w:numId w:val="50"/>
         </w:numPr>
         <w:spacing w:line="360" w:lineRule="auto"/>
+        <w:jc w:val="left"/>
         <w:rPr>
           <w:sz w:val="32"/>
           <w:szCs w:val="44"/>
@@ -21487,6 +21495,7 @@
           <w:numId w:val="50"/>
         </w:numPr>
         <w:spacing w:line="360" w:lineRule="auto"/>
+        <w:jc w:val="left"/>
         <w:rPr>
           <w:sz w:val="32"/>
           <w:szCs w:val="44"/>
@@ -21753,6 +21762,7 @@
         <w:docPartUnique/>
       </w:docPartObj>
     </w:sdtPr>
+    <w:sdtEndPr/>
     <w:sdtContent>
       <w:p>
         <w:pPr>

--- a/Docs/FELVEO_PROJEKTMUNKA.docx
+++ b/Docs/FELVEO_PROJEKTMUNKA.docx
@@ -7955,15 +7955,13 @@
         <w:spacing w:line="360" w:lineRule="auto"/>
       </w:pPr>
       <w:r>
-        <w:t xml:space="preserve">A rendszer egy egyszerű, de hatékony </w:t>
-      </w:r>
-      <w:proofErr w:type="spellStart"/>
-      <w:r>
-        <w:t>eredménylekérdező</w:t>
-      </w:r>
-      <w:proofErr w:type="spellEnd"/>
-      <w:r>
-        <w:t xml:space="preserve"> felületet biztosít. A felhasználóknak csak az oktatási azonosítójukat kell megadniuk (11 számjegy), és a rendszer megjeleníti az összes eredményüket, beleértve az elért és maximális pontszámokat, valamint a százalékos teljesítményt.</w:t>
+        <w:t>A rendszer egy egyszerű, de hatékony eredmény</w:t>
+      </w:r>
+      <w:r>
+        <w:t xml:space="preserve"> </w:t>
+      </w:r>
+      <w:r>
+        <w:t>lekérdező felületet biztosít. A felhasználóknak csak az oktatási azonosítójukat kell megadniuk (11 számjegy), és a rendszer megjeleníti az összes eredményüket, beleértve az elért és maximális pontszámokat, valamint a százalékos teljesítményt.</w:t>
       </w:r>
     </w:p>
     <w:p>
@@ -16165,7 +16163,13 @@
       <w:bookmarkStart w:id="67" w:name="_Toc222305913"/>
       <w:r>
         <w:lastRenderedPageBreak/>
-        <w:t>Kapcsolatfelvétel az Üzemeltetővel</w:t>
+        <w:t xml:space="preserve">Kapcsolatfelvétel az </w:t>
+      </w:r>
+      <w:r>
+        <w:t>ü</w:t>
+      </w:r>
+      <w:r>
+        <w:t>zemeltetővel</w:t>
       </w:r>
       <w:bookmarkEnd w:id="67"/>
     </w:p>
@@ -18983,14 +18987,15 @@
         <w:spacing w:line="360" w:lineRule="auto"/>
       </w:pPr>
       <w:bookmarkStart w:id="90" w:name="_Toc222305936"/>
-      <w:proofErr w:type="spellStart"/>
       <w:r>
         <w:lastRenderedPageBreak/>
-        <w:t>Eredménylekérdezés</w:t>
-      </w:r>
-      <w:proofErr w:type="spellEnd"/>
-      <w:r>
-        <w:t xml:space="preserve"> folyamata</w:t>
+        <w:t>Eredmény</w:t>
+      </w:r>
+      <w:r>
+        <w:t xml:space="preserve"> </w:t>
+      </w:r>
+      <w:r>
+        <w:t>lekérdezés folyamata</w:t>
       </w:r>
       <w:bookmarkEnd w:id="90"/>
     </w:p>
@@ -19014,25 +19019,23 @@
           <w:sz w:val="36"/>
           <w:szCs w:val="40"/>
         </w:rPr>
-        <w:t xml:space="preserve">Az </w:t>
-      </w:r>
-      <w:proofErr w:type="spellStart"/>
+        <w:t>Az eredmény</w:t>
+      </w:r>
       <w:r>
         <w:rPr>
           <w:b/>
           <w:sz w:val="36"/>
           <w:szCs w:val="40"/>
         </w:rPr>
-        <w:t>eredménylekérdezés</w:t>
-      </w:r>
-      <w:proofErr w:type="spellEnd"/>
+        <w:t xml:space="preserve"> </w:t>
+      </w:r>
       <w:r>
         <w:rPr>
           <w:b/>
           <w:sz w:val="36"/>
           <w:szCs w:val="40"/>
         </w:rPr>
-        <w:t xml:space="preserve"> lépései:</w:t>
+        <w:t>lekérdezés lépései:</w:t>
       </w:r>
     </w:p>
     <w:p>
@@ -19221,25 +19224,25 @@
           <w:sz w:val="36"/>
           <w:szCs w:val="40"/>
         </w:rPr>
-        <w:t>autentikáció</w:t>
-      </w:r>
-      <w:proofErr w:type="spellEnd"/>
+        <w:t>au</w:t>
+      </w:r>
+      <w:bookmarkStart w:id="92" w:name="_GoBack"/>
+      <w:bookmarkEnd w:id="92"/>
       <w:r>
         <w:rPr>
           <w:sz w:val="36"/>
           <w:szCs w:val="40"/>
         </w:rPr>
-        <w:t xml:space="preserve"> kezeléséhez.</w:t>
-      </w:r>
-    </w:p>
-    <w:p>
-      <w:pPr>
-        <w:spacing w:line="360" w:lineRule="auto"/>
+        <w:t>tentikáció</w:t>
+      </w:r>
+      <w:proofErr w:type="spellEnd"/>
+      <w:r>
         <w:rPr>
           <w:sz w:val="36"/>
           <w:szCs w:val="40"/>
         </w:rPr>
-      </w:pPr>
+        <w:t xml:space="preserve"> kezeléséhez.</w:t>
+      </w:r>
     </w:p>
     <w:p>
       <w:pPr>
@@ -19288,14 +19291,23 @@
     </w:p>
     <w:p>
       <w:pPr>
+        <w:spacing w:line="360" w:lineRule="auto"/>
+        <w:rPr>
+          <w:sz w:val="36"/>
+          <w:szCs w:val="40"/>
+        </w:rPr>
+      </w:pPr>
+    </w:p>
+    <w:p>
+      <w:pPr>
         <w:pStyle w:val="Cmsor1"/>
       </w:pPr>
-      <w:bookmarkStart w:id="92" w:name="_Toc222305938"/>
+      <w:bookmarkStart w:id="93" w:name="_Toc222305938"/>
       <w:r>
         <w:lastRenderedPageBreak/>
         <w:t>Backend és Frontend architektúra</w:t>
       </w:r>
-      <w:bookmarkEnd w:id="92"/>
+      <w:bookmarkEnd w:id="93"/>
     </w:p>
     <w:p>
       <w:pPr>
@@ -19312,11 +19324,11 @@
         <w:pStyle w:val="Cmsor2"/>
         <w:spacing w:line="360" w:lineRule="auto"/>
       </w:pPr>
-      <w:bookmarkStart w:id="93" w:name="_Toc222305939"/>
+      <w:bookmarkStart w:id="94" w:name="_Toc222305939"/>
       <w:r>
         <w:t>Backend architektúra</w:t>
       </w:r>
-      <w:bookmarkEnd w:id="93"/>
+      <w:bookmarkEnd w:id="94"/>
     </w:p>
     <w:p>
       <w:pPr>
@@ -19566,12 +19578,12 @@
         <w:pStyle w:val="Cmsor2"/>
         <w:spacing w:line="360" w:lineRule="auto"/>
       </w:pPr>
-      <w:bookmarkStart w:id="94" w:name="_Toc222305940"/>
+      <w:bookmarkStart w:id="95" w:name="_Toc222305940"/>
       <w:r>
         <w:lastRenderedPageBreak/>
         <w:t>Frontend architektúra</w:t>
       </w:r>
-      <w:bookmarkEnd w:id="94"/>
+      <w:bookmarkEnd w:id="95"/>
     </w:p>
     <w:p>
       <w:pPr>
@@ -19840,12 +19852,12 @@
       <w:pPr>
         <w:pStyle w:val="Cmsor1"/>
       </w:pPr>
-      <w:bookmarkStart w:id="95" w:name="_Toc222305941"/>
+      <w:bookmarkStart w:id="96" w:name="_Toc222305941"/>
       <w:r>
         <w:lastRenderedPageBreak/>
         <w:t>Összefoglaló</w:t>
       </w:r>
-      <w:bookmarkEnd w:id="95"/>
+      <w:bookmarkEnd w:id="96"/>
     </w:p>
     <w:p>
       <w:pPr>
@@ -19921,13 +19933,13 @@
       <w:pPr>
         <w:pStyle w:val="Cmsor1"/>
       </w:pPr>
-      <w:bookmarkStart w:id="96" w:name="_Toc222305942"/>
+      <w:bookmarkStart w:id="97" w:name="_Toc222305942"/>
       <w:proofErr w:type="spellStart"/>
       <w:r>
         <w:lastRenderedPageBreak/>
         <w:t>Summary</w:t>
       </w:r>
-      <w:bookmarkEnd w:id="96"/>
+      <w:bookmarkEnd w:id="97"/>
       <w:proofErr w:type="spellEnd"/>
     </w:p>
     <w:p>
@@ -21221,17 +21233,12 @@
       <w:pPr>
         <w:pStyle w:val="Cmsor1"/>
       </w:pPr>
-      <w:bookmarkStart w:id="97" w:name="_Toc222305943"/>
+      <w:bookmarkStart w:id="98" w:name="_Toc222305943"/>
       <w:r>
         <w:lastRenderedPageBreak/>
-        <w:t>Hivatkozáso</w:t>
-      </w:r>
-      <w:bookmarkStart w:id="98" w:name="_GoBack"/>
+        <w:t>Hivatkozások</w:t>
+      </w:r>
       <w:bookmarkEnd w:id="98"/>
-      <w:r>
-        <w:t>k</w:t>
-      </w:r>
-      <w:bookmarkEnd w:id="97"/>
     </w:p>
     <w:p>
       <w:pPr>

--- a/Docs/FELVEO_PROJEKTMUNKA.docx
+++ b/Docs/FELVEO_PROJEKTMUNKA.docx
@@ -453,6 +453,7 @@
         </w:rPr>
       </w:pPr>
     </w:p>
+    <w:bookmarkEnd w:id="1"/>
     <w:p>
       <w:pPr>
         <w:spacing w:line="360" w:lineRule="auto"/>
@@ -462,9 +463,6 @@
           <w:szCs w:val="28"/>
         </w:rPr>
       </w:pPr>
-      <w:bookmarkStart w:id="2" w:name="_GoBack"/>
-      <w:bookmarkEnd w:id="1"/>
-      <w:bookmarkEnd w:id="2"/>
     </w:p>
     <w:p>
       <w:pPr>
@@ -7779,12 +7777,12 @@
         </w:numPr>
         <w:jc w:val="both"/>
       </w:pPr>
-      <w:bookmarkStart w:id="3" w:name="_Toc223424987"/>
+      <w:bookmarkStart w:id="2" w:name="_Toc223424987"/>
       <w:r>
         <w:lastRenderedPageBreak/>
         <w:t>Bevezetés</w:t>
       </w:r>
-      <w:bookmarkEnd w:id="3"/>
+      <w:bookmarkEnd w:id="2"/>
     </w:p>
     <w:p>
       <w:pPr>
@@ -7820,7 +7818,7 @@
         <w:pStyle w:val="Cmsor1"/>
         <w:jc w:val="both"/>
       </w:pPr>
-      <w:bookmarkStart w:id="4" w:name="_Toc223424988"/>
+      <w:bookmarkStart w:id="3" w:name="_Toc223424988"/>
       <w:r>
         <w:lastRenderedPageBreak/>
         <w:t xml:space="preserve">1.1 </w:t>
@@ -7828,48 +7826,48 @@
       <w:r>
         <w:t>Projektmunka témája, milyen funkciókat foglal magába?</w:t>
       </w:r>
+      <w:bookmarkEnd w:id="3"/>
+    </w:p>
+    <w:p>
+      <w:pPr>
+        <w:spacing w:line="360" w:lineRule="auto"/>
+      </w:pPr>
+    </w:p>
+    <w:p>
+      <w:pPr>
+        <w:spacing w:line="360" w:lineRule="auto"/>
+      </w:pPr>
+      <w:r>
+        <w:t>A projekt célja egy iskolai felvételi digitális rendszer megtervezése és fejlesztése, amely segíti a tanulói adatok és vizsgaeredmények nyilvántartását, az importálási folyamatok egyszerűsítését és a felhasználói élmény javítását.</w:t>
+      </w:r>
+    </w:p>
+    <w:p>
+      <w:pPr>
+        <w:spacing w:line="360" w:lineRule="auto"/>
+      </w:pPr>
+    </w:p>
+    <w:p>
+      <w:pPr>
+        <w:spacing w:line="360" w:lineRule="auto"/>
+      </w:pPr>
+    </w:p>
+    <w:p>
+      <w:pPr>
+        <w:pStyle w:val="Cmsor2"/>
+        <w:spacing w:line="360" w:lineRule="auto"/>
+        <w:jc w:val="both"/>
+      </w:pPr>
+      <w:bookmarkStart w:id="4" w:name="_Toc223424989"/>
+      <w:r>
+        <w:t>1.1.1</w:t>
+      </w:r>
+      <w:r>
+        <w:tab/>
+      </w:r>
+      <w:r>
+        <w:t>A projekt háttere és motivációja</w:t>
+      </w:r>
       <w:bookmarkEnd w:id="4"/>
-    </w:p>
-    <w:p>
-      <w:pPr>
-        <w:spacing w:line="360" w:lineRule="auto"/>
-      </w:pPr>
-    </w:p>
-    <w:p>
-      <w:pPr>
-        <w:spacing w:line="360" w:lineRule="auto"/>
-      </w:pPr>
-      <w:r>
-        <w:t>A projekt célja egy iskolai felvételi digitális rendszer megtervezése és fejlesztése, amely segíti a tanulói adatok és vizsgaeredmények nyilvántartását, az importálási folyamatok egyszerűsítését és a felhasználói élmény javítását.</w:t>
-      </w:r>
-    </w:p>
-    <w:p>
-      <w:pPr>
-        <w:spacing w:line="360" w:lineRule="auto"/>
-      </w:pPr>
-    </w:p>
-    <w:p>
-      <w:pPr>
-        <w:spacing w:line="360" w:lineRule="auto"/>
-      </w:pPr>
-    </w:p>
-    <w:p>
-      <w:pPr>
-        <w:pStyle w:val="Cmsor2"/>
-        <w:spacing w:line="360" w:lineRule="auto"/>
-        <w:jc w:val="both"/>
-      </w:pPr>
-      <w:bookmarkStart w:id="5" w:name="_Toc223424989"/>
-      <w:r>
-        <w:t>1.1.1</w:t>
-      </w:r>
-      <w:r>
-        <w:tab/>
-      </w:r>
-      <w:r>
-        <w:t>A projekt háttere és motivációja</w:t>
-      </w:r>
-      <w:bookmarkEnd w:id="5"/>
     </w:p>
     <w:p>
       <w:pPr>
@@ -7909,7 +7907,7 @@
         </w:numPr>
         <w:jc w:val="both"/>
       </w:pPr>
-      <w:bookmarkStart w:id="6" w:name="_Toc223424990"/>
+      <w:bookmarkStart w:id="5" w:name="_Toc223424990"/>
       <w:r>
         <w:lastRenderedPageBreak/>
         <w:t>Fő funkciók</w:t>
@@ -7917,7 +7915,7 @@
       <w:r>
         <w:t xml:space="preserve"> részletesen</w:t>
       </w:r>
-      <w:bookmarkEnd w:id="6"/>
+      <w:bookmarkEnd w:id="5"/>
     </w:p>
     <w:p>
       <w:pPr>
@@ -8052,13 +8050,70 @@
         <w:spacing w:line="360" w:lineRule="auto"/>
         <w:jc w:val="both"/>
       </w:pPr>
-      <w:bookmarkStart w:id="7" w:name="_Toc223424991"/>
+      <w:bookmarkStart w:id="6" w:name="_Toc223424991"/>
       <w:r>
         <w:t xml:space="preserve">2.1 </w:t>
       </w:r>
       <w:r>
         <w:t>Excel és CSV importálás</w:t>
       </w:r>
+      <w:bookmarkEnd w:id="6"/>
+    </w:p>
+    <w:p>
+      <w:pPr>
+        <w:spacing w:line="360" w:lineRule="auto"/>
+      </w:pPr>
+    </w:p>
+    <w:p>
+      <w:pPr>
+        <w:spacing w:line="360" w:lineRule="auto"/>
+      </w:pPr>
+      <w:r>
+        <w:t>Az egyik legfontosabb funkció a nagy mennyiségű adat egyszerű importálása. A rendszer támogatja az Excel fájlok (.</w:t>
+      </w:r>
+      <w:proofErr w:type="spellStart"/>
+      <w:r>
+        <w:t>xlsx</w:t>
+      </w:r>
+      <w:proofErr w:type="spellEnd"/>
+      <w:r>
+        <w:t xml:space="preserve"> és .</w:t>
+      </w:r>
+      <w:proofErr w:type="spellStart"/>
+      <w:r>
+        <w:t>xls</w:t>
+      </w:r>
+      <w:proofErr w:type="spellEnd"/>
+      <w:r>
+        <w:t xml:space="preserve"> formátumok) és a CSV fájlok importálását is. A CSV fájlok esetén a rendszer automatikusan felismeri a kódolást (UTF-8, CP1250, ISO-8859-2), de a felhasználó kézzel is beállíthatja a megfelelő kódolást és elválasztó karaktert.</w:t>
+      </w:r>
+    </w:p>
+    <w:p>
+      <w:pPr>
+        <w:spacing w:line="360" w:lineRule="auto"/>
+      </w:pPr>
+      <w:r>
+        <w:t>Az importálási folyamat során a rendszer automatikusan kezeli a duplikált adatokat, és lehetőséget ad a szigorú import módra, ahol a rendszer hibát jelez, ha a feltöltött adatok között hiányzó tanulói rekordok vannak.</w:t>
+      </w:r>
+    </w:p>
+    <w:p>
+      <w:pPr>
+        <w:spacing w:line="360" w:lineRule="auto"/>
+      </w:pPr>
+    </w:p>
+    <w:p>
+      <w:pPr>
+        <w:pStyle w:val="Cmsor2"/>
+        <w:spacing w:line="360" w:lineRule="auto"/>
+        <w:jc w:val="both"/>
+      </w:pPr>
+      <w:bookmarkStart w:id="7" w:name="_Toc223424992"/>
+      <w:r>
+        <w:t xml:space="preserve">2.2 </w:t>
+      </w:r>
+      <w:r>
+        <w:t>Tanulói adatkezelés</w:t>
+      </w:r>
       <w:bookmarkEnd w:id="7"/>
     </w:p>
     <w:p>
@@ -8071,37 +8126,16 @@
         <w:spacing w:line="360" w:lineRule="auto"/>
       </w:pPr>
       <w:r>
-        <w:t>Az egyik legfontosabb funkció a nagy mennyiségű adat egyszerű importálása. A rendszer támogatja az Excel fájlok (.</w:t>
-      </w:r>
-      <w:proofErr w:type="spellStart"/>
-      <w:r>
-        <w:t>xlsx</w:t>
-      </w:r>
-      <w:proofErr w:type="spellEnd"/>
-      <w:r>
-        <w:t xml:space="preserve"> és .</w:t>
-      </w:r>
-      <w:proofErr w:type="spellStart"/>
-      <w:r>
-        <w:t>xls</w:t>
-      </w:r>
-      <w:proofErr w:type="spellEnd"/>
-      <w:r>
-        <w:t xml:space="preserve"> formátumok) és a CSV fájlok importálását is. A CSV fájlok esetén a rendszer automatikusan felismeri a kódolást (UTF-8, CP1250, ISO-8859-2), de a felhasználó kézzel is beállíthatja a megfelelő kódolást és elválasztó karaktert.</w:t>
-      </w:r>
-    </w:p>
-    <w:p>
-      <w:pPr>
-        <w:spacing w:line="360" w:lineRule="auto"/>
-      </w:pPr>
-      <w:r>
-        <w:t>Az importálási folyamat során a rendszer automatikusan kezeli a duplikált adatokat, és lehetőséget ad a szigorú import módra, ahol a rendszer hibát jelez, ha a feltöltött adatok között hiányzó tanulói rekordok vannak.</w:t>
-      </w:r>
-    </w:p>
-    <w:p>
-      <w:pPr>
-        <w:spacing w:line="360" w:lineRule="auto"/>
-      </w:pPr>
+        <w:t xml:space="preserve">A tanulói adatok kezelése az </w:t>
+      </w:r>
+      <w:proofErr w:type="spellStart"/>
+      <w:r>
+        <w:t>admin</w:t>
+      </w:r>
+      <w:proofErr w:type="spellEnd"/>
+      <w:r>
+        <w:t xml:space="preserve"> felületen történik. Az adminisztrátorok megtekinthetik az összes tanuló listáját, szűrhetik őket név, telephely vagy iskola szerint, és szerkeszthetik az egyes tanulók adatait. A szerkeszthető adatok közé tartozik a tanuló neve, születési dátuma, anyja neve, lakcíme, telephelye és az általános iskolája.</w:t>
+      </w:r>
     </w:p>
     <w:p>
       <w:pPr>
@@ -8109,43 +8143,7 @@
         <w:spacing w:line="360" w:lineRule="auto"/>
         <w:jc w:val="both"/>
       </w:pPr>
-      <w:bookmarkStart w:id="8" w:name="_Toc223424992"/>
-      <w:r>
-        <w:t xml:space="preserve">2.2 </w:t>
-      </w:r>
-      <w:r>
-        <w:t>Tanulói adatkezelés</w:t>
-      </w:r>
-      <w:bookmarkEnd w:id="8"/>
-    </w:p>
-    <w:p>
-      <w:pPr>
-        <w:spacing w:line="360" w:lineRule="auto"/>
-      </w:pPr>
-    </w:p>
-    <w:p>
-      <w:pPr>
-        <w:spacing w:line="360" w:lineRule="auto"/>
-      </w:pPr>
-      <w:r>
-        <w:t xml:space="preserve">A tanulói adatok kezelése az </w:t>
-      </w:r>
-      <w:proofErr w:type="spellStart"/>
-      <w:r>
-        <w:t>admin</w:t>
-      </w:r>
-      <w:proofErr w:type="spellEnd"/>
-      <w:r>
-        <w:t xml:space="preserve"> felületen történik. Az adminisztrátorok megtekinthetik az összes tanuló listáját, szűrhetik őket név, telephely vagy iskola szerint, és szerkeszthetik az egyes tanulók adatait. A szerkeszthető adatok közé tartozik a tanuló neve, születési dátuma, anyja neve, lakcíme, telephelye és az általános iskolája.</w:t>
-      </w:r>
-    </w:p>
-    <w:p>
-      <w:pPr>
-        <w:pStyle w:val="Cmsor2"/>
-        <w:spacing w:line="360" w:lineRule="auto"/>
-        <w:jc w:val="both"/>
-      </w:pPr>
-      <w:bookmarkStart w:id="9" w:name="_Toc223424993"/>
+      <w:bookmarkStart w:id="8" w:name="_Toc223424993"/>
       <w:r>
         <w:lastRenderedPageBreak/>
         <w:t xml:space="preserve">2.3 </w:t>
@@ -8153,6 +8151,39 @@
       <w:r>
         <w:t>Vizsgaeredmények nyilvántartása</w:t>
       </w:r>
+      <w:bookmarkEnd w:id="8"/>
+    </w:p>
+    <w:p>
+      <w:pPr>
+        <w:spacing w:line="360" w:lineRule="auto"/>
+      </w:pPr>
+    </w:p>
+    <w:p>
+      <w:pPr>
+        <w:spacing w:line="360" w:lineRule="auto"/>
+      </w:pPr>
+      <w:r>
+        <w:t>A rendszer lehetővé teszi a tanulók vizsgaeredményeinek tárolását tárgyanként. Jelenleg a rendszer két tantárgyat támogat: magyar és matematika. Minden tantárgyhoz külön rögzíthető az elért pontszám és a maximális pontszám, amelyből a rendszer automatikusan kiszámítja a százalékos teljesítményt.</w:t>
+      </w:r>
+    </w:p>
+    <w:p>
+      <w:pPr>
+        <w:spacing w:line="360" w:lineRule="auto"/>
+      </w:pPr>
+    </w:p>
+    <w:p>
+      <w:pPr>
+        <w:pStyle w:val="Cmsor2"/>
+        <w:spacing w:line="360" w:lineRule="auto"/>
+        <w:jc w:val="both"/>
+      </w:pPr>
+      <w:bookmarkStart w:id="9" w:name="_Toc223424994"/>
+      <w:r>
+        <w:t xml:space="preserve">2.4 </w:t>
+      </w:r>
+      <w:r>
+        <w:t>Dolgozatok feltöltése és kezelése</w:t>
+      </w:r>
       <w:bookmarkEnd w:id="9"/>
     </w:p>
     <w:p>
@@ -8165,7 +8196,7 @@
         <w:spacing w:line="360" w:lineRule="auto"/>
       </w:pPr>
       <w:r>
-        <w:t>A rendszer lehetővé teszi a tanulók vizsgaeredményeinek tárolását tárgyanként. Jelenleg a rendszer két tantárgyat támogat: magyar és matematika. Minden tantárgyhoz külön rögzíthető az elért pontszám és a maximális pontszám, amelyből a rendszer automatikusan kiszámítja a százalékos teljesítményt.</w:t>
+        <w:t>Az adminisztrátorok feltölthetik a tanulók dolgozatait PDF formátumban. A feltöltött dokumentumok a tanulók személyes oldalán megtekinthetők és letölthetők. A rendszer támogatja a dokumentumok böngészőben való megtekintését is, így a tanulók nem kell külön szoftvert telepíteniük a dolgozataik megtekintéséhez.</w:t>
       </w:r>
     </w:p>
     <w:p>
@@ -8179,27 +8210,55 @@
         <w:spacing w:line="360" w:lineRule="auto"/>
         <w:jc w:val="both"/>
       </w:pPr>
-      <w:bookmarkStart w:id="10" w:name="_Toc223424994"/>
-      <w:r>
-        <w:t xml:space="preserve">2.4 </w:t>
-      </w:r>
-      <w:r>
-        <w:t>Dolgozatok feltöltése és kezelése</w:t>
+      <w:bookmarkStart w:id="10" w:name="_Toc223424995"/>
+      <w:r>
+        <w:t xml:space="preserve">2.5 </w:t>
+      </w:r>
+      <w:proofErr w:type="spellStart"/>
+      <w:r>
+        <w:t>Eredménylekérdezés</w:t>
       </w:r>
       <w:bookmarkEnd w:id="10"/>
-    </w:p>
-    <w:p>
-      <w:pPr>
-        <w:spacing w:line="360" w:lineRule="auto"/>
-      </w:pPr>
-    </w:p>
-    <w:p>
-      <w:pPr>
-        <w:spacing w:line="360" w:lineRule="auto"/>
-      </w:pPr>
-      <w:r>
-        <w:t>Az adminisztrátorok feltölthetik a tanulók dolgozatait PDF formátumban. A feltöltött dokumentumok a tanulók személyes oldalán megtekinthetők és letölthetők. A rendszer támogatja a dokumentumok böngészőben való megtekintését is, így a tanulók nem kell külön szoftvert telepíteniük a dolgozataik megtekintéséhez.</w:t>
-      </w:r>
+      <w:proofErr w:type="spellEnd"/>
+    </w:p>
+    <w:p>
+      <w:pPr>
+        <w:spacing w:line="360" w:lineRule="auto"/>
+      </w:pPr>
+    </w:p>
+    <w:p>
+      <w:pPr>
+        <w:spacing w:line="360" w:lineRule="auto"/>
+      </w:pPr>
+      <w:r>
+        <w:t>A rendszer egy egyszerű, de hatékony eredmény</w:t>
+      </w:r>
+      <w:r>
+        <w:t xml:space="preserve"> </w:t>
+      </w:r>
+      <w:r>
+        <w:t>lekérdező felületet biztosít. A felhasználóknak csak az oktatási azonosítójukat kell megadniuk (11 számjegy), és a rendszer megjeleníti az összes eredményüket, beleértve az elért és maximális pontszámokat, valamint a százalékos teljesítményt.</w:t>
+      </w:r>
+    </w:p>
+    <w:p>
+      <w:pPr>
+        <w:spacing w:line="360" w:lineRule="auto"/>
+      </w:pPr>
+    </w:p>
+    <w:p>
+      <w:pPr>
+        <w:spacing w:line="360" w:lineRule="auto"/>
+      </w:pPr>
+    </w:p>
+    <w:p>
+      <w:pPr>
+        <w:spacing w:line="360" w:lineRule="auto"/>
+      </w:pPr>
+    </w:p>
+    <w:p>
+      <w:pPr>
+        <w:spacing w:line="360" w:lineRule="auto"/>
+      </w:pPr>
     </w:p>
     <w:p>
       <w:pPr>
@@ -8212,68 +8271,7 @@
         <w:spacing w:line="360" w:lineRule="auto"/>
         <w:jc w:val="both"/>
       </w:pPr>
-      <w:bookmarkStart w:id="11" w:name="_Toc223424995"/>
-      <w:r>
-        <w:t xml:space="preserve">2.5 </w:t>
-      </w:r>
-      <w:proofErr w:type="spellStart"/>
-      <w:r>
-        <w:t>Eredménylekérdezés</w:t>
-      </w:r>
-      <w:bookmarkEnd w:id="11"/>
-      <w:proofErr w:type="spellEnd"/>
-    </w:p>
-    <w:p>
-      <w:pPr>
-        <w:spacing w:line="360" w:lineRule="auto"/>
-      </w:pPr>
-    </w:p>
-    <w:p>
-      <w:pPr>
-        <w:spacing w:line="360" w:lineRule="auto"/>
-      </w:pPr>
-      <w:r>
-        <w:t>A rendszer egy egyszerű, de hatékony eredmény</w:t>
-      </w:r>
-      <w:r>
-        <w:t xml:space="preserve"> </w:t>
-      </w:r>
-      <w:r>
-        <w:t>lekérdező felületet biztosít. A felhasználóknak csak az oktatási azonosítójukat kell megadniuk (11 számjegy), és a rendszer megjeleníti az összes eredményüket, beleértve az elért és maximális pontszámokat, valamint a százalékos teljesítményt.</w:t>
-      </w:r>
-    </w:p>
-    <w:p>
-      <w:pPr>
-        <w:spacing w:line="360" w:lineRule="auto"/>
-      </w:pPr>
-    </w:p>
-    <w:p>
-      <w:pPr>
-        <w:spacing w:line="360" w:lineRule="auto"/>
-      </w:pPr>
-    </w:p>
-    <w:p>
-      <w:pPr>
-        <w:spacing w:line="360" w:lineRule="auto"/>
-      </w:pPr>
-    </w:p>
-    <w:p>
-      <w:pPr>
-        <w:spacing w:line="360" w:lineRule="auto"/>
-      </w:pPr>
-    </w:p>
-    <w:p>
-      <w:pPr>
-        <w:spacing w:line="360" w:lineRule="auto"/>
-      </w:pPr>
-    </w:p>
-    <w:p>
-      <w:pPr>
-        <w:pStyle w:val="Cmsor2"/>
-        <w:spacing w:line="360" w:lineRule="auto"/>
-        <w:jc w:val="both"/>
-      </w:pPr>
-      <w:bookmarkStart w:id="12" w:name="_Toc223424996"/>
+      <w:bookmarkStart w:id="11" w:name="_Toc223424996"/>
       <w:r>
         <w:lastRenderedPageBreak/>
         <w:t xml:space="preserve">2.6 </w:t>
@@ -8281,48 +8279,48 @@
       <w:r>
         <w:t>Adminisztrátori felület</w:t>
       </w:r>
+      <w:bookmarkEnd w:id="11"/>
+    </w:p>
+    <w:p>
+      <w:pPr>
+        <w:spacing w:line="360" w:lineRule="auto"/>
+      </w:pPr>
+    </w:p>
+    <w:p>
+      <w:pPr>
+        <w:spacing w:line="360" w:lineRule="auto"/>
+      </w:pPr>
+      <w:r>
+        <w:t xml:space="preserve">Az adminisztrátori felület átlátható és könnyen kezelhető. Az adminisztrátorok hozzáférhetnek az összes tanulói adathoz, módosíthatják azokat, feltölthetnek dokumentumokat, és beállíthatják a rendszer működését. A beállítások között szerepel a tájékoztató szöveg, a megjelenítendő adatok konfigurálása, és az alapértelmezett </w:t>
+      </w:r>
+      <w:proofErr w:type="spellStart"/>
+      <w:r>
+        <w:t>max</w:t>
+      </w:r>
+      <w:proofErr w:type="spellEnd"/>
+      <w:r>
+        <w:t xml:space="preserve"> pontszámok.</w:t>
+      </w:r>
+    </w:p>
+    <w:p>
+      <w:pPr>
+        <w:spacing w:line="360" w:lineRule="auto"/>
+      </w:pPr>
+    </w:p>
+    <w:p>
+      <w:pPr>
+        <w:pStyle w:val="Cmsor2"/>
+        <w:spacing w:line="360" w:lineRule="auto"/>
+        <w:jc w:val="both"/>
+      </w:pPr>
+      <w:bookmarkStart w:id="12" w:name="_Toc223424997"/>
+      <w:r>
+        <w:t xml:space="preserve">2.7 </w:t>
+      </w:r>
+      <w:r>
+        <w:t>Világos/sötét témaváltás</w:t>
+      </w:r>
       <w:bookmarkEnd w:id="12"/>
-    </w:p>
-    <w:p>
-      <w:pPr>
-        <w:spacing w:line="360" w:lineRule="auto"/>
-      </w:pPr>
-    </w:p>
-    <w:p>
-      <w:pPr>
-        <w:spacing w:line="360" w:lineRule="auto"/>
-      </w:pPr>
-      <w:r>
-        <w:t xml:space="preserve">Az adminisztrátori felület átlátható és könnyen kezelhető. Az adminisztrátorok hozzáférhetnek az összes tanulói adathoz, módosíthatják azokat, feltölthetnek dokumentumokat, és beállíthatják a rendszer működését. A beállítások között szerepel a tájékoztató szöveg, a megjelenítendő adatok konfigurálása, és az alapértelmezett </w:t>
-      </w:r>
-      <w:proofErr w:type="spellStart"/>
-      <w:r>
-        <w:t>max</w:t>
-      </w:r>
-      <w:proofErr w:type="spellEnd"/>
-      <w:r>
-        <w:t xml:space="preserve"> pontszámok.</w:t>
-      </w:r>
-    </w:p>
-    <w:p>
-      <w:pPr>
-        <w:spacing w:line="360" w:lineRule="auto"/>
-      </w:pPr>
-    </w:p>
-    <w:p>
-      <w:pPr>
-        <w:pStyle w:val="Cmsor2"/>
-        <w:spacing w:line="360" w:lineRule="auto"/>
-        <w:jc w:val="both"/>
-      </w:pPr>
-      <w:bookmarkStart w:id="13" w:name="_Toc223424997"/>
-      <w:r>
-        <w:t xml:space="preserve">2.7 </w:t>
-      </w:r>
-      <w:r>
-        <w:t>Világos/sötét témaváltás</w:t>
-      </w:r>
-      <w:bookmarkEnd w:id="13"/>
     </w:p>
     <w:p>
       <w:pPr>
@@ -8402,11 +8400,44 @@
         </w:numPr>
         <w:jc w:val="both"/>
       </w:pPr>
-      <w:bookmarkStart w:id="14" w:name="_Toc223424998"/>
+      <w:bookmarkStart w:id="13" w:name="_Toc223424998"/>
       <w:r>
         <w:lastRenderedPageBreak/>
         <w:t>Miért iskolai felvételi rendszer?</w:t>
       </w:r>
+      <w:bookmarkEnd w:id="13"/>
+    </w:p>
+    <w:p>
+      <w:pPr>
+        <w:spacing w:line="360" w:lineRule="auto"/>
+      </w:pPr>
+    </w:p>
+    <w:p>
+      <w:pPr>
+        <w:spacing w:line="360" w:lineRule="auto"/>
+      </w:pPr>
+      <w:r>
+        <w:t>A projektünk a FELVEO (Felvételi Elektronikus Vezérlő és Ellenőrző Objektum) szoftver létrehozása, amely segítséget nyújt az iskolák adminisztrációs munkájának egyszerűsítésére. Témája egy egyszerű, letisztult, felhasználóbarát szoftver, ami könnyen kezelhető az iskolák ügyintézői és adminisztrátorai számára.</w:t>
+      </w:r>
+    </w:p>
+    <w:p>
+      <w:pPr>
+        <w:spacing w:line="360" w:lineRule="auto"/>
+      </w:pPr>
+    </w:p>
+    <w:p>
+      <w:pPr>
+        <w:pStyle w:val="Cmsor2"/>
+        <w:spacing w:line="360" w:lineRule="auto"/>
+        <w:jc w:val="both"/>
+      </w:pPr>
+      <w:bookmarkStart w:id="14" w:name="_Toc223424999"/>
+      <w:r>
+        <w:t xml:space="preserve">3.1 </w:t>
+      </w:r>
+      <w:r>
+        <w:t>A probléma bemutatása</w:t>
+      </w:r>
       <w:bookmarkEnd w:id="14"/>
     </w:p>
     <w:p>
@@ -8419,7 +8450,15 @@
         <w:spacing w:line="360" w:lineRule="auto"/>
       </w:pPr>
       <w:r>
-        <w:t>A projektünk a FELVEO (Felvételi Elektronikus Vezérlő és Ellenőrző Objektum) szoftver létrehozása, amely segítséget nyújt az iskolák adminisztrációs munkájának egyszerűsítésére. Témája egy egyszerű, letisztult, felhasználóbarát szoftver, ami könnyen kezelhető az iskolák ügyintézői és adminisztrátorai számára.</w:t>
+        <w:t>Az iskolai felvételi folyamatok hagyományos módon, papíralapú nyilvántartással történnek sok intézményben. Ez a módszer számos hátránnyal jár: a hibák könnyen beférkőzhetnek az adatokba, a keresés időigényes, a dokumentumok tárolása helyet igényel, és a visszakeresés is nehézkes. Ezen problémák orvoslására fejlesztettük ki a FELVEO rendszert.</w:t>
+      </w:r>
+    </w:p>
+    <w:p>
+      <w:pPr>
+        <w:spacing w:line="360" w:lineRule="auto"/>
+      </w:pPr>
+      <w:r>
+        <w:t>A rendszer célja, hogy egy modern, könnyen használható platformot biztosítson az iskolai adminisztráció számára. A fejlesztés során a következő szempontokat tartottuk szem előtt: egyszerűség, megbízhatóság, biztonság és felhasználóbarátság.</w:t>
       </w:r>
     </w:p>
     <w:p>
@@ -8433,55 +8472,14 @@
         <w:spacing w:line="360" w:lineRule="auto"/>
         <w:jc w:val="both"/>
       </w:pPr>
-      <w:bookmarkStart w:id="15" w:name="_Toc223424999"/>
-      <w:r>
-        <w:t xml:space="preserve">3.1 </w:t>
-      </w:r>
-      <w:r>
-        <w:t>A probléma bemutatása</w:t>
+      <w:bookmarkStart w:id="15" w:name="_Toc223425000"/>
+      <w:r>
+        <w:t xml:space="preserve">3.2 </w:t>
+      </w:r>
+      <w:r>
+        <w:t>A megoldás</w:t>
       </w:r>
       <w:bookmarkEnd w:id="15"/>
-    </w:p>
-    <w:p>
-      <w:pPr>
-        <w:spacing w:line="360" w:lineRule="auto"/>
-      </w:pPr>
-    </w:p>
-    <w:p>
-      <w:pPr>
-        <w:spacing w:line="360" w:lineRule="auto"/>
-      </w:pPr>
-      <w:r>
-        <w:t>Az iskolai felvételi folyamatok hagyományos módon, papíralapú nyilvántartással történnek sok intézményben. Ez a módszer számos hátránnyal jár: a hibák könnyen beférkőzhetnek az adatokba, a keresés időigényes, a dokumentumok tárolása helyet igényel, és a visszakeresés is nehézkes. Ezen problémák orvoslására fejlesztettük ki a FELVEO rendszert.</w:t>
-      </w:r>
-    </w:p>
-    <w:p>
-      <w:pPr>
-        <w:spacing w:line="360" w:lineRule="auto"/>
-      </w:pPr>
-      <w:r>
-        <w:t>A rendszer célja, hogy egy modern, könnyen használható platformot biztosítson az iskolai adminisztráció számára. A fejlesztés során a következő szempontokat tartottuk szem előtt: egyszerűség, megbízhatóság, biztonság és felhasználóbarátság.</w:t>
-      </w:r>
-    </w:p>
-    <w:p>
-      <w:pPr>
-        <w:spacing w:line="360" w:lineRule="auto"/>
-      </w:pPr>
-    </w:p>
-    <w:p>
-      <w:pPr>
-        <w:pStyle w:val="Cmsor2"/>
-        <w:spacing w:line="360" w:lineRule="auto"/>
-        <w:jc w:val="both"/>
-      </w:pPr>
-      <w:bookmarkStart w:id="16" w:name="_Toc223425000"/>
-      <w:r>
-        <w:t xml:space="preserve">3.2 </w:t>
-      </w:r>
-      <w:r>
-        <w:t>A megoldás</w:t>
-      </w:r>
-      <w:bookmarkEnd w:id="16"/>
     </w:p>
     <w:p>
       <w:pPr>
@@ -8520,7 +8518,7 @@
         </w:numPr>
         <w:jc w:val="both"/>
       </w:pPr>
-      <w:bookmarkStart w:id="17" w:name="_Toc223425001"/>
+      <w:bookmarkStart w:id="16" w:name="_Toc223425001"/>
       <w:r>
         <w:lastRenderedPageBreak/>
         <w:t>Miért „</w:t>
@@ -8533,48 +8531,48 @@
       <w:r>
         <w:t>" a program neve?</w:t>
       </w:r>
+      <w:bookmarkEnd w:id="16"/>
+    </w:p>
+    <w:p>
+      <w:pPr>
+        <w:spacing w:line="360" w:lineRule="auto"/>
+      </w:pPr>
+    </w:p>
+    <w:p>
+      <w:pPr>
+        <w:spacing w:line="360" w:lineRule="auto"/>
+      </w:pPr>
+      <w:r>
+        <w:t>A projekt témájából logikusan következik a szoftver neve. A "</w:t>
+      </w:r>
+      <w:proofErr w:type="spellStart"/>
+      <w:r>
+        <w:t>Felveo</w:t>
+      </w:r>
+      <w:proofErr w:type="spellEnd"/>
+      <w:r>
+        <w:t>" elnevezés a "felvétel" magyar szó és az "e" betű kombinációja, amely utal az elektronikus rendszer jellegére. A név egyszerű, könnyen megjegyezhető és egyértelműen utal a rendszer funkciójára.</w:t>
+      </w:r>
+    </w:p>
+    <w:p>
+      <w:pPr>
+        <w:spacing w:line="360" w:lineRule="auto"/>
+      </w:pPr>
+    </w:p>
+    <w:p>
+      <w:pPr>
+        <w:pStyle w:val="Cmsor2"/>
+        <w:spacing w:line="360" w:lineRule="auto"/>
+        <w:jc w:val="both"/>
+      </w:pPr>
+      <w:bookmarkStart w:id="17" w:name="_Toc223425002"/>
+      <w:r>
+        <w:t xml:space="preserve">4.1 </w:t>
+      </w:r>
+      <w:r>
+        <w:t>A név kialakítása</w:t>
+      </w:r>
       <w:bookmarkEnd w:id="17"/>
-    </w:p>
-    <w:p>
-      <w:pPr>
-        <w:spacing w:line="360" w:lineRule="auto"/>
-      </w:pPr>
-    </w:p>
-    <w:p>
-      <w:pPr>
-        <w:spacing w:line="360" w:lineRule="auto"/>
-      </w:pPr>
-      <w:r>
-        <w:t>A projekt témájából logikusan következik a szoftver neve. A "</w:t>
-      </w:r>
-      <w:proofErr w:type="spellStart"/>
-      <w:r>
-        <w:t>Felveo</w:t>
-      </w:r>
-      <w:proofErr w:type="spellEnd"/>
-      <w:r>
-        <w:t>" elnevezés a "felvétel" magyar szó és az "e" betű kombinációja, amely utal az elektronikus rendszer jellegére. A név egyszerű, könnyen megjegyezhető és egyértelműen utal a rendszer funkciójára.</w:t>
-      </w:r>
-    </w:p>
-    <w:p>
-      <w:pPr>
-        <w:spacing w:line="360" w:lineRule="auto"/>
-      </w:pPr>
-    </w:p>
-    <w:p>
-      <w:pPr>
-        <w:pStyle w:val="Cmsor2"/>
-        <w:spacing w:line="360" w:lineRule="auto"/>
-        <w:jc w:val="both"/>
-      </w:pPr>
-      <w:bookmarkStart w:id="18" w:name="_Toc223425002"/>
-      <w:r>
-        <w:t xml:space="preserve">4.1 </w:t>
-      </w:r>
-      <w:r>
-        <w:t>A név kialakítása</w:t>
-      </w:r>
-      <w:bookmarkEnd w:id="18"/>
     </w:p>
     <w:p>
       <w:pPr>
@@ -8669,12 +8667,12 @@
         </w:numPr>
         <w:jc w:val="both"/>
       </w:pPr>
-      <w:bookmarkStart w:id="19" w:name="_Toc223425003"/>
+      <w:bookmarkStart w:id="18" w:name="_Toc223425003"/>
       <w:r>
         <w:lastRenderedPageBreak/>
         <w:t>Kiknek szánjuk ezt a programot?</w:t>
       </w:r>
-      <w:bookmarkEnd w:id="19"/>
+      <w:bookmarkEnd w:id="18"/>
     </w:p>
     <w:p>
       <w:pPr>
@@ -8762,13 +8760,46 @@
         <w:spacing w:line="360" w:lineRule="auto"/>
         <w:jc w:val="both"/>
       </w:pPr>
-      <w:bookmarkStart w:id="20" w:name="_Toc223425004"/>
+      <w:bookmarkStart w:id="19" w:name="_Toc223425004"/>
       <w:r>
         <w:t xml:space="preserve">5.1 </w:t>
       </w:r>
       <w:r>
         <w:t>Középiskolák</w:t>
       </w:r>
+      <w:bookmarkEnd w:id="19"/>
+    </w:p>
+    <w:p>
+      <w:pPr>
+        <w:spacing w:line="360" w:lineRule="auto"/>
+      </w:pPr>
+    </w:p>
+    <w:p>
+      <w:pPr>
+        <w:spacing w:line="360" w:lineRule="auto"/>
+      </w:pPr>
+      <w:r>
+        <w:t>A középiskolák számára a FELVEO rendszer ideális megoldást kínál a felvételi folyamatok kezelésére. A rendszer lehetővé teszi a nagy mennyiségű tanulói adat és eredmény egyszerű importálását, tárolását és kezelését. Az iskolák így le tudják váltani a papíralapú nyilvántartást egy modern, digitális rendszerre.</w:t>
+      </w:r>
+    </w:p>
+    <w:p>
+      <w:pPr>
+        <w:spacing w:line="360" w:lineRule="auto"/>
+      </w:pPr>
+    </w:p>
+    <w:p>
+      <w:pPr>
+        <w:pStyle w:val="Cmsor2"/>
+        <w:spacing w:line="360" w:lineRule="auto"/>
+        <w:jc w:val="both"/>
+      </w:pPr>
+      <w:bookmarkStart w:id="20" w:name="_Toc223425005"/>
+      <w:r>
+        <w:t xml:space="preserve">5.2 </w:t>
+      </w:r>
+      <w:r>
+        <w:t>Iskolai adminisztrátorok</w:t>
+      </w:r>
       <w:bookmarkEnd w:id="20"/>
     </w:p>
     <w:p>
@@ -8781,7 +8812,19 @@
         <w:spacing w:line="360" w:lineRule="auto"/>
       </w:pPr>
       <w:r>
-        <w:t>A középiskolák számára a FELVEO rendszer ideális megoldást kínál a felvételi folyamatok kezelésére. A rendszer lehetővé teszi a nagy mennyiségű tanulói adat és eredmény egyszerű importálását, tárolását és kezelését. Az iskolák így le tudják váltani a papíralapú nyilvántartást egy modern, digitális rendszerre.</w:t>
+        <w:t xml:space="preserve">Az iskolai adminisztrátorok nap mint nap foglalkoznak a tanulói adatokkal. </w:t>
+      </w:r>
+      <w:r>
+        <w:t>S</w:t>
+      </w:r>
+      <w:r>
+        <w:t xml:space="preserve">zámukra a FELVEO rendszer jelentős időmegtakarítást eredményezhet. Az egyszerű importálási funkcióval percek alatt feltölthetők a tanulói adatok, a szűrési lehetőségekkel gyorsan megtalálhatók a keresett tanulók, és a beállítások segítségével </w:t>
+      </w:r>
+      <w:r>
+        <w:t>testre szabható</w:t>
+      </w:r>
+      <w:r>
+        <w:t xml:space="preserve"> a rendszer az iskola igényei szerint.</w:t>
       </w:r>
     </w:p>
     <w:p>
@@ -8795,54 +8838,7 @@
         <w:spacing w:line="360" w:lineRule="auto"/>
         <w:jc w:val="both"/>
       </w:pPr>
-      <w:bookmarkStart w:id="21" w:name="_Toc223425005"/>
-      <w:r>
-        <w:t xml:space="preserve">5.2 </w:t>
-      </w:r>
-      <w:r>
-        <w:t>Iskolai adminisztrátorok</w:t>
-      </w:r>
-      <w:bookmarkEnd w:id="21"/>
-    </w:p>
-    <w:p>
-      <w:pPr>
-        <w:spacing w:line="360" w:lineRule="auto"/>
-      </w:pPr>
-    </w:p>
-    <w:p>
-      <w:pPr>
-        <w:spacing w:line="360" w:lineRule="auto"/>
-      </w:pPr>
-      <w:r>
-        <w:t xml:space="preserve">Az iskolai adminisztrátorok nap mint nap foglalkoznak a tanulói adatokkal. </w:t>
-      </w:r>
-      <w:r>
-        <w:t>S</w:t>
-      </w:r>
-      <w:r>
-        <w:t xml:space="preserve">zámukra a FELVEO rendszer jelentős időmegtakarítást eredményezhet. Az egyszerű importálási funkcióval percek alatt feltölthetők a tanulói adatok, a szűrési lehetőségekkel gyorsan megtalálhatók a keresett tanulók, és a beállítások segítségével </w:t>
-      </w:r>
-      <w:proofErr w:type="spellStart"/>
-      <w:r>
-        <w:t>testreszabható</w:t>
-      </w:r>
-      <w:proofErr w:type="spellEnd"/>
-      <w:r>
-        <w:t xml:space="preserve"> a rendszer az iskola igényei szerint.</w:t>
-      </w:r>
-    </w:p>
-    <w:p>
-      <w:pPr>
-        <w:spacing w:line="360" w:lineRule="auto"/>
-      </w:pPr>
-    </w:p>
-    <w:p>
-      <w:pPr>
-        <w:pStyle w:val="Cmsor2"/>
-        <w:spacing w:line="360" w:lineRule="auto"/>
-        <w:jc w:val="both"/>
-      </w:pPr>
-      <w:bookmarkStart w:id="22" w:name="_Toc223425006"/>
+      <w:bookmarkStart w:id="21" w:name="_Toc223425006"/>
       <w:r>
         <w:lastRenderedPageBreak/>
         <w:t xml:space="preserve">5.3 </w:t>
@@ -8850,45 +8846,45 @@
       <w:r>
         <w:t>Tanárok</w:t>
       </w:r>
+      <w:bookmarkEnd w:id="21"/>
+    </w:p>
+    <w:p>
+      <w:pPr>
+        <w:spacing w:line="360" w:lineRule="auto"/>
+      </w:pPr>
+    </w:p>
+    <w:p>
+      <w:pPr>
+        <w:spacing w:line="360" w:lineRule="auto"/>
+      </w:pPr>
+      <w:r>
+        <w:t>A tanárok számára a rendszer lehetővé teszi a diákok eredményeinek nyomon követését. Bár a közvetlen adatmódosítás jellemzően az adminisztrátorok feladata, a tanárok is megtekinthetik az osztályuk tanulóinak eredményeit és dolgozatait.</w:t>
+      </w:r>
+    </w:p>
+    <w:p>
+      <w:pPr>
+        <w:spacing w:line="360" w:lineRule="auto"/>
+      </w:pPr>
+    </w:p>
+    <w:p>
+      <w:pPr>
+        <w:spacing w:line="360" w:lineRule="auto"/>
+      </w:pPr>
+    </w:p>
+    <w:p>
+      <w:pPr>
+        <w:pStyle w:val="Cmsor2"/>
+        <w:spacing w:line="360" w:lineRule="auto"/>
+        <w:jc w:val="both"/>
+      </w:pPr>
+      <w:bookmarkStart w:id="22" w:name="_Toc223425007"/>
+      <w:r>
+        <w:t xml:space="preserve">5.4 </w:t>
+      </w:r>
+      <w:r>
+        <w:t>Diákok és szülők</w:t>
+      </w:r>
       <w:bookmarkEnd w:id="22"/>
-    </w:p>
-    <w:p>
-      <w:pPr>
-        <w:spacing w:line="360" w:lineRule="auto"/>
-      </w:pPr>
-    </w:p>
-    <w:p>
-      <w:pPr>
-        <w:spacing w:line="360" w:lineRule="auto"/>
-      </w:pPr>
-      <w:r>
-        <w:t>A tanárok számára a rendszer lehetővé teszi a diákok eredményeinek nyomon követését. Bár a közvetlen adatmódosítás jellemzően az adminisztrátorok feladata, a tanárok is megtekinthetik az osztályuk tanulóinak eredményeit és dolgozatait.</w:t>
-      </w:r>
-    </w:p>
-    <w:p>
-      <w:pPr>
-        <w:spacing w:line="360" w:lineRule="auto"/>
-      </w:pPr>
-    </w:p>
-    <w:p>
-      <w:pPr>
-        <w:spacing w:line="360" w:lineRule="auto"/>
-      </w:pPr>
-    </w:p>
-    <w:p>
-      <w:pPr>
-        <w:pStyle w:val="Cmsor2"/>
-        <w:spacing w:line="360" w:lineRule="auto"/>
-        <w:jc w:val="both"/>
-      </w:pPr>
-      <w:bookmarkStart w:id="23" w:name="_Toc223425007"/>
-      <w:r>
-        <w:t xml:space="preserve">5.4 </w:t>
-      </w:r>
-      <w:r>
-        <w:t>Diákok és szülők</w:t>
-      </w:r>
-      <w:bookmarkEnd w:id="23"/>
     </w:p>
     <w:p>
       <w:pPr>
@@ -8972,12 +8968,12 @@
         </w:numPr>
         <w:jc w:val="both"/>
       </w:pPr>
-      <w:bookmarkStart w:id="24" w:name="_Toc223425008"/>
+      <w:bookmarkStart w:id="23" w:name="_Toc223425008"/>
       <w:r>
         <w:lastRenderedPageBreak/>
         <w:t>Miben más, mint a többi?</w:t>
       </w:r>
-      <w:bookmarkEnd w:id="24"/>
+      <w:bookmarkEnd w:id="23"/>
     </w:p>
     <w:p>
       <w:pPr>
@@ -9091,14 +9087,14 @@
         <w:spacing w:line="360" w:lineRule="auto"/>
         <w:jc w:val="both"/>
       </w:pPr>
-      <w:bookmarkStart w:id="25" w:name="_Toc223425009"/>
+      <w:bookmarkStart w:id="24" w:name="_Toc223425009"/>
       <w:r>
         <w:t xml:space="preserve">6.1 </w:t>
       </w:r>
       <w:r>
         <w:t>Egyszerűség</w:t>
       </w:r>
-      <w:bookmarkEnd w:id="25"/>
+      <w:bookmarkEnd w:id="24"/>
     </w:p>
     <w:p>
       <w:pPr>
@@ -9134,7 +9130,7 @@
         <w:spacing w:line="360" w:lineRule="auto"/>
         <w:jc w:val="both"/>
       </w:pPr>
-      <w:bookmarkStart w:id="26" w:name="_Toc223425010"/>
+      <w:bookmarkStart w:id="25" w:name="_Toc223425010"/>
       <w:r>
         <w:lastRenderedPageBreak/>
         <w:t xml:space="preserve">6.2 </w:t>
@@ -9142,30 +9138,61 @@
       <w:r>
         <w:t>Felhasználóbarát felület</w:t>
       </w:r>
+      <w:bookmarkEnd w:id="25"/>
+    </w:p>
+    <w:p>
+      <w:pPr>
+        <w:spacing w:line="360" w:lineRule="auto"/>
+      </w:pPr>
+      <w:r>
+        <w:t xml:space="preserve">A felhasználói felület tervezése során kiemelt figyelmet fordítottunk a felhasználói élményre. Az oldalak letisztultak és </w:t>
+      </w:r>
+      <w:r>
+        <w:t>átláthatók</w:t>
+      </w:r>
+      <w:r>
+        <w:t xml:space="preserve">, a menük logikusan vannak felépítve, és a funkciók könnyen megtalálhatók. A színválasztás is a könnyű </w:t>
+      </w:r>
+      <w:proofErr w:type="spellStart"/>
+      <w:r>
+        <w:t>olvashatóságot</w:t>
+      </w:r>
+      <w:proofErr w:type="spellEnd"/>
+      <w:r>
+        <w:t xml:space="preserve"> szolgálja.</w:t>
+      </w:r>
+    </w:p>
+    <w:p>
+      <w:pPr>
+        <w:spacing w:line="360" w:lineRule="auto"/>
+      </w:pPr>
+    </w:p>
+    <w:p>
+      <w:pPr>
+        <w:pStyle w:val="Cmsor2"/>
+        <w:spacing w:line="360" w:lineRule="auto"/>
+        <w:jc w:val="both"/>
+      </w:pPr>
+      <w:bookmarkStart w:id="26" w:name="_Toc223425011"/>
+      <w:r>
+        <w:t xml:space="preserve">6.3 </w:t>
+      </w:r>
+      <w:r>
+        <w:t>Rugalmasság</w:t>
+      </w:r>
       <w:bookmarkEnd w:id="26"/>
     </w:p>
     <w:p>
       <w:pPr>
         <w:spacing w:line="360" w:lineRule="auto"/>
       </w:pPr>
-      <w:r>
-        <w:t xml:space="preserve">A felhasználói felület tervezése során kiemelt figyelmet fordítottunk a felhasználói élményre. Az oldalak letisztultak és </w:t>
-      </w:r>
-      <w:proofErr w:type="spellStart"/>
-      <w:r>
-        <w:t>átláthatóak</w:t>
-      </w:r>
-      <w:proofErr w:type="spellEnd"/>
-      <w:r>
-        <w:t xml:space="preserve">, a menük logikusan vannak felépítve, és a funkciók könnyen megtalálhatók. A színválasztás is a könnyű </w:t>
-      </w:r>
-      <w:proofErr w:type="spellStart"/>
-      <w:r>
-        <w:t>olvashatóságot</w:t>
-      </w:r>
-      <w:proofErr w:type="spellEnd"/>
-      <w:r>
-        <w:t xml:space="preserve"> szolgálja.</w:t>
+    </w:p>
+    <w:p>
+      <w:pPr>
+        <w:spacing w:line="360" w:lineRule="auto"/>
+      </w:pPr>
+      <w:r>
+        <w:t>A rendszer rugalmasan kezeli a különböző Excel formátumokat és kódolásokat. Ez azért fontos, mert a különböző iskolák és rendszerek eltérő formátumokat használhatnak az adatok exportálásához. A FELVEO képes automatikusan felismerni a kódolást és az elválasztó karaktert, de a felhasználó kézzel is beállíthatja ezeket.</w:t>
       </w:r>
     </w:p>
     <w:p>
@@ -9179,12 +9206,12 @@
         <w:spacing w:line="360" w:lineRule="auto"/>
         <w:jc w:val="both"/>
       </w:pPr>
-      <w:bookmarkStart w:id="27" w:name="_Toc223425011"/>
-      <w:r>
-        <w:t xml:space="preserve">6.3 </w:t>
-      </w:r>
-      <w:r>
-        <w:t>Rugalmasság</w:t>
+      <w:bookmarkStart w:id="27" w:name="_Toc223425012"/>
+      <w:r>
+        <w:t xml:space="preserve">6.4 </w:t>
+      </w:r>
+      <w:r>
+        <w:t>Biztonság</w:t>
       </w:r>
       <w:bookmarkEnd w:id="27"/>
     </w:p>
@@ -9198,7 +9225,40 @@
         <w:spacing w:line="360" w:lineRule="auto"/>
       </w:pPr>
       <w:r>
-        <w:t>A rendszer rugalmasan kezeli a különböző Excel formátumokat és kódolásokat. Ez azért fontos, mert a különböző iskolák és rendszerek eltérő formátumokat használhatnak az adatok exportálásához. A FELVEO képes automatikusan felismerni a kódolást és az elválasztó karaktert, de a felhasználó kézzel is beállíthatja ezeket.</w:t>
+        <w:t xml:space="preserve">A rendszer biztonságos működést biztosít a session-alapú </w:t>
+      </w:r>
+      <w:proofErr w:type="spellStart"/>
+      <w:r>
+        <w:t>autentikáció</w:t>
+      </w:r>
+      <w:proofErr w:type="spellEnd"/>
+      <w:r>
+        <w:t xml:space="preserve"> révén. Az adminisztrátori hozzáférés jelszóval védett, és a jelszó biztonságosan tárolódik (</w:t>
+      </w:r>
+      <w:proofErr w:type="spellStart"/>
+      <w:r>
+        <w:t>hash</w:t>
+      </w:r>
+      <w:proofErr w:type="spellEnd"/>
+      <w:r>
+        <w:t xml:space="preserve"> formátumban). A rendszer védi az </w:t>
+      </w:r>
+      <w:r>
+        <w:t>„</w:t>
+      </w:r>
+      <w:r>
+        <w:t xml:space="preserve">SQL </w:t>
+      </w:r>
+      <w:proofErr w:type="spellStart"/>
+      <w:r>
+        <w:t>injection</w:t>
+      </w:r>
+      <w:proofErr w:type="spellEnd"/>
+      <w:r>
+        <w:t>”</w:t>
+      </w:r>
+      <w:r>
+        <w:t xml:space="preserve"> támadásokat is a PDO használatával.</w:t>
       </w:r>
     </w:p>
     <w:p>
@@ -9212,71 +9272,14 @@
         <w:spacing w:line="360" w:lineRule="auto"/>
         <w:jc w:val="both"/>
       </w:pPr>
-      <w:bookmarkStart w:id="28" w:name="_Toc223425012"/>
-      <w:r>
-        <w:t xml:space="preserve">6.4 </w:t>
-      </w:r>
-      <w:r>
-        <w:t>Biztonság</w:t>
+      <w:bookmarkStart w:id="28" w:name="_Toc223425013"/>
+      <w:r>
+        <w:t xml:space="preserve">6.5 </w:t>
+      </w:r>
+      <w:r>
+        <w:t>Modern design</w:t>
       </w:r>
       <w:bookmarkEnd w:id="28"/>
-    </w:p>
-    <w:p>
-      <w:pPr>
-        <w:spacing w:line="360" w:lineRule="auto"/>
-      </w:pPr>
-    </w:p>
-    <w:p>
-      <w:pPr>
-        <w:spacing w:line="360" w:lineRule="auto"/>
-      </w:pPr>
-      <w:r>
-        <w:t xml:space="preserve">A rendszer biztonságos működést biztosít a session-alapú </w:t>
-      </w:r>
-      <w:proofErr w:type="spellStart"/>
-      <w:r>
-        <w:t>autentikáció</w:t>
-      </w:r>
-      <w:proofErr w:type="spellEnd"/>
-      <w:r>
-        <w:t xml:space="preserve"> révén. Az adminisztrátori hozzáférés jelszóval védett, és a jelszó biztonságosan tárolódik (</w:t>
-      </w:r>
-      <w:proofErr w:type="spellStart"/>
-      <w:r>
-        <w:t>hash</w:t>
-      </w:r>
-      <w:proofErr w:type="spellEnd"/>
-      <w:r>
-        <w:t xml:space="preserve"> formátumban). A rendszer védi az SQL </w:t>
-      </w:r>
-      <w:proofErr w:type="spellStart"/>
-      <w:r>
-        <w:t>injection</w:t>
-      </w:r>
-      <w:proofErr w:type="spellEnd"/>
-      <w:r>
-        <w:t xml:space="preserve"> támadásokat is a PDO használatával.</w:t>
-      </w:r>
-    </w:p>
-    <w:p>
-      <w:pPr>
-        <w:spacing w:line="360" w:lineRule="auto"/>
-      </w:pPr>
-    </w:p>
-    <w:p>
-      <w:pPr>
-        <w:pStyle w:val="Cmsor2"/>
-        <w:spacing w:line="360" w:lineRule="auto"/>
-        <w:jc w:val="both"/>
-      </w:pPr>
-      <w:bookmarkStart w:id="29" w:name="_Toc223425013"/>
-      <w:r>
-        <w:t xml:space="preserve">6.5 </w:t>
-      </w:r>
-      <w:r>
-        <w:t>Modern design</w:t>
-      </w:r>
-      <w:bookmarkEnd w:id="29"/>
     </w:p>
     <w:p>
       <w:pPr>
@@ -9315,12 +9318,12 @@
         </w:numPr>
         <w:jc w:val="both"/>
       </w:pPr>
-      <w:bookmarkStart w:id="30" w:name="_Toc223425014"/>
+      <w:bookmarkStart w:id="29" w:name="_Toc223425014"/>
       <w:r>
         <w:lastRenderedPageBreak/>
         <w:t>Adatforrások, kutatás</w:t>
       </w:r>
-      <w:bookmarkEnd w:id="30"/>
+      <w:bookmarkEnd w:id="29"/>
     </w:p>
     <w:p>
       <w:pPr>
@@ -9478,13 +9481,82 @@
         <w:spacing w:line="360" w:lineRule="auto"/>
         <w:jc w:val="both"/>
       </w:pPr>
-      <w:bookmarkStart w:id="31" w:name="_Toc223425015"/>
+      <w:bookmarkStart w:id="30" w:name="_Toc223425015"/>
       <w:r>
         <w:t xml:space="preserve">7.1 </w:t>
       </w:r>
       <w:r>
         <w:t>Excel fájlok kezelése</w:t>
       </w:r>
+      <w:bookmarkEnd w:id="30"/>
+    </w:p>
+    <w:p>
+      <w:pPr>
+        <w:spacing w:line="360" w:lineRule="auto"/>
+      </w:pPr>
+    </w:p>
+    <w:p>
+      <w:pPr>
+        <w:spacing w:line="360" w:lineRule="auto"/>
+      </w:pPr>
+      <w:r>
+        <w:t xml:space="preserve">Az Excel fájlok kezeléséhez a </w:t>
+      </w:r>
+      <w:proofErr w:type="spellStart"/>
+      <w:r>
+        <w:t>PHPSpreadsheet</w:t>
+      </w:r>
+      <w:proofErr w:type="spellEnd"/>
+      <w:r>
+        <w:t xml:space="preserve"> PHP könyvtárat használtuk. Ez a könyvtár lehetővé teszi az Excel fájlok olvasását és írását PHP-ban. A támogatott formátumok közé tartozik az .</w:t>
+      </w:r>
+      <w:proofErr w:type="spellStart"/>
+      <w:r>
+        <w:t>xlsx</w:t>
+      </w:r>
+      <w:proofErr w:type="spellEnd"/>
+      <w:r>
+        <w:t xml:space="preserve"> (Excel 2007+) és az .</w:t>
+      </w:r>
+      <w:proofErr w:type="spellStart"/>
+      <w:r>
+        <w:t>xls</w:t>
+      </w:r>
+      <w:proofErr w:type="spellEnd"/>
+      <w:r>
+        <w:t xml:space="preserve"> (régebbi Excel verziók).</w:t>
+      </w:r>
+    </w:p>
+    <w:p>
+      <w:pPr>
+        <w:spacing w:line="360" w:lineRule="auto"/>
+      </w:pPr>
+    </w:p>
+    <w:p>
+      <w:pPr>
+        <w:spacing w:line="360" w:lineRule="auto"/>
+      </w:pPr>
+    </w:p>
+    <w:p>
+      <w:pPr>
+        <w:pStyle w:val="Cmsor2"/>
+        <w:spacing w:line="360" w:lineRule="auto"/>
+        <w:jc w:val="both"/>
+      </w:pPr>
+    </w:p>
+    <w:p>
+      <w:pPr>
+        <w:pStyle w:val="Cmsor2"/>
+        <w:spacing w:line="360" w:lineRule="auto"/>
+        <w:jc w:val="both"/>
+      </w:pPr>
+      <w:bookmarkStart w:id="31" w:name="_Toc223425016"/>
+      <w:r>
+        <w:t xml:space="preserve">7.2 </w:t>
+      </w:r>
+      <w:r>
+        <w:t>CSV formátumok és kódolások</w:t>
+      </w:r>
       <w:bookmarkEnd w:id="31"/>
     </w:p>
     <w:p>
@@ -9497,31 +9569,15 @@
         <w:spacing w:line="360" w:lineRule="auto"/>
       </w:pPr>
       <w:r>
-        <w:t xml:space="preserve">Az Excel fájlok kezeléséhez a </w:t>
-      </w:r>
-      <w:proofErr w:type="spellStart"/>
-      <w:r>
-        <w:t>PHPSpreadsheet</w:t>
-      </w:r>
-      <w:proofErr w:type="spellEnd"/>
-      <w:r>
-        <w:t xml:space="preserve"> PHP könyvtárat használtuk. Ez a könyvtár lehetővé teszi az Excel fájlok olvasását és írását PHP-ban. A támogatott formátumok közé tartozik az .</w:t>
-      </w:r>
-      <w:proofErr w:type="spellStart"/>
-      <w:r>
-        <w:t>xlsx</w:t>
-      </w:r>
-      <w:proofErr w:type="spellEnd"/>
-      <w:r>
-        <w:t xml:space="preserve"> (Excel 2007+) és az .</w:t>
-      </w:r>
-      <w:proofErr w:type="spellStart"/>
-      <w:r>
-        <w:t>xls</w:t>
-      </w:r>
-      <w:proofErr w:type="spellEnd"/>
-      <w:r>
-        <w:t xml:space="preserve"> (régebbi Excel verziók).</w:t>
+        <w:t xml:space="preserve">A CSV fájlok kezelése összetettebb feladat, mert a fájlok különböző kódolásokban és különböző elválasztó karakterekkel (vessző, pontosvessző, </w:t>
+      </w:r>
+      <w:proofErr w:type="spellStart"/>
+      <w:r>
+        <w:t>tab</w:t>
+      </w:r>
+      <w:proofErr w:type="spellEnd"/>
+      <w:r>
+        <w:t>) menthetők. A rendszer képes automatikusan felismerni a kódolást és az elválasztót, de a felhasználó kézzel is beállíthatja ezeket.</w:t>
       </w:r>
     </w:p>
     <w:p>
@@ -9540,67 +9596,14 @@
         <w:spacing w:line="360" w:lineRule="auto"/>
         <w:jc w:val="both"/>
       </w:pPr>
-    </w:p>
-    <w:p>
-      <w:pPr>
-        <w:pStyle w:val="Cmsor2"/>
-        <w:spacing w:line="360" w:lineRule="auto"/>
-        <w:jc w:val="both"/>
-      </w:pPr>
-      <w:bookmarkStart w:id="32" w:name="_Toc223425016"/>
-      <w:r>
-        <w:t xml:space="preserve">7.2 </w:t>
-      </w:r>
-      <w:r>
-        <w:t>CSV formátumok és kódolások</w:t>
+      <w:bookmarkStart w:id="32" w:name="_Toc223425017"/>
+      <w:r>
+        <w:t xml:space="preserve">7.3 </w:t>
+      </w:r>
+      <w:r>
+        <w:t>Duplikált adatok kezelése</w:t>
       </w:r>
       <w:bookmarkEnd w:id="32"/>
-    </w:p>
-    <w:p>
-      <w:pPr>
-        <w:spacing w:line="360" w:lineRule="auto"/>
-      </w:pPr>
-    </w:p>
-    <w:p>
-      <w:pPr>
-        <w:spacing w:line="360" w:lineRule="auto"/>
-      </w:pPr>
-      <w:r>
-        <w:t xml:space="preserve">A CSV fájlok kezelése összetettebb feladat, mert a fájlok különböző kódolásokban és különböző elválasztó karakterekkel (vessző, pontosvessző, </w:t>
-      </w:r>
-      <w:proofErr w:type="spellStart"/>
-      <w:r>
-        <w:t>tab</w:t>
-      </w:r>
-      <w:proofErr w:type="spellEnd"/>
-      <w:r>
-        <w:t>) menthetők. A rendszer képes automatikusan felismerni a kódolást és az elválasztót, de a felhasználó kézzel is beállíthatja ezeket.</w:t>
-      </w:r>
-    </w:p>
-    <w:p>
-      <w:pPr>
-        <w:spacing w:line="360" w:lineRule="auto"/>
-      </w:pPr>
-    </w:p>
-    <w:p>
-      <w:pPr>
-        <w:spacing w:line="360" w:lineRule="auto"/>
-      </w:pPr>
-    </w:p>
-    <w:p>
-      <w:pPr>
-        <w:pStyle w:val="Cmsor2"/>
-        <w:spacing w:line="360" w:lineRule="auto"/>
-        <w:jc w:val="both"/>
-      </w:pPr>
-      <w:bookmarkStart w:id="33" w:name="_Toc223425017"/>
-      <w:r>
-        <w:t xml:space="preserve">7.3 </w:t>
-      </w:r>
-      <w:r>
-        <w:t>Duplikált adatok kezelése</w:t>
-      </w:r>
-      <w:bookmarkEnd w:id="33"/>
     </w:p>
     <w:p>
       <w:pPr>
@@ -9679,12 +9682,12 @@
         </w:numPr>
         <w:jc w:val="both"/>
       </w:pPr>
-      <w:bookmarkStart w:id="34" w:name="_Toc223425018"/>
+      <w:bookmarkStart w:id="33" w:name="_Toc223425018"/>
       <w:r>
         <w:lastRenderedPageBreak/>
         <w:t>Célok meghatározása</w:t>
       </w:r>
-      <w:bookmarkEnd w:id="34"/>
+      <w:bookmarkEnd w:id="33"/>
     </w:p>
     <w:p>
       <w:pPr>
@@ -9773,11 +9776,14 @@
         </w:numPr>
         <w:spacing w:line="360" w:lineRule="auto"/>
       </w:pPr>
-      <w:proofErr w:type="spellStart"/>
-      <w:r>
-        <w:t>Eredménylekérdezés</w:t>
-      </w:r>
-      <w:proofErr w:type="spellEnd"/>
+      <w:r>
+        <w:t>Eredmény</w:t>
+      </w:r>
+      <w:bookmarkStart w:id="34" w:name="_GoBack"/>
+      <w:bookmarkEnd w:id="34"/>
+      <w:r>
+        <w:t>lekérdezés</w:t>
+      </w:r>
     </w:p>
     <w:p>
       <w:pPr>
@@ -14198,14 +14204,27 @@
                                 <w:sz w:val="24"/>
                               </w:rPr>
                             </w:pPr>
-                            <w:fldSimple w:instr=" SEQ ábra \* ARABIC ">
-                              <w:r>
-                                <w:rPr>
-                                  <w:noProof/>
-                                </w:rPr>
-                                <w:t>2</w:t>
-                              </w:r>
-                            </w:fldSimple>
+                            <w:r>
+                              <w:fldChar w:fldCharType="begin"/>
+                            </w:r>
+                            <w:r>
+                              <w:instrText xml:space="preserve"> SEQ ábra \* ARABIC </w:instrText>
+                            </w:r>
+                            <w:r>
+                              <w:fldChar w:fldCharType="separate"/>
+                            </w:r>
+                            <w:r>
+                              <w:rPr>
+                                <w:noProof/>
+                              </w:rPr>
+                              <w:t>2</w:t>
+                            </w:r>
+                            <w:r>
+                              <w:rPr>
+                                <w:noProof/>
+                              </w:rPr>
+                              <w:fldChar w:fldCharType="end"/>
+                            </w:r>
                             <w:r>
                               <w:t>. ábra A FELVEO rendszer adatbázis-modellje (ER-diagram)</w:t>
                             </w:r>
@@ -14236,14 +14255,27 @@
                           <w:sz w:val="24"/>
                         </w:rPr>
                       </w:pPr>
-                      <w:fldSimple w:instr=" SEQ ábra \* ARABIC ">
-                        <w:r>
-                          <w:rPr>
-                            <w:noProof/>
-                          </w:rPr>
-                          <w:t>2</w:t>
-                        </w:r>
-                      </w:fldSimple>
+                      <w:r>
+                        <w:fldChar w:fldCharType="begin"/>
+                      </w:r>
+                      <w:r>
+                        <w:instrText xml:space="preserve"> SEQ ábra \* ARABIC </w:instrText>
+                      </w:r>
+                      <w:r>
+                        <w:fldChar w:fldCharType="separate"/>
+                      </w:r>
+                      <w:r>
+                        <w:rPr>
+                          <w:noProof/>
+                        </w:rPr>
+                        <w:t>2</w:t>
+                      </w:r>
+                      <w:r>
+                        <w:rPr>
+                          <w:noProof/>
+                        </w:rPr>
+                        <w:fldChar w:fldCharType="end"/>
+                      </w:r>
                       <w:r>
                         <w:t>. ábra A FELVEO rendszer adatbázis-modellje (ER-diagram)</w:t>
                       </w:r>
@@ -14257,6 +14289,9 @@
         </mc:AlternateContent>
       </w:r>
       <w:r>
+        <w:rPr>
+          <w:noProof/>
+        </w:rPr>
         <w:drawing>
           <wp:anchor distT="0" distB="0" distL="114300" distR="114300" simplePos="0" relativeHeight="251685888" behindDoc="1" locked="0" layoutInCell="1" allowOverlap="1" wp14:anchorId="6E8A06E1" wp14:editId="14D9495A">
             <wp:simplePos x="0" y="0"/>
@@ -14492,13 +14527,8 @@
                             <w:r>
                               <w:t xml:space="preserve">A FELVEO rendszer </w:t>
                             </w:r>
-                            <w:proofErr w:type="spellStart"/>
                             <w:r>
-                              <w:t>szemelyek</w:t>
-                            </w:r>
-                            <w:proofErr w:type="spellEnd"/>
-                            <w:r>
-                              <w:t xml:space="preserve"> táblája</w:t>
+                              <w:t>szemelyek táblája</w:t>
                             </w:r>
                           </w:p>
                         </w:txbxContent>
@@ -14564,13 +14594,8 @@
                       <w:r>
                         <w:t xml:space="preserve">A FELVEO rendszer </w:t>
                       </w:r>
-                      <w:proofErr w:type="spellStart"/>
                       <w:r>
-                        <w:t>szemelyek</w:t>
-                      </w:r>
-                      <w:proofErr w:type="spellEnd"/>
-                      <w:r>
-                        <w:t xml:space="preserve"> táblája</w:t>
+                        <w:t>szemelyek táblája</w:t>
                       </w:r>
                     </w:p>
                   </w:txbxContent>
@@ -15151,25 +15176,36 @@
                                 <w:sz w:val="24"/>
                               </w:rPr>
                             </w:pPr>
-                            <w:fldSimple w:instr=" SEQ ábra \* ARABIC ">
-                              <w:r>
-                                <w:rPr>
-                                  <w:noProof/>
-                                </w:rPr>
-                                <w:t>4</w:t>
-                              </w:r>
-                            </w:fldSimple>
+                            <w:r>
+                              <w:fldChar w:fldCharType="begin"/>
+                            </w:r>
+                            <w:r>
+                              <w:instrText xml:space="preserve"> SEQ ábra \* ARABIC </w:instrText>
+                            </w:r>
+                            <w:r>
+                              <w:fldChar w:fldCharType="separate"/>
+                            </w:r>
+                            <w:r>
+                              <w:rPr>
+                                <w:noProof/>
+                              </w:rPr>
+                              <w:t>4</w:t>
+                            </w:r>
+                            <w:r>
+                              <w:rPr>
+                                <w:noProof/>
+                              </w:rPr>
+                              <w:fldChar w:fldCharType="end"/>
+                            </w:r>
                             <w:r>
                               <w:t xml:space="preserve">. ábra </w:t>
                             </w:r>
                             <w:r>
                               <w:t xml:space="preserve">A FELVEO rendszer </w:t>
                             </w:r>
-                            <w:proofErr w:type="spellStart"/>
                             <w:r>
                               <w:t>eredmenyek</w:t>
                             </w:r>
-                            <w:proofErr w:type="spellEnd"/>
                             <w:r>
                               <w:t xml:space="preserve"> táblája</w:t>
                             </w:r>
@@ -15200,25 +15236,36 @@
                           <w:sz w:val="24"/>
                         </w:rPr>
                       </w:pPr>
-                      <w:fldSimple w:instr=" SEQ ábra \* ARABIC ">
-                        <w:r>
-                          <w:rPr>
-                            <w:noProof/>
-                          </w:rPr>
-                          <w:t>4</w:t>
-                        </w:r>
-                      </w:fldSimple>
+                      <w:r>
+                        <w:fldChar w:fldCharType="begin"/>
+                      </w:r>
+                      <w:r>
+                        <w:instrText xml:space="preserve"> SEQ ábra \* ARABIC </w:instrText>
+                      </w:r>
+                      <w:r>
+                        <w:fldChar w:fldCharType="separate"/>
+                      </w:r>
+                      <w:r>
+                        <w:rPr>
+                          <w:noProof/>
+                        </w:rPr>
+                        <w:t>4</w:t>
+                      </w:r>
+                      <w:r>
+                        <w:rPr>
+                          <w:noProof/>
+                        </w:rPr>
+                        <w:fldChar w:fldCharType="end"/>
+                      </w:r>
                       <w:r>
                         <w:t xml:space="preserve">. ábra </w:t>
                       </w:r>
                       <w:r>
                         <w:t xml:space="preserve">A FELVEO rendszer </w:t>
                       </w:r>
-                      <w:proofErr w:type="spellStart"/>
                       <w:r>
                         <w:t>eredmenyek</w:t>
                       </w:r>
-                      <w:proofErr w:type="spellEnd"/>
                       <w:r>
                         <w:t xml:space="preserve"> táblája</w:t>
                       </w:r>
@@ -15668,11 +15715,9 @@
                             <w:r>
                               <w:t xml:space="preserve">A FELVEO rendszer </w:t>
                             </w:r>
-                            <w:proofErr w:type="spellStart"/>
                             <w:r>
                               <w:t>targyak</w:t>
                             </w:r>
-                            <w:proofErr w:type="spellEnd"/>
                             <w:r>
                               <w:t xml:space="preserve"> táblája</w:t>
                             </w:r>
@@ -15740,11 +15785,9 @@
                       <w:r>
                         <w:t xml:space="preserve">A FELVEO rendszer </w:t>
                       </w:r>
-                      <w:proofErr w:type="spellStart"/>
                       <w:r>
                         <w:t>targyak</w:t>
                       </w:r>
-                      <w:proofErr w:type="spellEnd"/>
                       <w:r>
                         <w:t xml:space="preserve"> táblája</w:t>
                       </w:r>
@@ -16134,11 +16177,9 @@
                             <w:r>
                               <w:t xml:space="preserve">A FELVEO rendszer </w:t>
                             </w:r>
-                            <w:proofErr w:type="spellStart"/>
                             <w:r>
                               <w:t>ponttipusok</w:t>
                             </w:r>
-                            <w:proofErr w:type="spellEnd"/>
                             <w:r>
                               <w:t xml:space="preserve"> táblája</w:t>
                             </w:r>
@@ -16206,11 +16247,9 @@
                       <w:r>
                         <w:t xml:space="preserve">A FELVEO rendszer </w:t>
                       </w:r>
-                      <w:proofErr w:type="spellStart"/>
                       <w:r>
                         <w:t>ponttipusok</w:t>
                       </w:r>
-                      <w:proofErr w:type="spellEnd"/>
                       <w:r>
                         <w:t xml:space="preserve"> táblája</w:t>
                       </w:r>
@@ -16986,11 +17025,9 @@
                             <w:r>
                               <w:t xml:space="preserve">A FELVEO rendszer </w:t>
                             </w:r>
-                            <w:proofErr w:type="spellStart"/>
                             <w:r>
                               <w:t>altalanos_iskolak</w:t>
                             </w:r>
-                            <w:proofErr w:type="spellEnd"/>
                             <w:r>
                               <w:t xml:space="preserve"> táblája</w:t>
                             </w:r>
@@ -17058,11 +17095,9 @@
                       <w:r>
                         <w:t xml:space="preserve">A FELVEO rendszer </w:t>
                       </w:r>
-                      <w:proofErr w:type="spellStart"/>
                       <w:r>
                         <w:t>altalanos_iskolak</w:t>
                       </w:r>
-                      <w:proofErr w:type="spellEnd"/>
                       <w:r>
                         <w:t xml:space="preserve"> táblája</w:t>
                       </w:r>
@@ -17962,11 +17997,9 @@
                             <w:r>
                               <w:t xml:space="preserve">A FELVEO rendszer </w:t>
                             </w:r>
-                            <w:proofErr w:type="spellStart"/>
                             <w:r>
                               <w:t>beallitasok</w:t>
                             </w:r>
-                            <w:proofErr w:type="spellEnd"/>
                             <w:r>
                               <w:t xml:space="preserve"> táblája</w:t>
                             </w:r>
@@ -18034,11 +18067,9 @@
                       <w:r>
                         <w:t xml:space="preserve">A FELVEO rendszer </w:t>
                       </w:r>
-                      <w:proofErr w:type="spellStart"/>
                       <w:r>
                         <w:t>beallitasok</w:t>
                       </w:r>
-                      <w:proofErr w:type="spellEnd"/>
                       <w:r>
                         <w:t xml:space="preserve"> táblája</w:t>
                       </w:r>
@@ -24078,6 +24109,7 @@
         <w:docPartUnique/>
       </w:docPartObj>
     </w:sdtPr>
+    <w:sdtEndPr/>
     <w:sdtContent>
       <w:p>
         <w:pPr>

--- a/Docs/FELVEO_PROJEKTMUNKA.docx
+++ b/Docs/FELVEO_PROJEKTMUNKA.docx
@@ -482,11 +482,16 @@
         </w:rPr>
         <w:t>Tartalomjegyzék</w:t>
       </w:r>
+      <w:bookmarkStart w:id="2" w:name="_GoBack"/>
+      <w:bookmarkEnd w:id="2"/>
     </w:p>
     <w:sdt>
       <w:sdtPr>
         <w:rPr>
+          <w:rFonts w:asciiTheme="majorHAnsi" w:eastAsiaTheme="minorHAnsi" w:hAnsiTheme="majorHAnsi"/>
           <w:b/>
+          <w:sz w:val="24"/>
+          <w:lang w:eastAsia="en-US"/>
         </w:rPr>
         <w:id w:val="-816954921"/>
         <w:docPartObj>
@@ -496,11 +501,8 @@
       </w:sdtPr>
       <w:sdtEndPr>
         <w:rPr>
-          <w:rFonts w:asciiTheme="majorHAnsi" w:eastAsiaTheme="minorHAnsi" w:hAnsiTheme="majorHAnsi"/>
           <w:b w:val="0"/>
           <w:bCs/>
-          <w:sz w:val="24"/>
-          <w:lang w:eastAsia="en-US"/>
         </w:rPr>
       </w:sdtEndPr>
       <w:sdtContent>
@@ -535,7 +537,7 @@
               <w:lang w:eastAsia="hu-HU"/>
             </w:rPr>
           </w:pPr>
-          <w:hyperlink w:anchor="_Toc224034307" w:history="1">
+          <w:hyperlink w:anchor="_Toc226965055" w:history="1">
             <w:r>
               <w:rPr>
                 <w:rStyle w:val="Hiperhivatkozs"/>
@@ -578,7 +580,7 @@
                 <w:noProof/>
                 <w:webHidden/>
               </w:rPr>
-              <w:instrText xml:space="preserve"> PAGEREF _Toc224034307 \h </w:instrText>
+              <w:instrText xml:space="preserve"> PAGEREF _Toc226965055 \h </w:instrText>
             </w:r>
             <w:r>
               <w:rPr>
@@ -622,13 +624,13 @@
               <w:lang w:eastAsia="hu-HU"/>
             </w:rPr>
           </w:pPr>
-          <w:hyperlink w:anchor="_Toc224034308" w:history="1">
+          <w:hyperlink w:anchor="_Toc226965056" w:history="1">
             <w:r>
               <w:rPr>
                 <w:rStyle w:val="Hiperhivatkozs"/>
                 <w:noProof/>
               </w:rPr>
-              <w:t>1.1 Projektmunka témája, milyen funkciókat foglal magába?</w:t>
+              <w:t>1.1 A projektmunka témája és funkciói</w:t>
             </w:r>
             <w:r>
               <w:rPr>
@@ -649,7 +651,7 @@
                 <w:noProof/>
                 <w:webHidden/>
               </w:rPr>
-              <w:instrText xml:space="preserve"> PAGEREF _Toc224034308 \h </w:instrText>
+              <w:instrText xml:space="preserve"> PAGEREF _Toc226965056 \h </w:instrText>
             </w:r>
             <w:r>
               <w:rPr>
@@ -684,29 +686,43 @@
           <w:pPr>
             <w:pStyle w:val="TJ3"/>
             <w:tabs>
+              <w:tab w:val="left" w:pos="1320"/>
               <w:tab w:val="right" w:leader="dot" w:pos="9062"/>
             </w:tabs>
             <w:rPr>
               <w:noProof/>
             </w:rPr>
           </w:pPr>
-          <w:hyperlink w:anchor="_Toc224034309" w:history="1">
+          <w:hyperlink w:anchor="_Toc226965057" w:history="1">
             <w:r>
               <w:rPr>
                 <w:rStyle w:val="Hiperhivatkozs"/>
                 <w:noProof/>
               </w:rPr>
-              <w:t>1.1.1  A projekt háttere és motivációja</w:t>
-            </w:r>
-            <w:r>
-              <w:rPr>
-                <w:noProof/>
-                <w:webHidden/>
+              <w:t>1.1.1</w:t>
+            </w:r>
+            <w:r>
+              <w:rPr>
+                <w:noProof/>
               </w:rPr>
               <w:tab/>
             </w:r>
             <w:r>
               <w:rPr>
+                <w:rStyle w:val="Hiperhivatkozs"/>
+                <w:noProof/>
+              </w:rPr>
+              <w:t>A projekt háttere és motivációja</w:t>
+            </w:r>
+            <w:r>
+              <w:rPr>
+                <w:noProof/>
+                <w:webHidden/>
+              </w:rPr>
+              <w:tab/>
+            </w:r>
+            <w:r>
+              <w:rPr>
                 <w:noProof/>
                 <w:webHidden/>
               </w:rPr>
@@ -717,7 +733,7 @@
                 <w:noProof/>
                 <w:webHidden/>
               </w:rPr>
-              <w:instrText xml:space="preserve"> PAGEREF _Toc224034309 \h </w:instrText>
+              <w:instrText xml:space="preserve"> PAGEREF _Toc226965057 \h </w:instrText>
             </w:r>
             <w:r>
               <w:rPr>
@@ -758,7 +774,7 @@
               <w:lang w:eastAsia="hu-HU"/>
             </w:rPr>
           </w:pPr>
-          <w:hyperlink w:anchor="_Toc224034310" w:history="1">
+          <w:hyperlink w:anchor="_Toc226965058" w:history="1">
             <w:r>
               <w:rPr>
                 <w:rStyle w:val="Hiperhivatkozs"/>
@@ -801,7 +817,7 @@
                 <w:noProof/>
                 <w:webHidden/>
               </w:rPr>
-              <w:instrText xml:space="preserve"> PAGEREF _Toc224034310 \h </w:instrText>
+              <w:instrText xml:space="preserve"> PAGEREF _Toc226965058 \h </w:instrText>
             </w:r>
             <w:r>
               <w:rPr>
@@ -845,7 +861,7 @@
               <w:lang w:eastAsia="hu-HU"/>
             </w:rPr>
           </w:pPr>
-          <w:hyperlink w:anchor="_Toc224034311" w:history="1">
+          <w:hyperlink w:anchor="_Toc226965059" w:history="1">
             <w:r>
               <w:rPr>
                 <w:rStyle w:val="Hiperhivatkozs"/>
@@ -872,7 +888,7 @@
                 <w:noProof/>
                 <w:webHidden/>
               </w:rPr>
-              <w:instrText xml:space="preserve"> PAGEREF _Toc224034311 \h </w:instrText>
+              <w:instrText xml:space="preserve"> PAGEREF _Toc226965059 \h </w:instrText>
             </w:r>
             <w:r>
               <w:rPr>
@@ -916,7 +932,7 @@
               <w:lang w:eastAsia="hu-HU"/>
             </w:rPr>
           </w:pPr>
-          <w:hyperlink w:anchor="_Toc224034312" w:history="1">
+          <w:hyperlink w:anchor="_Toc226965060" w:history="1">
             <w:r>
               <w:rPr>
                 <w:rStyle w:val="Hiperhivatkozs"/>
@@ -943,7 +959,7 @@
                 <w:noProof/>
                 <w:webHidden/>
               </w:rPr>
-              <w:instrText xml:space="preserve"> PAGEREF _Toc224034312 \h </w:instrText>
+              <w:instrText xml:space="preserve"> PAGEREF _Toc226965060 \h </w:instrText>
             </w:r>
             <w:r>
               <w:rPr>
@@ -987,7 +1003,7 @@
               <w:lang w:eastAsia="hu-HU"/>
             </w:rPr>
           </w:pPr>
-          <w:hyperlink w:anchor="_Toc224034313" w:history="1">
+          <w:hyperlink w:anchor="_Toc226965061" w:history="1">
             <w:r>
               <w:rPr>
                 <w:rStyle w:val="Hiperhivatkozs"/>
@@ -1014,7 +1030,7 @@
                 <w:noProof/>
                 <w:webHidden/>
               </w:rPr>
-              <w:instrText xml:space="preserve"> PAGEREF _Toc224034313 \h </w:instrText>
+              <w:instrText xml:space="preserve"> PAGEREF _Toc226965061 \h </w:instrText>
             </w:r>
             <w:r>
               <w:rPr>
@@ -1058,7 +1074,7 @@
               <w:lang w:eastAsia="hu-HU"/>
             </w:rPr>
           </w:pPr>
-          <w:hyperlink w:anchor="_Toc224034314" w:history="1">
+          <w:hyperlink w:anchor="_Toc226965062" w:history="1">
             <w:r>
               <w:rPr>
                 <w:rStyle w:val="Hiperhivatkozs"/>
@@ -1085,7 +1101,7 @@
                 <w:noProof/>
                 <w:webHidden/>
               </w:rPr>
-              <w:instrText xml:space="preserve"> PAGEREF _Toc224034314 \h </w:instrText>
+              <w:instrText xml:space="preserve"> PAGEREF _Toc226965062 \h </w:instrText>
             </w:r>
             <w:r>
               <w:rPr>
@@ -1129,7 +1145,7 @@
               <w:lang w:eastAsia="hu-HU"/>
             </w:rPr>
           </w:pPr>
-          <w:hyperlink w:anchor="_Toc224034315" w:history="1">
+          <w:hyperlink w:anchor="_Toc226965063" w:history="1">
             <w:r>
               <w:rPr>
                 <w:rStyle w:val="Hiperhivatkozs"/>
@@ -1156,7 +1172,7 @@
                 <w:noProof/>
                 <w:webHidden/>
               </w:rPr>
-              <w:instrText xml:space="preserve"> PAGEREF _Toc224034315 \h </w:instrText>
+              <w:instrText xml:space="preserve"> PAGEREF _Toc226965063 \h </w:instrText>
             </w:r>
             <w:r>
               <w:rPr>
@@ -1200,7 +1216,7 @@
               <w:lang w:eastAsia="hu-HU"/>
             </w:rPr>
           </w:pPr>
-          <w:hyperlink w:anchor="_Toc224034316" w:history="1">
+          <w:hyperlink w:anchor="_Toc226965064" w:history="1">
             <w:r>
               <w:rPr>
                 <w:rStyle w:val="Hiperhivatkozs"/>
@@ -1227,7 +1243,7 @@
                 <w:noProof/>
                 <w:webHidden/>
               </w:rPr>
-              <w:instrText xml:space="preserve"> PAGEREF _Toc224034316 \h </w:instrText>
+              <w:instrText xml:space="preserve"> PAGEREF _Toc226965064 \h </w:instrText>
             </w:r>
             <w:r>
               <w:rPr>
@@ -1271,7 +1287,7 @@
               <w:lang w:eastAsia="hu-HU"/>
             </w:rPr>
           </w:pPr>
-          <w:hyperlink w:anchor="_Toc224034317" w:history="1">
+          <w:hyperlink w:anchor="_Toc226965065" w:history="1">
             <w:r>
               <w:rPr>
                 <w:rStyle w:val="Hiperhivatkozs"/>
@@ -1298,7 +1314,7 @@
                 <w:noProof/>
                 <w:webHidden/>
               </w:rPr>
-              <w:instrText xml:space="preserve"> PAGEREF _Toc224034317 \h </w:instrText>
+              <w:instrText xml:space="preserve"> PAGEREF _Toc226965065 \h </w:instrText>
             </w:r>
             <w:r>
               <w:rPr>
@@ -1339,7 +1355,7 @@
               <w:lang w:eastAsia="hu-HU"/>
             </w:rPr>
           </w:pPr>
-          <w:hyperlink w:anchor="_Toc224034318" w:history="1">
+          <w:hyperlink w:anchor="_Toc226965066" w:history="1">
             <w:r>
               <w:rPr>
                 <w:rStyle w:val="Hiperhivatkozs"/>
@@ -1382,7 +1398,7 @@
                 <w:noProof/>
                 <w:webHidden/>
               </w:rPr>
-              <w:instrText xml:space="preserve"> PAGEREF _Toc224034318 \h </w:instrText>
+              <w:instrText xml:space="preserve"> PAGEREF _Toc226965066 \h </w:instrText>
             </w:r>
             <w:r>
               <w:rPr>
@@ -1426,7 +1442,7 @@
               <w:lang w:eastAsia="hu-HU"/>
             </w:rPr>
           </w:pPr>
-          <w:hyperlink w:anchor="_Toc224034319" w:history="1">
+          <w:hyperlink w:anchor="_Toc226965067" w:history="1">
             <w:r>
               <w:rPr>
                 <w:rStyle w:val="Hiperhivatkozs"/>
@@ -1453,7 +1469,7 @@
                 <w:noProof/>
                 <w:webHidden/>
               </w:rPr>
-              <w:instrText xml:space="preserve"> PAGEREF _Toc224034319 \h </w:instrText>
+              <w:instrText xml:space="preserve"> PAGEREF _Toc226965067 \h </w:instrText>
             </w:r>
             <w:r>
               <w:rPr>
@@ -1497,7 +1513,7 @@
               <w:lang w:eastAsia="hu-HU"/>
             </w:rPr>
           </w:pPr>
-          <w:hyperlink w:anchor="_Toc224034320" w:history="1">
+          <w:hyperlink w:anchor="_Toc226965068" w:history="1">
             <w:r>
               <w:rPr>
                 <w:rStyle w:val="Hiperhivatkozs"/>
@@ -1524,7 +1540,7 @@
                 <w:noProof/>
                 <w:webHidden/>
               </w:rPr>
-              <w:instrText xml:space="preserve"> PAGEREF _Toc224034320 \h </w:instrText>
+              <w:instrText xml:space="preserve"> PAGEREF _Toc226965068 \h </w:instrText>
             </w:r>
             <w:r>
               <w:rPr>
@@ -1565,7 +1581,7 @@
               <w:lang w:eastAsia="hu-HU"/>
             </w:rPr>
           </w:pPr>
-          <w:hyperlink w:anchor="_Toc224034321" w:history="1">
+          <w:hyperlink w:anchor="_Toc226965069" w:history="1">
             <w:r>
               <w:rPr>
                 <w:rStyle w:val="Hiperhivatkozs"/>
@@ -1608,7 +1624,7 @@
                 <w:noProof/>
                 <w:webHidden/>
               </w:rPr>
-              <w:instrText xml:space="preserve"> PAGEREF _Toc224034321 \h </w:instrText>
+              <w:instrText xml:space="preserve"> PAGEREF _Toc226965069 \h </w:instrText>
             </w:r>
             <w:r>
               <w:rPr>
@@ -1652,7 +1668,7 @@
               <w:lang w:eastAsia="hu-HU"/>
             </w:rPr>
           </w:pPr>
-          <w:hyperlink w:anchor="_Toc224034322" w:history="1">
+          <w:hyperlink w:anchor="_Toc226965070" w:history="1">
             <w:r>
               <w:rPr>
                 <w:rStyle w:val="Hiperhivatkozs"/>
@@ -1679,7 +1695,7 @@
                 <w:noProof/>
                 <w:webHidden/>
               </w:rPr>
-              <w:instrText xml:space="preserve"> PAGEREF _Toc224034322 \h </w:instrText>
+              <w:instrText xml:space="preserve"> PAGEREF _Toc226965070 \h </w:instrText>
             </w:r>
             <w:r>
               <w:rPr>
@@ -1720,7 +1736,7 @@
               <w:lang w:eastAsia="hu-HU"/>
             </w:rPr>
           </w:pPr>
-          <w:hyperlink w:anchor="_Toc224034323" w:history="1">
+          <w:hyperlink w:anchor="_Toc226965071" w:history="1">
             <w:r>
               <w:rPr>
                 <w:rStyle w:val="Hiperhivatkozs"/>
@@ -1763,7 +1779,7 @@
                 <w:noProof/>
                 <w:webHidden/>
               </w:rPr>
-              <w:instrText xml:space="preserve"> PAGEREF _Toc224034323 \h </w:instrText>
+              <w:instrText xml:space="preserve"> PAGEREF _Toc226965071 \h </w:instrText>
             </w:r>
             <w:r>
               <w:rPr>
@@ -1807,7 +1823,7 @@
               <w:lang w:eastAsia="hu-HU"/>
             </w:rPr>
           </w:pPr>
-          <w:hyperlink w:anchor="_Toc224034324" w:history="1">
+          <w:hyperlink w:anchor="_Toc226965072" w:history="1">
             <w:r>
               <w:rPr>
                 <w:rStyle w:val="Hiperhivatkozs"/>
@@ -1834,7 +1850,7 @@
                 <w:noProof/>
                 <w:webHidden/>
               </w:rPr>
-              <w:instrText xml:space="preserve"> PAGEREF _Toc224034324 \h </w:instrText>
+              <w:instrText xml:space="preserve"> PAGEREF _Toc226965072 \h </w:instrText>
             </w:r>
             <w:r>
               <w:rPr>
@@ -1878,7 +1894,7 @@
               <w:lang w:eastAsia="hu-HU"/>
             </w:rPr>
           </w:pPr>
-          <w:hyperlink w:anchor="_Toc224034325" w:history="1">
+          <w:hyperlink w:anchor="_Toc226965073" w:history="1">
             <w:r>
               <w:rPr>
                 <w:rStyle w:val="Hiperhivatkozs"/>
@@ -1905,7 +1921,7 @@
                 <w:noProof/>
                 <w:webHidden/>
               </w:rPr>
-              <w:instrText xml:space="preserve"> PAGEREF _Toc224034325 \h </w:instrText>
+              <w:instrText xml:space="preserve"> PAGEREF _Toc226965073 \h </w:instrText>
             </w:r>
             <w:r>
               <w:rPr>
@@ -1949,7 +1965,7 @@
               <w:lang w:eastAsia="hu-HU"/>
             </w:rPr>
           </w:pPr>
-          <w:hyperlink w:anchor="_Toc224034326" w:history="1">
+          <w:hyperlink w:anchor="_Toc226965074" w:history="1">
             <w:r>
               <w:rPr>
                 <w:rStyle w:val="Hiperhivatkozs"/>
@@ -1976,7 +1992,7 @@
                 <w:noProof/>
                 <w:webHidden/>
               </w:rPr>
-              <w:instrText xml:space="preserve"> PAGEREF _Toc224034326 \h </w:instrText>
+              <w:instrText xml:space="preserve"> PAGEREF _Toc226965074 \h </w:instrText>
             </w:r>
             <w:r>
               <w:rPr>
@@ -2020,7 +2036,7 @@
               <w:lang w:eastAsia="hu-HU"/>
             </w:rPr>
           </w:pPr>
-          <w:hyperlink w:anchor="_Toc224034327" w:history="1">
+          <w:hyperlink w:anchor="_Toc226965075" w:history="1">
             <w:r>
               <w:rPr>
                 <w:rStyle w:val="Hiperhivatkozs"/>
@@ -2047,7 +2063,7 @@
                 <w:noProof/>
                 <w:webHidden/>
               </w:rPr>
-              <w:instrText xml:space="preserve"> PAGEREF _Toc224034327 \h </w:instrText>
+              <w:instrText xml:space="preserve"> PAGEREF _Toc226965075 \h </w:instrText>
             </w:r>
             <w:r>
               <w:rPr>
@@ -2088,7 +2104,7 @@
               <w:lang w:eastAsia="hu-HU"/>
             </w:rPr>
           </w:pPr>
-          <w:hyperlink w:anchor="_Toc224034328" w:history="1">
+          <w:hyperlink w:anchor="_Toc226965076" w:history="1">
             <w:r>
               <w:rPr>
                 <w:rStyle w:val="Hiperhivatkozs"/>
@@ -2131,7 +2147,7 @@
                 <w:noProof/>
                 <w:webHidden/>
               </w:rPr>
-              <w:instrText xml:space="preserve"> PAGEREF _Toc224034328 \h </w:instrText>
+              <w:instrText xml:space="preserve"> PAGEREF _Toc226965076 \h </w:instrText>
             </w:r>
             <w:r>
               <w:rPr>
@@ -2175,7 +2191,7 @@
               <w:lang w:eastAsia="hu-HU"/>
             </w:rPr>
           </w:pPr>
-          <w:hyperlink w:anchor="_Toc224034329" w:history="1">
+          <w:hyperlink w:anchor="_Toc226965077" w:history="1">
             <w:r>
               <w:rPr>
                 <w:rStyle w:val="Hiperhivatkozs"/>
@@ -2202,7 +2218,7 @@
                 <w:noProof/>
                 <w:webHidden/>
               </w:rPr>
-              <w:instrText xml:space="preserve"> PAGEREF _Toc224034329 \h </w:instrText>
+              <w:instrText xml:space="preserve"> PAGEREF _Toc226965077 \h </w:instrText>
             </w:r>
             <w:r>
               <w:rPr>
@@ -2246,7 +2262,7 @@
               <w:lang w:eastAsia="hu-HU"/>
             </w:rPr>
           </w:pPr>
-          <w:hyperlink w:anchor="_Toc224034330" w:history="1">
+          <w:hyperlink w:anchor="_Toc226965078" w:history="1">
             <w:r>
               <w:rPr>
                 <w:rStyle w:val="Hiperhivatkozs"/>
@@ -2273,7 +2289,7 @@
                 <w:noProof/>
                 <w:webHidden/>
               </w:rPr>
-              <w:instrText xml:space="preserve"> PAGEREF _Toc224034330 \h </w:instrText>
+              <w:instrText xml:space="preserve"> PAGEREF _Toc226965078 \h </w:instrText>
             </w:r>
             <w:r>
               <w:rPr>
@@ -2317,7 +2333,7 @@
               <w:lang w:eastAsia="hu-HU"/>
             </w:rPr>
           </w:pPr>
-          <w:hyperlink w:anchor="_Toc224034331" w:history="1">
+          <w:hyperlink w:anchor="_Toc226965079" w:history="1">
             <w:r>
               <w:rPr>
                 <w:rStyle w:val="Hiperhivatkozs"/>
@@ -2344,7 +2360,7 @@
                 <w:noProof/>
                 <w:webHidden/>
               </w:rPr>
-              <w:instrText xml:space="preserve"> PAGEREF _Toc224034331 \h </w:instrText>
+              <w:instrText xml:space="preserve"> PAGEREF _Toc226965079 \h </w:instrText>
             </w:r>
             <w:r>
               <w:rPr>
@@ -2388,7 +2404,7 @@
               <w:lang w:eastAsia="hu-HU"/>
             </w:rPr>
           </w:pPr>
-          <w:hyperlink w:anchor="_Toc224034332" w:history="1">
+          <w:hyperlink w:anchor="_Toc226965080" w:history="1">
             <w:r>
               <w:rPr>
                 <w:rStyle w:val="Hiperhivatkozs"/>
@@ -2415,7 +2431,7 @@
                 <w:noProof/>
                 <w:webHidden/>
               </w:rPr>
-              <w:instrText xml:space="preserve"> PAGEREF _Toc224034332 \h </w:instrText>
+              <w:instrText xml:space="preserve"> PAGEREF _Toc226965080 \h </w:instrText>
             </w:r>
             <w:r>
               <w:rPr>
@@ -2459,13 +2475,13 @@
               <w:lang w:eastAsia="hu-HU"/>
             </w:rPr>
           </w:pPr>
-          <w:hyperlink w:anchor="_Toc224034333" w:history="1">
+          <w:hyperlink w:anchor="_Toc226965081" w:history="1">
             <w:r>
               <w:rPr>
                 <w:rStyle w:val="Hiperhivatkozs"/>
                 <w:noProof/>
               </w:rPr>
-              <w:t>6.5 Modern design</w:t>
+              <w:t>6.5 Modern megjelenés</w:t>
             </w:r>
             <w:r>
               <w:rPr>
@@ -2486,7 +2502,7 @@
                 <w:noProof/>
                 <w:webHidden/>
               </w:rPr>
-              <w:instrText xml:space="preserve"> PAGEREF _Toc224034333 \h </w:instrText>
+              <w:instrText xml:space="preserve"> PAGEREF _Toc226965081 \h </w:instrText>
             </w:r>
             <w:r>
               <w:rPr>
@@ -2527,7 +2543,7 @@
               <w:lang w:eastAsia="hu-HU"/>
             </w:rPr>
           </w:pPr>
-          <w:hyperlink w:anchor="_Toc224034334" w:history="1">
+          <w:hyperlink w:anchor="_Toc226965082" w:history="1">
             <w:r>
               <w:rPr>
                 <w:rStyle w:val="Hiperhivatkozs"/>
@@ -2570,7 +2586,7 @@
                 <w:noProof/>
                 <w:webHidden/>
               </w:rPr>
-              <w:instrText xml:space="preserve"> PAGEREF _Toc224034334 \h </w:instrText>
+              <w:instrText xml:space="preserve"> PAGEREF _Toc226965082 \h </w:instrText>
             </w:r>
             <w:r>
               <w:rPr>
@@ -2614,7 +2630,7 @@
               <w:lang w:eastAsia="hu-HU"/>
             </w:rPr>
           </w:pPr>
-          <w:hyperlink w:anchor="_Toc224034335" w:history="1">
+          <w:hyperlink w:anchor="_Toc226965083" w:history="1">
             <w:r>
               <w:rPr>
                 <w:rStyle w:val="Hiperhivatkozs"/>
@@ -2641,7 +2657,7 @@
                 <w:noProof/>
                 <w:webHidden/>
               </w:rPr>
-              <w:instrText xml:space="preserve"> PAGEREF _Toc224034335 \h </w:instrText>
+              <w:instrText xml:space="preserve"> PAGEREF _Toc226965083 \h </w:instrText>
             </w:r>
             <w:r>
               <w:rPr>
@@ -2685,7 +2701,7 @@
               <w:lang w:eastAsia="hu-HU"/>
             </w:rPr>
           </w:pPr>
-          <w:hyperlink w:anchor="_Toc224034336" w:history="1">
+          <w:hyperlink w:anchor="_Toc226965084" w:history="1">
             <w:r>
               <w:rPr>
                 <w:rStyle w:val="Hiperhivatkozs"/>
@@ -2712,7 +2728,7 @@
                 <w:noProof/>
                 <w:webHidden/>
               </w:rPr>
-              <w:instrText xml:space="preserve"> PAGEREF _Toc224034336 \h </w:instrText>
+              <w:instrText xml:space="preserve"> PAGEREF _Toc226965084 \h </w:instrText>
             </w:r>
             <w:r>
               <w:rPr>
@@ -2756,7 +2772,7 @@
               <w:lang w:eastAsia="hu-HU"/>
             </w:rPr>
           </w:pPr>
-          <w:hyperlink w:anchor="_Toc224034337" w:history="1">
+          <w:hyperlink w:anchor="_Toc226965085" w:history="1">
             <w:r>
               <w:rPr>
                 <w:rStyle w:val="Hiperhivatkozs"/>
@@ -2783,7 +2799,7 @@
                 <w:noProof/>
                 <w:webHidden/>
               </w:rPr>
-              <w:instrText xml:space="preserve"> PAGEREF _Toc224034337 \h </w:instrText>
+              <w:instrText xml:space="preserve"> PAGEREF _Toc226965085 \h </w:instrText>
             </w:r>
             <w:r>
               <w:rPr>
@@ -2824,7 +2840,7 @@
               <w:lang w:eastAsia="hu-HU"/>
             </w:rPr>
           </w:pPr>
-          <w:hyperlink w:anchor="_Toc224034338" w:history="1">
+          <w:hyperlink w:anchor="_Toc226965086" w:history="1">
             <w:r>
               <w:rPr>
                 <w:rStyle w:val="Hiperhivatkozs"/>
@@ -2867,7 +2883,7 @@
                 <w:noProof/>
                 <w:webHidden/>
               </w:rPr>
-              <w:instrText xml:space="preserve"> PAGEREF _Toc224034338 \h </w:instrText>
+              <w:instrText xml:space="preserve"> PAGEREF _Toc226965086 \h </w:instrText>
             </w:r>
             <w:r>
               <w:rPr>
@@ -2908,7 +2924,7 @@
               <w:lang w:eastAsia="hu-HU"/>
             </w:rPr>
           </w:pPr>
-          <w:hyperlink w:anchor="_Toc224034339" w:history="1">
+          <w:hyperlink w:anchor="_Toc226965087" w:history="1">
             <w:r>
               <w:rPr>
                 <w:rStyle w:val="Hiperhivatkozs"/>
@@ -2951,7 +2967,7 @@
                 <w:noProof/>
                 <w:webHidden/>
               </w:rPr>
-              <w:instrText xml:space="preserve"> PAGEREF _Toc224034339 \h </w:instrText>
+              <w:instrText xml:space="preserve"> PAGEREF _Toc226965087 \h </w:instrText>
             </w:r>
             <w:r>
               <w:rPr>
@@ -2995,7 +3011,7 @@
               <w:lang w:eastAsia="hu-HU"/>
             </w:rPr>
           </w:pPr>
-          <w:hyperlink w:anchor="_Toc224034340" w:history="1">
+          <w:hyperlink w:anchor="_Toc226965088" w:history="1">
             <w:r>
               <w:rPr>
                 <w:rStyle w:val="Hiperhivatkozs"/>
@@ -3022,7 +3038,7 @@
                 <w:noProof/>
                 <w:webHidden/>
               </w:rPr>
-              <w:instrText xml:space="preserve"> PAGEREF _Toc224034340 \h </w:instrText>
+              <w:instrText xml:space="preserve"> PAGEREF _Toc226965088 \h </w:instrText>
             </w:r>
             <w:r>
               <w:rPr>
@@ -3066,7 +3082,7 @@
               <w:lang w:eastAsia="hu-HU"/>
             </w:rPr>
           </w:pPr>
-          <w:hyperlink w:anchor="_Toc224034341" w:history="1">
+          <w:hyperlink w:anchor="_Toc226965089" w:history="1">
             <w:r>
               <w:rPr>
                 <w:rStyle w:val="Hiperhivatkozs"/>
@@ -3093,7 +3109,7 @@
                 <w:noProof/>
                 <w:webHidden/>
               </w:rPr>
-              <w:instrText xml:space="preserve"> PAGEREF _Toc224034341 \h </w:instrText>
+              <w:instrText xml:space="preserve"> PAGEREF _Toc226965089 \h </w:instrText>
             </w:r>
             <w:r>
               <w:rPr>
@@ -3137,7 +3153,7 @@
               <w:lang w:eastAsia="hu-HU"/>
             </w:rPr>
           </w:pPr>
-          <w:hyperlink w:anchor="_Toc224034342" w:history="1">
+          <w:hyperlink w:anchor="_Toc226965090" w:history="1">
             <w:r>
               <w:rPr>
                 <w:rStyle w:val="Hiperhivatkozs"/>
@@ -3164,7 +3180,7 @@
                 <w:noProof/>
                 <w:webHidden/>
               </w:rPr>
-              <w:instrText xml:space="preserve"> PAGEREF _Toc224034342 \h </w:instrText>
+              <w:instrText xml:space="preserve"> PAGEREF _Toc226965090 \h </w:instrText>
             </w:r>
             <w:r>
               <w:rPr>
@@ -3205,7 +3221,7 @@
               <w:lang w:eastAsia="hu-HU"/>
             </w:rPr>
           </w:pPr>
-          <w:hyperlink w:anchor="_Toc224034343" w:history="1">
+          <w:hyperlink w:anchor="_Toc226965091" w:history="1">
             <w:r>
               <w:rPr>
                 <w:rStyle w:val="Hiperhivatkozs"/>
@@ -3248,7 +3264,7 @@
                 <w:noProof/>
                 <w:webHidden/>
               </w:rPr>
-              <w:instrText xml:space="preserve"> PAGEREF _Toc224034343 \h </w:instrText>
+              <w:instrText xml:space="preserve"> PAGEREF _Toc226965091 \h </w:instrText>
             </w:r>
             <w:r>
               <w:rPr>
@@ -3292,7 +3308,7 @@
               <w:lang w:eastAsia="hu-HU"/>
             </w:rPr>
           </w:pPr>
-          <w:hyperlink w:anchor="_Toc224034344" w:history="1">
+          <w:hyperlink w:anchor="_Toc226965092" w:history="1">
             <w:r>
               <w:rPr>
                 <w:rStyle w:val="Hiperhivatkozs"/>
@@ -3319,7 +3335,7 @@
                 <w:noProof/>
                 <w:webHidden/>
               </w:rPr>
-              <w:instrText xml:space="preserve"> PAGEREF _Toc224034344 \h </w:instrText>
+              <w:instrText xml:space="preserve"> PAGEREF _Toc226965092 \h </w:instrText>
             </w:r>
             <w:r>
               <w:rPr>
@@ -3360,7 +3376,7 @@
               <w:lang w:eastAsia="hu-HU"/>
             </w:rPr>
           </w:pPr>
-          <w:hyperlink w:anchor="_Toc224034345" w:history="1">
+          <w:hyperlink w:anchor="_Toc226965093" w:history="1">
             <w:r>
               <w:rPr>
                 <w:rStyle w:val="Hiperhivatkozs"/>
@@ -3403,7 +3419,7 @@
                 <w:noProof/>
                 <w:webHidden/>
               </w:rPr>
-              <w:instrText xml:space="preserve"> PAGEREF _Toc224034345 \h </w:instrText>
+              <w:instrText xml:space="preserve"> PAGEREF _Toc226965093 \h </w:instrText>
             </w:r>
             <w:r>
               <w:rPr>
@@ -3447,7 +3463,7 @@
               <w:lang w:eastAsia="hu-HU"/>
             </w:rPr>
           </w:pPr>
-          <w:hyperlink w:anchor="_Toc224034346" w:history="1">
+          <w:hyperlink w:anchor="_Toc226965094" w:history="1">
             <w:r>
               <w:rPr>
                 <w:rStyle w:val="Hiperhivatkozs"/>
@@ -3474,7 +3490,7 @@
                 <w:noProof/>
                 <w:webHidden/>
               </w:rPr>
-              <w:instrText xml:space="preserve"> PAGEREF _Toc224034346 \h </w:instrText>
+              <w:instrText xml:space="preserve"> PAGEREF _Toc226965094 \h </w:instrText>
             </w:r>
             <w:r>
               <w:rPr>
@@ -3518,7 +3534,7 @@
               <w:lang w:eastAsia="hu-HU"/>
             </w:rPr>
           </w:pPr>
-          <w:hyperlink w:anchor="_Toc224034347" w:history="1">
+          <w:hyperlink w:anchor="_Toc226965095" w:history="1">
             <w:r>
               <w:rPr>
                 <w:rStyle w:val="Hiperhivatkozs"/>
@@ -3545,7 +3561,7 @@
                 <w:noProof/>
                 <w:webHidden/>
               </w:rPr>
-              <w:instrText xml:space="preserve"> PAGEREF _Toc224034347 \h </w:instrText>
+              <w:instrText xml:space="preserve"> PAGEREF _Toc226965095 \h </w:instrText>
             </w:r>
             <w:r>
               <w:rPr>
@@ -3589,7 +3605,7 @@
               <w:lang w:eastAsia="hu-HU"/>
             </w:rPr>
           </w:pPr>
-          <w:hyperlink w:anchor="_Toc224034348" w:history="1">
+          <w:hyperlink w:anchor="_Toc226965096" w:history="1">
             <w:r>
               <w:rPr>
                 <w:rStyle w:val="Hiperhivatkozs"/>
@@ -3616,7 +3632,7 @@
                 <w:noProof/>
                 <w:webHidden/>
               </w:rPr>
-              <w:instrText xml:space="preserve"> PAGEREF _Toc224034348 \h </w:instrText>
+              <w:instrText xml:space="preserve"> PAGEREF _Toc226965096 \h </w:instrText>
             </w:r>
             <w:r>
               <w:rPr>
@@ -3660,7 +3676,7 @@
               <w:lang w:eastAsia="hu-HU"/>
             </w:rPr>
           </w:pPr>
-          <w:hyperlink w:anchor="_Toc224034349" w:history="1">
+          <w:hyperlink w:anchor="_Toc226965097" w:history="1">
             <w:r>
               <w:rPr>
                 <w:rStyle w:val="Hiperhivatkozs"/>
@@ -3687,7 +3703,7 @@
                 <w:noProof/>
                 <w:webHidden/>
               </w:rPr>
-              <w:instrText xml:space="preserve"> PAGEREF _Toc224034349 \h </w:instrText>
+              <w:instrText xml:space="preserve"> PAGEREF _Toc226965097 \h </w:instrText>
             </w:r>
             <w:r>
               <w:rPr>
@@ -3731,7 +3747,7 @@
               <w:lang w:eastAsia="hu-HU"/>
             </w:rPr>
           </w:pPr>
-          <w:hyperlink w:anchor="_Toc224034350" w:history="1">
+          <w:hyperlink w:anchor="_Toc226965098" w:history="1">
             <w:r>
               <w:rPr>
                 <w:rStyle w:val="Hiperhivatkozs"/>
@@ -3758,7 +3774,7 @@
                 <w:noProof/>
                 <w:webHidden/>
               </w:rPr>
-              <w:instrText xml:space="preserve"> PAGEREF _Toc224034350 \h </w:instrText>
+              <w:instrText xml:space="preserve"> PAGEREF _Toc226965098 \h </w:instrText>
             </w:r>
             <w:r>
               <w:rPr>
@@ -3802,7 +3818,7 @@
               <w:lang w:eastAsia="hu-HU"/>
             </w:rPr>
           </w:pPr>
-          <w:hyperlink w:anchor="_Toc224034351" w:history="1">
+          <w:hyperlink w:anchor="_Toc226965099" w:history="1">
             <w:r>
               <w:rPr>
                 <w:rStyle w:val="Hiperhivatkozs"/>
@@ -3829,7 +3845,7 @@
                 <w:noProof/>
                 <w:webHidden/>
               </w:rPr>
-              <w:instrText xml:space="preserve"> PAGEREF _Toc224034351 \h </w:instrText>
+              <w:instrText xml:space="preserve"> PAGEREF _Toc226965099 \h </w:instrText>
             </w:r>
             <w:r>
               <w:rPr>
@@ -3870,7 +3886,7 @@
               <w:lang w:eastAsia="hu-HU"/>
             </w:rPr>
           </w:pPr>
-          <w:hyperlink w:anchor="_Toc224034352" w:history="1">
+          <w:hyperlink w:anchor="_Toc226965100" w:history="1">
             <w:r>
               <w:rPr>
                 <w:rStyle w:val="Hiperhivatkozs"/>
@@ -3913,7 +3929,7 @@
                 <w:noProof/>
                 <w:webHidden/>
               </w:rPr>
-              <w:instrText xml:space="preserve"> PAGEREF _Toc224034352 \h </w:instrText>
+              <w:instrText xml:space="preserve"> PAGEREF _Toc226965100 \h </w:instrText>
             </w:r>
             <w:r>
               <w:rPr>
@@ -3957,7 +3973,7 @@
               <w:lang w:eastAsia="hu-HU"/>
             </w:rPr>
           </w:pPr>
-          <w:hyperlink w:anchor="_Toc224034353" w:history="1">
+          <w:hyperlink w:anchor="_Toc226965101" w:history="1">
             <w:r>
               <w:rPr>
                 <w:rStyle w:val="Hiperhivatkozs"/>
@@ -3984,7 +4000,7 @@
                 <w:noProof/>
                 <w:webHidden/>
               </w:rPr>
-              <w:instrText xml:space="preserve"> PAGEREF _Toc224034353 \h </w:instrText>
+              <w:instrText xml:space="preserve"> PAGEREF _Toc226965101 \h </w:instrText>
             </w:r>
             <w:r>
               <w:rPr>
@@ -4028,7 +4044,7 @@
               <w:lang w:eastAsia="hu-HU"/>
             </w:rPr>
           </w:pPr>
-          <w:hyperlink w:anchor="_Toc224034354" w:history="1">
+          <w:hyperlink w:anchor="_Toc226965102" w:history="1">
             <w:r>
               <w:rPr>
                 <w:rStyle w:val="Hiperhivatkozs"/>
@@ -4055,7 +4071,7 @@
                 <w:noProof/>
                 <w:webHidden/>
               </w:rPr>
-              <w:instrText xml:space="preserve"> PAGEREF _Toc224034354 \h </w:instrText>
+              <w:instrText xml:space="preserve"> PAGEREF _Toc226965102 \h </w:instrText>
             </w:r>
             <w:r>
               <w:rPr>
@@ -4096,7 +4112,7 @@
               <w:lang w:eastAsia="hu-HU"/>
             </w:rPr>
           </w:pPr>
-          <w:hyperlink w:anchor="_Toc224034355" w:history="1">
+          <w:hyperlink w:anchor="_Toc226965103" w:history="1">
             <w:r>
               <w:rPr>
                 <w:rStyle w:val="Hiperhivatkozs"/>
@@ -4139,7 +4155,7 @@
                 <w:noProof/>
                 <w:webHidden/>
               </w:rPr>
-              <w:instrText xml:space="preserve"> PAGEREF _Toc224034355 \h </w:instrText>
+              <w:instrText xml:space="preserve"> PAGEREF _Toc226965103 \h </w:instrText>
             </w:r>
             <w:r>
               <w:rPr>
@@ -4183,7 +4199,7 @@
               <w:lang w:eastAsia="hu-HU"/>
             </w:rPr>
           </w:pPr>
-          <w:hyperlink w:anchor="_Toc224034356" w:history="1">
+          <w:hyperlink w:anchor="_Toc226965104" w:history="1">
             <w:r>
               <w:rPr>
                 <w:rStyle w:val="Hiperhivatkozs"/>
@@ -4210,7 +4226,7 @@
                 <w:noProof/>
                 <w:webHidden/>
               </w:rPr>
-              <w:instrText xml:space="preserve"> PAGEREF _Toc224034356 \h </w:instrText>
+              <w:instrText xml:space="preserve"> PAGEREF _Toc226965104 \h </w:instrText>
             </w:r>
             <w:r>
               <w:rPr>
@@ -4254,7 +4270,7 @@
               <w:lang w:eastAsia="hu-HU"/>
             </w:rPr>
           </w:pPr>
-          <w:hyperlink w:anchor="_Toc224034357" w:history="1">
+          <w:hyperlink w:anchor="_Toc226965105" w:history="1">
             <w:r>
               <w:rPr>
                 <w:rStyle w:val="Hiperhivatkozs"/>
@@ -4281,7 +4297,7 @@
                 <w:noProof/>
                 <w:webHidden/>
               </w:rPr>
-              <w:instrText xml:space="preserve"> PAGEREF _Toc224034357 \h </w:instrText>
+              <w:instrText xml:space="preserve"> PAGEREF _Toc226965105 \h </w:instrText>
             </w:r>
             <w:r>
               <w:rPr>
@@ -4325,7 +4341,7 @@
               <w:lang w:eastAsia="hu-HU"/>
             </w:rPr>
           </w:pPr>
-          <w:hyperlink w:anchor="_Toc224034358" w:history="1">
+          <w:hyperlink w:anchor="_Toc226965106" w:history="1">
             <w:r>
               <w:rPr>
                 <w:rStyle w:val="Hiperhivatkozs"/>
@@ -4352,7 +4368,7 @@
                 <w:noProof/>
                 <w:webHidden/>
               </w:rPr>
-              <w:instrText xml:space="preserve"> PAGEREF _Toc224034358 \h </w:instrText>
+              <w:instrText xml:space="preserve"> PAGEREF _Toc226965106 \h </w:instrText>
             </w:r>
             <w:r>
               <w:rPr>
@@ -4396,7 +4412,7 @@
               <w:lang w:eastAsia="hu-HU"/>
             </w:rPr>
           </w:pPr>
-          <w:hyperlink w:anchor="_Toc224034359" w:history="1">
+          <w:hyperlink w:anchor="_Toc226965107" w:history="1">
             <w:r>
               <w:rPr>
                 <w:rStyle w:val="Hiperhivatkozs"/>
@@ -4423,7 +4439,7 @@
                 <w:noProof/>
                 <w:webHidden/>
               </w:rPr>
-              <w:instrText xml:space="preserve"> PAGEREF _Toc224034359 \h </w:instrText>
+              <w:instrText xml:space="preserve"> PAGEREF _Toc226965107 \h </w:instrText>
             </w:r>
             <w:r>
               <w:rPr>
@@ -4467,7 +4483,7 @@
               <w:lang w:eastAsia="hu-HU"/>
             </w:rPr>
           </w:pPr>
-          <w:hyperlink w:anchor="_Toc224034360" w:history="1">
+          <w:hyperlink w:anchor="_Toc226965108" w:history="1">
             <w:r>
               <w:rPr>
                 <w:rStyle w:val="Hiperhivatkozs"/>
@@ -4494,7 +4510,7 @@
                 <w:noProof/>
                 <w:webHidden/>
               </w:rPr>
-              <w:instrText xml:space="preserve"> PAGEREF _Toc224034360 \h </w:instrText>
+              <w:instrText xml:space="preserve"> PAGEREF _Toc226965108 \h </w:instrText>
             </w:r>
             <w:r>
               <w:rPr>
@@ -4538,7 +4554,7 @@
               <w:lang w:eastAsia="hu-HU"/>
             </w:rPr>
           </w:pPr>
-          <w:hyperlink w:anchor="_Toc224034361" w:history="1">
+          <w:hyperlink w:anchor="_Toc226965109" w:history="1">
             <w:r>
               <w:rPr>
                 <w:rStyle w:val="Hiperhivatkozs"/>
@@ -4565,7 +4581,7 @@
                 <w:noProof/>
                 <w:webHidden/>
               </w:rPr>
-              <w:instrText xml:space="preserve"> PAGEREF _Toc224034361 \h </w:instrText>
+              <w:instrText xml:space="preserve"> PAGEREF _Toc226965109 \h </w:instrText>
             </w:r>
             <w:r>
               <w:rPr>
@@ -4606,7 +4622,7 @@
               <w:lang w:eastAsia="hu-HU"/>
             </w:rPr>
           </w:pPr>
-          <w:hyperlink w:anchor="_Toc224034362" w:history="1">
+          <w:hyperlink w:anchor="_Toc226965110" w:history="1">
             <w:r>
               <w:rPr>
                 <w:rStyle w:val="Hiperhivatkozs"/>
@@ -4649,7 +4665,7 @@
                 <w:noProof/>
                 <w:webHidden/>
               </w:rPr>
-              <w:instrText xml:space="preserve"> PAGEREF _Toc224034362 \h </w:instrText>
+              <w:instrText xml:space="preserve"> PAGEREF _Toc226965110 \h </w:instrText>
             </w:r>
             <w:r>
               <w:rPr>
@@ -4693,7 +4709,7 @@
               <w:lang w:eastAsia="hu-HU"/>
             </w:rPr>
           </w:pPr>
-          <w:hyperlink w:anchor="_Toc224034363" w:history="1">
+          <w:hyperlink w:anchor="_Toc226965111" w:history="1">
             <w:r>
               <w:rPr>
                 <w:rStyle w:val="Hiperhivatkozs"/>
@@ -4720,7 +4736,7 @@
                 <w:noProof/>
                 <w:webHidden/>
               </w:rPr>
-              <w:instrText xml:space="preserve"> PAGEREF _Toc224034363 \h </w:instrText>
+              <w:instrText xml:space="preserve"> PAGEREF _Toc226965111 \h </w:instrText>
             </w:r>
             <w:r>
               <w:rPr>
@@ -4764,7 +4780,7 @@
               <w:lang w:eastAsia="hu-HU"/>
             </w:rPr>
           </w:pPr>
-          <w:hyperlink w:anchor="_Toc224034364" w:history="1">
+          <w:hyperlink w:anchor="_Toc226965112" w:history="1">
             <w:r>
               <w:rPr>
                 <w:rStyle w:val="Hiperhivatkozs"/>
@@ -4791,7 +4807,7 @@
                 <w:noProof/>
                 <w:webHidden/>
               </w:rPr>
-              <w:instrText xml:space="preserve"> PAGEREF _Toc224034364 \h </w:instrText>
+              <w:instrText xml:space="preserve"> PAGEREF _Toc226965112 \h </w:instrText>
             </w:r>
             <w:r>
               <w:rPr>
@@ -4835,7 +4851,7 @@
               <w:lang w:eastAsia="hu-HU"/>
             </w:rPr>
           </w:pPr>
-          <w:hyperlink w:anchor="_Toc224034365" w:history="1">
+          <w:hyperlink w:anchor="_Toc226965113" w:history="1">
             <w:r>
               <w:rPr>
                 <w:rStyle w:val="Hiperhivatkozs"/>
@@ -4862,7 +4878,7 @@
                 <w:noProof/>
                 <w:webHidden/>
               </w:rPr>
-              <w:instrText xml:space="preserve"> PAGEREF _Toc224034365 \h </w:instrText>
+              <w:instrText xml:space="preserve"> PAGEREF _Toc226965113 \h </w:instrText>
             </w:r>
             <w:r>
               <w:rPr>
@@ -4906,7 +4922,7 @@
               <w:lang w:eastAsia="hu-HU"/>
             </w:rPr>
           </w:pPr>
-          <w:hyperlink w:anchor="_Toc224034366" w:history="1">
+          <w:hyperlink w:anchor="_Toc226965114" w:history="1">
             <w:r>
               <w:rPr>
                 <w:rStyle w:val="Hiperhivatkozs"/>
@@ -4933,7 +4949,7 @@
                 <w:noProof/>
                 <w:webHidden/>
               </w:rPr>
-              <w:instrText xml:space="preserve"> PAGEREF _Toc224034366 \h </w:instrText>
+              <w:instrText xml:space="preserve"> PAGEREF _Toc226965114 \h </w:instrText>
             </w:r>
             <w:r>
               <w:rPr>
@@ -4977,7 +4993,7 @@
               <w:lang w:eastAsia="hu-HU"/>
             </w:rPr>
           </w:pPr>
-          <w:hyperlink w:anchor="_Toc224034367" w:history="1">
+          <w:hyperlink w:anchor="_Toc226965115" w:history="1">
             <w:r>
               <w:rPr>
                 <w:rStyle w:val="Hiperhivatkozs"/>
@@ -5004,7 +5020,7 @@
                 <w:noProof/>
                 <w:webHidden/>
               </w:rPr>
-              <w:instrText xml:space="preserve"> PAGEREF _Toc224034367 \h </w:instrText>
+              <w:instrText xml:space="preserve"> PAGEREF _Toc226965115 \h </w:instrText>
             </w:r>
             <w:r>
               <w:rPr>
@@ -5048,7 +5064,7 @@
               <w:lang w:eastAsia="hu-HU"/>
             </w:rPr>
           </w:pPr>
-          <w:hyperlink w:anchor="_Toc224034368" w:history="1">
+          <w:hyperlink w:anchor="_Toc226965116" w:history="1">
             <w:r>
               <w:rPr>
                 <w:rStyle w:val="Hiperhivatkozs"/>
@@ -5075,7 +5091,7 @@
                 <w:noProof/>
                 <w:webHidden/>
               </w:rPr>
-              <w:instrText xml:space="preserve"> PAGEREF _Toc224034368 \h </w:instrText>
+              <w:instrText xml:space="preserve"> PAGEREF _Toc226965116 \h </w:instrText>
             </w:r>
             <w:r>
               <w:rPr>
@@ -5119,7 +5135,7 @@
               <w:lang w:eastAsia="hu-HU"/>
             </w:rPr>
           </w:pPr>
-          <w:hyperlink w:anchor="_Toc224034369" w:history="1">
+          <w:hyperlink w:anchor="_Toc226965117" w:history="1">
             <w:r>
               <w:rPr>
                 <w:rStyle w:val="Hiperhivatkozs"/>
@@ -5146,7 +5162,7 @@
                 <w:noProof/>
                 <w:webHidden/>
               </w:rPr>
-              <w:instrText xml:space="preserve"> PAGEREF _Toc224034369 \h </w:instrText>
+              <w:instrText xml:space="preserve"> PAGEREF _Toc226965117 \h </w:instrText>
             </w:r>
             <w:r>
               <w:rPr>
@@ -5190,7 +5206,7 @@
               <w:lang w:eastAsia="hu-HU"/>
             </w:rPr>
           </w:pPr>
-          <w:hyperlink w:anchor="_Toc224034370" w:history="1">
+          <w:hyperlink w:anchor="_Toc226965118" w:history="1">
             <w:r>
               <w:rPr>
                 <w:rStyle w:val="Hiperhivatkozs"/>
@@ -5217,7 +5233,7 @@
                 <w:noProof/>
                 <w:webHidden/>
               </w:rPr>
-              <w:instrText xml:space="preserve"> PAGEREF _Toc224034370 \h </w:instrText>
+              <w:instrText xml:space="preserve"> PAGEREF _Toc226965118 \h </w:instrText>
             </w:r>
             <w:r>
               <w:rPr>
@@ -5261,7 +5277,7 @@
               <w:lang w:eastAsia="hu-HU"/>
             </w:rPr>
           </w:pPr>
-          <w:hyperlink w:anchor="_Toc224034371" w:history="1">
+          <w:hyperlink w:anchor="_Toc226965119" w:history="1">
             <w:r>
               <w:rPr>
                 <w:rStyle w:val="Hiperhivatkozs"/>
@@ -5288,7 +5304,7 @@
                 <w:noProof/>
                 <w:webHidden/>
               </w:rPr>
-              <w:instrText xml:space="preserve"> PAGEREF _Toc224034371 \h </w:instrText>
+              <w:instrText xml:space="preserve"> PAGEREF _Toc226965119 \h </w:instrText>
             </w:r>
             <w:r>
               <w:rPr>
@@ -5332,7 +5348,7 @@
               <w:lang w:eastAsia="hu-HU"/>
             </w:rPr>
           </w:pPr>
-          <w:hyperlink w:anchor="_Toc224034372" w:history="1">
+          <w:hyperlink w:anchor="_Toc226965120" w:history="1">
             <w:r>
               <w:rPr>
                 <w:rStyle w:val="Hiperhivatkozs"/>
@@ -5359,7 +5375,7 @@
                 <w:noProof/>
                 <w:webHidden/>
               </w:rPr>
-              <w:instrText xml:space="preserve"> PAGEREF _Toc224034372 \h </w:instrText>
+              <w:instrText xml:space="preserve"> PAGEREF _Toc226965120 \h </w:instrText>
             </w:r>
             <w:r>
               <w:rPr>
@@ -5400,7 +5416,7 @@
               <w:lang w:eastAsia="hu-HU"/>
             </w:rPr>
           </w:pPr>
-          <w:hyperlink w:anchor="_Toc224034373" w:history="1">
+          <w:hyperlink w:anchor="_Toc226965121" w:history="1">
             <w:r>
               <w:rPr>
                 <w:rStyle w:val="Hiperhivatkozs"/>
@@ -5443,7 +5459,7 @@
                 <w:noProof/>
                 <w:webHidden/>
               </w:rPr>
-              <w:instrText xml:space="preserve"> PAGEREF _Toc224034373 \h </w:instrText>
+              <w:instrText xml:space="preserve"> PAGEREF _Toc226965121 \h </w:instrText>
             </w:r>
             <w:r>
               <w:rPr>
@@ -5484,7 +5500,7 @@
               <w:lang w:eastAsia="hu-HU"/>
             </w:rPr>
           </w:pPr>
-          <w:hyperlink w:anchor="_Toc224034374" w:history="1">
+          <w:hyperlink w:anchor="_Toc226965122" w:history="1">
             <w:r>
               <w:rPr>
                 <w:rStyle w:val="Hiperhivatkozs"/>
@@ -5527,7 +5543,7 @@
                 <w:noProof/>
                 <w:webHidden/>
               </w:rPr>
-              <w:instrText xml:space="preserve"> PAGEREF _Toc224034374 \h </w:instrText>
+              <w:instrText xml:space="preserve"> PAGEREF _Toc226965122 \h </w:instrText>
             </w:r>
             <w:r>
               <w:rPr>
@@ -5571,7 +5587,7 @@
               <w:lang w:eastAsia="hu-HU"/>
             </w:rPr>
           </w:pPr>
-          <w:hyperlink w:anchor="_Toc224034375" w:history="1">
+          <w:hyperlink w:anchor="_Toc226965123" w:history="1">
             <w:r>
               <w:rPr>
                 <w:rStyle w:val="Hiperhivatkozs"/>
@@ -5598,7 +5614,7 @@
                 <w:noProof/>
                 <w:webHidden/>
               </w:rPr>
-              <w:instrText xml:space="preserve"> PAGEREF _Toc224034375 \h </w:instrText>
+              <w:instrText xml:space="preserve"> PAGEREF _Toc226965123 \h </w:instrText>
             </w:r>
             <w:r>
               <w:rPr>
@@ -5642,7 +5658,7 @@
               <w:lang w:eastAsia="hu-HU"/>
             </w:rPr>
           </w:pPr>
-          <w:hyperlink w:anchor="_Toc224034376" w:history="1">
+          <w:hyperlink w:anchor="_Toc226965124" w:history="1">
             <w:r>
               <w:rPr>
                 <w:rStyle w:val="Hiperhivatkozs"/>
@@ -5669,7 +5685,7 @@
                 <w:noProof/>
                 <w:webHidden/>
               </w:rPr>
-              <w:instrText xml:space="preserve"> PAGEREF _Toc224034376 \h </w:instrText>
+              <w:instrText xml:space="preserve"> PAGEREF _Toc226965124 \h </w:instrText>
             </w:r>
             <w:r>
               <w:rPr>
@@ -5710,7 +5726,7 @@
               <w:lang w:eastAsia="hu-HU"/>
             </w:rPr>
           </w:pPr>
-          <w:hyperlink w:anchor="_Toc224034377" w:history="1">
+          <w:hyperlink w:anchor="_Toc226965125" w:history="1">
             <w:r>
               <w:rPr>
                 <w:rStyle w:val="Hiperhivatkozs"/>
@@ -5753,7 +5769,7 @@
                 <w:noProof/>
                 <w:webHidden/>
               </w:rPr>
-              <w:instrText xml:space="preserve"> PAGEREF _Toc224034377 \h </w:instrText>
+              <w:instrText xml:space="preserve"> PAGEREF _Toc226965125 \h </w:instrText>
             </w:r>
             <w:r>
               <w:rPr>
@@ -5797,7 +5813,7 @@
               <w:lang w:eastAsia="hu-HU"/>
             </w:rPr>
           </w:pPr>
-          <w:hyperlink w:anchor="_Toc224034378" w:history="1">
+          <w:hyperlink w:anchor="_Toc226965126" w:history="1">
             <w:r>
               <w:rPr>
                 <w:rStyle w:val="Hiperhivatkozs"/>
@@ -5824,7 +5840,7 @@
                 <w:noProof/>
                 <w:webHidden/>
               </w:rPr>
-              <w:instrText xml:space="preserve"> PAGEREF _Toc224034378 \h </w:instrText>
+              <w:instrText xml:space="preserve"> PAGEREF _Toc226965126 \h </w:instrText>
             </w:r>
             <w:r>
               <w:rPr>
@@ -5868,7 +5884,7 @@
               <w:lang w:eastAsia="hu-HU"/>
             </w:rPr>
           </w:pPr>
-          <w:hyperlink w:anchor="_Toc224034379" w:history="1">
+          <w:hyperlink w:anchor="_Toc226965127" w:history="1">
             <w:r>
               <w:rPr>
                 <w:rStyle w:val="Hiperhivatkozs"/>
@@ -5895,7 +5911,7 @@
                 <w:noProof/>
                 <w:webHidden/>
               </w:rPr>
-              <w:instrText xml:space="preserve"> PAGEREF _Toc224034379 \h </w:instrText>
+              <w:instrText xml:space="preserve"> PAGEREF _Toc226965127 \h </w:instrText>
             </w:r>
             <w:r>
               <w:rPr>
@@ -5939,7 +5955,7 @@
               <w:lang w:eastAsia="hu-HU"/>
             </w:rPr>
           </w:pPr>
-          <w:hyperlink w:anchor="_Toc224034380" w:history="1">
+          <w:hyperlink w:anchor="_Toc226965128" w:history="1">
             <w:r>
               <w:rPr>
                 <w:rStyle w:val="Hiperhivatkozs"/>
@@ -5966,7 +5982,7 @@
                 <w:noProof/>
                 <w:webHidden/>
               </w:rPr>
-              <w:instrText xml:space="preserve"> PAGEREF _Toc224034380 \h </w:instrText>
+              <w:instrText xml:space="preserve"> PAGEREF _Toc226965128 \h </w:instrText>
             </w:r>
             <w:r>
               <w:rPr>
@@ -6007,7 +6023,7 @@
               <w:lang w:eastAsia="hu-HU"/>
             </w:rPr>
           </w:pPr>
-          <w:hyperlink w:anchor="_Toc224034381" w:history="1">
+          <w:hyperlink w:anchor="_Toc226965129" w:history="1">
             <w:r>
               <w:rPr>
                 <w:rStyle w:val="Hiperhivatkozs"/>
@@ -6050,7 +6066,7 @@
                 <w:noProof/>
                 <w:webHidden/>
               </w:rPr>
-              <w:instrText xml:space="preserve"> PAGEREF _Toc224034381 \h </w:instrText>
+              <w:instrText xml:space="preserve"> PAGEREF _Toc226965129 \h </w:instrText>
             </w:r>
             <w:r>
               <w:rPr>
@@ -6094,7 +6110,7 @@
               <w:lang w:eastAsia="hu-HU"/>
             </w:rPr>
           </w:pPr>
-          <w:hyperlink w:anchor="_Toc224034382" w:history="1">
+          <w:hyperlink w:anchor="_Toc226965130" w:history="1">
             <w:r>
               <w:rPr>
                 <w:rStyle w:val="Hiperhivatkozs"/>
@@ -6121,7 +6137,7 @@
                 <w:noProof/>
                 <w:webHidden/>
               </w:rPr>
-              <w:instrText xml:space="preserve"> PAGEREF _Toc224034382 \h </w:instrText>
+              <w:instrText xml:space="preserve"> PAGEREF _Toc226965130 \h </w:instrText>
             </w:r>
             <w:r>
               <w:rPr>
@@ -6165,7 +6181,7 @@
               <w:lang w:eastAsia="hu-HU"/>
             </w:rPr>
           </w:pPr>
-          <w:hyperlink w:anchor="_Toc224034383" w:history="1">
+          <w:hyperlink w:anchor="_Toc226965131" w:history="1">
             <w:r>
               <w:rPr>
                 <w:rStyle w:val="Hiperhivatkozs"/>
@@ -6192,7 +6208,7 @@
                 <w:noProof/>
                 <w:webHidden/>
               </w:rPr>
-              <w:instrText xml:space="preserve"> PAGEREF _Toc224034383 \h </w:instrText>
+              <w:instrText xml:space="preserve"> PAGEREF _Toc226965131 \h </w:instrText>
             </w:r>
             <w:r>
               <w:rPr>
@@ -6236,7 +6252,7 @@
               <w:lang w:eastAsia="hu-HU"/>
             </w:rPr>
           </w:pPr>
-          <w:hyperlink w:anchor="_Toc224034384" w:history="1">
+          <w:hyperlink w:anchor="_Toc226965132" w:history="1">
             <w:r>
               <w:rPr>
                 <w:rStyle w:val="Hiperhivatkozs"/>
@@ -6263,7 +6279,7 @@
                 <w:noProof/>
                 <w:webHidden/>
               </w:rPr>
-              <w:instrText xml:space="preserve"> PAGEREF _Toc224034384 \h </w:instrText>
+              <w:instrText xml:space="preserve"> PAGEREF _Toc226965132 \h </w:instrText>
             </w:r>
             <w:r>
               <w:rPr>
@@ -6307,7 +6323,7 @@
               <w:lang w:eastAsia="hu-HU"/>
             </w:rPr>
           </w:pPr>
-          <w:hyperlink w:anchor="_Toc224034385" w:history="1">
+          <w:hyperlink w:anchor="_Toc226965133" w:history="1">
             <w:r>
               <w:rPr>
                 <w:rStyle w:val="Hiperhivatkozs"/>
@@ -6334,7 +6350,7 @@
                 <w:noProof/>
                 <w:webHidden/>
               </w:rPr>
-              <w:instrText xml:space="preserve"> PAGEREF _Toc224034385 \h </w:instrText>
+              <w:instrText xml:space="preserve"> PAGEREF _Toc226965133 \h </w:instrText>
             </w:r>
             <w:r>
               <w:rPr>
@@ -6378,7 +6394,7 @@
               <w:lang w:eastAsia="hu-HU"/>
             </w:rPr>
           </w:pPr>
-          <w:hyperlink w:anchor="_Toc224034386" w:history="1">
+          <w:hyperlink w:anchor="_Toc226965134" w:history="1">
             <w:r>
               <w:rPr>
                 <w:rStyle w:val="Hiperhivatkozs"/>
@@ -6405,7 +6421,7 @@
                 <w:noProof/>
                 <w:webHidden/>
               </w:rPr>
-              <w:instrText xml:space="preserve"> PAGEREF _Toc224034386 \h </w:instrText>
+              <w:instrText xml:space="preserve"> PAGEREF _Toc226965134 \h </w:instrText>
             </w:r>
             <w:r>
               <w:rPr>
@@ -6449,7 +6465,7 @@
               <w:lang w:eastAsia="hu-HU"/>
             </w:rPr>
           </w:pPr>
-          <w:hyperlink w:anchor="_Toc224034387" w:history="1">
+          <w:hyperlink w:anchor="_Toc226965135" w:history="1">
             <w:r>
               <w:rPr>
                 <w:rStyle w:val="Hiperhivatkozs"/>
@@ -6476,7 +6492,7 @@
                 <w:noProof/>
                 <w:webHidden/>
               </w:rPr>
-              <w:instrText xml:space="preserve"> PAGEREF _Toc224034387 \h </w:instrText>
+              <w:instrText xml:space="preserve"> PAGEREF _Toc226965135 \h </w:instrText>
             </w:r>
             <w:r>
               <w:rPr>
@@ -6520,7 +6536,7 @@
               <w:lang w:eastAsia="hu-HU"/>
             </w:rPr>
           </w:pPr>
-          <w:hyperlink w:anchor="_Toc224034388" w:history="1">
+          <w:hyperlink w:anchor="_Toc226965136" w:history="1">
             <w:r>
               <w:rPr>
                 <w:rStyle w:val="Hiperhivatkozs"/>
@@ -6547,7 +6563,7 @@
                 <w:noProof/>
                 <w:webHidden/>
               </w:rPr>
-              <w:instrText xml:space="preserve"> PAGEREF _Toc224034388 \h </w:instrText>
+              <w:instrText xml:space="preserve"> PAGEREF _Toc226965136 \h </w:instrText>
             </w:r>
             <w:r>
               <w:rPr>
@@ -6591,7 +6607,7 @@
               <w:lang w:eastAsia="hu-HU"/>
             </w:rPr>
           </w:pPr>
-          <w:hyperlink w:anchor="_Toc224034389" w:history="1">
+          <w:hyperlink w:anchor="_Toc226965137" w:history="1">
             <w:r>
               <w:rPr>
                 <w:rStyle w:val="Hiperhivatkozs"/>
@@ -6618,7 +6634,7 @@
                 <w:noProof/>
                 <w:webHidden/>
               </w:rPr>
-              <w:instrText xml:space="preserve"> PAGEREF _Toc224034389 \h </w:instrText>
+              <w:instrText xml:space="preserve"> PAGEREF _Toc226965137 \h </w:instrText>
             </w:r>
             <w:r>
               <w:rPr>
@@ -6662,7 +6678,7 @@
               <w:lang w:eastAsia="hu-HU"/>
             </w:rPr>
           </w:pPr>
-          <w:hyperlink w:anchor="_Toc224034390" w:history="1">
+          <w:hyperlink w:anchor="_Toc226965138" w:history="1">
             <w:r>
               <w:rPr>
                 <w:rStyle w:val="Hiperhivatkozs"/>
@@ -6689,7 +6705,7 @@
                 <w:noProof/>
                 <w:webHidden/>
               </w:rPr>
-              <w:instrText xml:space="preserve"> PAGEREF _Toc224034390 \h </w:instrText>
+              <w:instrText xml:space="preserve"> PAGEREF _Toc226965138 \h </w:instrText>
             </w:r>
             <w:r>
               <w:rPr>
@@ -6733,7 +6749,7 @@
               <w:lang w:eastAsia="hu-HU"/>
             </w:rPr>
           </w:pPr>
-          <w:hyperlink w:anchor="_Toc224034391" w:history="1">
+          <w:hyperlink w:anchor="_Toc226965139" w:history="1">
             <w:r>
               <w:rPr>
                 <w:rStyle w:val="Hiperhivatkozs"/>
@@ -6760,7 +6776,7 @@
                 <w:noProof/>
                 <w:webHidden/>
               </w:rPr>
-              <w:instrText xml:space="preserve"> PAGEREF _Toc224034391 \h </w:instrText>
+              <w:instrText xml:space="preserve"> PAGEREF _Toc226965139 \h </w:instrText>
             </w:r>
             <w:r>
               <w:rPr>
@@ -6801,7 +6817,7 @@
               <w:lang w:eastAsia="hu-HU"/>
             </w:rPr>
           </w:pPr>
-          <w:hyperlink w:anchor="_Toc224034392" w:history="1">
+          <w:hyperlink w:anchor="_Toc226965140" w:history="1">
             <w:r>
               <w:rPr>
                 <w:rStyle w:val="Hiperhivatkozs"/>
@@ -6844,7 +6860,7 @@
                 <w:noProof/>
                 <w:webHidden/>
               </w:rPr>
-              <w:instrText xml:space="preserve"> PAGEREF _Toc224034392 \h </w:instrText>
+              <w:instrText xml:space="preserve"> PAGEREF _Toc226965140 \h </w:instrText>
             </w:r>
             <w:r>
               <w:rPr>
@@ -6888,7 +6904,7 @@
               <w:lang w:eastAsia="hu-HU"/>
             </w:rPr>
           </w:pPr>
-          <w:hyperlink w:anchor="_Toc224034393" w:history="1">
+          <w:hyperlink w:anchor="_Toc226965141" w:history="1">
             <w:r>
               <w:rPr>
                 <w:rStyle w:val="Hiperhivatkozs"/>
@@ -6915,7 +6931,7 @@
                 <w:noProof/>
                 <w:webHidden/>
               </w:rPr>
-              <w:instrText xml:space="preserve"> PAGEREF _Toc224034393 \h </w:instrText>
+              <w:instrText xml:space="preserve"> PAGEREF _Toc226965141 \h </w:instrText>
             </w:r>
             <w:r>
               <w:rPr>
@@ -6959,7 +6975,7 @@
               <w:lang w:eastAsia="hu-HU"/>
             </w:rPr>
           </w:pPr>
-          <w:hyperlink w:anchor="_Toc224034394" w:history="1">
+          <w:hyperlink w:anchor="_Toc226965142" w:history="1">
             <w:r>
               <w:rPr>
                 <w:rStyle w:val="Hiperhivatkozs"/>
@@ -6986,7 +7002,7 @@
                 <w:noProof/>
                 <w:webHidden/>
               </w:rPr>
-              <w:instrText xml:space="preserve"> PAGEREF _Toc224034394 \h </w:instrText>
+              <w:instrText xml:space="preserve"> PAGEREF _Toc226965142 \h </w:instrText>
             </w:r>
             <w:r>
               <w:rPr>
@@ -7030,7 +7046,7 @@
               <w:lang w:eastAsia="hu-HU"/>
             </w:rPr>
           </w:pPr>
-          <w:hyperlink w:anchor="_Toc224034395" w:history="1">
+          <w:hyperlink w:anchor="_Toc226965143" w:history="1">
             <w:r>
               <w:rPr>
                 <w:rStyle w:val="Hiperhivatkozs"/>
@@ -7057,7 +7073,7 @@
                 <w:noProof/>
                 <w:webHidden/>
               </w:rPr>
-              <w:instrText xml:space="preserve"> PAGEREF _Toc224034395 \h </w:instrText>
+              <w:instrText xml:space="preserve"> PAGEREF _Toc226965143 \h </w:instrText>
             </w:r>
             <w:r>
               <w:rPr>
@@ -7101,7 +7117,7 @@
               <w:lang w:eastAsia="hu-HU"/>
             </w:rPr>
           </w:pPr>
-          <w:hyperlink w:anchor="_Toc224034396" w:history="1">
+          <w:hyperlink w:anchor="_Toc226965144" w:history="1">
             <w:r>
               <w:rPr>
                 <w:rStyle w:val="Hiperhivatkozs"/>
@@ -7128,7 +7144,7 @@
                 <w:noProof/>
                 <w:webHidden/>
               </w:rPr>
-              <w:instrText xml:space="preserve"> PAGEREF _Toc224034396 \h </w:instrText>
+              <w:instrText xml:space="preserve"> PAGEREF _Toc226965144 \h </w:instrText>
             </w:r>
             <w:r>
               <w:rPr>
@@ -7169,7 +7185,7 @@
               <w:lang w:eastAsia="hu-HU"/>
             </w:rPr>
           </w:pPr>
-          <w:hyperlink w:anchor="_Toc224034397" w:history="1">
+          <w:hyperlink w:anchor="_Toc226965145" w:history="1">
             <w:r>
               <w:rPr>
                 <w:rStyle w:val="Hiperhivatkozs"/>
@@ -7212,7 +7228,7 @@
                 <w:noProof/>
                 <w:webHidden/>
               </w:rPr>
-              <w:instrText xml:space="preserve"> PAGEREF _Toc224034397 \h </w:instrText>
+              <w:instrText xml:space="preserve"> PAGEREF _Toc226965145 \h </w:instrText>
             </w:r>
             <w:r>
               <w:rPr>
@@ -7256,7 +7272,7 @@
               <w:lang w:eastAsia="hu-HU"/>
             </w:rPr>
           </w:pPr>
-          <w:hyperlink w:anchor="_Toc224034398" w:history="1">
+          <w:hyperlink w:anchor="_Toc226965146" w:history="1">
             <w:r>
               <w:rPr>
                 <w:rStyle w:val="Hiperhivatkozs"/>
@@ -7283,7 +7299,7 @@
                 <w:noProof/>
                 <w:webHidden/>
               </w:rPr>
-              <w:instrText xml:space="preserve"> PAGEREF _Toc224034398 \h </w:instrText>
+              <w:instrText xml:space="preserve"> PAGEREF _Toc226965146 \h </w:instrText>
             </w:r>
             <w:r>
               <w:rPr>
@@ -7327,7 +7343,7 @@
               <w:lang w:eastAsia="hu-HU"/>
             </w:rPr>
           </w:pPr>
-          <w:hyperlink w:anchor="_Toc224034399" w:history="1">
+          <w:hyperlink w:anchor="_Toc226965147" w:history="1">
             <w:r>
               <w:rPr>
                 <w:rStyle w:val="Hiperhivatkozs"/>
@@ -7354,7 +7370,7 @@
                 <w:noProof/>
                 <w:webHidden/>
               </w:rPr>
-              <w:instrText xml:space="preserve"> PAGEREF _Toc224034399 \h </w:instrText>
+              <w:instrText xml:space="preserve"> PAGEREF _Toc226965147 \h </w:instrText>
             </w:r>
             <w:r>
               <w:rPr>
@@ -7395,7 +7411,7 @@
               <w:lang w:eastAsia="hu-HU"/>
             </w:rPr>
           </w:pPr>
-          <w:hyperlink w:anchor="_Toc224034400" w:history="1">
+          <w:hyperlink w:anchor="_Toc226965148" w:history="1">
             <w:r>
               <w:rPr>
                 <w:rStyle w:val="Hiperhivatkozs"/>
@@ -7438,7 +7454,7 @@
                 <w:noProof/>
                 <w:webHidden/>
               </w:rPr>
-              <w:instrText xml:space="preserve"> PAGEREF _Toc224034400 \h </w:instrText>
+              <w:instrText xml:space="preserve"> PAGEREF _Toc226965148 \h </w:instrText>
             </w:r>
             <w:r>
               <w:rPr>
@@ -7479,7 +7495,7 @@
               <w:lang w:eastAsia="hu-HU"/>
             </w:rPr>
           </w:pPr>
-          <w:hyperlink w:anchor="_Toc224034401" w:history="1">
+          <w:hyperlink w:anchor="_Toc226965149" w:history="1">
             <w:r>
               <w:rPr>
                 <w:rStyle w:val="Hiperhivatkozs"/>
@@ -7522,7 +7538,7 @@
                 <w:noProof/>
                 <w:webHidden/>
               </w:rPr>
-              <w:instrText xml:space="preserve"> PAGEREF _Toc224034401 \h </w:instrText>
+              <w:instrText xml:space="preserve"> PAGEREF _Toc226965149 \h </w:instrText>
             </w:r>
             <w:r>
               <w:rPr>
@@ -7563,7 +7579,7 @@
               <w:lang w:eastAsia="hu-HU"/>
             </w:rPr>
           </w:pPr>
-          <w:hyperlink w:anchor="_Toc224034402" w:history="1">
+          <w:hyperlink w:anchor="_Toc226965150" w:history="1">
             <w:r>
               <w:rPr>
                 <w:rStyle w:val="Hiperhivatkozs"/>
@@ -7606,7 +7622,7 @@
                 <w:noProof/>
                 <w:webHidden/>
               </w:rPr>
-              <w:instrText xml:space="preserve"> PAGEREF _Toc224034402 \h </w:instrText>
+              <w:instrText xml:space="preserve"> PAGEREF _Toc226965150 \h </w:instrText>
             </w:r>
             <w:r>
               <w:rPr>
@@ -7669,12 +7685,12 @@
         </w:numPr>
         <w:jc w:val="both"/>
       </w:pPr>
-      <w:bookmarkStart w:id="2" w:name="_Toc224034307"/>
+      <w:bookmarkStart w:id="3" w:name="_Toc226965055"/>
       <w:r>
         <w:lastRenderedPageBreak/>
         <w:t>Bevezetés</w:t>
       </w:r>
-      <w:bookmarkEnd w:id="2"/>
+      <w:bookmarkEnd w:id="3"/>
     </w:p>
     <w:p>
       <w:pPr>
@@ -7792,66 +7808,59 @@
           <w:b/>
         </w:rPr>
       </w:pPr>
-      <w:bookmarkStart w:id="3" w:name="_Toc224034308"/>
+      <w:bookmarkStart w:id="4" w:name="_Toc226965056"/>
       <w:r>
         <w:lastRenderedPageBreak/>
         <w:t xml:space="preserve">1.1 </w:t>
       </w:r>
       <w:r>
-        <w:rPr>
-          <w:rStyle w:val="Cmsor2Char"/>
+        <w:t>A projektmunka témája és funkciói</w:t>
+      </w:r>
+      <w:bookmarkEnd w:id="4"/>
+    </w:p>
+    <w:p>
+      <w:pPr>
+        <w:spacing w:line="360" w:lineRule="auto"/>
+        <w:ind w:firstLine="708"/>
+      </w:pPr>
+      <w:r>
+        <w:t>A projekt célja egy iskolai felvételi digitális rendszer megtervezése és fejlesztése, amely segíti a tanulói adatok és vizsgaeredmények nyilvántartását, az importálási folyamatok egyszerűsítését és a felhasználói élmény javítását.</w:t>
+      </w:r>
+    </w:p>
+    <w:p>
+      <w:pPr>
+        <w:spacing w:line="360" w:lineRule="auto"/>
+      </w:pPr>
+    </w:p>
+    <w:p>
+      <w:pPr>
+        <w:pStyle w:val="Cmsor3"/>
+        <w:numPr>
+          <w:ilvl w:val="2"/>
+          <w:numId w:val="36"/>
+        </w:numPr>
+        <w:spacing w:line="360" w:lineRule="auto"/>
+        <w:rPr>
+          <w:sz w:val="28"/>
+        </w:rPr>
+      </w:pPr>
+      <w:bookmarkStart w:id="5" w:name="_Toc226965057"/>
+      <w:r>
+        <w:rPr>
+          <w:rStyle w:val="Kiemels2"/>
           <w:b/>
-        </w:rPr>
-        <w:t>Projektmunka témája, milyen funkciókat foglal magába?</w:t>
-      </w:r>
-      <w:bookmarkEnd w:id="3"/>
-    </w:p>
-    <w:p>
-      <w:pPr>
-        <w:spacing w:line="360" w:lineRule="auto"/>
-        <w:ind w:firstLine="708"/>
-      </w:pPr>
-      <w:r>
-        <w:t>A projekt célja egy iskolai felvételi digitális rendszer megtervezése és fejlesztése, amely segíti a tanulói adatok és vizsgaeredmények nyilvántartását, az importálási folyamatok egyszerűsítését és a felhasználói élmény javítását.</w:t>
-      </w:r>
-    </w:p>
-    <w:p>
-      <w:pPr>
-        <w:spacing w:line="360" w:lineRule="auto"/>
-      </w:pPr>
-    </w:p>
-    <w:p>
-      <w:pPr>
-        <w:pStyle w:val="Cmsor3"/>
-        <w:spacing w:line="360" w:lineRule="auto"/>
-        <w:rPr>
+          <w:bCs w:val="0"/>
           <w:sz w:val="28"/>
-          <w:szCs w:val="28"/>
-        </w:rPr>
-      </w:pPr>
-      <w:bookmarkStart w:id="4" w:name="_Toc224034309"/>
+        </w:rPr>
+        <w:t xml:space="preserve">A projekt háttere </w:t>
+      </w:r>
       <w:r>
         <w:rPr>
           <w:sz w:val="28"/>
-          <w:szCs w:val="28"/>
-        </w:rPr>
-        <w:t>1.1.1</w:t>
-      </w:r>
-      <w:r>
-        <w:rPr>
-          <w:sz w:val="28"/>
-          <w:szCs w:val="28"/>
-        </w:rPr>
-        <w:t xml:space="preserve">  </w:t>
-      </w:r>
-      <w:r>
-        <w:rPr>
-          <w:sz w:val="28"/>
-          <w:szCs w:val="28"/>
-        </w:rPr>
-        <w:t>A projekt háttere és motivációja</w:t>
-      </w:r>
-      <w:bookmarkEnd w:id="4"/>
+        </w:rPr>
+        <w:t>és motivációja</w:t>
+      </w:r>
+      <w:bookmarkEnd w:id="5"/>
     </w:p>
     <w:p>
       <w:pPr>
@@ -7888,7 +7897,7 @@
         </w:numPr>
         <w:jc w:val="both"/>
       </w:pPr>
-      <w:bookmarkStart w:id="5" w:name="_Toc224034310"/>
+      <w:bookmarkStart w:id="6" w:name="_Toc226965058"/>
       <w:r>
         <w:lastRenderedPageBreak/>
         <w:t>Fő funkciók</w:t>
@@ -7896,7 +7905,7 @@
       <w:r>
         <w:t xml:space="preserve"> részletesen</w:t>
       </w:r>
-      <w:bookmarkEnd w:id="5"/>
+      <w:bookmarkEnd w:id="6"/>
     </w:p>
     <w:p>
       <w:pPr>
@@ -8020,14 +8029,14 @@
       <w:pPr>
         <w:pStyle w:val="Cmsor2"/>
       </w:pPr>
-      <w:bookmarkStart w:id="6" w:name="_Toc224034311"/>
+      <w:bookmarkStart w:id="7" w:name="_Toc226965059"/>
       <w:r>
         <w:t xml:space="preserve">2.1 </w:t>
       </w:r>
       <w:r>
         <w:t>Excel és CSV importálás</w:t>
       </w:r>
-      <w:bookmarkEnd w:id="6"/>
+      <w:bookmarkEnd w:id="7"/>
     </w:p>
     <w:p>
       <w:pPr>
@@ -8072,14 +8081,14 @@
       <w:pPr>
         <w:pStyle w:val="Cmsor2"/>
       </w:pPr>
-      <w:bookmarkStart w:id="7" w:name="_Toc224034312"/>
+      <w:bookmarkStart w:id="8" w:name="_Toc226965060"/>
       <w:r>
         <w:t xml:space="preserve">2.2 </w:t>
       </w:r>
       <w:r>
         <w:t>Tanulói adatkezelés</w:t>
       </w:r>
-      <w:bookmarkEnd w:id="7"/>
+      <w:bookmarkEnd w:id="8"/>
     </w:p>
     <w:p>
       <w:pPr>
@@ -8114,7 +8123,7 @@
       <w:pPr>
         <w:pStyle w:val="Cmsor2"/>
       </w:pPr>
-      <w:bookmarkStart w:id="8" w:name="_Toc224034313"/>
+      <w:bookmarkStart w:id="9" w:name="_Toc226965061"/>
       <w:r>
         <w:lastRenderedPageBreak/>
         <w:t xml:space="preserve">2.3 </w:t>
@@ -8122,7 +8131,7 @@
       <w:r>
         <w:t>Vizsgaeredmények nyilvántartása</w:t>
       </w:r>
-      <w:bookmarkEnd w:id="8"/>
+      <w:bookmarkEnd w:id="9"/>
     </w:p>
     <w:p>
       <w:pPr>
@@ -8142,14 +8151,14 @@
       <w:pPr>
         <w:pStyle w:val="Cmsor2"/>
       </w:pPr>
-      <w:bookmarkStart w:id="9" w:name="_Toc224034314"/>
+      <w:bookmarkStart w:id="10" w:name="_Toc226965062"/>
       <w:r>
         <w:t xml:space="preserve">2.4 </w:t>
       </w:r>
       <w:r>
         <w:t>Dolgozatok feltöltése és kezelése</w:t>
       </w:r>
-      <w:bookmarkEnd w:id="9"/>
+      <w:bookmarkEnd w:id="10"/>
     </w:p>
     <w:p>
       <w:pPr>
@@ -8157,7 +8166,13 @@
         <w:ind w:firstLine="708"/>
       </w:pPr>
       <w:r>
-        <w:t>Az adminisztrátorok feltölthetik a tanulók dolgozatait PDF formátumban. A feltöltött dokumentumok a tanulók személyes oldalán megtekinthetők és letölthetők. A rendszer támogatja a dokumentumok böngészőben való megtekintését is, így a tanulók nem kell külön szoftvert telepíteniük a dolgozataik megtekintéséhez.</w:t>
+        <w:t>Az adminisztrátorok feltölthetik a tanulók dolgozatait PDF formátumban. A feltöltött dokumentumok a tanulók személyes oldalán megtekinthetők és letölthetők. A rendszer támogatja a dokumentumok böngészőben való megtekintését is, így a tanulók</w:t>
+      </w:r>
+      <w:r>
+        <w:t>nak</w:t>
+      </w:r>
+      <w:r>
+        <w:t xml:space="preserve"> nem kell külön szoftvert telepíteniük a dolgozataik megtekintéséhez.</w:t>
       </w:r>
     </w:p>
     <w:p>
@@ -8169,14 +8184,14 @@
       <w:pPr>
         <w:pStyle w:val="Cmsor2"/>
       </w:pPr>
-      <w:bookmarkStart w:id="10" w:name="_Toc224034315"/>
+      <w:bookmarkStart w:id="11" w:name="_Toc226965063"/>
       <w:r>
         <w:t xml:space="preserve">2.5 </w:t>
       </w:r>
       <w:r>
         <w:t>Eredménylekérdezés</w:t>
       </w:r>
-      <w:bookmarkEnd w:id="10"/>
+      <w:bookmarkEnd w:id="11"/>
     </w:p>
     <w:p>
       <w:pPr>
@@ -8184,13 +8199,15 @@
         <w:ind w:firstLine="708"/>
       </w:pPr>
       <w:r>
-        <w:t>A rendszer egy egyszerű, de hatékony eredmény</w:t>
-      </w:r>
-      <w:r>
-        <w:t xml:space="preserve"> </w:t>
-      </w:r>
-      <w:r>
-        <w:t>lekérdező felületet biztosít. A felhasználóknak csak az oktatási azonosítójukat kell megadniuk (11 számjegy), és a rendszer megjeleníti az összes eredményüket, beleértve az elért és maximális pontszámokat, valamint a százalékos teljesítményt.</w:t>
+        <w:t xml:space="preserve">A rendszer egy egyszerű, de hatékony </w:t>
+      </w:r>
+      <w:proofErr w:type="spellStart"/>
+      <w:r>
+        <w:t>eredménylekérdező</w:t>
+      </w:r>
+      <w:proofErr w:type="spellEnd"/>
+      <w:r>
+        <w:t xml:space="preserve"> felületet biztosít. A felhasználóknak csak az oktatási azonosítójukat kell megadniuk (11 számjegy), és a rendszer megjeleníti az összes eredményüket, beleértve az elért és maximális pontszámokat, valamint a százalékos teljesítményt.</w:t>
       </w:r>
     </w:p>
     <w:p>
@@ -8202,14 +8219,14 @@
       <w:pPr>
         <w:pStyle w:val="Cmsor2"/>
       </w:pPr>
-      <w:bookmarkStart w:id="11" w:name="_Toc224034316"/>
+      <w:bookmarkStart w:id="12" w:name="_Toc226965064"/>
       <w:r>
         <w:t xml:space="preserve">2.6 </w:t>
       </w:r>
       <w:r>
         <w:t>Adminisztrátori felület</w:t>
       </w:r>
-      <w:bookmarkEnd w:id="11"/>
+      <w:bookmarkEnd w:id="12"/>
     </w:p>
     <w:p>
       <w:pPr>
@@ -8242,7 +8259,7 @@
       <w:pPr>
         <w:pStyle w:val="Cmsor2"/>
       </w:pPr>
-      <w:bookmarkStart w:id="12" w:name="_Toc224034317"/>
+      <w:bookmarkStart w:id="13" w:name="_Toc226965065"/>
       <w:r>
         <w:lastRenderedPageBreak/>
         <w:t xml:space="preserve">2.7 </w:t>
@@ -8250,7 +8267,7 @@
       <w:r>
         <w:t>Világos/sötét témaváltás</w:t>
       </w:r>
-      <w:bookmarkEnd w:id="12"/>
+      <w:bookmarkEnd w:id="13"/>
     </w:p>
     <w:p>
       <w:pPr>
@@ -8279,12 +8296,12 @@
         </w:numPr>
         <w:jc w:val="both"/>
       </w:pPr>
-      <w:bookmarkStart w:id="13" w:name="_Toc224034318"/>
+      <w:bookmarkStart w:id="14" w:name="_Toc226965066"/>
       <w:r>
         <w:lastRenderedPageBreak/>
         <w:t>Miért iskolai felvételi rendszer?</w:t>
       </w:r>
-      <w:bookmarkEnd w:id="13"/>
+      <w:bookmarkEnd w:id="14"/>
     </w:p>
     <w:p>
       <w:pPr>
@@ -8297,7 +8314,13 @@
         <w:ind w:firstLine="360"/>
       </w:pPr>
       <w:r>
-        <w:t>A projektünk a FELVEO (Felvételi Elektronikus Vezérlő és Ellenőrző Objektum) szoftver létrehozása, amely segítséget nyújt az iskolák adminisztrációs munkájának egyszerűsítésére. Témája egy egyszerű, letisztult, felhasználóbarát szoftver, ami könnyen kezelhető az iskolák ügyintézői és adminisztrátorai számára.</w:t>
+        <w:t xml:space="preserve">A projektünk a FELVEO (Felvételi Elektronikus Vezérlő és Ellenőrző Objektum) szoftver létrehozása, amely segítséget nyújt az iskolák adminisztrációs munkájának egyszerűsítésére. </w:t>
+      </w:r>
+      <w:r>
+        <w:t xml:space="preserve">A projekt egy egyszerű, letisztult, felhasználóbarát szoftver létrehozására irányul, amely könnyen kezelhető </w:t>
+      </w:r>
+      <w:r>
+        <w:t>az iskolák ügyintézői és adminisztrátorai számára.</w:t>
       </w:r>
     </w:p>
     <w:p>
@@ -8309,14 +8332,14 @@
       <w:pPr>
         <w:pStyle w:val="Cmsor2"/>
       </w:pPr>
-      <w:bookmarkStart w:id="14" w:name="_Toc224034319"/>
+      <w:bookmarkStart w:id="15" w:name="_Toc226965067"/>
       <w:r>
         <w:t xml:space="preserve">3.1 </w:t>
       </w:r>
       <w:r>
         <w:t>A probléma bemutatása</w:t>
       </w:r>
-      <w:bookmarkEnd w:id="14"/>
+      <w:bookmarkEnd w:id="15"/>
     </w:p>
     <w:p>
       <w:pPr>
@@ -8345,14 +8368,14 @@
       <w:pPr>
         <w:pStyle w:val="Cmsor2"/>
       </w:pPr>
-      <w:bookmarkStart w:id="15" w:name="_Toc224034320"/>
+      <w:bookmarkStart w:id="16" w:name="_Toc226965068"/>
       <w:r>
         <w:t xml:space="preserve">3.2 </w:t>
       </w:r>
       <w:r>
         <w:t>A megoldás</w:t>
       </w:r>
-      <w:bookmarkEnd w:id="15"/>
+      <w:bookmarkEnd w:id="16"/>
     </w:p>
     <w:p>
       <w:pPr>
@@ -8392,7 +8415,7 @@
         </w:numPr>
         <w:jc w:val="both"/>
       </w:pPr>
-      <w:bookmarkStart w:id="16" w:name="_Toc224034321"/>
+      <w:bookmarkStart w:id="17" w:name="_Toc226965069"/>
       <w:r>
         <w:lastRenderedPageBreak/>
         <w:t>Miért „</w:t>
@@ -8405,7 +8428,7 @@
       <w:r>
         <w:t>" a program neve?</w:t>
       </w:r>
-      <w:bookmarkEnd w:id="16"/>
+      <w:bookmarkEnd w:id="17"/>
     </w:p>
     <w:p>
       <w:pPr>
@@ -8438,14 +8461,14 @@
       <w:pPr>
         <w:pStyle w:val="Cmsor2"/>
       </w:pPr>
-      <w:bookmarkStart w:id="17" w:name="_Toc224034322"/>
+      <w:bookmarkStart w:id="18" w:name="_Toc226965070"/>
       <w:r>
         <w:t xml:space="preserve">4.1 </w:t>
       </w:r>
       <w:r>
         <w:t>A név kialakítása</w:t>
       </w:r>
-      <w:bookmarkEnd w:id="17"/>
+      <w:bookmarkEnd w:id="18"/>
     </w:p>
     <w:p>
       <w:pPr>
@@ -8537,12 +8560,12 @@
         </w:numPr>
         <w:jc w:val="both"/>
       </w:pPr>
-      <w:bookmarkStart w:id="18" w:name="_Toc224034323"/>
+      <w:bookmarkStart w:id="19" w:name="_Toc226965071"/>
       <w:r>
         <w:lastRenderedPageBreak/>
         <w:t>Kiknek szánjuk ezt a programot?</w:t>
       </w:r>
-      <w:bookmarkEnd w:id="18"/>
+      <w:bookmarkEnd w:id="19"/>
     </w:p>
     <w:p>
       <w:pPr>
@@ -8625,14 +8648,14 @@
       <w:pPr>
         <w:pStyle w:val="Cmsor2"/>
       </w:pPr>
-      <w:bookmarkStart w:id="19" w:name="_Toc224034324"/>
+      <w:bookmarkStart w:id="20" w:name="_Toc226965072"/>
       <w:r>
         <w:t xml:space="preserve">5.1 </w:t>
       </w:r>
       <w:r>
         <w:t>Középiskolák</w:t>
       </w:r>
-      <w:bookmarkEnd w:id="19"/>
+      <w:bookmarkEnd w:id="20"/>
     </w:p>
     <w:p>
       <w:pPr>
@@ -8652,14 +8675,14 @@
       <w:pPr>
         <w:pStyle w:val="Cmsor2"/>
       </w:pPr>
-      <w:bookmarkStart w:id="20" w:name="_Toc224034325"/>
+      <w:bookmarkStart w:id="21" w:name="_Toc226965073"/>
       <w:r>
         <w:t xml:space="preserve">5.2 </w:t>
       </w:r>
       <w:r>
         <w:t>Iskolai adminisztrátorok</w:t>
       </w:r>
-      <w:bookmarkEnd w:id="20"/>
+      <w:bookmarkEnd w:id="21"/>
     </w:p>
     <w:p>
       <w:pPr>
@@ -8691,7 +8714,7 @@
       <w:pPr>
         <w:pStyle w:val="Cmsor2"/>
       </w:pPr>
-      <w:bookmarkStart w:id="21" w:name="_Toc224034326"/>
+      <w:bookmarkStart w:id="22" w:name="_Toc226965074"/>
       <w:r>
         <w:lastRenderedPageBreak/>
         <w:t xml:space="preserve">5.3 </w:t>
@@ -8699,7 +8722,7 @@
       <w:r>
         <w:t>Tanárok</w:t>
       </w:r>
-      <w:bookmarkEnd w:id="21"/>
+      <w:bookmarkEnd w:id="22"/>
     </w:p>
     <w:p>
       <w:pPr>
@@ -8720,14 +8743,14 @@
       <w:pPr>
         <w:pStyle w:val="Cmsor2"/>
       </w:pPr>
-      <w:bookmarkStart w:id="22" w:name="_Toc224034327"/>
+      <w:bookmarkStart w:id="23" w:name="_Toc226965075"/>
       <w:r>
         <w:t xml:space="preserve">5.4 </w:t>
       </w:r>
       <w:r>
         <w:t>Diákok és szülők</w:t>
       </w:r>
-      <w:bookmarkEnd w:id="22"/>
+      <w:bookmarkEnd w:id="23"/>
     </w:p>
     <w:p>
       <w:pPr>
@@ -8756,12 +8779,12 @@
         </w:numPr>
         <w:jc w:val="both"/>
       </w:pPr>
-      <w:bookmarkStart w:id="23" w:name="_Toc224034328"/>
+      <w:bookmarkStart w:id="24" w:name="_Toc226965076"/>
       <w:r>
         <w:lastRenderedPageBreak/>
         <w:t>Miben más, mint a többi?</w:t>
       </w:r>
-      <w:bookmarkEnd w:id="23"/>
+      <w:bookmarkEnd w:id="24"/>
     </w:p>
     <w:p>
       <w:pPr>
@@ -8774,7 +8797,29 @@
         <w:ind w:firstLine="360"/>
       </w:pPr>
       <w:r>
-        <w:t>A projektünk különlegessége abban rejlik, hogy számottevően a felhasználói élményre, könnyű hozzáférhetőségre és az iskolák igényeire összpontosítson. A felhasználók számára egy egyszerűen használható, átlátható, valamint könnyű rendszert kínálunk, miközben az iskolai adminisztráció számára hasznos adatokat és funkciókat biztosítunk.</w:t>
+        <w:t xml:space="preserve">A projektünk különlegessége abban rejlik, hogy </w:t>
+      </w:r>
+      <w:r>
+        <w:rPr>
+          <w:rStyle w:val="Kiemels2"/>
+          <w:b w:val="0"/>
+        </w:rPr>
+        <w:t>elsősorban a felhasználói élményre</w:t>
+      </w:r>
+      <w:r>
+        <w:rPr>
+          <w:b/>
+        </w:rPr>
+        <w:t>,</w:t>
+      </w:r>
+      <w:r>
+        <w:t xml:space="preserve"> könnyű hozzáférhetőségre és az iskolák igényeire összpontosít. A felhasználók számára egy </w:t>
+      </w:r>
+      <w:r>
+        <w:t>egyszerűen használható, átlátható rendszert kínálunk</w:t>
+      </w:r>
+      <w:r>
+        <w:t>, miközben az iskolai adminisztráció számára hasznos adatokat és funkciókat biztosítunk.</w:t>
       </w:r>
     </w:p>
     <w:p>
@@ -8857,7 +8902,13 @@
         <w:spacing w:line="360" w:lineRule="auto"/>
       </w:pPr>
       <w:r>
-        <w:t>Modern design: Világos és sötét mód, reszponzív felület</w:t>
+        <w:t xml:space="preserve">Modern </w:t>
+      </w:r>
+      <w:r>
+        <w:t>megjelenés</w:t>
+      </w:r>
+      <w:r>
+        <w:t>: Világos és sötét mód, reszponzív felület</w:t>
       </w:r>
     </w:p>
     <w:p>
@@ -8869,14 +8920,14 @@
       <w:pPr>
         <w:pStyle w:val="Cmsor2"/>
       </w:pPr>
-      <w:bookmarkStart w:id="24" w:name="_Toc224034329"/>
+      <w:bookmarkStart w:id="25" w:name="_Toc226965077"/>
       <w:r>
         <w:t xml:space="preserve">6.1 </w:t>
       </w:r>
       <w:r>
         <w:t>Egyszerűség</w:t>
       </w:r>
-      <w:bookmarkEnd w:id="24"/>
+      <w:bookmarkEnd w:id="25"/>
     </w:p>
     <w:p>
       <w:pPr>
@@ -8896,14 +8947,14 @@
       <w:pPr>
         <w:pStyle w:val="Cmsor2"/>
       </w:pPr>
-      <w:bookmarkStart w:id="25" w:name="_Toc224034330"/>
+      <w:bookmarkStart w:id="26" w:name="_Toc226965078"/>
       <w:r>
         <w:t xml:space="preserve">6.2 </w:t>
       </w:r>
       <w:r>
         <w:t>Felhasználóbarát felület</w:t>
       </w:r>
-      <w:bookmarkEnd w:id="25"/>
+      <w:bookmarkEnd w:id="26"/>
     </w:p>
     <w:p>
       <w:pPr>
@@ -8937,7 +8988,7 @@
       <w:pPr>
         <w:pStyle w:val="Cmsor2"/>
       </w:pPr>
-      <w:bookmarkStart w:id="26" w:name="_Toc224034331"/>
+      <w:bookmarkStart w:id="27" w:name="_Toc226965079"/>
       <w:r>
         <w:lastRenderedPageBreak/>
         <w:t xml:space="preserve">6.3 </w:t>
@@ -8945,7 +8996,7 @@
       <w:r>
         <w:t>Rugalmasság</w:t>
       </w:r>
-      <w:bookmarkEnd w:id="26"/>
+      <w:bookmarkEnd w:id="27"/>
     </w:p>
     <w:p>
       <w:pPr>
@@ -8965,14 +9016,14 @@
       <w:pPr>
         <w:pStyle w:val="Cmsor2"/>
       </w:pPr>
-      <w:bookmarkStart w:id="27" w:name="_Toc224034332"/>
+      <w:bookmarkStart w:id="28" w:name="_Toc226965080"/>
       <w:r>
         <w:t xml:space="preserve">6.4 </w:t>
       </w:r>
       <w:r>
         <w:t>Biztonság</w:t>
       </w:r>
-      <w:bookmarkEnd w:id="27"/>
+      <w:bookmarkEnd w:id="28"/>
     </w:p>
     <w:p>
       <w:pPr>
@@ -9025,14 +9076,17 @@
       <w:pPr>
         <w:pStyle w:val="Cmsor2"/>
       </w:pPr>
-      <w:bookmarkStart w:id="28" w:name="_Toc224034333"/>
+      <w:bookmarkStart w:id="29" w:name="_Toc226965081"/>
       <w:r>
         <w:t xml:space="preserve">6.5 </w:t>
       </w:r>
       <w:r>
-        <w:t>Modern design</w:t>
-      </w:r>
-      <w:bookmarkEnd w:id="28"/>
+        <w:t xml:space="preserve">Modern </w:t>
+      </w:r>
+      <w:r>
+        <w:t>megjelenés</w:t>
+      </w:r>
+      <w:bookmarkEnd w:id="29"/>
     </w:p>
     <w:p>
       <w:pPr>
@@ -9040,7 +9094,22 @@
         <w:ind w:firstLine="360"/>
       </w:pPr>
       <w:r>
-        <w:t>A modern megjelenés és a reszponzív design lehetővé teszi, hogy a rendszer bármilyen eszközön - számítógépen, tableten vagy mobiltelefonon - jól nézzen és könnyen kezelhető legyen.</w:t>
+        <w:t xml:space="preserve">A modern megjelenés és a reszponzív design lehetővé teszi, hogy a rendszer bármilyen eszközön - </w:t>
+      </w:r>
+      <w:r>
+        <w:t>számítógépen, tableten vagy mobiltelefonon</w:t>
+      </w:r>
+      <w:r>
+        <w:t xml:space="preserve"> </w:t>
+      </w:r>
+      <w:r>
+        <w:t>-</w:t>
+      </w:r>
+      <w:r>
+        <w:t xml:space="preserve"> </w:t>
+      </w:r>
+      <w:r>
+        <w:t>jól nézzen és könnyen kezelhető legyen.</w:t>
       </w:r>
     </w:p>
     <w:p>
@@ -9061,12 +9130,12 @@
         </w:numPr>
         <w:jc w:val="both"/>
       </w:pPr>
-      <w:bookmarkStart w:id="29" w:name="_Toc224034334"/>
+      <w:bookmarkStart w:id="30" w:name="_Toc226965082"/>
       <w:r>
         <w:lastRenderedPageBreak/>
         <w:t>Adatforrások, kutatás</w:t>
       </w:r>
-      <w:bookmarkEnd w:id="29"/>
+      <w:bookmarkEnd w:id="30"/>
     </w:p>
     <w:p>
       <w:pPr>
@@ -9218,14 +9287,14 @@
       <w:pPr>
         <w:pStyle w:val="Cmsor2"/>
       </w:pPr>
-      <w:bookmarkStart w:id="30" w:name="_Toc224034335"/>
+      <w:bookmarkStart w:id="31" w:name="_Toc226965083"/>
       <w:r>
         <w:t xml:space="preserve">7.1 </w:t>
       </w:r>
       <w:r>
         <w:t>Excel fájlok kezelése</w:t>
       </w:r>
-      <w:bookmarkEnd w:id="30"/>
+      <w:bookmarkEnd w:id="31"/>
     </w:p>
     <w:p>
       <w:pPr>
@@ -9269,14 +9338,14 @@
       <w:pPr>
         <w:pStyle w:val="Cmsor2"/>
       </w:pPr>
-      <w:bookmarkStart w:id="31" w:name="_Toc224034336"/>
+      <w:bookmarkStart w:id="32" w:name="_Toc226965084"/>
       <w:r>
         <w:t xml:space="preserve">7.2 </w:t>
       </w:r>
       <w:r>
         <w:t>CSV formátumok és kódolások</w:t>
       </w:r>
-      <w:bookmarkEnd w:id="31"/>
+      <w:bookmarkEnd w:id="32"/>
     </w:p>
     <w:p>
       <w:pPr>
@@ -9299,7 +9368,7 @@
       <w:pPr>
         <w:pStyle w:val="Cmsor2"/>
       </w:pPr>
-      <w:bookmarkStart w:id="32" w:name="_Toc224034337"/>
+      <w:bookmarkStart w:id="33" w:name="_Toc226965085"/>
       <w:r>
         <w:lastRenderedPageBreak/>
         <w:t xml:space="preserve">7.3 </w:t>
@@ -9307,7 +9376,7 @@
       <w:r>
         <w:t>Duplikált adatok kezelése</w:t>
       </w:r>
-      <w:bookmarkEnd w:id="32"/>
+      <w:bookmarkEnd w:id="33"/>
     </w:p>
     <w:p>
       <w:pPr>
@@ -9341,12 +9410,12 @@
         </w:numPr>
         <w:jc w:val="both"/>
       </w:pPr>
-      <w:bookmarkStart w:id="33" w:name="_Toc224034338"/>
+      <w:bookmarkStart w:id="34" w:name="_Toc226965086"/>
       <w:r>
         <w:lastRenderedPageBreak/>
         <w:t>Célok meghatározása</w:t>
       </w:r>
-      <w:bookmarkEnd w:id="33"/>
+      <w:bookmarkEnd w:id="34"/>
     </w:p>
     <w:p>
       <w:pPr>
@@ -9595,17 +9664,12 @@
         </w:numPr>
         <w:jc w:val="both"/>
       </w:pPr>
-      <w:bookmarkStart w:id="34" w:name="_Toc224034339"/>
+      <w:bookmarkStart w:id="35" w:name="_Toc226965087"/>
       <w:r>
         <w:lastRenderedPageBreak/>
-        <w:t>Részl</w:t>
-      </w:r>
-      <w:bookmarkStart w:id="35" w:name="_GoBack"/>
+        <w:t>Részletes célkitűzések</w:t>
+      </w:r>
       <w:bookmarkEnd w:id="35"/>
-      <w:r>
-        <w:t>etes célkitűzések</w:t>
-      </w:r>
-      <w:bookmarkEnd w:id="34"/>
     </w:p>
     <w:p>
       <w:pPr>
@@ -9616,7 +9680,7 @@
       <w:pPr>
         <w:pStyle w:val="Cmsor2"/>
       </w:pPr>
-      <w:bookmarkStart w:id="36" w:name="_Toc224034340"/>
+      <w:bookmarkStart w:id="36" w:name="_Toc226965088"/>
       <w:r>
         <w:t xml:space="preserve">9.1 </w:t>
       </w:r>
@@ -9695,7 +9759,7 @@
       <w:pPr>
         <w:pStyle w:val="Cmsor2"/>
       </w:pPr>
-      <w:bookmarkStart w:id="37" w:name="_Toc224034341"/>
+      <w:bookmarkStart w:id="37" w:name="_Toc226965089"/>
       <w:r>
         <w:t xml:space="preserve">9.2 </w:t>
       </w:r>
@@ -9722,7 +9786,7 @@
       <w:pPr>
         <w:pStyle w:val="Cmsor2"/>
       </w:pPr>
-      <w:bookmarkStart w:id="38" w:name="_Toc224034342"/>
+      <w:bookmarkStart w:id="38" w:name="_Toc226965090"/>
       <w:r>
         <w:t xml:space="preserve">9.3 </w:t>
       </w:r>
@@ -9766,7 +9830,7 @@
         </w:numPr>
         <w:jc w:val="both"/>
       </w:pPr>
-      <w:bookmarkStart w:id="39" w:name="_Toc224034343"/>
+      <w:bookmarkStart w:id="39" w:name="_Toc226965091"/>
       <w:r>
         <w:lastRenderedPageBreak/>
         <w:t>Fejlesztői dokumentáció</w:t>
@@ -9782,7 +9846,7 @@
       <w:pPr>
         <w:pStyle w:val="Cmsor2"/>
       </w:pPr>
-      <w:bookmarkStart w:id="40" w:name="_Toc224034344"/>
+      <w:bookmarkStart w:id="40" w:name="_Toc226965092"/>
       <w:r>
         <w:t xml:space="preserve">10.1 </w:t>
       </w:r>
@@ -11755,7 +11819,7 @@
         </w:numPr>
         <w:jc w:val="both"/>
       </w:pPr>
-      <w:bookmarkStart w:id="41" w:name="_Toc224034345"/>
+      <w:bookmarkStart w:id="41" w:name="_Toc226965093"/>
       <w:r>
         <w:lastRenderedPageBreak/>
         <w:t>Fájlok részletes leírása</w:t>
@@ -11771,7 +11835,7 @@
       <w:pPr>
         <w:pStyle w:val="Cmsor2"/>
       </w:pPr>
-      <w:bookmarkStart w:id="42" w:name="_Toc224034346"/>
+      <w:bookmarkStart w:id="42" w:name="_Toc226965094"/>
       <w:r>
         <w:t xml:space="preserve">11.1 </w:t>
       </w:r>
@@ -11832,7 +11896,7 @@
       <w:pPr>
         <w:pStyle w:val="Cmsor2"/>
       </w:pPr>
-      <w:bookmarkStart w:id="43" w:name="_Toc224034347"/>
+      <w:bookmarkStart w:id="43" w:name="_Toc226965095"/>
       <w:r>
         <w:t xml:space="preserve">11.2 </w:t>
       </w:r>
@@ -11861,7 +11925,7 @@
       <w:pPr>
         <w:pStyle w:val="Cmsor2"/>
       </w:pPr>
-      <w:bookmarkStart w:id="44" w:name="_Toc224034348"/>
+      <w:bookmarkStart w:id="44" w:name="_Toc226965096"/>
       <w:r>
         <w:t xml:space="preserve">11.3 </w:t>
       </w:r>
@@ -11914,7 +11978,7 @@
       <w:pPr>
         <w:pStyle w:val="Cmsor2"/>
       </w:pPr>
-      <w:bookmarkStart w:id="45" w:name="_Toc224034349"/>
+      <w:bookmarkStart w:id="45" w:name="_Toc226965097"/>
       <w:r>
         <w:t xml:space="preserve">11.4 </w:t>
       </w:r>
@@ -11951,7 +12015,7 @@
       <w:pPr>
         <w:pStyle w:val="Cmsor2"/>
       </w:pPr>
-      <w:bookmarkStart w:id="46" w:name="_Toc224034350"/>
+      <w:bookmarkStart w:id="46" w:name="_Toc226965098"/>
       <w:r>
         <w:t xml:space="preserve">11.5 </w:t>
       </w:r>
@@ -11981,7 +12045,7 @@
       <w:pPr>
         <w:pStyle w:val="Cmsor2"/>
       </w:pPr>
-      <w:bookmarkStart w:id="47" w:name="_Toc224034351"/>
+      <w:bookmarkStart w:id="47" w:name="_Toc226965099"/>
       <w:r>
         <w:lastRenderedPageBreak/>
         <w:t xml:space="preserve">11.6 </w:t>
@@ -12031,7 +12095,7 @@
         </w:numPr>
         <w:jc w:val="both"/>
       </w:pPr>
-      <w:bookmarkStart w:id="48" w:name="_Toc224034352"/>
+      <w:bookmarkStart w:id="48" w:name="_Toc226965100"/>
       <w:r>
         <w:lastRenderedPageBreak/>
         <w:t>Milyen szoftvereket használtunk az elkészítéséhez?</w:t>
@@ -12047,7 +12111,7 @@
       <w:pPr>
         <w:pStyle w:val="Cmsor2"/>
       </w:pPr>
-      <w:bookmarkStart w:id="49" w:name="_Toc224034353"/>
+      <w:bookmarkStart w:id="49" w:name="_Toc226965101"/>
       <w:r>
         <w:t xml:space="preserve">12.1 </w:t>
       </w:r>
@@ -12099,7 +12163,7 @@
       <w:pPr>
         <w:pStyle w:val="Cmsor2"/>
       </w:pPr>
-      <w:bookmarkStart w:id="50" w:name="_Toc224034354"/>
+      <w:bookmarkStart w:id="50" w:name="_Toc226965102"/>
       <w:r>
         <w:t xml:space="preserve">12.2 </w:t>
       </w:r>
@@ -12127,7 +12191,10 @@
         <w:ind w:firstLine="708"/>
       </w:pPr>
       <w:r>
-        <w:t xml:space="preserve">Nagyon felkapott kódszerkesztő, teljesen hasonló a Visual </w:t>
+        <w:t>Széles körben használt kódszerkesztő</w:t>
+      </w:r>
+      <w:r>
+        <w:t xml:space="preserve">, teljesen hasonló a Visual </w:t>
       </w:r>
       <w:proofErr w:type="spellStart"/>
       <w:r>
@@ -12143,7 +12210,13 @@
       </w:r>
       <w:proofErr w:type="spellEnd"/>
       <w:r>
-        <w:t>-hoz. Egész végig ezt a kódszerkesztőt használtuk, mert telis-tele van remek billentyűzet kombinációkkal, sok kiegészítő könnyítette meg a kód írásunkat.</w:t>
+        <w:t xml:space="preserve">-hoz. Egész végig ezt a kódszerkesztőt használtuk, mert </w:t>
+      </w:r>
+      <w:r>
+        <w:t>számos hasznos funkcióval és billentyűkombinációval rendelkezik</w:t>
+      </w:r>
+      <w:r>
+        <w:t>, sok kiegészítő könnyítette meg a kód írásunkat.</w:t>
       </w:r>
     </w:p>
     <w:p>
@@ -12508,7 +12581,7 @@
         </w:numPr>
         <w:jc w:val="both"/>
       </w:pPr>
-      <w:bookmarkStart w:id="51" w:name="_Toc224034355"/>
+      <w:bookmarkStart w:id="51" w:name="_Toc226965103"/>
       <w:r>
         <w:lastRenderedPageBreak/>
         <w:t>Milyen programnyelveket használtunk?</w:t>
@@ -12524,7 +12597,7 @@
       <w:pPr>
         <w:pStyle w:val="Cmsor2"/>
       </w:pPr>
-      <w:bookmarkStart w:id="52" w:name="_Toc224034356"/>
+      <w:bookmarkStart w:id="52" w:name="_Toc226965104"/>
       <w:r>
         <w:t xml:space="preserve">13.1 </w:t>
       </w:r>
@@ -12559,7 +12632,7 @@
       <w:pPr>
         <w:pStyle w:val="Cmsor2"/>
       </w:pPr>
-      <w:bookmarkStart w:id="53" w:name="_Toc224034357"/>
+      <w:bookmarkStart w:id="53" w:name="_Toc226965105"/>
       <w:r>
         <w:t xml:space="preserve">13.2 </w:t>
       </w:r>
@@ -12574,15 +12647,7 @@
         <w:ind w:firstLine="708"/>
       </w:pPr>
       <w:r>
-        <w:t>Az HTML5 a weboldalak strukturális alapja. A FELVEO HTML5 szabványos elemeket használ, beleértve a szemantikus tag-</w:t>
-      </w:r>
-      <w:proofErr w:type="spellStart"/>
-      <w:r>
-        <w:t>eket</w:t>
-      </w:r>
-      <w:proofErr w:type="spellEnd"/>
-      <w:r>
-        <w:t>.</w:t>
+        <w:t>Az HTML5 a weboldalak strukturális alapja. A FELVEO HTML5 szabványos elemeket használ, beleértve a szemantikus tageket.</w:t>
       </w:r>
     </w:p>
     <w:p>
@@ -12594,7 +12659,7 @@
       <w:pPr>
         <w:pStyle w:val="Cmsor2"/>
       </w:pPr>
-      <w:bookmarkStart w:id="54" w:name="_Toc224034358"/>
+      <w:bookmarkStart w:id="54" w:name="_Toc226965106"/>
       <w:r>
         <w:t xml:space="preserve">13.3 </w:t>
       </w:r>
@@ -12621,7 +12686,7 @@
       <w:pPr>
         <w:pStyle w:val="Cmsor2"/>
       </w:pPr>
-      <w:bookmarkStart w:id="55" w:name="_Toc224034359"/>
+      <w:bookmarkStart w:id="55" w:name="_Toc226965107"/>
       <w:r>
         <w:t xml:space="preserve">13.4 </w:t>
       </w:r>
@@ -12666,7 +12731,7 @@
       <w:pPr>
         <w:pStyle w:val="Cmsor2"/>
       </w:pPr>
-      <w:bookmarkStart w:id="56" w:name="_Toc224034360"/>
+      <w:bookmarkStart w:id="56" w:name="_Toc226965108"/>
       <w:r>
         <w:t xml:space="preserve">13.5 </w:t>
       </w:r>
@@ -12702,14 +12767,14 @@
         <w:t xml:space="preserve"> egy strukturált relációs adatbázis-kezelő rendszer, amely az SQL lekérdezési nyelvet használja. </w:t>
       </w:r>
       <w:r>
-        <w:t>A relációs adatbázis-kezelő programok a XAMPP az adatok kezelésére SQL nyelvet használnak.</w:t>
+        <w:t>A relációs adatbázis-kezelő rendszerek (pl. XAMPP) az adatok kezelésére SQL nyelvet használnak.</w:t>
       </w:r>
     </w:p>
     <w:p>
       <w:pPr>
         <w:pStyle w:val="Cmsor2"/>
       </w:pPr>
-      <w:bookmarkStart w:id="57" w:name="_Toc224034361"/>
+      <w:bookmarkStart w:id="57" w:name="_Toc226965109"/>
       <w:r>
         <w:lastRenderedPageBreak/>
         <w:t xml:space="preserve">13.6 </w:t>
@@ -13183,7 +13248,7 @@
         </w:numPr>
         <w:jc w:val="both"/>
       </w:pPr>
-      <w:bookmarkStart w:id="58" w:name="_Toc224034362"/>
+      <w:bookmarkStart w:id="58" w:name="_Toc226965110"/>
       <w:r>
         <w:lastRenderedPageBreak/>
         <w:t>Az adatbázis</w:t>
@@ -13199,7 +13264,7 @@
       <w:pPr>
         <w:pStyle w:val="Cmsor2"/>
       </w:pPr>
-      <w:bookmarkStart w:id="59" w:name="_Toc224034363"/>
+      <w:bookmarkStart w:id="59" w:name="_Toc226965111"/>
       <w:r>
         <w:t xml:space="preserve">14.1 </w:t>
       </w:r>
@@ -13501,7 +13566,7 @@
       <w:pPr>
         <w:pStyle w:val="Cmsor2"/>
       </w:pPr>
-      <w:bookmarkStart w:id="60" w:name="_Toc224034364"/>
+      <w:bookmarkStart w:id="60" w:name="_Toc226965112"/>
       <w:r>
         <w:lastRenderedPageBreak/>
         <w:t xml:space="preserve">14.2 </w:t>
@@ -13691,27 +13756,14 @@
                           <w:sz w:val="24"/>
                         </w:rPr>
                       </w:pPr>
-                      <w:r>
-                        <w:fldChar w:fldCharType="begin"/>
-                      </w:r>
-                      <w:r>
-                        <w:instrText xml:space="preserve"> SEQ ábra \* ARABIC </w:instrText>
-                      </w:r>
-                      <w:r>
-                        <w:fldChar w:fldCharType="separate"/>
-                      </w:r>
-                      <w:r>
-                        <w:rPr>
-                          <w:noProof/>
-                        </w:rPr>
-                        <w:t>2</w:t>
-                      </w:r>
-                      <w:r>
-                        <w:rPr>
-                          <w:noProof/>
-                        </w:rPr>
-                        <w:fldChar w:fldCharType="end"/>
-                      </w:r>
+                      <w:fldSimple w:instr=" SEQ ábra \* ARABIC ">
+                        <w:r>
+                          <w:rPr>
+                            <w:noProof/>
+                          </w:rPr>
+                          <w:t>2</w:t>
+                        </w:r>
+                      </w:fldSimple>
                       <w:r>
                         <w:t>. ábra A FELVEO rendszer adatbázis-modellje (ER-diagram)</w:t>
                       </w:r>
@@ -13779,7 +13831,7 @@
       <w:pPr>
         <w:pStyle w:val="Cmsor2"/>
       </w:pPr>
-      <w:bookmarkStart w:id="61" w:name="_Toc224034365"/>
+      <w:bookmarkStart w:id="61" w:name="_Toc226965113"/>
       <w:r>
         <w:lastRenderedPageBreak/>
         <w:t>14.</w:t>
@@ -14447,7 +14499,7 @@
       <w:pPr>
         <w:pStyle w:val="Cmsor2"/>
       </w:pPr>
-      <w:bookmarkStart w:id="62" w:name="_Toc224034366"/>
+      <w:bookmarkStart w:id="62" w:name="_Toc226965114"/>
       <w:r>
         <w:lastRenderedPageBreak/>
         <w:t>14.</w:t>
@@ -14669,27 +14721,14 @@
                           <w:sz w:val="24"/>
                         </w:rPr>
                       </w:pPr>
-                      <w:r>
-                        <w:fldChar w:fldCharType="begin"/>
-                      </w:r>
-                      <w:r>
-                        <w:instrText xml:space="preserve"> SEQ ábra \* ARABIC </w:instrText>
-                      </w:r>
-                      <w:r>
-                        <w:fldChar w:fldCharType="separate"/>
-                      </w:r>
-                      <w:r>
-                        <w:rPr>
-                          <w:noProof/>
-                        </w:rPr>
-                        <w:t>4</w:t>
-                      </w:r>
-                      <w:r>
-                        <w:rPr>
-                          <w:noProof/>
-                        </w:rPr>
-                        <w:fldChar w:fldCharType="end"/>
-                      </w:r>
+                      <w:fldSimple w:instr=" SEQ ábra \* ARABIC ">
+                        <w:r>
+                          <w:rPr>
+                            <w:noProof/>
+                          </w:rPr>
+                          <w:t>4</w:t>
+                        </w:r>
+                      </w:fldSimple>
                       <w:r>
                         <w:t xml:space="preserve">. ábra </w:t>
                       </w:r>
@@ -14954,7 +14993,7 @@
       <w:pPr>
         <w:pStyle w:val="Cmsor2"/>
       </w:pPr>
-      <w:bookmarkStart w:id="63" w:name="_Toc224034367"/>
+      <w:bookmarkStart w:id="63" w:name="_Toc226965115"/>
       <w:r>
         <w:lastRenderedPageBreak/>
         <w:t xml:space="preserve">14.1.3 </w:t>
@@ -15392,7 +15431,7 @@
       <w:pPr>
         <w:pStyle w:val="Cmsor2"/>
       </w:pPr>
-      <w:bookmarkStart w:id="64" w:name="_Toc224034368"/>
+      <w:bookmarkStart w:id="64" w:name="_Toc226965116"/>
       <w:r>
         <w:lastRenderedPageBreak/>
         <w:t xml:space="preserve">14.1.4 </w:t>
@@ -15871,7 +15910,7 @@
       <w:pPr>
         <w:pStyle w:val="Cmsor2"/>
       </w:pPr>
-      <w:bookmarkStart w:id="65" w:name="_Toc224034369"/>
+      <w:bookmarkStart w:id="65" w:name="_Toc226965117"/>
       <w:r>
         <w:lastRenderedPageBreak/>
         <w:t xml:space="preserve">14.1.5 </w:t>
@@ -16232,7 +16271,7 @@
       <w:pPr>
         <w:pStyle w:val="Cmsor2"/>
       </w:pPr>
-      <w:bookmarkStart w:id="66" w:name="_Toc224034370"/>
+      <w:bookmarkStart w:id="66" w:name="_Toc226965118"/>
       <w:r>
         <w:lastRenderedPageBreak/>
         <w:t xml:space="preserve">14.1.6 </w:t>
@@ -16681,7 +16720,7 @@
       <w:pPr>
         <w:pStyle w:val="Cmsor2"/>
       </w:pPr>
-      <w:bookmarkStart w:id="67" w:name="_Toc224034371"/>
+      <w:bookmarkStart w:id="67" w:name="_Toc226965119"/>
       <w:r>
         <w:lastRenderedPageBreak/>
         <w:t xml:space="preserve">14.1.7 </w:t>
@@ -17178,7 +17217,7 @@
       <w:pPr>
         <w:pStyle w:val="Cmsor2"/>
       </w:pPr>
-      <w:bookmarkStart w:id="68" w:name="_Toc224034372"/>
+      <w:bookmarkStart w:id="68" w:name="_Toc226965120"/>
       <w:r>
         <w:lastRenderedPageBreak/>
         <w:t xml:space="preserve">14.1.8 </w:t>
@@ -17741,7 +17780,7 @@
         </w:numPr>
         <w:jc w:val="both"/>
       </w:pPr>
-      <w:bookmarkStart w:id="69" w:name="_Toc224034373"/>
+      <w:bookmarkStart w:id="69" w:name="_Toc226965121"/>
       <w:r>
         <w:lastRenderedPageBreak/>
         <w:t xml:space="preserve">Kapcsolatfelvétel az </w:t>
@@ -17884,7 +17923,7 @@
         </w:numPr>
         <w:jc w:val="both"/>
       </w:pPr>
-      <w:bookmarkStart w:id="70" w:name="_Toc224034374"/>
+      <w:bookmarkStart w:id="70" w:name="_Toc226965122"/>
       <w:r>
         <w:lastRenderedPageBreak/>
         <w:t>A weblap designja</w:t>
@@ -17909,7 +17948,7 @@
       <w:pPr>
         <w:pStyle w:val="Cmsor2"/>
       </w:pPr>
-      <w:bookmarkStart w:id="71" w:name="_Toc224034375"/>
+      <w:bookmarkStart w:id="71" w:name="_Toc226965123"/>
       <w:r>
         <w:t xml:space="preserve">16.1 </w:t>
       </w:r>
@@ -18153,7 +18192,7 @@
       <w:pPr>
         <w:pStyle w:val="Cmsor2"/>
       </w:pPr>
-      <w:bookmarkStart w:id="72" w:name="_Toc224034376"/>
+      <w:bookmarkStart w:id="72" w:name="_Toc226965124"/>
       <w:r>
         <w:t xml:space="preserve">16.2 </w:t>
       </w:r>
@@ -18342,7 +18381,7 @@
         </w:numPr>
         <w:jc w:val="both"/>
       </w:pPr>
-      <w:bookmarkStart w:id="73" w:name="_Toc224034377"/>
+      <w:bookmarkStart w:id="73" w:name="_Toc226965125"/>
       <w:r>
         <w:lastRenderedPageBreak/>
         <w:t>UI, UX, felhasználói felület</w:t>
@@ -18358,7 +18397,7 @@
       <w:pPr>
         <w:pStyle w:val="Cmsor2"/>
       </w:pPr>
-      <w:bookmarkStart w:id="74" w:name="_Toc224034378"/>
+      <w:bookmarkStart w:id="74" w:name="_Toc226965126"/>
       <w:r>
         <w:t xml:space="preserve">17.1 </w:t>
       </w:r>
@@ -18607,7 +18646,7 @@
       <w:pPr>
         <w:pStyle w:val="Cmsor2"/>
       </w:pPr>
-      <w:bookmarkStart w:id="75" w:name="_Toc224034379"/>
+      <w:bookmarkStart w:id="75" w:name="_Toc226965127"/>
       <w:r>
         <w:t xml:space="preserve">17.2 </w:t>
       </w:r>
@@ -18870,7 +18909,7 @@
       <w:pPr>
         <w:pStyle w:val="Cmsor2"/>
       </w:pPr>
-      <w:bookmarkStart w:id="76" w:name="_Toc224034380"/>
+      <w:bookmarkStart w:id="76" w:name="_Toc226965128"/>
       <w:r>
         <w:lastRenderedPageBreak/>
         <w:t xml:space="preserve">17.3 </w:t>
@@ -19187,7 +19226,7 @@
         </w:numPr>
         <w:jc w:val="both"/>
       </w:pPr>
-      <w:bookmarkStart w:id="77" w:name="_Toc224034381"/>
+      <w:bookmarkStart w:id="77" w:name="_Toc226965129"/>
       <w:r>
         <w:lastRenderedPageBreak/>
         <w:t>Oldalak</w:t>
@@ -19203,7 +19242,7 @@
       <w:pPr>
         <w:pStyle w:val="Cmsor2"/>
       </w:pPr>
-      <w:bookmarkStart w:id="78" w:name="_Toc224034382"/>
+      <w:bookmarkStart w:id="78" w:name="_Toc226965130"/>
       <w:r>
         <w:t xml:space="preserve">18.1 </w:t>
       </w:r>
@@ -19297,7 +19336,7 @@
       <w:pPr>
         <w:pStyle w:val="Cmsor2"/>
       </w:pPr>
-      <w:bookmarkStart w:id="79" w:name="_Toc224034383"/>
+      <w:bookmarkStart w:id="79" w:name="_Toc226965131"/>
       <w:r>
         <w:lastRenderedPageBreak/>
         <w:t xml:space="preserve">18.2 </w:t>
@@ -19392,7 +19431,7 @@
       <w:pPr>
         <w:pStyle w:val="Cmsor2"/>
       </w:pPr>
-      <w:bookmarkStart w:id="80" w:name="_Toc224034384"/>
+      <w:bookmarkStart w:id="80" w:name="_Toc226965132"/>
       <w:r>
         <w:rPr>
           <w:noProof/>
@@ -19483,7 +19522,7 @@
       <w:pPr>
         <w:pStyle w:val="Cmsor2"/>
       </w:pPr>
-      <w:bookmarkStart w:id="81" w:name="_Toc224034385"/>
+      <w:bookmarkStart w:id="81" w:name="_Toc226965133"/>
       <w:r>
         <w:lastRenderedPageBreak/>
         <w:t xml:space="preserve">18.4 </w:t>
@@ -19580,7 +19619,7 @@
       <w:pPr>
         <w:pStyle w:val="Cmsor2"/>
       </w:pPr>
-      <w:bookmarkStart w:id="82" w:name="_Toc224034386"/>
+      <w:bookmarkStart w:id="82" w:name="_Toc226965134"/>
       <w:r>
         <w:t xml:space="preserve">18.5 </w:t>
       </w:r>
@@ -19671,7 +19710,7 @@
       <w:pPr>
         <w:pStyle w:val="Cmsor2"/>
       </w:pPr>
-      <w:bookmarkStart w:id="83" w:name="_Toc224034387"/>
+      <w:bookmarkStart w:id="83" w:name="_Toc226965135"/>
       <w:r>
         <w:lastRenderedPageBreak/>
         <w:t xml:space="preserve">18.6 </w:t>
@@ -19773,7 +19812,7 @@
       <w:pPr>
         <w:pStyle w:val="Cmsor2"/>
       </w:pPr>
-      <w:bookmarkStart w:id="84" w:name="_Toc224034388"/>
+      <w:bookmarkStart w:id="84" w:name="_Toc226965136"/>
       <w:r>
         <w:t xml:space="preserve">18.7 </w:t>
       </w:r>
@@ -19890,7 +19929,7 @@
       <w:pPr>
         <w:pStyle w:val="Cmsor2"/>
       </w:pPr>
-      <w:bookmarkStart w:id="85" w:name="_Toc224034389"/>
+      <w:bookmarkStart w:id="85" w:name="_Toc226965137"/>
       <w:r>
         <w:t xml:space="preserve">18.8 </w:t>
       </w:r>
@@ -19994,7 +20033,7 @@
       <w:pPr>
         <w:pStyle w:val="Cmsor2"/>
       </w:pPr>
-      <w:bookmarkStart w:id="86" w:name="_Toc224034390"/>
+      <w:bookmarkStart w:id="86" w:name="_Toc226965138"/>
       <w:r>
         <w:t xml:space="preserve">18.9 </w:t>
       </w:r>
@@ -20080,7 +20119,7 @@
       <w:pPr>
         <w:pStyle w:val="Cmsor2"/>
       </w:pPr>
-      <w:bookmarkStart w:id="87" w:name="_Toc224034391"/>
+      <w:bookmarkStart w:id="87" w:name="_Toc226965139"/>
       <w:r>
         <w:lastRenderedPageBreak/>
         <w:t xml:space="preserve">18.10 </w:t>
@@ -20194,7 +20233,7 @@
         </w:numPr>
         <w:jc w:val="both"/>
       </w:pPr>
-      <w:bookmarkStart w:id="88" w:name="_Toc224034392"/>
+      <w:bookmarkStart w:id="88" w:name="_Toc226965140"/>
       <w:r>
         <w:lastRenderedPageBreak/>
         <w:t>API végpontok és működés</w:t>
@@ -20205,7 +20244,7 @@
       <w:pPr>
         <w:pStyle w:val="Cmsor2"/>
       </w:pPr>
-      <w:bookmarkStart w:id="89" w:name="_Toc224034393"/>
+      <w:bookmarkStart w:id="89" w:name="_Toc226965141"/>
       <w:r>
         <w:t xml:space="preserve">19.1 </w:t>
       </w:r>
@@ -20304,7 +20343,7 @@
       <w:pPr>
         <w:pStyle w:val="Cmsor2"/>
       </w:pPr>
-      <w:bookmarkStart w:id="90" w:name="_Toc224034394"/>
+      <w:bookmarkStart w:id="90" w:name="_Toc226965142"/>
       <w:r>
         <w:t xml:space="preserve">19.2 </w:t>
       </w:r>
@@ -20485,7 +20524,7 @@
       <w:pPr>
         <w:pStyle w:val="Cmsor2"/>
       </w:pPr>
-      <w:bookmarkStart w:id="91" w:name="_Toc224034395"/>
+      <w:bookmarkStart w:id="91" w:name="_Toc226965143"/>
       <w:r>
         <w:lastRenderedPageBreak/>
         <w:t xml:space="preserve">19.3 </w:t>
@@ -20638,7 +20677,7 @@
       <w:pPr>
         <w:pStyle w:val="Cmsor2"/>
       </w:pPr>
-      <w:bookmarkStart w:id="92" w:name="_Toc224034396"/>
+      <w:bookmarkStart w:id="92" w:name="_Toc226965144"/>
       <w:r>
         <w:t xml:space="preserve">19.4 </w:t>
       </w:r>
@@ -20727,7 +20766,7 @@
         </w:numPr>
         <w:jc w:val="both"/>
       </w:pPr>
-      <w:bookmarkStart w:id="93" w:name="_Toc224034397"/>
+      <w:bookmarkStart w:id="93" w:name="_Toc226965145"/>
       <w:r>
         <w:lastRenderedPageBreak/>
         <w:t>Backend és Frontend architektúra</w:t>
@@ -20743,7 +20782,7 @@
       <w:pPr>
         <w:pStyle w:val="Cmsor2"/>
       </w:pPr>
-      <w:bookmarkStart w:id="94" w:name="_Toc224034398"/>
+      <w:bookmarkStart w:id="94" w:name="_Toc226965146"/>
       <w:r>
         <w:t xml:space="preserve">20.1 </w:t>
       </w:r>
@@ -20961,7 +21000,7 @@
       <w:pPr>
         <w:pStyle w:val="Cmsor2"/>
       </w:pPr>
-      <w:bookmarkStart w:id="95" w:name="_Toc224034399"/>
+      <w:bookmarkStart w:id="95" w:name="_Toc226965147"/>
       <w:r>
         <w:t xml:space="preserve">20.2 </w:t>
       </w:r>
@@ -21202,7 +21241,7 @@
         </w:numPr>
         <w:jc w:val="both"/>
       </w:pPr>
-      <w:bookmarkStart w:id="96" w:name="_Toc224034400"/>
+      <w:bookmarkStart w:id="96" w:name="_Toc226965148"/>
       <w:r>
         <w:lastRenderedPageBreak/>
         <w:t>Összefoglaló</w:t>
@@ -21293,7 +21332,7 @@
         </w:numPr>
         <w:jc w:val="both"/>
       </w:pPr>
-      <w:bookmarkStart w:id="97" w:name="_Toc224034401"/>
+      <w:bookmarkStart w:id="97" w:name="_Toc226965149"/>
       <w:proofErr w:type="spellStart"/>
       <w:r>
         <w:lastRenderedPageBreak/>
@@ -22603,7 +22642,7 @@
         </w:numPr>
         <w:jc w:val="both"/>
       </w:pPr>
-      <w:bookmarkStart w:id="98" w:name="_Toc224034402"/>
+      <w:bookmarkStart w:id="98" w:name="_Toc226965150"/>
       <w:r>
         <w:lastRenderedPageBreak/>
         <w:t>Hivatkozások</w:t>
@@ -23154,6 +23193,7 @@
         <w:docPartUnique/>
       </w:docPartObj>
     </w:sdtPr>
+    <w:sdtEndPr/>
     <w:sdtContent>
       <w:p>
         <w:pPr>
@@ -25415,9 +25455,9 @@
   </w:abstractNum>
   <w:abstractNum w:abstractNumId="18" w15:restartNumberingAfterBreak="0">
     <w:nsid w:val="4A421B31"/>
-    <w:multiLevelType w:val="hybridMultilevel"/>
-    <w:tmpl w:val="8C54FCC6"/>
-    <w:lvl w:ilvl="0" w:tplc="E59415CC">
+    <w:multiLevelType w:val="multilevel"/>
+    <w:tmpl w:val="5B623E88"/>
+    <w:lvl w:ilvl="0">
       <w:start w:val="1"/>
       <w:numFmt w:val="decimal"/>
       <w:lvlText w:val="%1."/>
@@ -25429,77 +25469,109 @@
         <w:rFonts w:hint="default"/>
       </w:rPr>
     </w:lvl>
-    <w:lvl w:ilvl="1" w:tplc="040E0019" w:tentative="1">
-      <w:start w:val="1"/>
-      <w:numFmt w:val="lowerLetter"/>
-      <w:lvlText w:val="%2."/>
-      <w:lvlJc w:val="left"/>
-      <w:pPr>
-        <w:ind w:left="1440" w:hanging="360"/>
-      </w:pPr>
-    </w:lvl>
-    <w:lvl w:ilvl="2" w:tplc="040E001B" w:tentative="1">
-      <w:start w:val="1"/>
-      <w:numFmt w:val="lowerRoman"/>
-      <w:lvlText w:val="%3."/>
-      <w:lvlJc w:val="right"/>
-      <w:pPr>
-        <w:ind w:left="2160" w:hanging="180"/>
-      </w:pPr>
-    </w:lvl>
-    <w:lvl w:ilvl="3" w:tplc="040E000F" w:tentative="1">
+    <w:lvl w:ilvl="1">
       <w:start w:val="1"/>
       <w:numFmt w:val="decimal"/>
-      <w:lvlText w:val="%4."/>
-      <w:lvlJc w:val="left"/>
-      <w:pPr>
-        <w:ind w:left="2880" w:hanging="360"/>
-      </w:pPr>
-    </w:lvl>
-    <w:lvl w:ilvl="4" w:tplc="040E0019" w:tentative="1">
-      <w:start w:val="1"/>
-      <w:numFmt w:val="lowerLetter"/>
-      <w:lvlText w:val="%5."/>
-      <w:lvlJc w:val="left"/>
-      <w:pPr>
-        <w:ind w:left="3600" w:hanging="360"/>
-      </w:pPr>
-    </w:lvl>
-    <w:lvl w:ilvl="5" w:tplc="040E001B" w:tentative="1">
-      <w:start w:val="1"/>
-      <w:numFmt w:val="lowerRoman"/>
-      <w:lvlText w:val="%6."/>
-      <w:lvlJc w:val="right"/>
-      <w:pPr>
-        <w:ind w:left="4320" w:hanging="180"/>
-      </w:pPr>
-    </w:lvl>
-    <w:lvl w:ilvl="6" w:tplc="040E000F" w:tentative="1">
+      <w:isLgl/>
+      <w:lvlText w:val="%1.%2"/>
+      <w:lvlJc w:val="left"/>
+      <w:pPr>
+        <w:ind w:left="1005" w:hanging="645"/>
+      </w:pPr>
+      <w:rPr>
+        <w:rFonts w:hint="default"/>
+      </w:rPr>
+    </w:lvl>
+    <w:lvl w:ilvl="2">
       <w:start w:val="1"/>
       <w:numFmt w:val="decimal"/>
-      <w:lvlText w:val="%7."/>
-      <w:lvlJc w:val="left"/>
-      <w:pPr>
-        <w:ind w:left="5040" w:hanging="360"/>
-      </w:pPr>
-    </w:lvl>
-    <w:lvl w:ilvl="7" w:tplc="040E0019" w:tentative="1">
-      <w:start w:val="1"/>
-      <w:numFmt w:val="lowerLetter"/>
-      <w:lvlText w:val="%8."/>
-      <w:lvlJc w:val="left"/>
-      <w:pPr>
-        <w:ind w:left="5760" w:hanging="360"/>
-      </w:pPr>
-    </w:lvl>
-    <w:lvl w:ilvl="8" w:tplc="040E001B" w:tentative="1">
-      <w:start w:val="1"/>
-      <w:numFmt w:val="lowerRoman"/>
-      <w:lvlText w:val="%9."/>
-      <w:lvlJc w:val="right"/>
-      <w:pPr>
-        <w:ind w:left="6480" w:hanging="180"/>
-      </w:pPr>
+      <w:isLgl/>
+      <w:lvlText w:val="%1.%2.%3"/>
+      <w:lvlJc w:val="left"/>
+      <w:pPr>
+        <w:ind w:left="1080" w:hanging="720"/>
+      </w:pPr>
+      <w:rPr>
+        <w:rFonts w:hint="default"/>
+      </w:rPr>
+    </w:lvl>
+    <w:lvl w:ilvl="3">
+      <w:start w:val="1"/>
+      <w:numFmt w:val="decimal"/>
+      <w:isLgl/>
+      <w:lvlText w:val="%1.%2.%3.%4"/>
+      <w:lvlJc w:val="left"/>
+      <w:pPr>
+        <w:ind w:left="1080" w:hanging="720"/>
+      </w:pPr>
+      <w:rPr>
+        <w:rFonts w:hint="default"/>
+      </w:rPr>
+    </w:lvl>
+    <w:lvl w:ilvl="4">
+      <w:start w:val="1"/>
+      <w:numFmt w:val="decimal"/>
+      <w:isLgl/>
+      <w:lvlText w:val="%1.%2.%3.%4.%5"/>
+      <w:lvlJc w:val="left"/>
+      <w:pPr>
+        <w:ind w:left="1440" w:hanging="1080"/>
+      </w:pPr>
+      <w:rPr>
+        <w:rFonts w:hint="default"/>
+      </w:rPr>
+    </w:lvl>
+    <w:lvl w:ilvl="5">
+      <w:start w:val="1"/>
+      <w:numFmt w:val="decimal"/>
+      <w:isLgl/>
+      <w:lvlText w:val="%1.%2.%3.%4.%5.%6"/>
+      <w:lvlJc w:val="left"/>
+      <w:pPr>
+        <w:ind w:left="1440" w:hanging="1080"/>
+      </w:pPr>
+      <w:rPr>
+        <w:rFonts w:hint="default"/>
+      </w:rPr>
+    </w:lvl>
+    <w:lvl w:ilvl="6">
+      <w:start w:val="1"/>
+      <w:numFmt w:val="decimal"/>
+      <w:isLgl/>
+      <w:lvlText w:val="%1.%2.%3.%4.%5.%6.%7"/>
+      <w:lvlJc w:val="left"/>
+      <w:pPr>
+        <w:ind w:left="1800" w:hanging="1440"/>
+      </w:pPr>
+      <w:rPr>
+        <w:rFonts w:hint="default"/>
+      </w:rPr>
+    </w:lvl>
+    <w:lvl w:ilvl="7">
+      <w:start w:val="1"/>
+      <w:numFmt w:val="decimal"/>
+      <w:isLgl/>
+      <w:lvlText w:val="%1.%2.%3.%4.%5.%6.%7.%8"/>
+      <w:lvlJc w:val="left"/>
+      <w:pPr>
+        <w:ind w:left="1800" w:hanging="1440"/>
+      </w:pPr>
+      <w:rPr>
+        <w:rFonts w:hint="default"/>
+      </w:rPr>
+    </w:lvl>
+    <w:lvl w:ilvl="8">
+      <w:start w:val="1"/>
+      <w:numFmt w:val="decimal"/>
+      <w:isLgl/>
+      <w:lvlText w:val="%1.%2.%3.%4.%5.%6.%7.%8.%9"/>
+      <w:lvlJc w:val="left"/>
+      <w:pPr>
+        <w:ind w:left="2160" w:hanging="1800"/>
+      </w:pPr>
+      <w:rPr>
+        <w:rFonts w:hint="default"/>
+      </w:rPr>
     </w:lvl>
   </w:abstractNum>
   <w:abstractNum w:abstractNumId="19" w15:restartNumberingAfterBreak="0">
@@ -28405,6 +28477,17 @@
       <w:lang w:eastAsia="hu-HU"/>
     </w:rPr>
   </w:style>
+  <w:style w:type="character" w:styleId="Kiemels2">
+    <w:name w:val="Strong"/>
+    <w:basedOn w:val="Bekezdsalapbettpusa"/>
+    <w:uiPriority w:val="22"/>
+    <w:qFormat/>
+    <w:rsid w:val="002830F4"/>
+    <w:rPr>
+      <w:b/>
+      <w:bCs/>
+    </w:rPr>
+  </w:style>
 </w:styles>
 </file>
 

--- a/Docs/FELVEO_PROJEKTMUNKA.docx
+++ b/Docs/FELVEO_PROJEKTMUNKA.docx
@@ -459,16 +459,6 @@
       <w:pPr>
         <w:spacing w:line="360" w:lineRule="auto"/>
         <w:rPr>
-          <w:rFonts w:cstheme="majorHAnsi"/>
-          <w:sz w:val="28"/>
-          <w:szCs w:val="28"/>
-        </w:rPr>
-      </w:pPr>
-    </w:p>
-    <w:p>
-      <w:pPr>
-        <w:spacing w:line="360" w:lineRule="auto"/>
-        <w:rPr>
           <w:rFonts w:cstheme="minorHAnsi"/>
           <w:sz w:val="48"/>
           <w:szCs w:val="48"/>
@@ -480,6 +470,7 @@
           <w:sz w:val="48"/>
           <w:szCs w:val="48"/>
         </w:rPr>
+        <w:lastRenderedPageBreak/>
         <w:t>Tartalomjegyzék</w:t>
       </w:r>
       <w:bookmarkStart w:id="2" w:name="_GoBack"/>
@@ -488,10 +479,7 @@
     <w:sdt>
       <w:sdtPr>
         <w:rPr>
-          <w:rFonts w:asciiTheme="majorHAnsi" w:eastAsiaTheme="minorHAnsi" w:hAnsiTheme="majorHAnsi"/>
           <w:b/>
-          <w:sz w:val="24"/>
-          <w:lang w:eastAsia="en-US"/>
         </w:rPr>
         <w:id w:val="-816954921"/>
         <w:docPartObj>
@@ -506,27 +494,6 @@
         </w:rPr>
       </w:sdtEndPr>
       <w:sdtContent>
-        <w:p>
-          <w:pPr>
-            <w:pStyle w:val="TJ3"/>
-            <w:tabs>
-              <w:tab w:val="left" w:pos="880"/>
-              <w:tab w:val="right" w:leader="dot" w:pos="9062"/>
-            </w:tabs>
-            <w:rPr>
-              <w:noProof/>
-            </w:rPr>
-          </w:pPr>
-          <w:r>
-            <w:fldChar w:fldCharType="begin"/>
-          </w:r>
-          <w:r>
-            <w:instrText xml:space="preserve"> TOC \o "1-3" \h \z \u </w:instrText>
-          </w:r>
-          <w:r>
-            <w:fldChar w:fldCharType="separate"/>
-          </w:r>
-        </w:p>
         <w:p>
           <w:pPr>
             <w:pStyle w:val="TJ1"/>
@@ -537,7 +504,26 @@
               <w:lang w:eastAsia="hu-HU"/>
             </w:rPr>
           </w:pPr>
-          <w:hyperlink w:anchor="_Toc226965055" w:history="1">
+          <w:r>
+            <w:rPr>
+              <w:rFonts w:asciiTheme="minorHAnsi" w:eastAsiaTheme="minorEastAsia" w:hAnsiTheme="minorHAnsi"/>
+              <w:sz w:val="22"/>
+              <w:lang w:eastAsia="hu-HU"/>
+            </w:rPr>
+            <w:fldChar w:fldCharType="begin"/>
+          </w:r>
+          <w:r>
+            <w:instrText xml:space="preserve"> TOC \o "1-3" \h \z \u </w:instrText>
+          </w:r>
+          <w:r>
+            <w:rPr>
+              <w:rFonts w:asciiTheme="minorHAnsi" w:eastAsiaTheme="minorEastAsia" w:hAnsiTheme="minorHAnsi"/>
+              <w:sz w:val="22"/>
+              <w:lang w:eastAsia="hu-HU"/>
+            </w:rPr>
+            <w:fldChar w:fldCharType="separate"/>
+          </w:r>
+          <w:hyperlink w:anchor="_Toc227657482" w:history="1">
             <w:r>
               <w:rPr>
                 <w:rStyle w:val="Hiperhivatkozs"/>
@@ -580,7 +566,7 @@
                 <w:noProof/>
                 <w:webHidden/>
               </w:rPr>
-              <w:instrText xml:space="preserve"> PAGEREF _Toc226965055 \h </w:instrText>
+              <w:instrText xml:space="preserve"> PAGEREF _Toc227657482 \h </w:instrText>
             </w:r>
             <w:r>
               <w:rPr>
@@ -600,7 +586,7 @@
                 <w:noProof/>
                 <w:webHidden/>
               </w:rPr>
-              <w:t>6</w:t>
+              <w:t>5</w:t>
             </w:r>
             <w:r>
               <w:rPr>
@@ -624,7 +610,7 @@
               <w:lang w:eastAsia="hu-HU"/>
             </w:rPr>
           </w:pPr>
-          <w:hyperlink w:anchor="_Toc226965056" w:history="1">
+          <w:hyperlink w:anchor="_Toc227657483" w:history="1">
             <w:r>
               <w:rPr>
                 <w:rStyle w:val="Hiperhivatkozs"/>
@@ -651,7 +637,7 @@
                 <w:noProof/>
                 <w:webHidden/>
               </w:rPr>
-              <w:instrText xml:space="preserve"> PAGEREF _Toc226965056 \h </w:instrText>
+              <w:instrText xml:space="preserve"> PAGEREF _Toc227657483 \h </w:instrText>
             </w:r>
             <w:r>
               <w:rPr>
@@ -671,7 +657,7 @@
                 <w:noProof/>
                 <w:webHidden/>
               </w:rPr>
-              <w:t>7</w:t>
+              <w:t>6</w:t>
             </w:r>
             <w:r>
               <w:rPr>
@@ -693,7 +679,7 @@
               <w:noProof/>
             </w:rPr>
           </w:pPr>
-          <w:hyperlink w:anchor="_Toc226965057" w:history="1">
+          <w:hyperlink w:anchor="_Toc227657484" w:history="1">
             <w:r>
               <w:rPr>
                 <w:rStyle w:val="Hiperhivatkozs"/>
@@ -733,7 +719,7 @@
                 <w:noProof/>
                 <w:webHidden/>
               </w:rPr>
-              <w:instrText xml:space="preserve"> PAGEREF _Toc226965057 \h </w:instrText>
+              <w:instrText xml:space="preserve"> PAGEREF _Toc227657484 \h </w:instrText>
             </w:r>
             <w:r>
               <w:rPr>
@@ -753,7 +739,7 @@
                 <w:noProof/>
                 <w:webHidden/>
               </w:rPr>
-              <w:t>7</w:t>
+              <w:t>6</w:t>
             </w:r>
             <w:r>
               <w:rPr>
@@ -774,7 +760,7 @@
               <w:lang w:eastAsia="hu-HU"/>
             </w:rPr>
           </w:pPr>
-          <w:hyperlink w:anchor="_Toc226965058" w:history="1">
+          <w:hyperlink w:anchor="_Toc227657485" w:history="1">
             <w:r>
               <w:rPr>
                 <w:rStyle w:val="Hiperhivatkozs"/>
@@ -817,7 +803,7 @@
                 <w:noProof/>
                 <w:webHidden/>
               </w:rPr>
-              <w:instrText xml:space="preserve"> PAGEREF _Toc226965058 \h </w:instrText>
+              <w:instrText xml:space="preserve"> PAGEREF _Toc227657485 \h </w:instrText>
             </w:r>
             <w:r>
               <w:rPr>
@@ -837,7 +823,7 @@
                 <w:noProof/>
                 <w:webHidden/>
               </w:rPr>
-              <w:t>8</w:t>
+              <w:t>7</w:t>
             </w:r>
             <w:r>
               <w:rPr>
@@ -861,7 +847,7 @@
               <w:lang w:eastAsia="hu-HU"/>
             </w:rPr>
           </w:pPr>
-          <w:hyperlink w:anchor="_Toc226965059" w:history="1">
+          <w:hyperlink w:anchor="_Toc227657486" w:history="1">
             <w:r>
               <w:rPr>
                 <w:rStyle w:val="Hiperhivatkozs"/>
@@ -888,7 +874,7 @@
                 <w:noProof/>
                 <w:webHidden/>
               </w:rPr>
-              <w:instrText xml:space="preserve"> PAGEREF _Toc226965059 \h </w:instrText>
+              <w:instrText xml:space="preserve"> PAGEREF _Toc227657486 \h </w:instrText>
             </w:r>
             <w:r>
               <w:rPr>
@@ -908,7 +894,7 @@
                 <w:noProof/>
                 <w:webHidden/>
               </w:rPr>
-              <w:t>8</w:t>
+              <w:t>7</w:t>
             </w:r>
             <w:r>
               <w:rPr>
@@ -932,7 +918,7 @@
               <w:lang w:eastAsia="hu-HU"/>
             </w:rPr>
           </w:pPr>
-          <w:hyperlink w:anchor="_Toc226965060" w:history="1">
+          <w:hyperlink w:anchor="_Toc227657487" w:history="1">
             <w:r>
               <w:rPr>
                 <w:rStyle w:val="Hiperhivatkozs"/>
@@ -959,7 +945,7 @@
                 <w:noProof/>
                 <w:webHidden/>
               </w:rPr>
-              <w:instrText xml:space="preserve"> PAGEREF _Toc226965060 \h </w:instrText>
+              <w:instrText xml:space="preserve"> PAGEREF _Toc227657487 \h </w:instrText>
             </w:r>
             <w:r>
               <w:rPr>
@@ -979,7 +965,7 @@
                 <w:noProof/>
                 <w:webHidden/>
               </w:rPr>
-              <w:t>8</w:t>
+              <w:t>7</w:t>
             </w:r>
             <w:r>
               <w:rPr>
@@ -1003,7 +989,7 @@
               <w:lang w:eastAsia="hu-HU"/>
             </w:rPr>
           </w:pPr>
-          <w:hyperlink w:anchor="_Toc226965061" w:history="1">
+          <w:hyperlink w:anchor="_Toc227657488" w:history="1">
             <w:r>
               <w:rPr>
                 <w:rStyle w:val="Hiperhivatkozs"/>
@@ -1030,7 +1016,7 @@
                 <w:noProof/>
                 <w:webHidden/>
               </w:rPr>
-              <w:instrText xml:space="preserve"> PAGEREF _Toc226965061 \h </w:instrText>
+              <w:instrText xml:space="preserve"> PAGEREF _Toc227657488 \h </w:instrText>
             </w:r>
             <w:r>
               <w:rPr>
@@ -1050,7 +1036,7 @@
                 <w:noProof/>
                 <w:webHidden/>
               </w:rPr>
-              <w:t>9</w:t>
+              <w:t>8</w:t>
             </w:r>
             <w:r>
               <w:rPr>
@@ -1074,7 +1060,7 @@
               <w:lang w:eastAsia="hu-HU"/>
             </w:rPr>
           </w:pPr>
-          <w:hyperlink w:anchor="_Toc226965062" w:history="1">
+          <w:hyperlink w:anchor="_Toc227657489" w:history="1">
             <w:r>
               <w:rPr>
                 <w:rStyle w:val="Hiperhivatkozs"/>
@@ -1101,7 +1087,7 @@
                 <w:noProof/>
                 <w:webHidden/>
               </w:rPr>
-              <w:instrText xml:space="preserve"> PAGEREF _Toc226965062 \h </w:instrText>
+              <w:instrText xml:space="preserve"> PAGEREF _Toc227657489 \h </w:instrText>
             </w:r>
             <w:r>
               <w:rPr>
@@ -1121,7 +1107,7 @@
                 <w:noProof/>
                 <w:webHidden/>
               </w:rPr>
-              <w:t>9</w:t>
+              <w:t>8</w:t>
             </w:r>
             <w:r>
               <w:rPr>
@@ -1145,7 +1131,7 @@
               <w:lang w:eastAsia="hu-HU"/>
             </w:rPr>
           </w:pPr>
-          <w:hyperlink w:anchor="_Toc226965063" w:history="1">
+          <w:hyperlink w:anchor="_Toc227657490" w:history="1">
             <w:r>
               <w:rPr>
                 <w:rStyle w:val="Hiperhivatkozs"/>
@@ -1172,7 +1158,7 @@
                 <w:noProof/>
                 <w:webHidden/>
               </w:rPr>
-              <w:instrText xml:space="preserve"> PAGEREF _Toc226965063 \h </w:instrText>
+              <w:instrText xml:space="preserve"> PAGEREF _Toc227657490 \h </w:instrText>
             </w:r>
             <w:r>
               <w:rPr>
@@ -1192,7 +1178,7 @@
                 <w:noProof/>
                 <w:webHidden/>
               </w:rPr>
-              <w:t>9</w:t>
+              <w:t>8</w:t>
             </w:r>
             <w:r>
               <w:rPr>
@@ -1216,7 +1202,7 @@
               <w:lang w:eastAsia="hu-HU"/>
             </w:rPr>
           </w:pPr>
-          <w:hyperlink w:anchor="_Toc226965064" w:history="1">
+          <w:hyperlink w:anchor="_Toc227657491" w:history="1">
             <w:r>
               <w:rPr>
                 <w:rStyle w:val="Hiperhivatkozs"/>
@@ -1243,7 +1229,7 @@
                 <w:noProof/>
                 <w:webHidden/>
               </w:rPr>
-              <w:instrText xml:space="preserve"> PAGEREF _Toc226965064 \h </w:instrText>
+              <w:instrText xml:space="preserve"> PAGEREF _Toc227657491 \h </w:instrText>
             </w:r>
             <w:r>
               <w:rPr>
@@ -1263,7 +1249,7 @@
                 <w:noProof/>
                 <w:webHidden/>
               </w:rPr>
-              <w:t>9</w:t>
+              <w:t>8</w:t>
             </w:r>
             <w:r>
               <w:rPr>
@@ -1287,7 +1273,7 @@
               <w:lang w:eastAsia="hu-HU"/>
             </w:rPr>
           </w:pPr>
-          <w:hyperlink w:anchor="_Toc226965065" w:history="1">
+          <w:hyperlink w:anchor="_Toc227657492" w:history="1">
             <w:r>
               <w:rPr>
                 <w:rStyle w:val="Hiperhivatkozs"/>
@@ -1314,7 +1300,7 @@
                 <w:noProof/>
                 <w:webHidden/>
               </w:rPr>
-              <w:instrText xml:space="preserve"> PAGEREF _Toc226965065 \h </w:instrText>
+              <w:instrText xml:space="preserve"> PAGEREF _Toc227657492 \h </w:instrText>
             </w:r>
             <w:r>
               <w:rPr>
@@ -1334,7 +1320,7 @@
                 <w:noProof/>
                 <w:webHidden/>
               </w:rPr>
-              <w:t>10</w:t>
+              <w:t>8</w:t>
             </w:r>
             <w:r>
               <w:rPr>
@@ -1355,7 +1341,7 @@
               <w:lang w:eastAsia="hu-HU"/>
             </w:rPr>
           </w:pPr>
-          <w:hyperlink w:anchor="_Toc226965066" w:history="1">
+          <w:hyperlink w:anchor="_Toc227657493" w:history="1">
             <w:r>
               <w:rPr>
                 <w:rStyle w:val="Hiperhivatkozs"/>
@@ -1398,7 +1384,7 @@
                 <w:noProof/>
                 <w:webHidden/>
               </w:rPr>
-              <w:instrText xml:space="preserve"> PAGEREF _Toc226965066 \h </w:instrText>
+              <w:instrText xml:space="preserve"> PAGEREF _Toc227657493 \h </w:instrText>
             </w:r>
             <w:r>
               <w:rPr>
@@ -1418,7 +1404,7 @@
                 <w:noProof/>
                 <w:webHidden/>
               </w:rPr>
-              <w:t>11</w:t>
+              <w:t>9</w:t>
             </w:r>
             <w:r>
               <w:rPr>
@@ -1442,7 +1428,7 @@
               <w:lang w:eastAsia="hu-HU"/>
             </w:rPr>
           </w:pPr>
-          <w:hyperlink w:anchor="_Toc226965067" w:history="1">
+          <w:hyperlink w:anchor="_Toc227657494" w:history="1">
             <w:r>
               <w:rPr>
                 <w:rStyle w:val="Hiperhivatkozs"/>
@@ -1469,7 +1455,7 @@
                 <w:noProof/>
                 <w:webHidden/>
               </w:rPr>
-              <w:instrText xml:space="preserve"> PAGEREF _Toc226965067 \h </w:instrText>
+              <w:instrText xml:space="preserve"> PAGEREF _Toc227657494 \h </w:instrText>
             </w:r>
             <w:r>
               <w:rPr>
@@ -1489,7 +1475,7 @@
                 <w:noProof/>
                 <w:webHidden/>
               </w:rPr>
-              <w:t>11</w:t>
+              <w:t>9</w:t>
             </w:r>
             <w:r>
               <w:rPr>
@@ -1513,7 +1499,7 @@
               <w:lang w:eastAsia="hu-HU"/>
             </w:rPr>
           </w:pPr>
-          <w:hyperlink w:anchor="_Toc226965068" w:history="1">
+          <w:hyperlink w:anchor="_Toc227657495" w:history="1">
             <w:r>
               <w:rPr>
                 <w:rStyle w:val="Hiperhivatkozs"/>
@@ -1540,7 +1526,7 @@
                 <w:noProof/>
                 <w:webHidden/>
               </w:rPr>
-              <w:instrText xml:space="preserve"> PAGEREF _Toc226965068 \h </w:instrText>
+              <w:instrText xml:space="preserve"> PAGEREF _Toc227657495 \h </w:instrText>
             </w:r>
             <w:r>
               <w:rPr>
@@ -1560,7 +1546,7 @@
                 <w:noProof/>
                 <w:webHidden/>
               </w:rPr>
-              <w:t>11</w:t>
+              <w:t>9</w:t>
             </w:r>
             <w:r>
               <w:rPr>
@@ -1581,7 +1567,7 @@
               <w:lang w:eastAsia="hu-HU"/>
             </w:rPr>
           </w:pPr>
-          <w:hyperlink w:anchor="_Toc226965069" w:history="1">
+          <w:hyperlink w:anchor="_Toc227657496" w:history="1">
             <w:r>
               <w:rPr>
                 <w:rStyle w:val="Hiperhivatkozs"/>
@@ -1624,7 +1610,7 @@
                 <w:noProof/>
                 <w:webHidden/>
               </w:rPr>
-              <w:instrText xml:space="preserve"> PAGEREF _Toc226965069 \h </w:instrText>
+              <w:instrText xml:space="preserve"> PAGEREF _Toc227657496 \h </w:instrText>
             </w:r>
             <w:r>
               <w:rPr>
@@ -1644,7 +1630,7 @@
                 <w:noProof/>
                 <w:webHidden/>
               </w:rPr>
-              <w:t>12</w:t>
+              <w:t>10</w:t>
             </w:r>
             <w:r>
               <w:rPr>
@@ -1668,7 +1654,7 @@
               <w:lang w:eastAsia="hu-HU"/>
             </w:rPr>
           </w:pPr>
-          <w:hyperlink w:anchor="_Toc226965070" w:history="1">
+          <w:hyperlink w:anchor="_Toc227657497" w:history="1">
             <w:r>
               <w:rPr>
                 <w:rStyle w:val="Hiperhivatkozs"/>
@@ -1695,7 +1681,7 @@
                 <w:noProof/>
                 <w:webHidden/>
               </w:rPr>
-              <w:instrText xml:space="preserve"> PAGEREF _Toc226965070 \h </w:instrText>
+              <w:instrText xml:space="preserve"> PAGEREF _Toc227657497 \h </w:instrText>
             </w:r>
             <w:r>
               <w:rPr>
@@ -1715,7 +1701,7 @@
                 <w:noProof/>
                 <w:webHidden/>
               </w:rPr>
-              <w:t>12</w:t>
+              <w:t>10</w:t>
             </w:r>
             <w:r>
               <w:rPr>
@@ -1736,7 +1722,7 @@
               <w:lang w:eastAsia="hu-HU"/>
             </w:rPr>
           </w:pPr>
-          <w:hyperlink w:anchor="_Toc226965071" w:history="1">
+          <w:hyperlink w:anchor="_Toc227657498" w:history="1">
             <w:r>
               <w:rPr>
                 <w:rStyle w:val="Hiperhivatkozs"/>
@@ -1779,7 +1765,7 @@
                 <w:noProof/>
                 <w:webHidden/>
               </w:rPr>
-              <w:instrText xml:space="preserve"> PAGEREF _Toc226965071 \h </w:instrText>
+              <w:instrText xml:space="preserve"> PAGEREF _Toc227657498 \h </w:instrText>
             </w:r>
             <w:r>
               <w:rPr>
@@ -1799,7 +1785,7 @@
                 <w:noProof/>
                 <w:webHidden/>
               </w:rPr>
-              <w:t>13</w:t>
+              <w:t>11</w:t>
             </w:r>
             <w:r>
               <w:rPr>
@@ -1823,7 +1809,7 @@
               <w:lang w:eastAsia="hu-HU"/>
             </w:rPr>
           </w:pPr>
-          <w:hyperlink w:anchor="_Toc226965072" w:history="1">
+          <w:hyperlink w:anchor="_Toc227657499" w:history="1">
             <w:r>
               <w:rPr>
                 <w:rStyle w:val="Hiperhivatkozs"/>
@@ -1850,7 +1836,7 @@
                 <w:noProof/>
                 <w:webHidden/>
               </w:rPr>
-              <w:instrText xml:space="preserve"> PAGEREF _Toc226965072 \h </w:instrText>
+              <w:instrText xml:space="preserve"> PAGEREF _Toc227657499 \h </w:instrText>
             </w:r>
             <w:r>
               <w:rPr>
@@ -1870,7 +1856,7 @@
                 <w:noProof/>
                 <w:webHidden/>
               </w:rPr>
-              <w:t>13</w:t>
+              <w:t>11</w:t>
             </w:r>
             <w:r>
               <w:rPr>
@@ -1894,7 +1880,7 @@
               <w:lang w:eastAsia="hu-HU"/>
             </w:rPr>
           </w:pPr>
-          <w:hyperlink w:anchor="_Toc226965073" w:history="1">
+          <w:hyperlink w:anchor="_Toc227657500" w:history="1">
             <w:r>
               <w:rPr>
                 <w:rStyle w:val="Hiperhivatkozs"/>
@@ -1921,7 +1907,7 @@
                 <w:noProof/>
                 <w:webHidden/>
               </w:rPr>
-              <w:instrText xml:space="preserve"> PAGEREF _Toc226965073 \h </w:instrText>
+              <w:instrText xml:space="preserve"> PAGEREF _Toc227657500 \h </w:instrText>
             </w:r>
             <w:r>
               <w:rPr>
@@ -1941,7 +1927,7 @@
                 <w:noProof/>
                 <w:webHidden/>
               </w:rPr>
-              <w:t>13</w:t>
+              <w:t>11</w:t>
             </w:r>
             <w:r>
               <w:rPr>
@@ -1965,7 +1951,7 @@
               <w:lang w:eastAsia="hu-HU"/>
             </w:rPr>
           </w:pPr>
-          <w:hyperlink w:anchor="_Toc226965074" w:history="1">
+          <w:hyperlink w:anchor="_Toc227657501" w:history="1">
             <w:r>
               <w:rPr>
                 <w:rStyle w:val="Hiperhivatkozs"/>
@@ -1992,7 +1978,7 @@
                 <w:noProof/>
                 <w:webHidden/>
               </w:rPr>
-              <w:instrText xml:space="preserve"> PAGEREF _Toc226965074 \h </w:instrText>
+              <w:instrText xml:space="preserve"> PAGEREF _Toc227657501 \h </w:instrText>
             </w:r>
             <w:r>
               <w:rPr>
@@ -2012,7 +1998,7 @@
                 <w:noProof/>
                 <w:webHidden/>
               </w:rPr>
-              <w:t>14</w:t>
+              <w:t>12</w:t>
             </w:r>
             <w:r>
               <w:rPr>
@@ -2036,7 +2022,7 @@
               <w:lang w:eastAsia="hu-HU"/>
             </w:rPr>
           </w:pPr>
-          <w:hyperlink w:anchor="_Toc226965075" w:history="1">
+          <w:hyperlink w:anchor="_Toc227657502" w:history="1">
             <w:r>
               <w:rPr>
                 <w:rStyle w:val="Hiperhivatkozs"/>
@@ -2063,7 +2049,7 @@
                 <w:noProof/>
                 <w:webHidden/>
               </w:rPr>
-              <w:instrText xml:space="preserve"> PAGEREF _Toc226965075 \h </w:instrText>
+              <w:instrText xml:space="preserve"> PAGEREF _Toc227657502 \h </w:instrText>
             </w:r>
             <w:r>
               <w:rPr>
@@ -2083,7 +2069,7 @@
                 <w:noProof/>
                 <w:webHidden/>
               </w:rPr>
-              <w:t>14</w:t>
+              <w:t>12</w:t>
             </w:r>
             <w:r>
               <w:rPr>
@@ -2104,7 +2090,7 @@
               <w:lang w:eastAsia="hu-HU"/>
             </w:rPr>
           </w:pPr>
-          <w:hyperlink w:anchor="_Toc226965076" w:history="1">
+          <w:hyperlink w:anchor="_Toc227657503" w:history="1">
             <w:r>
               <w:rPr>
                 <w:rStyle w:val="Hiperhivatkozs"/>
@@ -2147,7 +2133,7 @@
                 <w:noProof/>
                 <w:webHidden/>
               </w:rPr>
-              <w:instrText xml:space="preserve"> PAGEREF _Toc226965076 \h </w:instrText>
+              <w:instrText xml:space="preserve"> PAGEREF _Toc227657503 \h </w:instrText>
             </w:r>
             <w:r>
               <w:rPr>
@@ -2167,7 +2153,7 @@
                 <w:noProof/>
                 <w:webHidden/>
               </w:rPr>
-              <w:t>15</w:t>
+              <w:t>13</w:t>
             </w:r>
             <w:r>
               <w:rPr>
@@ -2191,7 +2177,7 @@
               <w:lang w:eastAsia="hu-HU"/>
             </w:rPr>
           </w:pPr>
-          <w:hyperlink w:anchor="_Toc226965077" w:history="1">
+          <w:hyperlink w:anchor="_Toc227657504" w:history="1">
             <w:r>
               <w:rPr>
                 <w:rStyle w:val="Hiperhivatkozs"/>
@@ -2218,7 +2204,7 @@
                 <w:noProof/>
                 <w:webHidden/>
               </w:rPr>
-              <w:instrText xml:space="preserve"> PAGEREF _Toc226965077 \h </w:instrText>
+              <w:instrText xml:space="preserve"> PAGEREF _Toc227657504 \h </w:instrText>
             </w:r>
             <w:r>
               <w:rPr>
@@ -2238,7 +2224,7 @@
                 <w:noProof/>
                 <w:webHidden/>
               </w:rPr>
-              <w:t>15</w:t>
+              <w:t>13</w:t>
             </w:r>
             <w:r>
               <w:rPr>
@@ -2262,7 +2248,7 @@
               <w:lang w:eastAsia="hu-HU"/>
             </w:rPr>
           </w:pPr>
-          <w:hyperlink w:anchor="_Toc226965078" w:history="1">
+          <w:hyperlink w:anchor="_Toc227657505" w:history="1">
             <w:r>
               <w:rPr>
                 <w:rStyle w:val="Hiperhivatkozs"/>
@@ -2289,7 +2275,7 @@
                 <w:noProof/>
                 <w:webHidden/>
               </w:rPr>
-              <w:instrText xml:space="preserve"> PAGEREF _Toc226965078 \h </w:instrText>
+              <w:instrText xml:space="preserve"> PAGEREF _Toc227657505 \h </w:instrText>
             </w:r>
             <w:r>
               <w:rPr>
@@ -2309,7 +2295,7 @@
                 <w:noProof/>
                 <w:webHidden/>
               </w:rPr>
-              <w:t>15</w:t>
+              <w:t>13</w:t>
             </w:r>
             <w:r>
               <w:rPr>
@@ -2333,7 +2319,7 @@
               <w:lang w:eastAsia="hu-HU"/>
             </w:rPr>
           </w:pPr>
-          <w:hyperlink w:anchor="_Toc226965079" w:history="1">
+          <w:hyperlink w:anchor="_Toc227657506" w:history="1">
             <w:r>
               <w:rPr>
                 <w:rStyle w:val="Hiperhivatkozs"/>
@@ -2360,7 +2346,7 @@
                 <w:noProof/>
                 <w:webHidden/>
               </w:rPr>
-              <w:instrText xml:space="preserve"> PAGEREF _Toc226965079 \h </w:instrText>
+              <w:instrText xml:space="preserve"> PAGEREF _Toc227657506 \h </w:instrText>
             </w:r>
             <w:r>
               <w:rPr>
@@ -2380,7 +2366,7 @@
                 <w:noProof/>
                 <w:webHidden/>
               </w:rPr>
-              <w:t>16</w:t>
+              <w:t>14</w:t>
             </w:r>
             <w:r>
               <w:rPr>
@@ -2404,7 +2390,7 @@
               <w:lang w:eastAsia="hu-HU"/>
             </w:rPr>
           </w:pPr>
-          <w:hyperlink w:anchor="_Toc226965080" w:history="1">
+          <w:hyperlink w:anchor="_Toc227657507" w:history="1">
             <w:r>
               <w:rPr>
                 <w:rStyle w:val="Hiperhivatkozs"/>
@@ -2431,7 +2417,7 @@
                 <w:noProof/>
                 <w:webHidden/>
               </w:rPr>
-              <w:instrText xml:space="preserve"> PAGEREF _Toc226965080 \h </w:instrText>
+              <w:instrText xml:space="preserve"> PAGEREF _Toc227657507 \h </w:instrText>
             </w:r>
             <w:r>
               <w:rPr>
@@ -2451,7 +2437,7 @@
                 <w:noProof/>
                 <w:webHidden/>
               </w:rPr>
-              <w:t>16</w:t>
+              <w:t>14</w:t>
             </w:r>
             <w:r>
               <w:rPr>
@@ -2475,7 +2461,7 @@
               <w:lang w:eastAsia="hu-HU"/>
             </w:rPr>
           </w:pPr>
-          <w:hyperlink w:anchor="_Toc226965081" w:history="1">
+          <w:hyperlink w:anchor="_Toc227657508" w:history="1">
             <w:r>
               <w:rPr>
                 <w:rStyle w:val="Hiperhivatkozs"/>
@@ -2502,7 +2488,7 @@
                 <w:noProof/>
                 <w:webHidden/>
               </w:rPr>
-              <w:instrText xml:space="preserve"> PAGEREF _Toc226965081 \h </w:instrText>
+              <w:instrText xml:space="preserve"> PAGEREF _Toc227657508 \h </w:instrText>
             </w:r>
             <w:r>
               <w:rPr>
@@ -2522,7 +2508,7 @@
                 <w:noProof/>
                 <w:webHidden/>
               </w:rPr>
-              <w:t>16</w:t>
+              <w:t>14</w:t>
             </w:r>
             <w:r>
               <w:rPr>
@@ -2543,7 +2529,7 @@
               <w:lang w:eastAsia="hu-HU"/>
             </w:rPr>
           </w:pPr>
-          <w:hyperlink w:anchor="_Toc226965082" w:history="1">
+          <w:hyperlink w:anchor="_Toc227657509" w:history="1">
             <w:r>
               <w:rPr>
                 <w:rStyle w:val="Hiperhivatkozs"/>
@@ -2586,7 +2572,7 @@
                 <w:noProof/>
                 <w:webHidden/>
               </w:rPr>
-              <w:instrText xml:space="preserve"> PAGEREF _Toc226965082 \h </w:instrText>
+              <w:instrText xml:space="preserve"> PAGEREF _Toc227657509 \h </w:instrText>
             </w:r>
             <w:r>
               <w:rPr>
@@ -2606,7 +2592,7 @@
                 <w:noProof/>
                 <w:webHidden/>
               </w:rPr>
-              <w:t>17</w:t>
+              <w:t>15</w:t>
             </w:r>
             <w:r>
               <w:rPr>
@@ -2630,7 +2616,7 @@
               <w:lang w:eastAsia="hu-HU"/>
             </w:rPr>
           </w:pPr>
-          <w:hyperlink w:anchor="_Toc226965083" w:history="1">
+          <w:hyperlink w:anchor="_Toc227657510" w:history="1">
             <w:r>
               <w:rPr>
                 <w:rStyle w:val="Hiperhivatkozs"/>
@@ -2657,7 +2643,7 @@
                 <w:noProof/>
                 <w:webHidden/>
               </w:rPr>
-              <w:instrText xml:space="preserve"> PAGEREF _Toc226965083 \h </w:instrText>
+              <w:instrText xml:space="preserve"> PAGEREF _Toc227657510 \h </w:instrText>
             </w:r>
             <w:r>
               <w:rPr>
@@ -2677,7 +2663,7 @@
                 <w:noProof/>
                 <w:webHidden/>
               </w:rPr>
-              <w:t>17</w:t>
+              <w:t>15</w:t>
             </w:r>
             <w:r>
               <w:rPr>
@@ -2701,7 +2687,7 @@
               <w:lang w:eastAsia="hu-HU"/>
             </w:rPr>
           </w:pPr>
-          <w:hyperlink w:anchor="_Toc226965084" w:history="1">
+          <w:hyperlink w:anchor="_Toc227657511" w:history="1">
             <w:r>
               <w:rPr>
                 <w:rStyle w:val="Hiperhivatkozs"/>
@@ -2728,7 +2714,7 @@
                 <w:noProof/>
                 <w:webHidden/>
               </w:rPr>
-              <w:instrText xml:space="preserve"> PAGEREF _Toc226965084 \h </w:instrText>
+              <w:instrText xml:space="preserve"> PAGEREF _Toc227657511 \h </w:instrText>
             </w:r>
             <w:r>
               <w:rPr>
@@ -2748,7 +2734,7 @@
                 <w:noProof/>
                 <w:webHidden/>
               </w:rPr>
-              <w:t>17</w:t>
+              <w:t>15</w:t>
             </w:r>
             <w:r>
               <w:rPr>
@@ -2772,7 +2758,7 @@
               <w:lang w:eastAsia="hu-HU"/>
             </w:rPr>
           </w:pPr>
-          <w:hyperlink w:anchor="_Toc226965085" w:history="1">
+          <w:hyperlink w:anchor="_Toc227657512" w:history="1">
             <w:r>
               <w:rPr>
                 <w:rStyle w:val="Hiperhivatkozs"/>
@@ -2799,7 +2785,7 @@
                 <w:noProof/>
                 <w:webHidden/>
               </w:rPr>
-              <w:instrText xml:space="preserve"> PAGEREF _Toc226965085 \h </w:instrText>
+              <w:instrText xml:space="preserve"> PAGEREF _Toc227657512 \h </w:instrText>
             </w:r>
             <w:r>
               <w:rPr>
@@ -2819,7 +2805,7 @@
                 <w:noProof/>
                 <w:webHidden/>
               </w:rPr>
-              <w:t>18</w:t>
+              <w:t>15</w:t>
             </w:r>
             <w:r>
               <w:rPr>
@@ -2840,7 +2826,7 @@
               <w:lang w:eastAsia="hu-HU"/>
             </w:rPr>
           </w:pPr>
-          <w:hyperlink w:anchor="_Toc226965086" w:history="1">
+          <w:hyperlink w:anchor="_Toc227657513" w:history="1">
             <w:r>
               <w:rPr>
                 <w:rStyle w:val="Hiperhivatkozs"/>
@@ -2883,7 +2869,7 @@
                 <w:noProof/>
                 <w:webHidden/>
               </w:rPr>
-              <w:instrText xml:space="preserve"> PAGEREF _Toc226965086 \h </w:instrText>
+              <w:instrText xml:space="preserve"> PAGEREF _Toc227657513 \h </w:instrText>
             </w:r>
             <w:r>
               <w:rPr>
@@ -2903,7 +2889,7 @@
                 <w:noProof/>
                 <w:webHidden/>
               </w:rPr>
-              <w:t>19</w:t>
+              <w:t>16</w:t>
             </w:r>
             <w:r>
               <w:rPr>
@@ -2924,7 +2910,7 @@
               <w:lang w:eastAsia="hu-HU"/>
             </w:rPr>
           </w:pPr>
-          <w:hyperlink w:anchor="_Toc226965087" w:history="1">
+          <w:hyperlink w:anchor="_Toc227657514" w:history="1">
             <w:r>
               <w:rPr>
                 <w:rStyle w:val="Hiperhivatkozs"/>
@@ -2967,7 +2953,7 @@
                 <w:noProof/>
                 <w:webHidden/>
               </w:rPr>
-              <w:instrText xml:space="preserve"> PAGEREF _Toc226965087 \h </w:instrText>
+              <w:instrText xml:space="preserve"> PAGEREF _Toc227657514 \h </w:instrText>
             </w:r>
             <w:r>
               <w:rPr>
@@ -2987,7 +2973,7 @@
                 <w:noProof/>
                 <w:webHidden/>
               </w:rPr>
-              <w:t>20</w:t>
+              <w:t>17</w:t>
             </w:r>
             <w:r>
               <w:rPr>
@@ -3011,7 +2997,7 @@
               <w:lang w:eastAsia="hu-HU"/>
             </w:rPr>
           </w:pPr>
-          <w:hyperlink w:anchor="_Toc226965088" w:history="1">
+          <w:hyperlink w:anchor="_Toc227657515" w:history="1">
             <w:r>
               <w:rPr>
                 <w:rStyle w:val="Hiperhivatkozs"/>
@@ -3038,7 +3024,7 @@
                 <w:noProof/>
                 <w:webHidden/>
               </w:rPr>
-              <w:instrText xml:space="preserve"> PAGEREF _Toc226965088 \h </w:instrText>
+              <w:instrText xml:space="preserve"> PAGEREF _Toc227657515 \h </w:instrText>
             </w:r>
             <w:r>
               <w:rPr>
@@ -3058,7 +3044,7 @@
                 <w:noProof/>
                 <w:webHidden/>
               </w:rPr>
-              <w:t>20</w:t>
+              <w:t>17</w:t>
             </w:r>
             <w:r>
               <w:rPr>
@@ -3082,7 +3068,7 @@
               <w:lang w:eastAsia="hu-HU"/>
             </w:rPr>
           </w:pPr>
-          <w:hyperlink w:anchor="_Toc226965089" w:history="1">
+          <w:hyperlink w:anchor="_Toc227657516" w:history="1">
             <w:r>
               <w:rPr>
                 <w:rStyle w:val="Hiperhivatkozs"/>
@@ -3109,7 +3095,7 @@
                 <w:noProof/>
                 <w:webHidden/>
               </w:rPr>
-              <w:instrText xml:space="preserve"> PAGEREF _Toc226965089 \h </w:instrText>
+              <w:instrText xml:space="preserve"> PAGEREF _Toc227657516 \h </w:instrText>
             </w:r>
             <w:r>
               <w:rPr>
@@ -3129,7 +3115,7 @@
                 <w:noProof/>
                 <w:webHidden/>
               </w:rPr>
-              <w:t>20</w:t>
+              <w:t>17</w:t>
             </w:r>
             <w:r>
               <w:rPr>
@@ -3153,7 +3139,7 @@
               <w:lang w:eastAsia="hu-HU"/>
             </w:rPr>
           </w:pPr>
-          <w:hyperlink w:anchor="_Toc226965090" w:history="1">
+          <w:hyperlink w:anchor="_Toc227657517" w:history="1">
             <w:r>
               <w:rPr>
                 <w:rStyle w:val="Hiperhivatkozs"/>
@@ -3180,7 +3166,7 @@
                 <w:noProof/>
                 <w:webHidden/>
               </w:rPr>
-              <w:instrText xml:space="preserve"> PAGEREF _Toc226965090 \h </w:instrText>
+              <w:instrText xml:space="preserve"> PAGEREF _Toc227657517 \h </w:instrText>
             </w:r>
             <w:r>
               <w:rPr>
@@ -3200,7 +3186,7 @@
                 <w:noProof/>
                 <w:webHidden/>
               </w:rPr>
-              <w:t>20</w:t>
+              <w:t>17</w:t>
             </w:r>
             <w:r>
               <w:rPr>
@@ -3221,7 +3207,7 @@
               <w:lang w:eastAsia="hu-HU"/>
             </w:rPr>
           </w:pPr>
-          <w:hyperlink w:anchor="_Toc226965091" w:history="1">
+          <w:hyperlink w:anchor="_Toc227657518" w:history="1">
             <w:r>
               <w:rPr>
                 <w:rStyle w:val="Hiperhivatkozs"/>
@@ -3264,7 +3250,7 @@
                 <w:noProof/>
                 <w:webHidden/>
               </w:rPr>
-              <w:instrText xml:space="preserve"> PAGEREF _Toc226965091 \h </w:instrText>
+              <w:instrText xml:space="preserve"> PAGEREF _Toc227657518 \h </w:instrText>
             </w:r>
             <w:r>
               <w:rPr>
@@ -3284,7 +3270,7 @@
                 <w:noProof/>
                 <w:webHidden/>
               </w:rPr>
-              <w:t>21</w:t>
+              <w:t>18</w:t>
             </w:r>
             <w:r>
               <w:rPr>
@@ -3308,7 +3294,7 @@
               <w:lang w:eastAsia="hu-HU"/>
             </w:rPr>
           </w:pPr>
-          <w:hyperlink w:anchor="_Toc226965092" w:history="1">
+          <w:hyperlink w:anchor="_Toc227657519" w:history="1">
             <w:r>
               <w:rPr>
                 <w:rStyle w:val="Hiperhivatkozs"/>
@@ -3335,7 +3321,7 @@
                 <w:noProof/>
                 <w:webHidden/>
               </w:rPr>
-              <w:instrText xml:space="preserve"> PAGEREF _Toc226965092 \h </w:instrText>
+              <w:instrText xml:space="preserve"> PAGEREF _Toc227657519 \h </w:instrText>
             </w:r>
             <w:r>
               <w:rPr>
@@ -3355,7 +3341,7 @@
                 <w:noProof/>
                 <w:webHidden/>
               </w:rPr>
-              <w:t>21</w:t>
+              <w:t>18</w:t>
             </w:r>
             <w:r>
               <w:rPr>
@@ -3376,7 +3362,7 @@
               <w:lang w:eastAsia="hu-HU"/>
             </w:rPr>
           </w:pPr>
-          <w:hyperlink w:anchor="_Toc226965093" w:history="1">
+          <w:hyperlink w:anchor="_Toc227657520" w:history="1">
             <w:r>
               <w:rPr>
                 <w:rStyle w:val="Hiperhivatkozs"/>
@@ -3419,7 +3405,7 @@
                 <w:noProof/>
                 <w:webHidden/>
               </w:rPr>
-              <w:instrText xml:space="preserve"> PAGEREF _Toc226965093 \h </w:instrText>
+              <w:instrText xml:space="preserve"> PAGEREF _Toc227657520 \h </w:instrText>
             </w:r>
             <w:r>
               <w:rPr>
@@ -3439,7 +3425,7 @@
                 <w:noProof/>
                 <w:webHidden/>
               </w:rPr>
-              <w:t>23</w:t>
+              <w:t>19</w:t>
             </w:r>
             <w:r>
               <w:rPr>
@@ -3463,7 +3449,7 @@
               <w:lang w:eastAsia="hu-HU"/>
             </w:rPr>
           </w:pPr>
-          <w:hyperlink w:anchor="_Toc226965094" w:history="1">
+          <w:hyperlink w:anchor="_Toc227657521" w:history="1">
             <w:r>
               <w:rPr>
                 <w:rStyle w:val="Hiperhivatkozs"/>
@@ -3490,7 +3476,7 @@
                 <w:noProof/>
                 <w:webHidden/>
               </w:rPr>
-              <w:instrText xml:space="preserve"> PAGEREF _Toc226965094 \h </w:instrText>
+              <w:instrText xml:space="preserve"> PAGEREF _Toc227657521 \h </w:instrText>
             </w:r>
             <w:r>
               <w:rPr>
@@ -3510,7 +3496,7 @@
                 <w:noProof/>
                 <w:webHidden/>
               </w:rPr>
-              <w:t>23</w:t>
+              <w:t>19</w:t>
             </w:r>
             <w:r>
               <w:rPr>
@@ -3534,7 +3520,7 @@
               <w:lang w:eastAsia="hu-HU"/>
             </w:rPr>
           </w:pPr>
-          <w:hyperlink w:anchor="_Toc226965095" w:history="1">
+          <w:hyperlink w:anchor="_Toc227657522" w:history="1">
             <w:r>
               <w:rPr>
                 <w:rStyle w:val="Hiperhivatkozs"/>
@@ -3561,7 +3547,7 @@
                 <w:noProof/>
                 <w:webHidden/>
               </w:rPr>
-              <w:instrText xml:space="preserve"> PAGEREF _Toc226965095 \h </w:instrText>
+              <w:instrText xml:space="preserve"> PAGEREF _Toc227657522 \h </w:instrText>
             </w:r>
             <w:r>
               <w:rPr>
@@ -3581,7 +3567,7 @@
                 <w:noProof/>
                 <w:webHidden/>
               </w:rPr>
-              <w:t>23</w:t>
+              <w:t>19</w:t>
             </w:r>
             <w:r>
               <w:rPr>
@@ -3605,7 +3591,7 @@
               <w:lang w:eastAsia="hu-HU"/>
             </w:rPr>
           </w:pPr>
-          <w:hyperlink w:anchor="_Toc226965096" w:history="1">
+          <w:hyperlink w:anchor="_Toc227657523" w:history="1">
             <w:r>
               <w:rPr>
                 <w:rStyle w:val="Hiperhivatkozs"/>
@@ -3632,7 +3618,7 @@
                 <w:noProof/>
                 <w:webHidden/>
               </w:rPr>
-              <w:instrText xml:space="preserve"> PAGEREF _Toc226965096 \h </w:instrText>
+              <w:instrText xml:space="preserve"> PAGEREF _Toc227657523 \h </w:instrText>
             </w:r>
             <w:r>
               <w:rPr>
@@ -3652,7 +3638,7 @@
                 <w:noProof/>
                 <w:webHidden/>
               </w:rPr>
-              <w:t>23</w:t>
+              <w:t>19</w:t>
             </w:r>
             <w:r>
               <w:rPr>
@@ -3676,7 +3662,7 @@
               <w:lang w:eastAsia="hu-HU"/>
             </w:rPr>
           </w:pPr>
-          <w:hyperlink w:anchor="_Toc226965097" w:history="1">
+          <w:hyperlink w:anchor="_Toc227657524" w:history="1">
             <w:r>
               <w:rPr>
                 <w:rStyle w:val="Hiperhivatkozs"/>
@@ -3703,7 +3689,7 @@
                 <w:noProof/>
                 <w:webHidden/>
               </w:rPr>
-              <w:instrText xml:space="preserve"> PAGEREF _Toc226965097 \h </w:instrText>
+              <w:instrText xml:space="preserve"> PAGEREF _Toc227657524 \h </w:instrText>
             </w:r>
             <w:r>
               <w:rPr>
@@ -3723,7 +3709,7 @@
                 <w:noProof/>
                 <w:webHidden/>
               </w:rPr>
-              <w:t>23</w:t>
+              <w:t>19</w:t>
             </w:r>
             <w:r>
               <w:rPr>
@@ -3747,7 +3733,7 @@
               <w:lang w:eastAsia="hu-HU"/>
             </w:rPr>
           </w:pPr>
-          <w:hyperlink w:anchor="_Toc226965098" w:history="1">
+          <w:hyperlink w:anchor="_Toc227657525" w:history="1">
             <w:r>
               <w:rPr>
                 <w:rStyle w:val="Hiperhivatkozs"/>
@@ -3774,7 +3760,7 @@
                 <w:noProof/>
                 <w:webHidden/>
               </w:rPr>
-              <w:instrText xml:space="preserve"> PAGEREF _Toc226965098 \h </w:instrText>
+              <w:instrText xml:space="preserve"> PAGEREF _Toc227657525 \h </w:instrText>
             </w:r>
             <w:r>
               <w:rPr>
@@ -3794,7 +3780,7 @@
                 <w:noProof/>
                 <w:webHidden/>
               </w:rPr>
-              <w:t>23</w:t>
+              <w:t>19</w:t>
             </w:r>
             <w:r>
               <w:rPr>
@@ -3818,7 +3804,7 @@
               <w:lang w:eastAsia="hu-HU"/>
             </w:rPr>
           </w:pPr>
-          <w:hyperlink w:anchor="_Toc226965099" w:history="1">
+          <w:hyperlink w:anchor="_Toc227657526" w:history="1">
             <w:r>
               <w:rPr>
                 <w:rStyle w:val="Hiperhivatkozs"/>
@@ -3845,7 +3831,7 @@
                 <w:noProof/>
                 <w:webHidden/>
               </w:rPr>
-              <w:instrText xml:space="preserve"> PAGEREF _Toc226965099 \h </w:instrText>
+              <w:instrText xml:space="preserve"> PAGEREF _Toc227657526 \h </w:instrText>
             </w:r>
             <w:r>
               <w:rPr>
@@ -3865,7 +3851,7 @@
                 <w:noProof/>
                 <w:webHidden/>
               </w:rPr>
-              <w:t>24</w:t>
+              <w:t>19</w:t>
             </w:r>
             <w:r>
               <w:rPr>
@@ -3886,7 +3872,7 @@
               <w:lang w:eastAsia="hu-HU"/>
             </w:rPr>
           </w:pPr>
-          <w:hyperlink w:anchor="_Toc226965100" w:history="1">
+          <w:hyperlink w:anchor="_Toc227657527" w:history="1">
             <w:r>
               <w:rPr>
                 <w:rStyle w:val="Hiperhivatkozs"/>
@@ -3929,7 +3915,7 @@
                 <w:noProof/>
                 <w:webHidden/>
               </w:rPr>
-              <w:instrText xml:space="preserve"> PAGEREF _Toc226965100 \h </w:instrText>
+              <w:instrText xml:space="preserve"> PAGEREF _Toc227657527 \h </w:instrText>
             </w:r>
             <w:r>
               <w:rPr>
@@ -3949,7 +3935,7 @@
                 <w:noProof/>
                 <w:webHidden/>
               </w:rPr>
-              <w:t>25</w:t>
+              <w:t>20</w:t>
             </w:r>
             <w:r>
               <w:rPr>
@@ -3973,7 +3959,7 @@
               <w:lang w:eastAsia="hu-HU"/>
             </w:rPr>
           </w:pPr>
-          <w:hyperlink w:anchor="_Toc226965101" w:history="1">
+          <w:hyperlink w:anchor="_Toc227657528" w:history="1">
             <w:r>
               <w:rPr>
                 <w:rStyle w:val="Hiperhivatkozs"/>
@@ -4000,7 +3986,7 @@
                 <w:noProof/>
                 <w:webHidden/>
               </w:rPr>
-              <w:instrText xml:space="preserve"> PAGEREF _Toc226965101 \h </w:instrText>
+              <w:instrText xml:space="preserve"> PAGEREF _Toc227657528 \h </w:instrText>
             </w:r>
             <w:r>
               <w:rPr>
@@ -4020,7 +4006,7 @@
                 <w:noProof/>
                 <w:webHidden/>
               </w:rPr>
-              <w:t>25</w:t>
+              <w:t>20</w:t>
             </w:r>
             <w:r>
               <w:rPr>
@@ -4044,7 +4030,7 @@
               <w:lang w:eastAsia="hu-HU"/>
             </w:rPr>
           </w:pPr>
-          <w:hyperlink w:anchor="_Toc226965102" w:history="1">
+          <w:hyperlink w:anchor="_Toc227657529" w:history="1">
             <w:r>
               <w:rPr>
                 <w:rStyle w:val="Hiperhivatkozs"/>
@@ -4071,7 +4057,7 @@
                 <w:noProof/>
                 <w:webHidden/>
               </w:rPr>
-              <w:instrText xml:space="preserve"> PAGEREF _Toc226965102 \h </w:instrText>
+              <w:instrText xml:space="preserve"> PAGEREF _Toc227657529 \h </w:instrText>
             </w:r>
             <w:r>
               <w:rPr>
@@ -4091,7 +4077,7 @@
                 <w:noProof/>
                 <w:webHidden/>
               </w:rPr>
-              <w:t>25</w:t>
+              <w:t>20</w:t>
             </w:r>
             <w:r>
               <w:rPr>
@@ -4112,7 +4098,7 @@
               <w:lang w:eastAsia="hu-HU"/>
             </w:rPr>
           </w:pPr>
-          <w:hyperlink w:anchor="_Toc226965103" w:history="1">
+          <w:hyperlink w:anchor="_Toc227657530" w:history="1">
             <w:r>
               <w:rPr>
                 <w:rStyle w:val="Hiperhivatkozs"/>
@@ -4155,7 +4141,7 @@
                 <w:noProof/>
                 <w:webHidden/>
               </w:rPr>
-              <w:instrText xml:space="preserve"> PAGEREF _Toc226965103 \h </w:instrText>
+              <w:instrText xml:space="preserve"> PAGEREF _Toc227657530 \h </w:instrText>
             </w:r>
             <w:r>
               <w:rPr>
@@ -4175,7 +4161,7 @@
                 <w:noProof/>
                 <w:webHidden/>
               </w:rPr>
-              <w:t>27</w:t>
+              <w:t>22</w:t>
             </w:r>
             <w:r>
               <w:rPr>
@@ -4199,7 +4185,7 @@
               <w:lang w:eastAsia="hu-HU"/>
             </w:rPr>
           </w:pPr>
-          <w:hyperlink w:anchor="_Toc226965104" w:history="1">
+          <w:hyperlink w:anchor="_Toc227657531" w:history="1">
             <w:r>
               <w:rPr>
                 <w:rStyle w:val="Hiperhivatkozs"/>
@@ -4226,7 +4212,7 @@
                 <w:noProof/>
                 <w:webHidden/>
               </w:rPr>
-              <w:instrText xml:space="preserve"> PAGEREF _Toc226965104 \h </w:instrText>
+              <w:instrText xml:space="preserve"> PAGEREF _Toc227657531 \h </w:instrText>
             </w:r>
             <w:r>
               <w:rPr>
@@ -4246,7 +4232,7 @@
                 <w:noProof/>
                 <w:webHidden/>
               </w:rPr>
-              <w:t>27</w:t>
+              <w:t>22</w:t>
             </w:r>
             <w:r>
               <w:rPr>
@@ -4270,7 +4256,7 @@
               <w:lang w:eastAsia="hu-HU"/>
             </w:rPr>
           </w:pPr>
-          <w:hyperlink w:anchor="_Toc226965105" w:history="1">
+          <w:hyperlink w:anchor="_Toc227657532" w:history="1">
             <w:r>
               <w:rPr>
                 <w:rStyle w:val="Hiperhivatkozs"/>
@@ -4297,7 +4283,7 @@
                 <w:noProof/>
                 <w:webHidden/>
               </w:rPr>
-              <w:instrText xml:space="preserve"> PAGEREF _Toc226965105 \h </w:instrText>
+              <w:instrText xml:space="preserve"> PAGEREF _Toc227657532 \h </w:instrText>
             </w:r>
             <w:r>
               <w:rPr>
@@ -4317,7 +4303,7 @@
                 <w:noProof/>
                 <w:webHidden/>
               </w:rPr>
-              <w:t>27</w:t>
+              <w:t>22</w:t>
             </w:r>
             <w:r>
               <w:rPr>
@@ -4341,7 +4327,7 @@
               <w:lang w:eastAsia="hu-HU"/>
             </w:rPr>
           </w:pPr>
-          <w:hyperlink w:anchor="_Toc226965106" w:history="1">
+          <w:hyperlink w:anchor="_Toc227657533" w:history="1">
             <w:r>
               <w:rPr>
                 <w:rStyle w:val="Hiperhivatkozs"/>
@@ -4368,7 +4354,7 @@
                 <w:noProof/>
                 <w:webHidden/>
               </w:rPr>
-              <w:instrText xml:space="preserve"> PAGEREF _Toc226965106 \h </w:instrText>
+              <w:instrText xml:space="preserve"> PAGEREF _Toc227657533 \h </w:instrText>
             </w:r>
             <w:r>
               <w:rPr>
@@ -4388,7 +4374,7 @@
                 <w:noProof/>
                 <w:webHidden/>
               </w:rPr>
-              <w:t>27</w:t>
+              <w:t>22</w:t>
             </w:r>
             <w:r>
               <w:rPr>
@@ -4412,7 +4398,7 @@
               <w:lang w:eastAsia="hu-HU"/>
             </w:rPr>
           </w:pPr>
-          <w:hyperlink w:anchor="_Toc226965107" w:history="1">
+          <w:hyperlink w:anchor="_Toc227657534" w:history="1">
             <w:r>
               <w:rPr>
                 <w:rStyle w:val="Hiperhivatkozs"/>
@@ -4439,7 +4425,7 @@
                 <w:noProof/>
                 <w:webHidden/>
               </w:rPr>
-              <w:instrText xml:space="preserve"> PAGEREF _Toc226965107 \h </w:instrText>
+              <w:instrText xml:space="preserve"> PAGEREF _Toc227657534 \h </w:instrText>
             </w:r>
             <w:r>
               <w:rPr>
@@ -4459,7 +4445,7 @@
                 <w:noProof/>
                 <w:webHidden/>
               </w:rPr>
-              <w:t>27</w:t>
+              <w:t>22</w:t>
             </w:r>
             <w:r>
               <w:rPr>
@@ -4483,7 +4469,7 @@
               <w:lang w:eastAsia="hu-HU"/>
             </w:rPr>
           </w:pPr>
-          <w:hyperlink w:anchor="_Toc226965108" w:history="1">
+          <w:hyperlink w:anchor="_Toc227657535" w:history="1">
             <w:r>
               <w:rPr>
                 <w:rStyle w:val="Hiperhivatkozs"/>
@@ -4510,7 +4496,7 @@
                 <w:noProof/>
                 <w:webHidden/>
               </w:rPr>
-              <w:instrText xml:space="preserve"> PAGEREF _Toc226965108 \h </w:instrText>
+              <w:instrText xml:space="preserve"> PAGEREF _Toc227657535 \h </w:instrText>
             </w:r>
             <w:r>
               <w:rPr>
@@ -4530,7 +4516,7 @@
                 <w:noProof/>
                 <w:webHidden/>
               </w:rPr>
-              <w:t>27</w:t>
+              <w:t>22</w:t>
             </w:r>
             <w:r>
               <w:rPr>
@@ -4554,7 +4540,7 @@
               <w:lang w:eastAsia="hu-HU"/>
             </w:rPr>
           </w:pPr>
-          <w:hyperlink w:anchor="_Toc226965109" w:history="1">
+          <w:hyperlink w:anchor="_Toc227657536" w:history="1">
             <w:r>
               <w:rPr>
                 <w:rStyle w:val="Hiperhivatkozs"/>
@@ -4581,7 +4567,7 @@
                 <w:noProof/>
                 <w:webHidden/>
               </w:rPr>
-              <w:instrText xml:space="preserve"> PAGEREF _Toc226965109 \h </w:instrText>
+              <w:instrText xml:space="preserve"> PAGEREF _Toc227657536 \h </w:instrText>
             </w:r>
             <w:r>
               <w:rPr>
@@ -4601,7 +4587,7 @@
                 <w:noProof/>
                 <w:webHidden/>
               </w:rPr>
-              <w:t>28</w:t>
+              <w:t>23</w:t>
             </w:r>
             <w:r>
               <w:rPr>
@@ -4622,7 +4608,7 @@
               <w:lang w:eastAsia="hu-HU"/>
             </w:rPr>
           </w:pPr>
-          <w:hyperlink w:anchor="_Toc226965110" w:history="1">
+          <w:hyperlink w:anchor="_Toc227657537" w:history="1">
             <w:r>
               <w:rPr>
                 <w:rStyle w:val="Hiperhivatkozs"/>
@@ -4665,7 +4651,7 @@
                 <w:noProof/>
                 <w:webHidden/>
               </w:rPr>
-              <w:instrText xml:space="preserve"> PAGEREF _Toc226965110 \h </w:instrText>
+              <w:instrText xml:space="preserve"> PAGEREF _Toc227657537 \h </w:instrText>
             </w:r>
             <w:r>
               <w:rPr>
@@ -4685,7 +4671,7 @@
                 <w:noProof/>
                 <w:webHidden/>
               </w:rPr>
-              <w:t>29</w:t>
+              <w:t>24</w:t>
             </w:r>
             <w:r>
               <w:rPr>
@@ -4709,7 +4695,7 @@
               <w:lang w:eastAsia="hu-HU"/>
             </w:rPr>
           </w:pPr>
-          <w:hyperlink w:anchor="_Toc226965111" w:history="1">
+          <w:hyperlink w:anchor="_Toc227657538" w:history="1">
             <w:r>
               <w:rPr>
                 <w:rStyle w:val="Hiperhivatkozs"/>
@@ -4736,7 +4722,7 @@
                 <w:noProof/>
                 <w:webHidden/>
               </w:rPr>
-              <w:instrText xml:space="preserve"> PAGEREF _Toc226965111 \h </w:instrText>
+              <w:instrText xml:space="preserve"> PAGEREF _Toc227657538 \h </w:instrText>
             </w:r>
             <w:r>
               <w:rPr>
@@ -4756,7 +4742,7 @@
                 <w:noProof/>
                 <w:webHidden/>
               </w:rPr>
-              <w:t>29</w:t>
+              <w:t>24</w:t>
             </w:r>
             <w:r>
               <w:rPr>
@@ -4780,7 +4766,7 @@
               <w:lang w:eastAsia="hu-HU"/>
             </w:rPr>
           </w:pPr>
-          <w:hyperlink w:anchor="_Toc226965112" w:history="1">
+          <w:hyperlink w:anchor="_Toc227657539" w:history="1">
             <w:r>
               <w:rPr>
                 <w:rStyle w:val="Hiperhivatkozs"/>
@@ -4807,7 +4793,7 @@
                 <w:noProof/>
                 <w:webHidden/>
               </w:rPr>
-              <w:instrText xml:space="preserve"> PAGEREF _Toc226965112 \h </w:instrText>
+              <w:instrText xml:space="preserve"> PAGEREF _Toc227657539 \h </w:instrText>
             </w:r>
             <w:r>
               <w:rPr>
@@ -4827,7 +4813,7 @@
                 <w:noProof/>
                 <w:webHidden/>
               </w:rPr>
-              <w:t>30</w:t>
+              <w:t>25</w:t>
             </w:r>
             <w:r>
               <w:rPr>
@@ -4851,7 +4837,7 @@
               <w:lang w:eastAsia="hu-HU"/>
             </w:rPr>
           </w:pPr>
-          <w:hyperlink w:anchor="_Toc226965113" w:history="1">
+          <w:hyperlink w:anchor="_Toc227657540" w:history="1">
             <w:r>
               <w:rPr>
                 <w:rStyle w:val="Hiperhivatkozs"/>
@@ -4878,7 +4864,7 @@
                 <w:noProof/>
                 <w:webHidden/>
               </w:rPr>
-              <w:instrText xml:space="preserve"> PAGEREF _Toc226965113 \h </w:instrText>
+              <w:instrText xml:space="preserve"> PAGEREF _Toc227657540 \h </w:instrText>
             </w:r>
             <w:r>
               <w:rPr>
@@ -4898,7 +4884,7 @@
                 <w:noProof/>
                 <w:webHidden/>
               </w:rPr>
-              <w:t>31</w:t>
+              <w:t>26</w:t>
             </w:r>
             <w:r>
               <w:rPr>
@@ -4922,7 +4908,7 @@
               <w:lang w:eastAsia="hu-HU"/>
             </w:rPr>
           </w:pPr>
-          <w:hyperlink w:anchor="_Toc226965114" w:history="1">
+          <w:hyperlink w:anchor="_Toc227657541" w:history="1">
             <w:r>
               <w:rPr>
                 <w:rStyle w:val="Hiperhivatkozs"/>
@@ -4949,7 +4935,7 @@
                 <w:noProof/>
                 <w:webHidden/>
               </w:rPr>
-              <w:instrText xml:space="preserve"> PAGEREF _Toc226965114 \h </w:instrText>
+              <w:instrText xml:space="preserve"> PAGEREF _Toc227657541 \h </w:instrText>
             </w:r>
             <w:r>
               <w:rPr>
@@ -4969,7 +4955,7 @@
                 <w:noProof/>
                 <w:webHidden/>
               </w:rPr>
-              <w:t>32</w:t>
+              <w:t>27</w:t>
             </w:r>
             <w:r>
               <w:rPr>
@@ -4993,7 +4979,7 @@
               <w:lang w:eastAsia="hu-HU"/>
             </w:rPr>
           </w:pPr>
-          <w:hyperlink w:anchor="_Toc226965115" w:history="1">
+          <w:hyperlink w:anchor="_Toc227657542" w:history="1">
             <w:r>
               <w:rPr>
                 <w:rStyle w:val="Hiperhivatkozs"/>
@@ -5020,7 +5006,7 @@
                 <w:noProof/>
                 <w:webHidden/>
               </w:rPr>
-              <w:instrText xml:space="preserve"> PAGEREF _Toc226965115 \h </w:instrText>
+              <w:instrText xml:space="preserve"> PAGEREF _Toc227657542 \h </w:instrText>
             </w:r>
             <w:r>
               <w:rPr>
@@ -5040,7 +5026,7 @@
                 <w:noProof/>
                 <w:webHidden/>
               </w:rPr>
-              <w:t>33</w:t>
+              <w:t>28</w:t>
             </w:r>
             <w:r>
               <w:rPr>
@@ -5064,7 +5050,7 @@
               <w:lang w:eastAsia="hu-HU"/>
             </w:rPr>
           </w:pPr>
-          <w:hyperlink w:anchor="_Toc226965116" w:history="1">
+          <w:hyperlink w:anchor="_Toc227657543" w:history="1">
             <w:r>
               <w:rPr>
                 <w:rStyle w:val="Hiperhivatkozs"/>
@@ -5091,7 +5077,7 @@
                 <w:noProof/>
                 <w:webHidden/>
               </w:rPr>
-              <w:instrText xml:space="preserve"> PAGEREF _Toc226965116 \h </w:instrText>
+              <w:instrText xml:space="preserve"> PAGEREF _Toc227657543 \h </w:instrText>
             </w:r>
             <w:r>
               <w:rPr>
@@ -5111,7 +5097,7 @@
                 <w:noProof/>
                 <w:webHidden/>
               </w:rPr>
-              <w:t>34</w:t>
+              <w:t>29</w:t>
             </w:r>
             <w:r>
               <w:rPr>
@@ -5135,7 +5121,7 @@
               <w:lang w:eastAsia="hu-HU"/>
             </w:rPr>
           </w:pPr>
-          <w:hyperlink w:anchor="_Toc226965117" w:history="1">
+          <w:hyperlink w:anchor="_Toc227657544" w:history="1">
             <w:r>
               <w:rPr>
                 <w:rStyle w:val="Hiperhivatkozs"/>
@@ -5162,7 +5148,7 @@
                 <w:noProof/>
                 <w:webHidden/>
               </w:rPr>
-              <w:instrText xml:space="preserve"> PAGEREF _Toc226965117 \h </w:instrText>
+              <w:instrText xml:space="preserve"> PAGEREF _Toc227657544 \h </w:instrText>
             </w:r>
             <w:r>
               <w:rPr>
@@ -5182,7 +5168,7 @@
                 <w:noProof/>
                 <w:webHidden/>
               </w:rPr>
-              <w:t>35</w:t>
+              <w:t>30</w:t>
             </w:r>
             <w:r>
               <w:rPr>
@@ -5206,7 +5192,7 @@
               <w:lang w:eastAsia="hu-HU"/>
             </w:rPr>
           </w:pPr>
-          <w:hyperlink w:anchor="_Toc226965118" w:history="1">
+          <w:hyperlink w:anchor="_Toc227657545" w:history="1">
             <w:r>
               <w:rPr>
                 <w:rStyle w:val="Hiperhivatkozs"/>
@@ -5233,7 +5219,7 @@
                 <w:noProof/>
                 <w:webHidden/>
               </w:rPr>
-              <w:instrText xml:space="preserve"> PAGEREF _Toc226965118 \h </w:instrText>
+              <w:instrText xml:space="preserve"> PAGEREF _Toc227657545 \h </w:instrText>
             </w:r>
             <w:r>
               <w:rPr>
@@ -5253,7 +5239,7 @@
                 <w:noProof/>
                 <w:webHidden/>
               </w:rPr>
-              <w:t>36</w:t>
+              <w:t>31</w:t>
             </w:r>
             <w:r>
               <w:rPr>
@@ -5277,7 +5263,7 @@
               <w:lang w:eastAsia="hu-HU"/>
             </w:rPr>
           </w:pPr>
-          <w:hyperlink w:anchor="_Toc226965119" w:history="1">
+          <w:hyperlink w:anchor="_Toc227657546" w:history="1">
             <w:r>
               <w:rPr>
                 <w:rStyle w:val="Hiperhivatkozs"/>
@@ -5304,7 +5290,7 @@
                 <w:noProof/>
                 <w:webHidden/>
               </w:rPr>
-              <w:instrText xml:space="preserve"> PAGEREF _Toc226965119 \h </w:instrText>
+              <w:instrText xml:space="preserve"> PAGEREF _Toc227657546 \h </w:instrText>
             </w:r>
             <w:r>
               <w:rPr>
@@ -5324,7 +5310,7 @@
                 <w:noProof/>
                 <w:webHidden/>
               </w:rPr>
-              <w:t>37</w:t>
+              <w:t>32</w:t>
             </w:r>
             <w:r>
               <w:rPr>
@@ -5348,7 +5334,7 @@
               <w:lang w:eastAsia="hu-HU"/>
             </w:rPr>
           </w:pPr>
-          <w:hyperlink w:anchor="_Toc226965120" w:history="1">
+          <w:hyperlink w:anchor="_Toc227657547" w:history="1">
             <w:r>
               <w:rPr>
                 <w:rStyle w:val="Hiperhivatkozs"/>
@@ -5375,7 +5361,7 @@
                 <w:noProof/>
                 <w:webHidden/>
               </w:rPr>
-              <w:instrText xml:space="preserve"> PAGEREF _Toc226965120 \h </w:instrText>
+              <w:instrText xml:space="preserve"> PAGEREF _Toc227657547 \h </w:instrText>
             </w:r>
             <w:r>
               <w:rPr>
@@ -5395,7 +5381,7 @@
                 <w:noProof/>
                 <w:webHidden/>
               </w:rPr>
-              <w:t>38</w:t>
+              <w:t>33</w:t>
             </w:r>
             <w:r>
               <w:rPr>
@@ -5416,7 +5402,7 @@
               <w:lang w:eastAsia="hu-HU"/>
             </w:rPr>
           </w:pPr>
-          <w:hyperlink w:anchor="_Toc226965121" w:history="1">
+          <w:hyperlink w:anchor="_Toc227657548" w:history="1">
             <w:r>
               <w:rPr>
                 <w:rStyle w:val="Hiperhivatkozs"/>
@@ -5459,7 +5445,7 @@
                 <w:noProof/>
                 <w:webHidden/>
               </w:rPr>
-              <w:instrText xml:space="preserve"> PAGEREF _Toc226965121 \h </w:instrText>
+              <w:instrText xml:space="preserve"> PAGEREF _Toc227657548 \h </w:instrText>
             </w:r>
             <w:r>
               <w:rPr>
@@ -5479,7 +5465,7 @@
                 <w:noProof/>
                 <w:webHidden/>
               </w:rPr>
-              <w:t>39</w:t>
+              <w:t>34</w:t>
             </w:r>
             <w:r>
               <w:rPr>
@@ -5500,7 +5486,7 @@
               <w:lang w:eastAsia="hu-HU"/>
             </w:rPr>
           </w:pPr>
-          <w:hyperlink w:anchor="_Toc226965122" w:history="1">
+          <w:hyperlink w:anchor="_Toc227657549" w:history="1">
             <w:r>
               <w:rPr>
                 <w:rStyle w:val="Hiperhivatkozs"/>
@@ -5543,7 +5529,7 @@
                 <w:noProof/>
                 <w:webHidden/>
               </w:rPr>
-              <w:instrText xml:space="preserve"> PAGEREF _Toc226965122 \h </w:instrText>
+              <w:instrText xml:space="preserve"> PAGEREF _Toc227657549 \h </w:instrText>
             </w:r>
             <w:r>
               <w:rPr>
@@ -5563,7 +5549,7 @@
                 <w:noProof/>
                 <w:webHidden/>
               </w:rPr>
-              <w:t>40</w:t>
+              <w:t>35</w:t>
             </w:r>
             <w:r>
               <w:rPr>
@@ -5587,7 +5573,7 @@
               <w:lang w:eastAsia="hu-HU"/>
             </w:rPr>
           </w:pPr>
-          <w:hyperlink w:anchor="_Toc226965123" w:history="1">
+          <w:hyperlink w:anchor="_Toc227657550" w:history="1">
             <w:r>
               <w:rPr>
                 <w:rStyle w:val="Hiperhivatkozs"/>
@@ -5614,7 +5600,7 @@
                 <w:noProof/>
                 <w:webHidden/>
               </w:rPr>
-              <w:instrText xml:space="preserve"> PAGEREF _Toc226965123 \h </w:instrText>
+              <w:instrText xml:space="preserve"> PAGEREF _Toc227657550 \h </w:instrText>
             </w:r>
             <w:r>
               <w:rPr>
@@ -5634,7 +5620,7 @@
                 <w:noProof/>
                 <w:webHidden/>
               </w:rPr>
-              <w:t>40</w:t>
+              <w:t>35</w:t>
             </w:r>
             <w:r>
               <w:rPr>
@@ -5658,7 +5644,7 @@
               <w:lang w:eastAsia="hu-HU"/>
             </w:rPr>
           </w:pPr>
-          <w:hyperlink w:anchor="_Toc226965124" w:history="1">
+          <w:hyperlink w:anchor="_Toc227657551" w:history="1">
             <w:r>
               <w:rPr>
                 <w:rStyle w:val="Hiperhivatkozs"/>
@@ -5685,7 +5671,7 @@
                 <w:noProof/>
                 <w:webHidden/>
               </w:rPr>
-              <w:instrText xml:space="preserve"> PAGEREF _Toc226965124 \h </w:instrText>
+              <w:instrText xml:space="preserve"> PAGEREF _Toc227657551 \h </w:instrText>
             </w:r>
             <w:r>
               <w:rPr>
@@ -5705,7 +5691,7 @@
                 <w:noProof/>
                 <w:webHidden/>
               </w:rPr>
-              <w:t>42</w:t>
+              <w:t>37</w:t>
             </w:r>
             <w:r>
               <w:rPr>
@@ -5726,7 +5712,7 @@
               <w:lang w:eastAsia="hu-HU"/>
             </w:rPr>
           </w:pPr>
-          <w:hyperlink w:anchor="_Toc226965125" w:history="1">
+          <w:hyperlink w:anchor="_Toc227657552" w:history="1">
             <w:r>
               <w:rPr>
                 <w:rStyle w:val="Hiperhivatkozs"/>
@@ -5769,7 +5755,7 @@
                 <w:noProof/>
                 <w:webHidden/>
               </w:rPr>
-              <w:instrText xml:space="preserve"> PAGEREF _Toc226965125 \h </w:instrText>
+              <w:instrText xml:space="preserve"> PAGEREF _Toc227657552 \h </w:instrText>
             </w:r>
             <w:r>
               <w:rPr>
@@ -5789,7 +5775,7 @@
                 <w:noProof/>
                 <w:webHidden/>
               </w:rPr>
-              <w:t>43</w:t>
+              <w:t>38</w:t>
             </w:r>
             <w:r>
               <w:rPr>
@@ -5813,7 +5799,7 @@
               <w:lang w:eastAsia="hu-HU"/>
             </w:rPr>
           </w:pPr>
-          <w:hyperlink w:anchor="_Toc226965126" w:history="1">
+          <w:hyperlink w:anchor="_Toc227657553" w:history="1">
             <w:r>
               <w:rPr>
                 <w:rStyle w:val="Hiperhivatkozs"/>
@@ -5840,7 +5826,7 @@
                 <w:noProof/>
                 <w:webHidden/>
               </w:rPr>
-              <w:instrText xml:space="preserve"> PAGEREF _Toc226965126 \h </w:instrText>
+              <w:instrText xml:space="preserve"> PAGEREF _Toc227657553 \h </w:instrText>
             </w:r>
             <w:r>
               <w:rPr>
@@ -5860,7 +5846,7 @@
                 <w:noProof/>
                 <w:webHidden/>
               </w:rPr>
-              <w:t>43</w:t>
+              <w:t>38</w:t>
             </w:r>
             <w:r>
               <w:rPr>
@@ -5884,7 +5870,7 @@
               <w:lang w:eastAsia="hu-HU"/>
             </w:rPr>
           </w:pPr>
-          <w:hyperlink w:anchor="_Toc226965127" w:history="1">
+          <w:hyperlink w:anchor="_Toc227657554" w:history="1">
             <w:r>
               <w:rPr>
                 <w:rStyle w:val="Hiperhivatkozs"/>
@@ -5911,7 +5897,7 @@
                 <w:noProof/>
                 <w:webHidden/>
               </w:rPr>
-              <w:instrText xml:space="preserve"> PAGEREF _Toc226965127 \h </w:instrText>
+              <w:instrText xml:space="preserve"> PAGEREF _Toc227657554 \h </w:instrText>
             </w:r>
             <w:r>
               <w:rPr>
@@ -5931,7 +5917,7 @@
                 <w:noProof/>
                 <w:webHidden/>
               </w:rPr>
-              <w:t>44</w:t>
+              <w:t>39</w:t>
             </w:r>
             <w:r>
               <w:rPr>
@@ -5955,7 +5941,7 @@
               <w:lang w:eastAsia="hu-HU"/>
             </w:rPr>
           </w:pPr>
-          <w:hyperlink w:anchor="_Toc226965128" w:history="1">
+          <w:hyperlink w:anchor="_Toc227657555" w:history="1">
             <w:r>
               <w:rPr>
                 <w:rStyle w:val="Hiperhivatkozs"/>
@@ -5982,7 +5968,7 @@
                 <w:noProof/>
                 <w:webHidden/>
               </w:rPr>
-              <w:instrText xml:space="preserve"> PAGEREF _Toc226965128 \h </w:instrText>
+              <w:instrText xml:space="preserve"> PAGEREF _Toc227657555 \h </w:instrText>
             </w:r>
             <w:r>
               <w:rPr>
@@ -6002,7 +5988,7 @@
                 <w:noProof/>
                 <w:webHidden/>
               </w:rPr>
-              <w:t>45</w:t>
+              <w:t>40</w:t>
             </w:r>
             <w:r>
               <w:rPr>
@@ -6023,7 +6009,7 @@
               <w:lang w:eastAsia="hu-HU"/>
             </w:rPr>
           </w:pPr>
-          <w:hyperlink w:anchor="_Toc226965129" w:history="1">
+          <w:hyperlink w:anchor="_Toc227657556" w:history="1">
             <w:r>
               <w:rPr>
                 <w:rStyle w:val="Hiperhivatkozs"/>
@@ -6066,7 +6052,7 @@
                 <w:noProof/>
                 <w:webHidden/>
               </w:rPr>
-              <w:instrText xml:space="preserve"> PAGEREF _Toc226965129 \h </w:instrText>
+              <w:instrText xml:space="preserve"> PAGEREF _Toc227657556 \h </w:instrText>
             </w:r>
             <w:r>
               <w:rPr>
@@ -6086,7 +6072,7 @@
                 <w:noProof/>
                 <w:webHidden/>
               </w:rPr>
-              <w:t>46</w:t>
+              <w:t>41</w:t>
             </w:r>
             <w:r>
               <w:rPr>
@@ -6110,7 +6096,7 @@
               <w:lang w:eastAsia="hu-HU"/>
             </w:rPr>
           </w:pPr>
-          <w:hyperlink w:anchor="_Toc226965130" w:history="1">
+          <w:hyperlink w:anchor="_Toc227657557" w:history="1">
             <w:r>
               <w:rPr>
                 <w:rStyle w:val="Hiperhivatkozs"/>
@@ -6137,7 +6123,7 @@
                 <w:noProof/>
                 <w:webHidden/>
               </w:rPr>
-              <w:instrText xml:space="preserve"> PAGEREF _Toc226965130 \h </w:instrText>
+              <w:instrText xml:space="preserve"> PAGEREF _Toc227657557 \h </w:instrText>
             </w:r>
             <w:r>
               <w:rPr>
@@ -6157,7 +6143,7 @@
                 <w:noProof/>
                 <w:webHidden/>
               </w:rPr>
-              <w:t>46</w:t>
+              <w:t>41</w:t>
             </w:r>
             <w:r>
               <w:rPr>
@@ -6181,7 +6167,7 @@
               <w:lang w:eastAsia="hu-HU"/>
             </w:rPr>
           </w:pPr>
-          <w:hyperlink w:anchor="_Toc226965131" w:history="1">
+          <w:hyperlink w:anchor="_Toc227657558" w:history="1">
             <w:r>
               <w:rPr>
                 <w:rStyle w:val="Hiperhivatkozs"/>
@@ -6208,7 +6194,7 @@
                 <w:noProof/>
                 <w:webHidden/>
               </w:rPr>
-              <w:instrText xml:space="preserve"> PAGEREF _Toc226965131 \h </w:instrText>
+              <w:instrText xml:space="preserve"> PAGEREF _Toc227657558 \h </w:instrText>
             </w:r>
             <w:r>
               <w:rPr>
@@ -6228,7 +6214,7 @@
                 <w:noProof/>
                 <w:webHidden/>
               </w:rPr>
-              <w:t>47</w:t>
+              <w:t>42</w:t>
             </w:r>
             <w:r>
               <w:rPr>
@@ -6252,7 +6238,7 @@
               <w:lang w:eastAsia="hu-HU"/>
             </w:rPr>
           </w:pPr>
-          <w:hyperlink w:anchor="_Toc226965132" w:history="1">
+          <w:hyperlink w:anchor="_Toc227657559" w:history="1">
             <w:r>
               <w:rPr>
                 <w:rStyle w:val="Hiperhivatkozs"/>
@@ -6279,7 +6265,7 @@
                 <w:noProof/>
                 <w:webHidden/>
               </w:rPr>
-              <w:instrText xml:space="preserve"> PAGEREF _Toc226965132 \h </w:instrText>
+              <w:instrText xml:space="preserve"> PAGEREF _Toc227657559 \h </w:instrText>
             </w:r>
             <w:r>
               <w:rPr>
@@ -6299,7 +6285,7 @@
                 <w:noProof/>
                 <w:webHidden/>
               </w:rPr>
-              <w:t>47</w:t>
+              <w:t>42</w:t>
             </w:r>
             <w:r>
               <w:rPr>
@@ -6323,7 +6309,7 @@
               <w:lang w:eastAsia="hu-HU"/>
             </w:rPr>
           </w:pPr>
-          <w:hyperlink w:anchor="_Toc226965133" w:history="1">
+          <w:hyperlink w:anchor="_Toc227657560" w:history="1">
             <w:r>
               <w:rPr>
                 <w:rStyle w:val="Hiperhivatkozs"/>
@@ -6350,7 +6336,7 @@
                 <w:noProof/>
                 <w:webHidden/>
               </w:rPr>
-              <w:instrText xml:space="preserve"> PAGEREF _Toc226965133 \h </w:instrText>
+              <w:instrText xml:space="preserve"> PAGEREF _Toc227657560 \h </w:instrText>
             </w:r>
             <w:r>
               <w:rPr>
@@ -6370,7 +6356,7 @@
                 <w:noProof/>
                 <w:webHidden/>
               </w:rPr>
-              <w:t>48</w:t>
+              <w:t>43</w:t>
             </w:r>
             <w:r>
               <w:rPr>
@@ -6394,7 +6380,7 @@
               <w:lang w:eastAsia="hu-HU"/>
             </w:rPr>
           </w:pPr>
-          <w:hyperlink w:anchor="_Toc226965134" w:history="1">
+          <w:hyperlink w:anchor="_Toc227657561" w:history="1">
             <w:r>
               <w:rPr>
                 <w:rStyle w:val="Hiperhivatkozs"/>
@@ -6421,7 +6407,7 @@
                 <w:noProof/>
                 <w:webHidden/>
               </w:rPr>
-              <w:instrText xml:space="preserve"> PAGEREF _Toc226965134 \h </w:instrText>
+              <w:instrText xml:space="preserve"> PAGEREF _Toc227657561 \h </w:instrText>
             </w:r>
             <w:r>
               <w:rPr>
@@ -6441,7 +6427,7 @@
                 <w:noProof/>
                 <w:webHidden/>
               </w:rPr>
-              <w:t>48</w:t>
+              <w:t>43</w:t>
             </w:r>
             <w:r>
               <w:rPr>
@@ -6465,7 +6451,7 @@
               <w:lang w:eastAsia="hu-HU"/>
             </w:rPr>
           </w:pPr>
-          <w:hyperlink w:anchor="_Toc226965135" w:history="1">
+          <w:hyperlink w:anchor="_Toc227657562" w:history="1">
             <w:r>
               <w:rPr>
                 <w:rStyle w:val="Hiperhivatkozs"/>
@@ -6492,7 +6478,7 @@
                 <w:noProof/>
                 <w:webHidden/>
               </w:rPr>
-              <w:instrText xml:space="preserve"> PAGEREF _Toc226965135 \h </w:instrText>
+              <w:instrText xml:space="preserve"> PAGEREF _Toc227657562 \h </w:instrText>
             </w:r>
             <w:r>
               <w:rPr>
@@ -6512,7 +6498,7 @@
                 <w:noProof/>
                 <w:webHidden/>
               </w:rPr>
-              <w:t>49</w:t>
+              <w:t>44</w:t>
             </w:r>
             <w:r>
               <w:rPr>
@@ -6536,7 +6522,7 @@
               <w:lang w:eastAsia="hu-HU"/>
             </w:rPr>
           </w:pPr>
-          <w:hyperlink w:anchor="_Toc226965136" w:history="1">
+          <w:hyperlink w:anchor="_Toc227657563" w:history="1">
             <w:r>
               <w:rPr>
                 <w:rStyle w:val="Hiperhivatkozs"/>
@@ -6563,7 +6549,7 @@
                 <w:noProof/>
                 <w:webHidden/>
               </w:rPr>
-              <w:instrText xml:space="preserve"> PAGEREF _Toc226965136 \h </w:instrText>
+              <w:instrText xml:space="preserve"> PAGEREF _Toc227657563 \h </w:instrText>
             </w:r>
             <w:r>
               <w:rPr>
@@ -6583,7 +6569,7 @@
                 <w:noProof/>
                 <w:webHidden/>
               </w:rPr>
-              <w:t>49</w:t>
+              <w:t>44</w:t>
             </w:r>
             <w:r>
               <w:rPr>
@@ -6607,7 +6593,7 @@
               <w:lang w:eastAsia="hu-HU"/>
             </w:rPr>
           </w:pPr>
-          <w:hyperlink w:anchor="_Toc226965137" w:history="1">
+          <w:hyperlink w:anchor="_Toc227657564" w:history="1">
             <w:r>
               <w:rPr>
                 <w:rStyle w:val="Hiperhivatkozs"/>
@@ -6634,7 +6620,7 @@
                 <w:noProof/>
                 <w:webHidden/>
               </w:rPr>
-              <w:instrText xml:space="preserve"> PAGEREF _Toc226965137 \h </w:instrText>
+              <w:instrText xml:space="preserve"> PAGEREF _Toc227657564 \h </w:instrText>
             </w:r>
             <w:r>
               <w:rPr>
@@ -6654,7 +6640,7 @@
                 <w:noProof/>
                 <w:webHidden/>
               </w:rPr>
-              <w:t>50</w:t>
+              <w:t>45</w:t>
             </w:r>
             <w:r>
               <w:rPr>
@@ -6678,7 +6664,7 @@
               <w:lang w:eastAsia="hu-HU"/>
             </w:rPr>
           </w:pPr>
-          <w:hyperlink w:anchor="_Toc226965138" w:history="1">
+          <w:hyperlink w:anchor="_Toc227657565" w:history="1">
             <w:r>
               <w:rPr>
                 <w:rStyle w:val="Hiperhivatkozs"/>
@@ -6705,7 +6691,7 @@
                 <w:noProof/>
                 <w:webHidden/>
               </w:rPr>
-              <w:instrText xml:space="preserve"> PAGEREF _Toc226965138 \h </w:instrText>
+              <w:instrText xml:space="preserve"> PAGEREF _Toc227657565 \h </w:instrText>
             </w:r>
             <w:r>
               <w:rPr>
@@ -6725,7 +6711,7 @@
                 <w:noProof/>
                 <w:webHidden/>
               </w:rPr>
-              <w:t>50</w:t>
+              <w:t>45</w:t>
             </w:r>
             <w:r>
               <w:rPr>
@@ -6749,7 +6735,7 @@
               <w:lang w:eastAsia="hu-HU"/>
             </w:rPr>
           </w:pPr>
-          <w:hyperlink w:anchor="_Toc226965139" w:history="1">
+          <w:hyperlink w:anchor="_Toc227657566" w:history="1">
             <w:r>
               <w:rPr>
                 <w:rStyle w:val="Hiperhivatkozs"/>
@@ -6776,7 +6762,7 @@
                 <w:noProof/>
                 <w:webHidden/>
               </w:rPr>
-              <w:instrText xml:space="preserve"> PAGEREF _Toc226965139 \h </w:instrText>
+              <w:instrText xml:space="preserve"> PAGEREF _Toc227657566 \h </w:instrText>
             </w:r>
             <w:r>
               <w:rPr>
@@ -6796,7 +6782,7 @@
                 <w:noProof/>
                 <w:webHidden/>
               </w:rPr>
-              <w:t>51</w:t>
+              <w:t>46</w:t>
             </w:r>
             <w:r>
               <w:rPr>
@@ -6817,7 +6803,7 @@
               <w:lang w:eastAsia="hu-HU"/>
             </w:rPr>
           </w:pPr>
-          <w:hyperlink w:anchor="_Toc226965140" w:history="1">
+          <w:hyperlink w:anchor="_Toc227657567" w:history="1">
             <w:r>
               <w:rPr>
                 <w:rStyle w:val="Hiperhivatkozs"/>
@@ -6860,7 +6846,7 @@
                 <w:noProof/>
                 <w:webHidden/>
               </w:rPr>
-              <w:instrText xml:space="preserve"> PAGEREF _Toc226965140 \h </w:instrText>
+              <w:instrText xml:space="preserve"> PAGEREF _Toc227657567 \h </w:instrText>
             </w:r>
             <w:r>
               <w:rPr>
@@ -6880,7 +6866,7 @@
                 <w:noProof/>
                 <w:webHidden/>
               </w:rPr>
-              <w:t>52</w:t>
+              <w:t>47</w:t>
             </w:r>
             <w:r>
               <w:rPr>
@@ -6904,7 +6890,7 @@
               <w:lang w:eastAsia="hu-HU"/>
             </w:rPr>
           </w:pPr>
-          <w:hyperlink w:anchor="_Toc226965141" w:history="1">
+          <w:hyperlink w:anchor="_Toc227657568" w:history="1">
             <w:r>
               <w:rPr>
                 <w:rStyle w:val="Hiperhivatkozs"/>
@@ -6931,7 +6917,7 @@
                 <w:noProof/>
                 <w:webHidden/>
               </w:rPr>
-              <w:instrText xml:space="preserve"> PAGEREF _Toc226965141 \h </w:instrText>
+              <w:instrText xml:space="preserve"> PAGEREF _Toc227657568 \h </w:instrText>
             </w:r>
             <w:r>
               <w:rPr>
@@ -6951,7 +6937,7 @@
                 <w:noProof/>
                 <w:webHidden/>
               </w:rPr>
-              <w:t>52</w:t>
+              <w:t>47</w:t>
             </w:r>
             <w:r>
               <w:rPr>
@@ -6975,7 +6961,7 @@
               <w:lang w:eastAsia="hu-HU"/>
             </w:rPr>
           </w:pPr>
-          <w:hyperlink w:anchor="_Toc226965142" w:history="1">
+          <w:hyperlink w:anchor="_Toc227657569" w:history="1">
             <w:r>
               <w:rPr>
                 <w:rStyle w:val="Hiperhivatkozs"/>
@@ -7002,7 +6988,7 @@
                 <w:noProof/>
                 <w:webHidden/>
               </w:rPr>
-              <w:instrText xml:space="preserve"> PAGEREF _Toc226965142 \h </w:instrText>
+              <w:instrText xml:space="preserve"> PAGEREF _Toc227657569 \h </w:instrText>
             </w:r>
             <w:r>
               <w:rPr>
@@ -7022,7 +7008,7 @@
                 <w:noProof/>
                 <w:webHidden/>
               </w:rPr>
-              <w:t>52</w:t>
+              <w:t>47</w:t>
             </w:r>
             <w:r>
               <w:rPr>
@@ -7046,7 +7032,7 @@
               <w:lang w:eastAsia="hu-HU"/>
             </w:rPr>
           </w:pPr>
-          <w:hyperlink w:anchor="_Toc226965143" w:history="1">
+          <w:hyperlink w:anchor="_Toc227657570" w:history="1">
             <w:r>
               <w:rPr>
                 <w:rStyle w:val="Hiperhivatkozs"/>
@@ -7073,7 +7059,7 @@
                 <w:noProof/>
                 <w:webHidden/>
               </w:rPr>
-              <w:instrText xml:space="preserve"> PAGEREF _Toc226965143 \h </w:instrText>
+              <w:instrText xml:space="preserve"> PAGEREF _Toc227657570 \h </w:instrText>
             </w:r>
             <w:r>
               <w:rPr>
@@ -7093,7 +7079,7 @@
                 <w:noProof/>
                 <w:webHidden/>
               </w:rPr>
-              <w:t>53</w:t>
+              <w:t>48</w:t>
             </w:r>
             <w:r>
               <w:rPr>
@@ -7117,7 +7103,7 @@
               <w:lang w:eastAsia="hu-HU"/>
             </w:rPr>
           </w:pPr>
-          <w:hyperlink w:anchor="_Toc226965144" w:history="1">
+          <w:hyperlink w:anchor="_Toc227657571" w:history="1">
             <w:r>
               <w:rPr>
                 <w:rStyle w:val="Hiperhivatkozs"/>
@@ -7144,7 +7130,7 @@
                 <w:noProof/>
                 <w:webHidden/>
               </w:rPr>
-              <w:instrText xml:space="preserve"> PAGEREF _Toc226965144 \h </w:instrText>
+              <w:instrText xml:space="preserve"> PAGEREF _Toc227657571 \h </w:instrText>
             </w:r>
             <w:r>
               <w:rPr>
@@ -7164,7 +7150,7 @@
                 <w:noProof/>
                 <w:webHidden/>
               </w:rPr>
-              <w:t>53</w:t>
+              <w:t>48</w:t>
             </w:r>
             <w:r>
               <w:rPr>
@@ -7185,7 +7171,7 @@
               <w:lang w:eastAsia="hu-HU"/>
             </w:rPr>
           </w:pPr>
-          <w:hyperlink w:anchor="_Toc226965145" w:history="1">
+          <w:hyperlink w:anchor="_Toc227657572" w:history="1">
             <w:r>
               <w:rPr>
                 <w:rStyle w:val="Hiperhivatkozs"/>
@@ -7228,7 +7214,7 @@
                 <w:noProof/>
                 <w:webHidden/>
               </w:rPr>
-              <w:instrText xml:space="preserve"> PAGEREF _Toc226965145 \h </w:instrText>
+              <w:instrText xml:space="preserve"> PAGEREF _Toc227657572 \h </w:instrText>
             </w:r>
             <w:r>
               <w:rPr>
@@ -7248,7 +7234,7 @@
                 <w:noProof/>
                 <w:webHidden/>
               </w:rPr>
-              <w:t>54</w:t>
+              <w:t>49</w:t>
             </w:r>
             <w:r>
               <w:rPr>
@@ -7272,7 +7258,7 @@
               <w:lang w:eastAsia="hu-HU"/>
             </w:rPr>
           </w:pPr>
-          <w:hyperlink w:anchor="_Toc226965146" w:history="1">
+          <w:hyperlink w:anchor="_Toc227657573" w:history="1">
             <w:r>
               <w:rPr>
                 <w:rStyle w:val="Hiperhivatkozs"/>
@@ -7299,7 +7285,7 @@
                 <w:noProof/>
                 <w:webHidden/>
               </w:rPr>
-              <w:instrText xml:space="preserve"> PAGEREF _Toc226965146 \h </w:instrText>
+              <w:instrText xml:space="preserve"> PAGEREF _Toc227657573 \h </w:instrText>
             </w:r>
             <w:r>
               <w:rPr>
@@ -7319,7 +7305,7 @@
                 <w:noProof/>
                 <w:webHidden/>
               </w:rPr>
-              <w:t>54</w:t>
+              <w:t>49</w:t>
             </w:r>
             <w:r>
               <w:rPr>
@@ -7343,7 +7329,7 @@
               <w:lang w:eastAsia="hu-HU"/>
             </w:rPr>
           </w:pPr>
-          <w:hyperlink w:anchor="_Toc226965147" w:history="1">
+          <w:hyperlink w:anchor="_Toc227657574" w:history="1">
             <w:r>
               <w:rPr>
                 <w:rStyle w:val="Hiperhivatkozs"/>
@@ -7370,7 +7356,7 @@
                 <w:noProof/>
                 <w:webHidden/>
               </w:rPr>
-              <w:instrText xml:space="preserve"> PAGEREF _Toc226965147 \h </w:instrText>
+              <w:instrText xml:space="preserve"> PAGEREF _Toc227657574 \h </w:instrText>
             </w:r>
             <w:r>
               <w:rPr>
@@ -7390,7 +7376,7 @@
                 <w:noProof/>
                 <w:webHidden/>
               </w:rPr>
-              <w:t>54</w:t>
+              <w:t>49</w:t>
             </w:r>
             <w:r>
               <w:rPr>
@@ -7411,7 +7397,7 @@
               <w:lang w:eastAsia="hu-HU"/>
             </w:rPr>
           </w:pPr>
-          <w:hyperlink w:anchor="_Toc226965148" w:history="1">
+          <w:hyperlink w:anchor="_Toc227657575" w:history="1">
             <w:r>
               <w:rPr>
                 <w:rStyle w:val="Hiperhivatkozs"/>
@@ -7454,7 +7440,7 @@
                 <w:noProof/>
                 <w:webHidden/>
               </w:rPr>
-              <w:instrText xml:space="preserve"> PAGEREF _Toc226965148 \h </w:instrText>
+              <w:instrText xml:space="preserve"> PAGEREF _Toc227657575 \h </w:instrText>
             </w:r>
             <w:r>
               <w:rPr>
@@ -7474,7 +7460,7 @@
                 <w:noProof/>
                 <w:webHidden/>
               </w:rPr>
-              <w:t>56</w:t>
+              <w:t>50</w:t>
             </w:r>
             <w:r>
               <w:rPr>
@@ -7495,7 +7481,7 @@
               <w:lang w:eastAsia="hu-HU"/>
             </w:rPr>
           </w:pPr>
-          <w:hyperlink w:anchor="_Toc226965149" w:history="1">
+          <w:hyperlink w:anchor="_Toc227657576" w:history="1">
             <w:r>
               <w:rPr>
                 <w:rStyle w:val="Hiperhivatkozs"/>
@@ -7538,7 +7524,7 @@
                 <w:noProof/>
                 <w:webHidden/>
               </w:rPr>
-              <w:instrText xml:space="preserve"> PAGEREF _Toc226965149 \h </w:instrText>
+              <w:instrText xml:space="preserve"> PAGEREF _Toc227657576 \h </w:instrText>
             </w:r>
             <w:r>
               <w:rPr>
@@ -7558,7 +7544,7 @@
                 <w:noProof/>
                 <w:webHidden/>
               </w:rPr>
-              <w:t>57</w:t>
+              <w:t>51</w:t>
             </w:r>
             <w:r>
               <w:rPr>
@@ -7572,14 +7558,8 @@
         <w:p>
           <w:pPr>
             <w:pStyle w:val="TJ1"/>
-            <w:rPr>
-              <w:rFonts w:asciiTheme="minorHAnsi" w:eastAsiaTheme="minorEastAsia" w:hAnsiTheme="minorHAnsi"/>
-              <w:noProof/>
-              <w:sz w:val="22"/>
-              <w:lang w:eastAsia="hu-HU"/>
-            </w:rPr>
           </w:pPr>
-          <w:hyperlink w:anchor="_Toc226965150" w:history="1">
+          <w:hyperlink w:anchor="_Toc227657577" w:history="1">
             <w:r>
               <w:rPr>
                 <w:rStyle w:val="Hiperhivatkozs"/>
@@ -7622,7 +7602,7 @@
                 <w:noProof/>
                 <w:webHidden/>
               </w:rPr>
-              <w:instrText xml:space="preserve"> PAGEREF _Toc226965150 \h </w:instrText>
+              <w:instrText xml:space="preserve"> PAGEREF _Toc227657577 \h </w:instrText>
             </w:r>
             <w:r>
               <w:rPr>
@@ -7642,7 +7622,7 @@
                 <w:noProof/>
                 <w:webHidden/>
               </w:rPr>
-              <w:t>58</w:t>
+              <w:t>52</w:t>
             </w:r>
             <w:r>
               <w:rPr>
@@ -7652,11 +7632,6 @@
               <w:fldChar w:fldCharType="end"/>
             </w:r>
           </w:hyperlink>
-        </w:p>
-        <w:p>
-          <w:pPr>
-            <w:spacing w:line="360" w:lineRule="auto"/>
-          </w:pPr>
           <w:r>
             <w:rPr>
               <w:b/>
@@ -7685,7 +7660,7 @@
         </w:numPr>
         <w:jc w:val="both"/>
       </w:pPr>
-      <w:bookmarkStart w:id="3" w:name="_Toc226965055"/>
+      <w:bookmarkStart w:id="3" w:name="_Toc227657482"/>
       <w:r>
         <w:lastRenderedPageBreak/>
         <w:t>Bevezetés</w:t>
@@ -7808,7 +7783,7 @@
           <w:b/>
         </w:rPr>
       </w:pPr>
-      <w:bookmarkStart w:id="4" w:name="_Toc226965056"/>
+      <w:bookmarkStart w:id="4" w:name="_Toc227657483"/>
       <w:r>
         <w:lastRenderedPageBreak/>
         <w:t xml:space="preserve">1.1 </w:t>
@@ -7844,7 +7819,7 @@
           <w:sz w:val="28"/>
         </w:rPr>
       </w:pPr>
-      <w:bookmarkStart w:id="5" w:name="_Toc226965057"/>
+      <w:bookmarkStart w:id="5" w:name="_Toc227657484"/>
       <w:r>
         <w:rPr>
           <w:rStyle w:val="Kiemels2"/>
@@ -7897,7 +7872,7 @@
         </w:numPr>
         <w:jc w:val="both"/>
       </w:pPr>
-      <w:bookmarkStart w:id="6" w:name="_Toc226965058"/>
+      <w:bookmarkStart w:id="6" w:name="_Toc227657485"/>
       <w:r>
         <w:lastRenderedPageBreak/>
         <w:t>Fő funkciók</w:t>
@@ -8029,7 +8004,7 @@
       <w:pPr>
         <w:pStyle w:val="Cmsor2"/>
       </w:pPr>
-      <w:bookmarkStart w:id="7" w:name="_Toc226965059"/>
+      <w:bookmarkStart w:id="7" w:name="_Toc227657486"/>
       <w:r>
         <w:t xml:space="preserve">2.1 </w:t>
       </w:r>
@@ -8081,7 +8056,7 @@
       <w:pPr>
         <w:pStyle w:val="Cmsor2"/>
       </w:pPr>
-      <w:bookmarkStart w:id="8" w:name="_Toc226965060"/>
+      <w:bookmarkStart w:id="8" w:name="_Toc227657487"/>
       <w:r>
         <w:t xml:space="preserve">2.2 </w:t>
       </w:r>
@@ -8123,7 +8098,7 @@
       <w:pPr>
         <w:pStyle w:val="Cmsor2"/>
       </w:pPr>
-      <w:bookmarkStart w:id="9" w:name="_Toc226965061"/>
+      <w:bookmarkStart w:id="9" w:name="_Toc227657488"/>
       <w:r>
         <w:lastRenderedPageBreak/>
         <w:t xml:space="preserve">2.3 </w:t>
@@ -8144,14 +8119,9 @@
     </w:p>
     <w:p>
       <w:pPr>
-        <w:spacing w:line="360" w:lineRule="auto"/>
-      </w:pPr>
-    </w:p>
-    <w:p>
-      <w:pPr>
         <w:pStyle w:val="Cmsor2"/>
       </w:pPr>
-      <w:bookmarkStart w:id="10" w:name="_Toc226965062"/>
+      <w:bookmarkStart w:id="10" w:name="_Toc227657489"/>
       <w:r>
         <w:t xml:space="preserve">2.4 </w:t>
       </w:r>
@@ -8177,14 +8147,9 @@
     </w:p>
     <w:p>
       <w:pPr>
-        <w:spacing w:line="360" w:lineRule="auto"/>
-      </w:pPr>
-    </w:p>
-    <w:p>
-      <w:pPr>
         <w:pStyle w:val="Cmsor2"/>
       </w:pPr>
-      <w:bookmarkStart w:id="11" w:name="_Toc226965063"/>
+      <w:bookmarkStart w:id="11" w:name="_Toc227657490"/>
       <w:r>
         <w:t xml:space="preserve">2.5 </w:t>
       </w:r>
@@ -8212,14 +8177,9 @@
     </w:p>
     <w:p>
       <w:pPr>
-        <w:spacing w:line="360" w:lineRule="auto"/>
-      </w:pPr>
-    </w:p>
-    <w:p>
-      <w:pPr>
         <w:pStyle w:val="Cmsor2"/>
       </w:pPr>
-      <w:bookmarkStart w:id="12" w:name="_Toc226965064"/>
+      <w:bookmarkStart w:id="12" w:name="_Toc227657491"/>
       <w:r>
         <w:t xml:space="preserve">2.6 </w:t>
       </w:r>
@@ -8247,21 +8207,10 @@
     </w:p>
     <w:p>
       <w:pPr>
-        <w:spacing w:line="360" w:lineRule="auto"/>
-      </w:pPr>
-    </w:p>
-    <w:p>
-      <w:pPr>
-        <w:spacing w:line="360" w:lineRule="auto"/>
-      </w:pPr>
-    </w:p>
-    <w:p>
-      <w:pPr>
         <w:pStyle w:val="Cmsor2"/>
       </w:pPr>
-      <w:bookmarkStart w:id="13" w:name="_Toc226965065"/>
-      <w:r>
-        <w:lastRenderedPageBreak/>
+      <w:bookmarkStart w:id="13" w:name="_Toc227657492"/>
+      <w:r>
         <w:t xml:space="preserve">2.7 </w:t>
       </w:r>
       <w:r>
@@ -8296,7 +8245,7 @@
         </w:numPr>
         <w:jc w:val="both"/>
       </w:pPr>
-      <w:bookmarkStart w:id="14" w:name="_Toc226965066"/>
+      <w:bookmarkStart w:id="14" w:name="_Toc227657493"/>
       <w:r>
         <w:lastRenderedPageBreak/>
         <w:t>Miért iskolai felvételi rendszer?</w:t>
@@ -8332,7 +8281,7 @@
       <w:pPr>
         <w:pStyle w:val="Cmsor2"/>
       </w:pPr>
-      <w:bookmarkStart w:id="15" w:name="_Toc226965067"/>
+      <w:bookmarkStart w:id="15" w:name="_Toc227657494"/>
       <w:r>
         <w:t xml:space="preserve">3.1 </w:t>
       </w:r>
@@ -8368,7 +8317,7 @@
       <w:pPr>
         <w:pStyle w:val="Cmsor2"/>
       </w:pPr>
-      <w:bookmarkStart w:id="16" w:name="_Toc226965068"/>
+      <w:bookmarkStart w:id="16" w:name="_Toc227657495"/>
       <w:r>
         <w:t xml:space="preserve">3.2 </w:t>
       </w:r>
@@ -8415,7 +8364,7 @@
         </w:numPr>
         <w:jc w:val="both"/>
       </w:pPr>
-      <w:bookmarkStart w:id="17" w:name="_Toc226965069"/>
+      <w:bookmarkStart w:id="17" w:name="_Toc227657496"/>
       <w:r>
         <w:lastRenderedPageBreak/>
         <w:t>Miért „</w:t>
@@ -8461,7 +8410,7 @@
       <w:pPr>
         <w:pStyle w:val="Cmsor2"/>
       </w:pPr>
-      <w:bookmarkStart w:id="18" w:name="_Toc226965070"/>
+      <w:bookmarkStart w:id="18" w:name="_Toc227657497"/>
       <w:r>
         <w:t xml:space="preserve">4.1 </w:t>
       </w:r>
@@ -8560,7 +8509,7 @@
         </w:numPr>
         <w:jc w:val="both"/>
       </w:pPr>
-      <w:bookmarkStart w:id="19" w:name="_Toc226965071"/>
+      <w:bookmarkStart w:id="19" w:name="_Toc227657498"/>
       <w:r>
         <w:lastRenderedPageBreak/>
         <w:t>Kiknek szánjuk ezt a programot?</w:t>
@@ -8648,7 +8597,7 @@
       <w:pPr>
         <w:pStyle w:val="Cmsor2"/>
       </w:pPr>
-      <w:bookmarkStart w:id="20" w:name="_Toc226965072"/>
+      <w:bookmarkStart w:id="20" w:name="_Toc227657499"/>
       <w:r>
         <w:t xml:space="preserve">5.1 </w:t>
       </w:r>
@@ -8675,7 +8624,7 @@
       <w:pPr>
         <w:pStyle w:val="Cmsor2"/>
       </w:pPr>
-      <w:bookmarkStart w:id="21" w:name="_Toc226965073"/>
+      <w:bookmarkStart w:id="21" w:name="_Toc227657500"/>
       <w:r>
         <w:t xml:space="preserve">5.2 </w:t>
       </w:r>
@@ -8714,7 +8663,7 @@
       <w:pPr>
         <w:pStyle w:val="Cmsor2"/>
       </w:pPr>
-      <w:bookmarkStart w:id="22" w:name="_Toc226965074"/>
+      <w:bookmarkStart w:id="22" w:name="_Toc227657501"/>
       <w:r>
         <w:lastRenderedPageBreak/>
         <w:t xml:space="preserve">5.3 </w:t>
@@ -8743,7 +8692,7 @@
       <w:pPr>
         <w:pStyle w:val="Cmsor2"/>
       </w:pPr>
-      <w:bookmarkStart w:id="23" w:name="_Toc226965075"/>
+      <w:bookmarkStart w:id="23" w:name="_Toc227657502"/>
       <w:r>
         <w:t xml:space="preserve">5.4 </w:t>
       </w:r>
@@ -8779,7 +8728,7 @@
         </w:numPr>
         <w:jc w:val="both"/>
       </w:pPr>
-      <w:bookmarkStart w:id="24" w:name="_Toc226965076"/>
+      <w:bookmarkStart w:id="24" w:name="_Toc227657503"/>
       <w:r>
         <w:lastRenderedPageBreak/>
         <w:t>Miben más, mint a többi?</w:t>
@@ -8920,7 +8869,7 @@
       <w:pPr>
         <w:pStyle w:val="Cmsor2"/>
       </w:pPr>
-      <w:bookmarkStart w:id="25" w:name="_Toc226965077"/>
+      <w:bookmarkStart w:id="25" w:name="_Toc227657504"/>
       <w:r>
         <w:t xml:space="preserve">6.1 </w:t>
       </w:r>
@@ -8947,7 +8896,7 @@
       <w:pPr>
         <w:pStyle w:val="Cmsor2"/>
       </w:pPr>
-      <w:bookmarkStart w:id="26" w:name="_Toc226965078"/>
+      <w:bookmarkStart w:id="26" w:name="_Toc227657505"/>
       <w:r>
         <w:t xml:space="preserve">6.2 </w:t>
       </w:r>
@@ -8988,7 +8937,7 @@
       <w:pPr>
         <w:pStyle w:val="Cmsor2"/>
       </w:pPr>
-      <w:bookmarkStart w:id="27" w:name="_Toc226965079"/>
+      <w:bookmarkStart w:id="27" w:name="_Toc227657506"/>
       <w:r>
         <w:lastRenderedPageBreak/>
         <w:t xml:space="preserve">6.3 </w:t>
@@ -9016,7 +8965,7 @@
       <w:pPr>
         <w:pStyle w:val="Cmsor2"/>
       </w:pPr>
-      <w:bookmarkStart w:id="28" w:name="_Toc226965080"/>
+      <w:bookmarkStart w:id="28" w:name="_Toc227657507"/>
       <w:r>
         <w:t xml:space="preserve">6.4 </w:t>
       </w:r>
@@ -9076,7 +9025,7 @@
       <w:pPr>
         <w:pStyle w:val="Cmsor2"/>
       </w:pPr>
-      <w:bookmarkStart w:id="29" w:name="_Toc226965081"/>
+      <w:bookmarkStart w:id="29" w:name="_Toc227657508"/>
       <w:r>
         <w:t xml:space="preserve">6.5 </w:t>
       </w:r>
@@ -9130,7 +9079,7 @@
         </w:numPr>
         <w:jc w:val="both"/>
       </w:pPr>
-      <w:bookmarkStart w:id="30" w:name="_Toc226965082"/>
+      <w:bookmarkStart w:id="30" w:name="_Toc227657509"/>
       <w:r>
         <w:lastRenderedPageBreak/>
         <w:t>Adatforrások, kutatás</w:t>
@@ -9150,11 +9099,6 @@
       <w:r>
         <w:t>A szoftverünk teszteléséhez szükségünk volt nagyobb adatmennyiség keresésére. Kutatásokat végeztünk a következő területeken:</w:t>
       </w:r>
-    </w:p>
-    <w:p>
-      <w:pPr>
-        <w:spacing w:line="360" w:lineRule="auto"/>
-      </w:pPr>
     </w:p>
     <w:p>
       <w:pPr>
@@ -9212,11 +9156,6 @@
       <w:pPr>
         <w:spacing w:line="360" w:lineRule="auto"/>
       </w:pPr>
-    </w:p>
-    <w:p>
-      <w:pPr>
-        <w:spacing w:line="360" w:lineRule="auto"/>
-      </w:pPr>
       <w:r>
         <w:t>Források:</w:t>
       </w:r>
@@ -9280,6 +9219,7 @@
     </w:p>
     <w:p>
       <w:pPr>
+        <w:pStyle w:val="Listaszerbekezds"/>
         <w:spacing w:line="360" w:lineRule="auto"/>
       </w:pPr>
     </w:p>
@@ -9287,7 +9227,7 @@
       <w:pPr>
         <w:pStyle w:val="Cmsor2"/>
       </w:pPr>
-      <w:bookmarkStart w:id="31" w:name="_Toc226965083"/>
+      <w:bookmarkStart w:id="31" w:name="_Toc227657510"/>
       <w:r>
         <w:t xml:space="preserve">7.1 </w:t>
       </w:r>
@@ -9333,19 +9273,44 @@
       <w:pPr>
         <w:pStyle w:val="Cmsor2"/>
       </w:pPr>
+      <w:bookmarkStart w:id="32" w:name="_Toc227657511"/>
+      <w:r>
+        <w:t xml:space="preserve">7.2 </w:t>
+      </w:r>
+      <w:r>
+        <w:t>CSV formátumok és kódolások</w:t>
+      </w:r>
+      <w:bookmarkEnd w:id="32"/>
+    </w:p>
+    <w:p>
+      <w:pPr>
+        <w:spacing w:line="360" w:lineRule="auto"/>
+        <w:ind w:firstLine="708"/>
+      </w:pPr>
+      <w:r>
+        <w:t xml:space="preserve">A CSV fájlok kezelése összetettebb feladat, mert a fájlok különböző kódolásokban és különböző elválasztó karakterekkel (vessző, pontosvessző, </w:t>
+      </w:r>
+      <w:proofErr w:type="spellStart"/>
+      <w:r>
+        <w:t>tab</w:t>
+      </w:r>
+      <w:proofErr w:type="spellEnd"/>
+      <w:r>
+        <w:t>) menthetők. A rendszer képes automatikusan felismerni a kódolást és az elválasztót, de a felhasználó kézzel is beállíthatja ezeket.</w:t>
+      </w:r>
     </w:p>
     <w:p>
       <w:pPr>
         <w:pStyle w:val="Cmsor2"/>
       </w:pPr>
-      <w:bookmarkStart w:id="32" w:name="_Toc226965084"/>
-      <w:r>
-        <w:t xml:space="preserve">7.2 </w:t>
-      </w:r>
-      <w:r>
-        <w:t>CSV formátumok és kódolások</w:t>
-      </w:r>
-      <w:bookmarkEnd w:id="32"/>
+      <w:bookmarkStart w:id="33" w:name="_Toc227657512"/>
+      <w:r>
+        <w:t xml:space="preserve">7.3 </w:t>
+      </w:r>
+      <w:r>
+        <w:t>Duplikált adatok kezelése</w:t>
+      </w:r>
+      <w:bookmarkEnd w:id="33"/>
     </w:p>
     <w:p>
       <w:pPr>
@@ -9353,53 +9318,14 @@
         <w:ind w:firstLine="708"/>
       </w:pPr>
       <w:r>
-        <w:t xml:space="preserve">A CSV fájlok kezelése összetettebb feladat, mert a fájlok különböző kódolásokban és különböző elválasztó karakterekkel (vessző, pontosvessző, </w:t>
-      </w:r>
-      <w:proofErr w:type="spellStart"/>
-      <w:r>
-        <w:t>tab</w:t>
-      </w:r>
-      <w:proofErr w:type="spellEnd"/>
-      <w:r>
-        <w:t>) menthetők. A rendszer képes automatikusan felismerni a kódolást és az elválasztót, de a felhasználó kézzel is beállíthatja ezeket.</w:t>
-      </w:r>
-    </w:p>
-    <w:p>
-      <w:pPr>
-        <w:pStyle w:val="Cmsor2"/>
-      </w:pPr>
-      <w:bookmarkStart w:id="33" w:name="_Toc226965085"/>
-      <w:r>
-        <w:lastRenderedPageBreak/>
-        <w:t xml:space="preserve">7.3 </w:t>
-      </w:r>
-      <w:r>
-        <w:t>Duplikált adatok kezelése</w:t>
-      </w:r>
-      <w:bookmarkEnd w:id="33"/>
-    </w:p>
-    <w:p>
-      <w:pPr>
-        <w:spacing w:line="360" w:lineRule="auto"/>
-        <w:ind w:firstLine="708"/>
-      </w:pPr>
-      <w:r>
         <w:t>Az importálás során a rendszer automatikusan kezeli a duplikált adatokat. A személyek táblában az oktatási azonosító egyedi kulcsként funkcionál, így ha egy már létező azonosítójú rekordot próbálunk importálni, a rendszer frissíti a meglévő adatokat az új értékekkel.</w:t>
       </w:r>
     </w:p>
     <w:p>
       <w:pPr>
         <w:spacing w:line="360" w:lineRule="auto"/>
-      </w:pPr>
-    </w:p>
-    <w:p>
-      <w:pPr>
-        <w:spacing w:line="360" w:lineRule="auto"/>
         <w:jc w:val="left"/>
       </w:pPr>
-      <w:r>
-        <w:br w:type="page"/>
-      </w:r>
     </w:p>
     <w:p>
       <w:pPr>
@@ -9410,7 +9336,7 @@
         </w:numPr>
         <w:jc w:val="both"/>
       </w:pPr>
-      <w:bookmarkStart w:id="34" w:name="_Toc226965086"/>
+      <w:bookmarkStart w:id="34" w:name="_Toc227657513"/>
       <w:r>
         <w:lastRenderedPageBreak/>
         <w:t>Célok meghatározása</w:t>
@@ -9664,7 +9590,7 @@
         </w:numPr>
         <w:jc w:val="both"/>
       </w:pPr>
-      <w:bookmarkStart w:id="35" w:name="_Toc226965087"/>
+      <w:bookmarkStart w:id="35" w:name="_Toc227657514"/>
       <w:r>
         <w:lastRenderedPageBreak/>
         <w:t>Részletes célkitűzések</w:t>
@@ -9680,7 +9606,7 @@
       <w:pPr>
         <w:pStyle w:val="Cmsor2"/>
       </w:pPr>
-      <w:bookmarkStart w:id="36" w:name="_Toc226965088"/>
+      <w:bookmarkStart w:id="36" w:name="_Toc227657515"/>
       <w:r>
         <w:t xml:space="preserve">9.1 </w:t>
       </w:r>
@@ -9759,7 +9685,7 @@
       <w:pPr>
         <w:pStyle w:val="Cmsor2"/>
       </w:pPr>
-      <w:bookmarkStart w:id="37" w:name="_Toc226965089"/>
+      <w:bookmarkStart w:id="37" w:name="_Toc227657516"/>
       <w:r>
         <w:t xml:space="preserve">9.2 </w:t>
       </w:r>
@@ -9786,7 +9712,7 @@
       <w:pPr>
         <w:pStyle w:val="Cmsor2"/>
       </w:pPr>
-      <w:bookmarkStart w:id="38" w:name="_Toc226965090"/>
+      <w:bookmarkStart w:id="38" w:name="_Toc227657517"/>
       <w:r>
         <w:t xml:space="preserve">9.3 </w:t>
       </w:r>
@@ -9830,7 +9756,7 @@
         </w:numPr>
         <w:jc w:val="both"/>
       </w:pPr>
-      <w:bookmarkStart w:id="39" w:name="_Toc226965091"/>
+      <w:bookmarkStart w:id="39" w:name="_Toc227657518"/>
       <w:r>
         <w:lastRenderedPageBreak/>
         <w:t>Fejlesztői dokumentáció</w:t>
@@ -9846,7 +9772,7 @@
       <w:pPr>
         <w:pStyle w:val="Cmsor2"/>
       </w:pPr>
-      <w:bookmarkStart w:id="40" w:name="_Toc226965092"/>
+      <w:bookmarkStart w:id="40" w:name="_Toc227657519"/>
       <w:r>
         <w:t xml:space="preserve">10.1 </w:t>
       </w:r>
@@ -9866,7 +9792,7 @@
     </w:p>
     <w:p>
       <w:pPr>
-        <w:spacing w:line="360" w:lineRule="auto"/>
+        <w:spacing w:line="240" w:lineRule="auto"/>
         <w:rPr>
           <w:sz w:val="20"/>
           <w:szCs w:val="20"/>
@@ -9891,7 +9817,7 @@
     </w:p>
     <w:p>
       <w:pPr>
-        <w:spacing w:line="360" w:lineRule="auto"/>
+        <w:spacing w:line="240" w:lineRule="auto"/>
         <w:rPr>
           <w:sz w:val="20"/>
           <w:szCs w:val="20"/>
@@ -9977,7 +9903,7 @@
     </w:p>
     <w:p>
       <w:pPr>
-        <w:spacing w:line="360" w:lineRule="auto"/>
+        <w:spacing w:line="240" w:lineRule="auto"/>
         <w:rPr>
           <w:sz w:val="20"/>
           <w:szCs w:val="20"/>
@@ -10063,7 +9989,7 @@
     </w:p>
     <w:p>
       <w:pPr>
-        <w:spacing w:line="360" w:lineRule="auto"/>
+        <w:spacing w:line="240" w:lineRule="auto"/>
         <w:rPr>
           <w:sz w:val="20"/>
           <w:szCs w:val="20"/>
@@ -10126,7 +10052,7 @@
     </w:p>
     <w:p>
       <w:pPr>
-        <w:spacing w:line="360" w:lineRule="auto"/>
+        <w:spacing w:line="240" w:lineRule="auto"/>
         <w:rPr>
           <w:sz w:val="20"/>
           <w:szCs w:val="20"/>
@@ -10174,7 +10100,7 @@
     </w:p>
     <w:p>
       <w:pPr>
-        <w:spacing w:line="360" w:lineRule="auto"/>
+        <w:spacing w:line="240" w:lineRule="auto"/>
         <w:rPr>
           <w:sz w:val="20"/>
           <w:szCs w:val="20"/>
@@ -10252,7 +10178,7 @@
     </w:p>
     <w:p>
       <w:pPr>
-        <w:spacing w:line="360" w:lineRule="auto"/>
+        <w:spacing w:line="240" w:lineRule="auto"/>
         <w:rPr>
           <w:sz w:val="20"/>
           <w:szCs w:val="20"/>
@@ -10299,7 +10225,7 @@
     </w:p>
     <w:p>
       <w:pPr>
-        <w:spacing w:line="360" w:lineRule="auto"/>
+        <w:spacing w:line="240" w:lineRule="auto"/>
         <w:rPr>
           <w:sz w:val="20"/>
           <w:szCs w:val="20"/>
@@ -10331,7 +10257,7 @@
     </w:p>
     <w:p>
       <w:pPr>
-        <w:spacing w:line="360" w:lineRule="auto"/>
+        <w:spacing w:line="240" w:lineRule="auto"/>
         <w:rPr>
           <w:sz w:val="20"/>
           <w:szCs w:val="20"/>
@@ -10409,7 +10335,7 @@
     </w:p>
     <w:p>
       <w:pPr>
-        <w:spacing w:line="360" w:lineRule="auto"/>
+        <w:spacing w:line="240" w:lineRule="auto"/>
         <w:rPr>
           <w:sz w:val="20"/>
           <w:szCs w:val="20"/>
@@ -10502,7 +10428,7 @@
     </w:p>
     <w:p>
       <w:pPr>
-        <w:spacing w:line="360" w:lineRule="auto"/>
+        <w:spacing w:line="240" w:lineRule="auto"/>
         <w:rPr>
           <w:sz w:val="20"/>
           <w:szCs w:val="20"/>
@@ -10550,7 +10476,7 @@
     </w:p>
     <w:p>
       <w:pPr>
-        <w:spacing w:line="360" w:lineRule="auto"/>
+        <w:spacing w:line="240" w:lineRule="auto"/>
         <w:rPr>
           <w:sz w:val="20"/>
           <w:szCs w:val="20"/>
@@ -10613,7 +10539,7 @@
     </w:p>
     <w:p>
       <w:pPr>
-        <w:spacing w:line="360" w:lineRule="auto"/>
+        <w:spacing w:line="240" w:lineRule="auto"/>
         <w:rPr>
           <w:sz w:val="20"/>
           <w:szCs w:val="20"/>
@@ -10692,7 +10618,7 @@
     </w:p>
     <w:p>
       <w:pPr>
-        <w:spacing w:line="360" w:lineRule="auto"/>
+        <w:spacing w:line="240" w:lineRule="auto"/>
         <w:rPr>
           <w:sz w:val="20"/>
           <w:szCs w:val="20"/>
@@ -10771,7 +10697,7 @@
     </w:p>
     <w:p>
       <w:pPr>
-        <w:spacing w:line="360" w:lineRule="auto"/>
+        <w:spacing w:line="240" w:lineRule="auto"/>
         <w:rPr>
           <w:sz w:val="20"/>
           <w:szCs w:val="20"/>
@@ -10835,7 +10761,7 @@
     </w:p>
     <w:p>
       <w:pPr>
-        <w:spacing w:line="360" w:lineRule="auto"/>
+        <w:spacing w:line="240" w:lineRule="auto"/>
         <w:rPr>
           <w:sz w:val="20"/>
           <w:szCs w:val="20"/>
@@ -10928,7 +10854,7 @@
     </w:p>
     <w:p>
       <w:pPr>
-        <w:spacing w:line="360" w:lineRule="auto"/>
+        <w:spacing w:line="240" w:lineRule="auto"/>
         <w:rPr>
           <w:sz w:val="20"/>
           <w:szCs w:val="20"/>
@@ -11036,7 +10962,7 @@
     </w:p>
     <w:p>
       <w:pPr>
-        <w:spacing w:line="360" w:lineRule="auto"/>
+        <w:spacing w:line="240" w:lineRule="auto"/>
         <w:rPr>
           <w:sz w:val="20"/>
           <w:szCs w:val="20"/>
@@ -11129,7 +11055,7 @@
     </w:p>
     <w:p>
       <w:pPr>
-        <w:spacing w:line="360" w:lineRule="auto"/>
+        <w:spacing w:line="240" w:lineRule="auto"/>
         <w:rPr>
           <w:sz w:val="20"/>
           <w:szCs w:val="20"/>
@@ -11208,7 +11134,7 @@
     </w:p>
     <w:p>
       <w:pPr>
-        <w:spacing w:line="360" w:lineRule="auto"/>
+        <w:spacing w:line="240" w:lineRule="auto"/>
         <w:rPr>
           <w:sz w:val="20"/>
           <w:szCs w:val="20"/>
@@ -11302,7 +11228,7 @@
     </w:p>
     <w:p>
       <w:pPr>
-        <w:spacing w:line="360" w:lineRule="auto"/>
+        <w:spacing w:line="240" w:lineRule="auto"/>
         <w:rPr>
           <w:sz w:val="20"/>
           <w:szCs w:val="20"/>
@@ -11366,7 +11292,7 @@
     </w:p>
     <w:p>
       <w:pPr>
-        <w:spacing w:line="360" w:lineRule="auto"/>
+        <w:spacing w:line="240" w:lineRule="auto"/>
         <w:rPr>
           <w:sz w:val="20"/>
           <w:szCs w:val="20"/>
@@ -11414,7 +11340,7 @@
     </w:p>
     <w:p>
       <w:pPr>
-        <w:spacing w:line="360" w:lineRule="auto"/>
+        <w:spacing w:line="240" w:lineRule="auto"/>
         <w:rPr>
           <w:sz w:val="20"/>
           <w:szCs w:val="20"/>
@@ -11425,7 +11351,6 @@
           <w:sz w:val="20"/>
           <w:szCs w:val="20"/>
         </w:rPr>
-        <w:lastRenderedPageBreak/>
         <w:t xml:space="preserve">│   </w:t>
       </w:r>
       <w:r>
@@ -11463,7 +11388,7 @@
     </w:p>
     <w:p>
       <w:pPr>
-        <w:spacing w:line="360" w:lineRule="auto"/>
+        <w:spacing w:line="240" w:lineRule="auto"/>
         <w:rPr>
           <w:sz w:val="20"/>
           <w:szCs w:val="20"/>
@@ -11479,7 +11404,7 @@
     </w:p>
     <w:p>
       <w:pPr>
-        <w:spacing w:line="360" w:lineRule="auto"/>
+        <w:spacing w:line="240" w:lineRule="auto"/>
         <w:rPr>
           <w:sz w:val="20"/>
           <w:szCs w:val="20"/>
@@ -11527,7 +11452,7 @@
     </w:p>
     <w:p>
       <w:pPr>
-        <w:spacing w:line="360" w:lineRule="auto"/>
+        <w:spacing w:line="240" w:lineRule="auto"/>
         <w:rPr>
           <w:sz w:val="20"/>
           <w:szCs w:val="20"/>
@@ -11575,7 +11500,7 @@
     </w:p>
     <w:p>
       <w:pPr>
-        <w:spacing w:line="360" w:lineRule="auto"/>
+        <w:spacing w:line="240" w:lineRule="auto"/>
         <w:rPr>
           <w:sz w:val="20"/>
           <w:szCs w:val="20"/>
@@ -11591,7 +11516,7 @@
     </w:p>
     <w:p>
       <w:pPr>
-        <w:spacing w:line="360" w:lineRule="auto"/>
+        <w:spacing w:line="240" w:lineRule="auto"/>
         <w:rPr>
           <w:sz w:val="20"/>
           <w:szCs w:val="20"/>
@@ -11620,195 +11545,6 @@
         </w:rPr>
         <w:t>/</w:t>
       </w:r>
-    </w:p>
-    <w:p>
-      <w:pPr>
-        <w:spacing w:line="360" w:lineRule="auto"/>
-        <w:rPr>
-          <w:sz w:val="18"/>
-          <w:szCs w:val="18"/>
-        </w:rPr>
-      </w:pPr>
-    </w:p>
-    <w:p>
-      <w:pPr>
-        <w:spacing w:line="360" w:lineRule="auto"/>
-        <w:rPr>
-          <w:sz w:val="18"/>
-          <w:szCs w:val="18"/>
-        </w:rPr>
-      </w:pPr>
-    </w:p>
-    <w:p>
-      <w:pPr>
-        <w:spacing w:line="360" w:lineRule="auto"/>
-        <w:rPr>
-          <w:sz w:val="18"/>
-          <w:szCs w:val="18"/>
-        </w:rPr>
-      </w:pPr>
-    </w:p>
-    <w:p>
-      <w:pPr>
-        <w:spacing w:line="360" w:lineRule="auto"/>
-        <w:rPr>
-          <w:sz w:val="18"/>
-          <w:szCs w:val="18"/>
-        </w:rPr>
-      </w:pPr>
-    </w:p>
-    <w:p>
-      <w:pPr>
-        <w:spacing w:line="360" w:lineRule="auto"/>
-        <w:rPr>
-          <w:sz w:val="18"/>
-          <w:szCs w:val="18"/>
-        </w:rPr>
-      </w:pPr>
-    </w:p>
-    <w:p>
-      <w:pPr>
-        <w:spacing w:line="360" w:lineRule="auto"/>
-        <w:rPr>
-          <w:sz w:val="18"/>
-          <w:szCs w:val="18"/>
-        </w:rPr>
-      </w:pPr>
-    </w:p>
-    <w:p>
-      <w:pPr>
-        <w:spacing w:line="360" w:lineRule="auto"/>
-        <w:rPr>
-          <w:sz w:val="18"/>
-          <w:szCs w:val="18"/>
-        </w:rPr>
-      </w:pPr>
-    </w:p>
-    <w:p>
-      <w:pPr>
-        <w:spacing w:line="360" w:lineRule="auto"/>
-        <w:rPr>
-          <w:sz w:val="18"/>
-          <w:szCs w:val="18"/>
-        </w:rPr>
-      </w:pPr>
-    </w:p>
-    <w:p>
-      <w:pPr>
-        <w:spacing w:line="360" w:lineRule="auto"/>
-        <w:rPr>
-          <w:sz w:val="18"/>
-          <w:szCs w:val="18"/>
-        </w:rPr>
-      </w:pPr>
-    </w:p>
-    <w:p>
-      <w:pPr>
-        <w:spacing w:line="360" w:lineRule="auto"/>
-        <w:rPr>
-          <w:sz w:val="18"/>
-          <w:szCs w:val="18"/>
-        </w:rPr>
-      </w:pPr>
-    </w:p>
-    <w:p>
-      <w:pPr>
-        <w:spacing w:line="360" w:lineRule="auto"/>
-        <w:rPr>
-          <w:sz w:val="18"/>
-          <w:szCs w:val="18"/>
-        </w:rPr>
-      </w:pPr>
-    </w:p>
-    <w:p>
-      <w:pPr>
-        <w:spacing w:line="360" w:lineRule="auto"/>
-        <w:rPr>
-          <w:sz w:val="18"/>
-          <w:szCs w:val="18"/>
-        </w:rPr>
-      </w:pPr>
-    </w:p>
-    <w:p>
-      <w:pPr>
-        <w:spacing w:line="360" w:lineRule="auto"/>
-        <w:rPr>
-          <w:sz w:val="18"/>
-          <w:szCs w:val="18"/>
-        </w:rPr>
-      </w:pPr>
-    </w:p>
-    <w:p>
-      <w:pPr>
-        <w:spacing w:line="360" w:lineRule="auto"/>
-        <w:rPr>
-          <w:sz w:val="18"/>
-          <w:szCs w:val="18"/>
-        </w:rPr>
-      </w:pPr>
-    </w:p>
-    <w:p>
-      <w:pPr>
-        <w:spacing w:line="360" w:lineRule="auto"/>
-        <w:rPr>
-          <w:sz w:val="18"/>
-          <w:szCs w:val="18"/>
-        </w:rPr>
-      </w:pPr>
-    </w:p>
-    <w:p>
-      <w:pPr>
-        <w:spacing w:line="360" w:lineRule="auto"/>
-        <w:rPr>
-          <w:sz w:val="18"/>
-          <w:szCs w:val="18"/>
-        </w:rPr>
-      </w:pPr>
-    </w:p>
-    <w:p>
-      <w:pPr>
-        <w:spacing w:line="360" w:lineRule="auto"/>
-        <w:rPr>
-          <w:sz w:val="18"/>
-          <w:szCs w:val="18"/>
-        </w:rPr>
-      </w:pPr>
-    </w:p>
-    <w:p>
-      <w:pPr>
-        <w:spacing w:line="360" w:lineRule="auto"/>
-        <w:rPr>
-          <w:sz w:val="18"/>
-          <w:szCs w:val="18"/>
-        </w:rPr>
-      </w:pPr>
-    </w:p>
-    <w:p>
-      <w:pPr>
-        <w:spacing w:line="360" w:lineRule="auto"/>
-        <w:rPr>
-          <w:sz w:val="18"/>
-          <w:szCs w:val="18"/>
-        </w:rPr>
-      </w:pPr>
-    </w:p>
-    <w:p>
-      <w:pPr>
-        <w:spacing w:line="360" w:lineRule="auto"/>
-        <w:rPr>
-          <w:sz w:val="18"/>
-          <w:szCs w:val="18"/>
-        </w:rPr>
-      </w:pPr>
-    </w:p>
-    <w:p>
-      <w:pPr>
-        <w:spacing w:line="360" w:lineRule="auto"/>
-        <w:rPr>
-          <w:sz w:val="18"/>
-          <w:szCs w:val="18"/>
-        </w:rPr>
-      </w:pPr>
     </w:p>
     <w:p>
       <w:pPr>
@@ -11819,7 +11555,7 @@
         </w:numPr>
         <w:jc w:val="both"/>
       </w:pPr>
-      <w:bookmarkStart w:id="41" w:name="_Toc226965093"/>
+      <w:bookmarkStart w:id="41" w:name="_Toc227657520"/>
       <w:r>
         <w:lastRenderedPageBreak/>
         <w:t>Fájlok részletes leírása</w:t>
@@ -11835,7 +11571,7 @@
       <w:pPr>
         <w:pStyle w:val="Cmsor2"/>
       </w:pPr>
-      <w:bookmarkStart w:id="42" w:name="_Toc226965094"/>
+      <w:bookmarkStart w:id="42" w:name="_Toc227657521"/>
       <w:r>
         <w:t xml:space="preserve">11.1 </w:t>
       </w:r>
@@ -11889,14 +11625,9 @@
     </w:p>
     <w:p>
       <w:pPr>
-        <w:spacing w:line="360" w:lineRule="auto"/>
-      </w:pPr>
-    </w:p>
-    <w:p>
-      <w:pPr>
         <w:pStyle w:val="Cmsor2"/>
       </w:pPr>
-      <w:bookmarkStart w:id="43" w:name="_Toc226965095"/>
+      <w:bookmarkStart w:id="43" w:name="_Toc227657522"/>
       <w:r>
         <w:t xml:space="preserve">11.2 </w:t>
       </w:r>
@@ -11918,14 +11649,9 @@
     </w:p>
     <w:p>
       <w:pPr>
-        <w:spacing w:line="360" w:lineRule="auto"/>
-      </w:pPr>
-    </w:p>
-    <w:p>
-      <w:pPr>
         <w:pStyle w:val="Cmsor2"/>
       </w:pPr>
-      <w:bookmarkStart w:id="44" w:name="_Toc226965096"/>
+      <w:bookmarkStart w:id="44" w:name="_Toc227657523"/>
       <w:r>
         <w:t xml:space="preserve">11.3 </w:t>
       </w:r>
@@ -11971,14 +11697,9 @@
     </w:p>
     <w:p>
       <w:pPr>
-        <w:spacing w:line="360" w:lineRule="auto"/>
-      </w:pPr>
-    </w:p>
-    <w:p>
-      <w:pPr>
         <w:pStyle w:val="Cmsor2"/>
       </w:pPr>
-      <w:bookmarkStart w:id="45" w:name="_Toc226965097"/>
+      <w:bookmarkStart w:id="45" w:name="_Toc227657524"/>
       <w:r>
         <w:t xml:space="preserve">11.4 </w:t>
       </w:r>
@@ -12008,14 +11729,9 @@
     </w:p>
     <w:p>
       <w:pPr>
-        <w:spacing w:line="360" w:lineRule="auto"/>
-      </w:pPr>
-    </w:p>
-    <w:p>
-      <w:pPr>
         <w:pStyle w:val="Cmsor2"/>
       </w:pPr>
-      <w:bookmarkStart w:id="46" w:name="_Toc226965098"/>
+      <w:bookmarkStart w:id="46" w:name="_Toc227657525"/>
       <w:r>
         <w:t xml:space="preserve">11.5 </w:t>
       </w:r>
@@ -12037,17 +11753,10 @@
     </w:p>
     <w:p>
       <w:pPr>
-        <w:spacing w:line="360" w:lineRule="auto"/>
-        <w:ind w:firstLine="708"/>
-      </w:pPr>
-    </w:p>
-    <w:p>
-      <w:pPr>
         <w:pStyle w:val="Cmsor2"/>
       </w:pPr>
-      <w:bookmarkStart w:id="47" w:name="_Toc226965099"/>
-      <w:r>
-        <w:lastRenderedPageBreak/>
+      <w:bookmarkStart w:id="47" w:name="_Toc227657526"/>
+      <w:r>
         <w:t xml:space="preserve">11.6 </w:t>
       </w:r>
       <w:proofErr w:type="spellStart"/>
@@ -12095,7 +11804,7 @@
         </w:numPr>
         <w:jc w:val="both"/>
       </w:pPr>
-      <w:bookmarkStart w:id="48" w:name="_Toc226965100"/>
+      <w:bookmarkStart w:id="48" w:name="_Toc227657527"/>
       <w:r>
         <w:lastRenderedPageBreak/>
         <w:t>Milyen szoftvereket használtunk az elkészítéséhez?</w:t>
@@ -12111,7 +11820,7 @@
       <w:pPr>
         <w:pStyle w:val="Cmsor2"/>
       </w:pPr>
-      <w:bookmarkStart w:id="49" w:name="_Toc226965101"/>
+      <w:bookmarkStart w:id="49" w:name="_Toc227657528"/>
       <w:r>
         <w:t xml:space="preserve">12.1 </w:t>
       </w:r>
@@ -12163,7 +11872,7 @@
       <w:pPr>
         <w:pStyle w:val="Cmsor2"/>
       </w:pPr>
-      <w:bookmarkStart w:id="50" w:name="_Toc226965102"/>
+      <w:bookmarkStart w:id="50" w:name="_Toc227657529"/>
       <w:r>
         <w:t xml:space="preserve">12.2 </w:t>
       </w:r>
@@ -12581,7 +12290,7 @@
         </w:numPr>
         <w:jc w:val="both"/>
       </w:pPr>
-      <w:bookmarkStart w:id="51" w:name="_Toc226965103"/>
+      <w:bookmarkStart w:id="51" w:name="_Toc227657530"/>
       <w:r>
         <w:lastRenderedPageBreak/>
         <w:t>Milyen programnyelveket használtunk?</w:t>
@@ -12597,7 +12306,7 @@
       <w:pPr>
         <w:pStyle w:val="Cmsor2"/>
       </w:pPr>
-      <w:bookmarkStart w:id="52" w:name="_Toc226965104"/>
+      <w:bookmarkStart w:id="52" w:name="_Toc227657531"/>
       <w:r>
         <w:t xml:space="preserve">13.1 </w:t>
       </w:r>
@@ -12632,7 +12341,7 @@
       <w:pPr>
         <w:pStyle w:val="Cmsor2"/>
       </w:pPr>
-      <w:bookmarkStart w:id="53" w:name="_Toc226965105"/>
+      <w:bookmarkStart w:id="53" w:name="_Toc227657532"/>
       <w:r>
         <w:t xml:space="preserve">13.2 </w:t>
       </w:r>
@@ -12659,7 +12368,7 @@
       <w:pPr>
         <w:pStyle w:val="Cmsor2"/>
       </w:pPr>
-      <w:bookmarkStart w:id="54" w:name="_Toc226965106"/>
+      <w:bookmarkStart w:id="54" w:name="_Toc227657533"/>
       <w:r>
         <w:t xml:space="preserve">13.3 </w:t>
       </w:r>
@@ -12686,7 +12395,7 @@
       <w:pPr>
         <w:pStyle w:val="Cmsor2"/>
       </w:pPr>
-      <w:bookmarkStart w:id="55" w:name="_Toc226965107"/>
+      <w:bookmarkStart w:id="55" w:name="_Toc227657534"/>
       <w:r>
         <w:t xml:space="preserve">13.4 </w:t>
       </w:r>
@@ -12731,7 +12440,7 @@
       <w:pPr>
         <w:pStyle w:val="Cmsor2"/>
       </w:pPr>
-      <w:bookmarkStart w:id="56" w:name="_Toc226965108"/>
+      <w:bookmarkStart w:id="56" w:name="_Toc227657535"/>
       <w:r>
         <w:t xml:space="preserve">13.5 </w:t>
       </w:r>
@@ -12774,7 +12483,7 @@
       <w:pPr>
         <w:pStyle w:val="Cmsor2"/>
       </w:pPr>
-      <w:bookmarkStart w:id="57" w:name="_Toc226965109"/>
+      <w:bookmarkStart w:id="57" w:name="_Toc227657536"/>
       <w:r>
         <w:lastRenderedPageBreak/>
         <w:t xml:space="preserve">13.6 </w:t>
@@ -13248,7 +12957,7 @@
         </w:numPr>
         <w:jc w:val="both"/>
       </w:pPr>
-      <w:bookmarkStart w:id="58" w:name="_Toc226965110"/>
+      <w:bookmarkStart w:id="58" w:name="_Toc227657537"/>
       <w:r>
         <w:lastRenderedPageBreak/>
         <w:t>Az adatbázis</w:t>
@@ -13264,7 +12973,7 @@
       <w:pPr>
         <w:pStyle w:val="Cmsor2"/>
       </w:pPr>
-      <w:bookmarkStart w:id="59" w:name="_Toc226965111"/>
+      <w:bookmarkStart w:id="59" w:name="_Toc227657538"/>
       <w:r>
         <w:t xml:space="preserve">14.1 </w:t>
       </w:r>
@@ -13566,7 +13275,7 @@
       <w:pPr>
         <w:pStyle w:val="Cmsor2"/>
       </w:pPr>
-      <w:bookmarkStart w:id="60" w:name="_Toc226965112"/>
+      <w:bookmarkStart w:id="60" w:name="_Toc227657539"/>
       <w:r>
         <w:lastRenderedPageBreak/>
         <w:t xml:space="preserve">14.2 </w:t>
@@ -13705,27 +13414,14 @@
                                 <w:sz w:val="24"/>
                               </w:rPr>
                             </w:pPr>
-                            <w:r>
-                              <w:fldChar w:fldCharType="begin"/>
-                            </w:r>
-                            <w:r>
-                              <w:instrText xml:space="preserve"> SEQ ábra \* ARABIC </w:instrText>
-                            </w:r>
-                            <w:r>
-                              <w:fldChar w:fldCharType="separate"/>
-                            </w:r>
-                            <w:r>
-                              <w:rPr>
-                                <w:noProof/>
-                              </w:rPr>
-                              <w:t>2</w:t>
-                            </w:r>
-                            <w:r>
-                              <w:rPr>
-                                <w:noProof/>
-                              </w:rPr>
-                              <w:fldChar w:fldCharType="end"/>
-                            </w:r>
+                            <w:fldSimple w:instr=" SEQ ábra \* ARABIC ">
+                              <w:r>
+                                <w:rPr>
+                                  <w:noProof/>
+                                </w:rPr>
+                                <w:t>2</w:t>
+                              </w:r>
+                            </w:fldSimple>
                             <w:r>
                               <w:t>. ábra A FELVEO rendszer adatbázis-modellje (ER-diagram)</w:t>
                             </w:r>
@@ -13831,7 +13527,7 @@
       <w:pPr>
         <w:pStyle w:val="Cmsor2"/>
       </w:pPr>
-      <w:bookmarkStart w:id="61" w:name="_Toc226965113"/>
+      <w:bookmarkStart w:id="61" w:name="_Toc227657540"/>
       <w:r>
         <w:lastRenderedPageBreak/>
         <w:t>14.</w:t>
@@ -14499,7 +14195,7 @@
       <w:pPr>
         <w:pStyle w:val="Cmsor2"/>
       </w:pPr>
-      <w:bookmarkStart w:id="62" w:name="_Toc226965114"/>
+      <w:bookmarkStart w:id="62" w:name="_Toc227657541"/>
       <w:r>
         <w:lastRenderedPageBreak/>
         <w:t>14.</w:t>
@@ -14661,27 +14357,14 @@
                                 <w:sz w:val="24"/>
                               </w:rPr>
                             </w:pPr>
-                            <w:r>
-                              <w:fldChar w:fldCharType="begin"/>
-                            </w:r>
-                            <w:r>
-                              <w:instrText xml:space="preserve"> SEQ ábra \* ARABIC </w:instrText>
-                            </w:r>
-                            <w:r>
-                              <w:fldChar w:fldCharType="separate"/>
-                            </w:r>
-                            <w:r>
-                              <w:rPr>
-                                <w:noProof/>
-                              </w:rPr>
-                              <w:t>4</w:t>
-                            </w:r>
-                            <w:r>
-                              <w:rPr>
-                                <w:noProof/>
-                              </w:rPr>
-                              <w:fldChar w:fldCharType="end"/>
-                            </w:r>
+                            <w:fldSimple w:instr=" SEQ ábra \* ARABIC ">
+                              <w:r>
+                                <w:rPr>
+                                  <w:noProof/>
+                                </w:rPr>
+                                <w:t>4</w:t>
+                              </w:r>
+                            </w:fldSimple>
                             <w:r>
                               <w:t xml:space="preserve">. ábra </w:t>
                             </w:r>
@@ -14993,7 +14676,7 @@
       <w:pPr>
         <w:pStyle w:val="Cmsor2"/>
       </w:pPr>
-      <w:bookmarkStart w:id="63" w:name="_Toc226965115"/>
+      <w:bookmarkStart w:id="63" w:name="_Toc227657542"/>
       <w:r>
         <w:lastRenderedPageBreak/>
         <w:t xml:space="preserve">14.1.3 </w:t>
@@ -15431,7 +15114,7 @@
       <w:pPr>
         <w:pStyle w:val="Cmsor2"/>
       </w:pPr>
-      <w:bookmarkStart w:id="64" w:name="_Toc226965116"/>
+      <w:bookmarkStart w:id="64" w:name="_Toc227657543"/>
       <w:r>
         <w:lastRenderedPageBreak/>
         <w:t xml:space="preserve">14.1.4 </w:t>
@@ -15910,7 +15593,7 @@
       <w:pPr>
         <w:pStyle w:val="Cmsor2"/>
       </w:pPr>
-      <w:bookmarkStart w:id="65" w:name="_Toc226965117"/>
+      <w:bookmarkStart w:id="65" w:name="_Toc227657544"/>
       <w:r>
         <w:lastRenderedPageBreak/>
         <w:t xml:space="preserve">14.1.5 </w:t>
@@ -16271,7 +15954,7 @@
       <w:pPr>
         <w:pStyle w:val="Cmsor2"/>
       </w:pPr>
-      <w:bookmarkStart w:id="66" w:name="_Toc226965118"/>
+      <w:bookmarkStart w:id="66" w:name="_Toc227657545"/>
       <w:r>
         <w:lastRenderedPageBreak/>
         <w:t xml:space="preserve">14.1.6 </w:t>
@@ -16720,7 +16403,7 @@
       <w:pPr>
         <w:pStyle w:val="Cmsor2"/>
       </w:pPr>
-      <w:bookmarkStart w:id="67" w:name="_Toc226965119"/>
+      <w:bookmarkStart w:id="67" w:name="_Toc227657546"/>
       <w:r>
         <w:lastRenderedPageBreak/>
         <w:t xml:space="preserve">14.1.7 </w:t>
@@ -17217,7 +16900,7 @@
       <w:pPr>
         <w:pStyle w:val="Cmsor2"/>
       </w:pPr>
-      <w:bookmarkStart w:id="68" w:name="_Toc226965120"/>
+      <w:bookmarkStart w:id="68" w:name="_Toc227657547"/>
       <w:r>
         <w:lastRenderedPageBreak/>
         <w:t xml:space="preserve">14.1.8 </w:t>
@@ -17780,7 +17463,7 @@
         </w:numPr>
         <w:jc w:val="both"/>
       </w:pPr>
-      <w:bookmarkStart w:id="69" w:name="_Toc226965121"/>
+      <w:bookmarkStart w:id="69" w:name="_Toc227657548"/>
       <w:r>
         <w:lastRenderedPageBreak/>
         <w:t xml:space="preserve">Kapcsolatfelvétel az </w:t>
@@ -17923,7 +17606,7 @@
         </w:numPr>
         <w:jc w:val="both"/>
       </w:pPr>
-      <w:bookmarkStart w:id="70" w:name="_Toc226965122"/>
+      <w:bookmarkStart w:id="70" w:name="_Toc227657549"/>
       <w:r>
         <w:lastRenderedPageBreak/>
         <w:t>A weblap designja</w:t>
@@ -17948,7 +17631,7 @@
       <w:pPr>
         <w:pStyle w:val="Cmsor2"/>
       </w:pPr>
-      <w:bookmarkStart w:id="71" w:name="_Toc226965123"/>
+      <w:bookmarkStart w:id="71" w:name="_Toc227657550"/>
       <w:r>
         <w:t xml:space="preserve">16.1 </w:t>
       </w:r>
@@ -18192,7 +17875,7 @@
       <w:pPr>
         <w:pStyle w:val="Cmsor2"/>
       </w:pPr>
-      <w:bookmarkStart w:id="72" w:name="_Toc226965124"/>
+      <w:bookmarkStart w:id="72" w:name="_Toc227657551"/>
       <w:r>
         <w:t xml:space="preserve">16.2 </w:t>
       </w:r>
@@ -18381,7 +18064,7 @@
         </w:numPr>
         <w:jc w:val="both"/>
       </w:pPr>
-      <w:bookmarkStart w:id="73" w:name="_Toc226965125"/>
+      <w:bookmarkStart w:id="73" w:name="_Toc227657552"/>
       <w:r>
         <w:lastRenderedPageBreak/>
         <w:t>UI, UX, felhasználói felület</w:t>
@@ -18397,7 +18080,7 @@
       <w:pPr>
         <w:pStyle w:val="Cmsor2"/>
       </w:pPr>
-      <w:bookmarkStart w:id="74" w:name="_Toc226965126"/>
+      <w:bookmarkStart w:id="74" w:name="_Toc227657553"/>
       <w:r>
         <w:t xml:space="preserve">17.1 </w:t>
       </w:r>
@@ -18646,7 +18329,7 @@
       <w:pPr>
         <w:pStyle w:val="Cmsor2"/>
       </w:pPr>
-      <w:bookmarkStart w:id="75" w:name="_Toc226965127"/>
+      <w:bookmarkStart w:id="75" w:name="_Toc227657554"/>
       <w:r>
         <w:t xml:space="preserve">17.2 </w:t>
       </w:r>
@@ -18909,7 +18592,7 @@
       <w:pPr>
         <w:pStyle w:val="Cmsor2"/>
       </w:pPr>
-      <w:bookmarkStart w:id="76" w:name="_Toc226965128"/>
+      <w:bookmarkStart w:id="76" w:name="_Toc227657555"/>
       <w:r>
         <w:lastRenderedPageBreak/>
         <w:t xml:space="preserve">17.3 </w:t>
@@ -19226,7 +18909,7 @@
         </w:numPr>
         <w:jc w:val="both"/>
       </w:pPr>
-      <w:bookmarkStart w:id="77" w:name="_Toc226965129"/>
+      <w:bookmarkStart w:id="77" w:name="_Toc227657556"/>
       <w:r>
         <w:lastRenderedPageBreak/>
         <w:t>Oldalak</w:t>
@@ -19242,7 +18925,7 @@
       <w:pPr>
         <w:pStyle w:val="Cmsor2"/>
       </w:pPr>
-      <w:bookmarkStart w:id="78" w:name="_Toc226965130"/>
+      <w:bookmarkStart w:id="78" w:name="_Toc227657557"/>
       <w:r>
         <w:t xml:space="preserve">18.1 </w:t>
       </w:r>
@@ -19336,7 +19019,7 @@
       <w:pPr>
         <w:pStyle w:val="Cmsor2"/>
       </w:pPr>
-      <w:bookmarkStart w:id="79" w:name="_Toc226965131"/>
+      <w:bookmarkStart w:id="79" w:name="_Toc227657558"/>
       <w:r>
         <w:lastRenderedPageBreak/>
         <w:t xml:space="preserve">18.2 </w:t>
@@ -19431,7 +19114,7 @@
       <w:pPr>
         <w:pStyle w:val="Cmsor2"/>
       </w:pPr>
-      <w:bookmarkStart w:id="80" w:name="_Toc226965132"/>
+      <w:bookmarkStart w:id="80" w:name="_Toc227657559"/>
       <w:r>
         <w:rPr>
           <w:noProof/>
@@ -19522,7 +19205,7 @@
       <w:pPr>
         <w:pStyle w:val="Cmsor2"/>
       </w:pPr>
-      <w:bookmarkStart w:id="81" w:name="_Toc226965133"/>
+      <w:bookmarkStart w:id="81" w:name="_Toc227657560"/>
       <w:r>
         <w:lastRenderedPageBreak/>
         <w:t xml:space="preserve">18.4 </w:t>
@@ -19619,7 +19302,7 @@
       <w:pPr>
         <w:pStyle w:val="Cmsor2"/>
       </w:pPr>
-      <w:bookmarkStart w:id="82" w:name="_Toc226965134"/>
+      <w:bookmarkStart w:id="82" w:name="_Toc227657561"/>
       <w:r>
         <w:t xml:space="preserve">18.5 </w:t>
       </w:r>
@@ -19710,7 +19393,7 @@
       <w:pPr>
         <w:pStyle w:val="Cmsor2"/>
       </w:pPr>
-      <w:bookmarkStart w:id="83" w:name="_Toc226965135"/>
+      <w:bookmarkStart w:id="83" w:name="_Toc227657562"/>
       <w:r>
         <w:lastRenderedPageBreak/>
         <w:t xml:space="preserve">18.6 </w:t>
@@ -19812,7 +19495,7 @@
       <w:pPr>
         <w:pStyle w:val="Cmsor2"/>
       </w:pPr>
-      <w:bookmarkStart w:id="84" w:name="_Toc226965136"/>
+      <w:bookmarkStart w:id="84" w:name="_Toc227657563"/>
       <w:r>
         <w:t xml:space="preserve">18.7 </w:t>
       </w:r>
@@ -19929,7 +19612,7 @@
       <w:pPr>
         <w:pStyle w:val="Cmsor2"/>
       </w:pPr>
-      <w:bookmarkStart w:id="85" w:name="_Toc226965137"/>
+      <w:bookmarkStart w:id="85" w:name="_Toc227657564"/>
       <w:r>
         <w:t xml:space="preserve">18.8 </w:t>
       </w:r>
@@ -20033,7 +19716,7 @@
       <w:pPr>
         <w:pStyle w:val="Cmsor2"/>
       </w:pPr>
-      <w:bookmarkStart w:id="86" w:name="_Toc226965138"/>
+      <w:bookmarkStart w:id="86" w:name="_Toc227657565"/>
       <w:r>
         <w:t xml:space="preserve">18.9 </w:t>
       </w:r>
@@ -20119,7 +19802,7 @@
       <w:pPr>
         <w:pStyle w:val="Cmsor2"/>
       </w:pPr>
-      <w:bookmarkStart w:id="87" w:name="_Toc226965139"/>
+      <w:bookmarkStart w:id="87" w:name="_Toc227657566"/>
       <w:r>
         <w:lastRenderedPageBreak/>
         <w:t xml:space="preserve">18.10 </w:t>
@@ -20233,7 +19916,7 @@
         </w:numPr>
         <w:jc w:val="both"/>
       </w:pPr>
-      <w:bookmarkStart w:id="88" w:name="_Toc226965140"/>
+      <w:bookmarkStart w:id="88" w:name="_Toc227657567"/>
       <w:r>
         <w:lastRenderedPageBreak/>
         <w:t>API végpontok és működés</w:t>
@@ -20244,7 +19927,7 @@
       <w:pPr>
         <w:pStyle w:val="Cmsor2"/>
       </w:pPr>
-      <w:bookmarkStart w:id="89" w:name="_Toc226965141"/>
+      <w:bookmarkStart w:id="89" w:name="_Toc227657568"/>
       <w:r>
         <w:t xml:space="preserve">19.1 </w:t>
       </w:r>
@@ -20343,7 +20026,7 @@
       <w:pPr>
         <w:pStyle w:val="Cmsor2"/>
       </w:pPr>
-      <w:bookmarkStart w:id="90" w:name="_Toc226965142"/>
+      <w:bookmarkStart w:id="90" w:name="_Toc227657569"/>
       <w:r>
         <w:t xml:space="preserve">19.2 </w:t>
       </w:r>
@@ -20524,7 +20207,7 @@
       <w:pPr>
         <w:pStyle w:val="Cmsor2"/>
       </w:pPr>
-      <w:bookmarkStart w:id="91" w:name="_Toc226965143"/>
+      <w:bookmarkStart w:id="91" w:name="_Toc227657570"/>
       <w:r>
         <w:lastRenderedPageBreak/>
         <w:t xml:space="preserve">19.3 </w:t>
@@ -20677,7 +20360,7 @@
       <w:pPr>
         <w:pStyle w:val="Cmsor2"/>
       </w:pPr>
-      <w:bookmarkStart w:id="92" w:name="_Toc226965144"/>
+      <w:bookmarkStart w:id="92" w:name="_Toc227657571"/>
       <w:r>
         <w:t xml:space="preserve">19.4 </w:t>
       </w:r>
@@ -20766,7 +20449,7 @@
         </w:numPr>
         <w:jc w:val="both"/>
       </w:pPr>
-      <w:bookmarkStart w:id="93" w:name="_Toc226965145"/>
+      <w:bookmarkStart w:id="93" w:name="_Toc227657572"/>
       <w:r>
         <w:lastRenderedPageBreak/>
         <w:t>Backend és Frontend architektúra</w:t>
@@ -20782,7 +20465,7 @@
       <w:pPr>
         <w:pStyle w:val="Cmsor2"/>
       </w:pPr>
-      <w:bookmarkStart w:id="94" w:name="_Toc226965146"/>
+      <w:bookmarkStart w:id="94" w:name="_Toc227657573"/>
       <w:r>
         <w:t xml:space="preserve">20.1 </w:t>
       </w:r>
@@ -20991,16 +20674,9 @@
     </w:p>
     <w:p>
       <w:pPr>
-        <w:pStyle w:val="Listaszerbekezds"/>
-        <w:spacing w:line="360" w:lineRule="auto"/>
-        <w:ind w:left="1440"/>
-      </w:pPr>
-    </w:p>
-    <w:p>
-      <w:pPr>
         <w:pStyle w:val="Cmsor2"/>
       </w:pPr>
-      <w:bookmarkStart w:id="95" w:name="_Toc226965147"/>
+      <w:bookmarkStart w:id="95" w:name="_Toc227657574"/>
       <w:r>
         <w:t xml:space="preserve">20.2 </w:t>
       </w:r>
@@ -21165,16 +20841,6 @@
     <w:p>
       <w:pPr>
         <w:spacing w:line="360" w:lineRule="auto"/>
-      </w:pPr>
-    </w:p>
-    <w:p>
-      <w:pPr>
-        <w:spacing w:line="360" w:lineRule="auto"/>
-      </w:pPr>
-    </w:p>
-    <w:p>
-      <w:pPr>
-        <w:spacing w:line="360" w:lineRule="auto"/>
         <w:rPr>
           <w:b/>
         </w:rPr>
@@ -21183,7 +20849,6 @@
         <w:rPr>
           <w:b/>
         </w:rPr>
-        <w:lastRenderedPageBreak/>
         <w:t>Komponensek:</w:t>
       </w:r>
     </w:p>
@@ -21221,15 +20886,6 @@
       <w:proofErr w:type="spellEnd"/>
       <w:r>
         <w:t>: Lábléc</w:t>
-      </w:r>
-    </w:p>
-    <w:p>
-      <w:pPr>
-        <w:spacing w:line="360" w:lineRule="auto"/>
-        <w:jc w:val="left"/>
-      </w:pPr>
-      <w:r>
-        <w:br w:type="page"/>
       </w:r>
     </w:p>
     <w:p>
@@ -21241,7 +20897,7 @@
         </w:numPr>
         <w:jc w:val="both"/>
       </w:pPr>
-      <w:bookmarkStart w:id="96" w:name="_Toc226965148"/>
+      <w:bookmarkStart w:id="96" w:name="_Toc227657575"/>
       <w:r>
         <w:lastRenderedPageBreak/>
         <w:t>Összefoglaló</w:t>
@@ -21332,7 +20988,7 @@
         </w:numPr>
         <w:jc w:val="both"/>
       </w:pPr>
-      <w:bookmarkStart w:id="97" w:name="_Toc226965149"/>
+      <w:bookmarkStart w:id="97" w:name="_Toc227657576"/>
       <w:proofErr w:type="spellStart"/>
       <w:r>
         <w:lastRenderedPageBreak/>
@@ -22642,7 +22298,7 @@
         </w:numPr>
         <w:jc w:val="both"/>
       </w:pPr>
-      <w:bookmarkStart w:id="98" w:name="_Toc226965150"/>
+      <w:bookmarkStart w:id="98" w:name="_Toc227657577"/>
       <w:r>
         <w:lastRenderedPageBreak/>
         <w:t>Hivatkozások</w:t>
@@ -23150,8 +22806,9 @@
     <w:sectPr>
       <w:footerReference w:type="default" r:id="rId42"/>
       <w:pgSz w:w="11906" w:h="16838"/>
-      <w:pgMar w:top="1417" w:right="1417" w:bottom="1417" w:left="1417" w:header="708" w:footer="708" w:gutter="0"/>
+      <w:pgMar w:top="1417" w:right="1417" w:bottom="1417" w:left="1417" w:header="850" w:footer="113" w:gutter="0"/>
       <w:cols w:space="708"/>
+      <w:titlePg/>
       <w:docGrid w:linePitch="360"/>
     </w:sectPr>
   </w:body>
@@ -23187,13 +22844,12 @@
 <w:ftr xmlns:wpc="http://schemas.microsoft.com/office/word/2010/wordprocessingCanvas" xmlns:cx="http://schemas.microsoft.com/office/drawing/2014/chartex" xmlns:cx1="http://schemas.microsoft.com/office/drawing/2015/9/8/chartex" xmlns:cx2="http://schemas.microsoft.com/office/drawing/2015/10/21/chartex" xmlns:cx3="http://schemas.microsoft.com/office/drawing/2016/5/9/chartex" xmlns:cx4="http://schemas.microsoft.com/office/drawing/2016/5/10/chartex" xmlns:cx5="http://schemas.microsoft.com/office/drawing/2016/5/11/chartex" xmlns:cx6="http://schemas.microsoft.com/office/drawing/2016/5/12/chartex" xmlns:cx7="http://schemas.microsoft.com/office/drawing/2016/5/13/chartex" xmlns:cx8="http://schemas.microsoft.com/office/drawing/2016/5/14/chartex" xmlns:mc="http://schemas.openxmlformats.org/markup-compatibility/2006" xmlns:aink="http://schemas.microsoft.com/office/drawing/2016/ink" xmlns:am3d="http://schemas.microsoft.com/office/drawing/2017/model3d" xmlns:o="urn:schemas-microsoft-com:office:office" xmlns:r="http://schemas.openxmlformats.org/officeDocument/2006/relationships" xmlns:m="http://schemas.openxmlformats.org/officeDocument/2006/math" xmlns:v="urn:schemas-microsoft-com:vml" xmlns:wp14="http://schemas.microsoft.com/office/word/2010/wordprocessingDrawing" xmlns:wp="http://schemas.openxmlformats.org/drawingml/2006/wordprocessingDrawing" xmlns:w10="urn:schemas-microsoft-com:office:word" xmlns:w="http://schemas.openxmlformats.org/wordprocessingml/2006/main" xmlns:w14="http://schemas.microsoft.com/office/word/2010/wordml" xmlns:w15="http://schemas.microsoft.com/office/word/2012/wordml" xmlns:w16cid="http://schemas.microsoft.com/office/word/2016/wordml/cid" xmlns:w16se="http://schemas.microsoft.com/office/word/2015/wordml/symex" xmlns:wpg="http://schemas.microsoft.com/office/word/2010/wordprocessingGroup" xmlns:wpi="http://schemas.microsoft.com/office/word/2010/wordprocessingInk" xmlns:wne="http://schemas.microsoft.com/office/word/2006/wordml" xmlns:wps="http://schemas.microsoft.com/office/word/2010/wordprocessingShape" mc:Ignorable="w14 w15 w16se w16cid wp14">
   <w:sdt>
     <w:sdtPr>
-      <w:id w:val="-21178704"/>
+      <w:id w:val="-124863223"/>
       <w:docPartObj>
         <w:docPartGallery w:val="Page Numbers (Bottom of Page)"/>
         <w:docPartUnique/>
       </w:docPartObj>
     </w:sdtPr>
-    <w:sdtEndPr/>
     <w:sdtContent>
       <w:p>
         <w:pPr>
@@ -23206,18 +22862,18 @@
           <mc:AlternateContent>
             <mc:Choice Requires="wps">
               <w:drawing>
-                <wp:anchor distT="0" distB="0" distL="114300" distR="114300" simplePos="0" relativeHeight="251659264" behindDoc="0" locked="0" layoutInCell="1" allowOverlap="1" wp14:anchorId="3E628A93" wp14:editId="5C015267">
+                <wp:anchor distT="0" distB="0" distL="114300" distR="114300" simplePos="0" relativeHeight="251659264" behindDoc="0" locked="0" layoutInCell="1" allowOverlap="1" wp14:anchorId="2139DF5C" wp14:editId="682E9B14">
                   <wp:simplePos x="0" y="0"/>
                   <wp:positionH relativeFrom="page">
                     <wp:align>left</wp:align>
                   </wp:positionH>
                   <wp:positionV relativeFrom="page">
-                    <wp:align>bottom</wp:align>
+                    <wp:posOffset>9393382</wp:posOffset>
                   </wp:positionV>
-                  <wp:extent cx="2125980" cy="2054860"/>
-                  <wp:effectExtent l="0" t="0" r="7620" b="2540"/>
+                  <wp:extent cx="1116281" cy="1294468"/>
+                  <wp:effectExtent l="0" t="0" r="27305" b="20320"/>
                   <wp:wrapNone/>
-                  <wp:docPr id="2" name="Háromszög 2"/>
+                  <wp:docPr id="46" name="Háromszög 46"/>
                   <wp:cNvGraphicFramePr>
                     <a:graphicFrameLocks xmlns:a="http://schemas.openxmlformats.org/drawingml/2006/main"/>
                   </wp:cNvGraphicFramePr>
@@ -23230,7 +22886,7 @@
                         <wps:spPr bwMode="auto">
                           <a:xfrm flipH="1">
                             <a:off x="0" y="0"/>
-                            <a:ext cx="2125980" cy="2054860"/>
+                            <a:ext cx="1116281" cy="1294468"/>
                           </a:xfrm>
                           <a:prstGeom prst="triangle">
                             <a:avLst>
@@ -23241,7 +22897,9 @@
                             <a:schemeClr val="bg2"/>
                           </a:solidFill>
                           <a:ln>
-                            <a:noFill/>
+                            <a:solidFill>
+                              <a:schemeClr val="bg1"/>
+                            </a:solidFill>
                           </a:ln>
                         </wps:spPr>
                         <wps:txbx>
@@ -23249,29 +22907,20 @@
                             <w:p>
                               <w:pPr>
                                 <w:jc w:val="center"/>
-                                <w:rPr>
-                                  <w:color w:val="000000" w:themeColor="text1"/>
-                                  <w:szCs w:val="72"/>
-                                </w:rPr>
                               </w:pPr>
                               <w:r>
                                 <w:rPr>
                                   <w:rFonts w:asciiTheme="minorHAnsi" w:eastAsiaTheme="minorEastAsia" w:hAnsiTheme="minorHAnsi" w:cs="Times New Roman"/>
-                                  <w:color w:val="000000" w:themeColor="text1"/>
                                   <w:sz w:val="22"/>
                                 </w:rPr>
                                 <w:fldChar w:fldCharType="begin"/>
                               </w:r>
                               <w:r>
-                                <w:rPr>
-                                  <w:color w:val="000000" w:themeColor="text1"/>
-                                </w:rPr>
                                 <w:instrText>PAGE    \* MERGEFORMAT</w:instrText>
                               </w:r>
                               <w:r>
                                 <w:rPr>
                                   <w:rFonts w:asciiTheme="minorHAnsi" w:eastAsiaTheme="minorEastAsia" w:hAnsiTheme="minorHAnsi" w:cs="Times New Roman"/>
-                                  <w:color w:val="000000" w:themeColor="text1"/>
                                   <w:sz w:val="22"/>
                                 </w:rPr>
                                 <w:fldChar w:fldCharType="separate"/>
@@ -23279,7 +22928,6 @@
                               <w:r>
                                 <w:rPr>
                                   <w:rFonts w:eastAsiaTheme="majorEastAsia" w:cstheme="majorBidi"/>
-                                  <w:color w:val="000000" w:themeColor="text1"/>
                                   <w:sz w:val="72"/>
                                   <w:szCs w:val="72"/>
                                 </w:rPr>
@@ -23288,7 +22936,6 @@
                               <w:r>
                                 <w:rPr>
                                   <w:rFonts w:eastAsiaTheme="majorEastAsia" w:cstheme="majorBidi"/>
-                                  <w:color w:val="000000" w:themeColor="text1"/>
                                   <w:sz w:val="72"/>
                                   <w:szCs w:val="72"/>
                                 </w:rPr>
@@ -23314,7 +22961,7 @@
             </mc:Choice>
             <mc:Fallback>
               <w:pict>
-                <v:shapetype w14:anchorId="3E628A93" id="_x0000_t5" coordsize="21600,21600" o:spt="5" adj="10800" path="m@0,l,21600r21600,xe">
+                <v:shapetype w14:anchorId="2139DF5C" id="_x0000_t5" coordsize="21600,21600" o:spt="5" adj="10800" path="m@0,l,21600r21600,xe">
                   <v:stroke joinstyle="miter"/>
                   <v:formulas>
                     <v:f eqn="val #0"/>
@@ -23326,35 +22973,26 @@
                     <v:h position="#0,topLeft" xrange="0,21600"/>
                   </v:handles>
                 </v:shapetype>
-                <v:shape id="Háromszög 2" o:spid="_x0000_s1036" type="#_x0000_t5" style="position:absolute;left:0;text-align:left;margin-left:0;margin-top:0;width:167.4pt;height:161.8pt;flip:x;z-index:251659264;visibility:visible;mso-wrap-style:square;mso-width-percent:0;mso-height-percent:0;mso-wrap-distance-left:9pt;mso-wrap-distance-top:0;mso-wrap-distance-right:9pt;mso-wrap-distance-bottom:0;mso-position-horizontal:left;mso-position-horizontal-relative:page;mso-position-vertical:bottom;mso-position-vertical-relative:page;mso-width-percent:0;mso-height-percent:0;mso-width-relative:page;mso-height-relative:page;v-text-anchor:top" o:gfxdata="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" adj="21600" fillcolor="#e7e6e6 [3214]" stroked="f">
+                <v:shape id="Háromszög 46" o:spid="_x0000_s1036" type="#_x0000_t5" style="position:absolute;left:0;text-align:left;margin-left:0;margin-top:739.65pt;width:87.9pt;height:101.95pt;flip:x;z-index:251659264;visibility:visible;mso-wrap-style:square;mso-width-percent:0;mso-height-percent:0;mso-wrap-distance-left:9pt;mso-wrap-distance-top:0;mso-wrap-distance-right:9pt;mso-wrap-distance-bottom:0;mso-position-horizontal:left;mso-position-horizontal-relative:page;mso-position-vertical:absolute;mso-position-vertical-relative:page;mso-width-percent:0;mso-height-percent:0;mso-width-relative:page;mso-height-relative:page;v-text-anchor:top" o:gfxdata="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" adj="21600" fillcolor="#e7e6e6 [3214]" strokecolor="white [3212]">
                   <v:textbox>
                     <w:txbxContent>
                       <w:p>
                         <w:pPr>
                           <w:jc w:val="center"/>
-                          <w:rPr>
-                            <w:color w:val="000000" w:themeColor="text1"/>
-                            <w:szCs w:val="72"/>
-                          </w:rPr>
                         </w:pPr>
                         <w:r>
                           <w:rPr>
                             <w:rFonts w:asciiTheme="minorHAnsi" w:eastAsiaTheme="minorEastAsia" w:hAnsiTheme="minorHAnsi" w:cs="Times New Roman"/>
-                            <w:color w:val="000000" w:themeColor="text1"/>
                             <w:sz w:val="22"/>
                           </w:rPr>
                           <w:fldChar w:fldCharType="begin"/>
                         </w:r>
                         <w:r>
-                          <w:rPr>
-                            <w:color w:val="000000" w:themeColor="text1"/>
-                          </w:rPr>
                           <w:instrText>PAGE    \* MERGEFORMAT</w:instrText>
                         </w:r>
                         <w:r>
                           <w:rPr>
                             <w:rFonts w:asciiTheme="minorHAnsi" w:eastAsiaTheme="minorEastAsia" w:hAnsiTheme="minorHAnsi" w:cs="Times New Roman"/>
-                            <w:color w:val="000000" w:themeColor="text1"/>
                             <w:sz w:val="22"/>
                           </w:rPr>
                           <w:fldChar w:fldCharType="separate"/>
@@ -23362,7 +23000,6 @@
                         <w:r>
                           <w:rPr>
                             <w:rFonts w:eastAsiaTheme="majorEastAsia" w:cstheme="majorBidi"/>
-                            <w:color w:val="000000" w:themeColor="text1"/>
                             <w:sz w:val="72"/>
                             <w:szCs w:val="72"/>
                           </w:rPr>
@@ -23371,7 +23008,6 @@
                         <w:r>
                           <w:rPr>
                             <w:rFonts w:eastAsiaTheme="majorEastAsia" w:cstheme="majorBidi"/>
-                            <w:color w:val="000000" w:themeColor="text1"/>
                             <w:sz w:val="72"/>
                             <w:szCs w:val="72"/>
                           </w:rPr>
